--- a/docassemble/SmallEstateAffidavit/data/templates/small_estate_affidavit.docx
+++ b/docassemble/SmallEstateAffidavit/data/templates/small_estate_affidavit.docx
@@ -237,8 +237,8 @@
     <w:tbl>
       <w:tblPr>
         <w:tblStyle w:val="TableGrid"/>
-        <w:tblW w:w="9360" w:type="dxa"/>
-        <w:tblInd w:w="270" w:type="dxa"/>
+        <w:tblW w:w="9720" w:type="dxa"/>
+        <w:tblInd w:w="-90" w:type="dxa"/>
         <w:tblBorders>
           <w:top w:val="none" w:sz="0" w:space="0" w:color="auto"/>
           <w:left w:val="none" w:sz="0" w:space="0" w:color="auto"/>
@@ -251,13 +251,13 @@
         <w:tblLook w:val="04A0" w:firstRow="1" w:lastRow="0" w:firstColumn="1" w:lastColumn="0" w:noHBand="0" w:noVBand="1"/>
       </w:tblPr>
       <w:tblGrid>
-        <w:gridCol w:w="2205"/>
-        <w:gridCol w:w="7155"/>
+        <w:gridCol w:w="2970"/>
+        <w:gridCol w:w="6750"/>
       </w:tblGrid>
       <w:tr>
         <w:tc>
           <w:tcPr>
-            <w:tcW w:w="2205" w:type="dxa"/>
+            <w:tcW w:w="2970" w:type="dxa"/>
             <w:hideMark/>
           </w:tcPr>
           <w:p>
@@ -277,7 +277,7 @@
         </w:tc>
         <w:tc>
           <w:tcPr>
-            <w:tcW w:w="7155" w:type="dxa"/>
+            <w:tcW w:w="6750" w:type="dxa"/>
             <w:hideMark/>
           </w:tcPr>
           <w:p>
@@ -389,7 +389,7 @@
       <w:tr>
         <w:tc>
           <w:tcPr>
-            <w:tcW w:w="2205" w:type="dxa"/>
+            <w:tcW w:w="2970" w:type="dxa"/>
             <w:hideMark/>
           </w:tcPr>
           <w:p>
@@ -409,7 +409,7 @@
         </w:tc>
         <w:tc>
           <w:tcPr>
-            <w:tcW w:w="7155" w:type="dxa"/>
+            <w:tcW w:w="6750" w:type="dxa"/>
             <w:hideMark/>
           </w:tcPr>
           <w:p>
@@ -515,7 +515,7 @@
       <w:tr>
         <w:tc>
           <w:tcPr>
-            <w:tcW w:w="2205" w:type="dxa"/>
+            <w:tcW w:w="2970" w:type="dxa"/>
             <w:hideMark/>
           </w:tcPr>
           <w:p>
@@ -535,7 +535,7 @@
         </w:tc>
         <w:tc>
           <w:tcPr>
-            <w:tcW w:w="7155" w:type="dxa"/>
+            <w:tcW w:w="6750" w:type="dxa"/>
             <w:hideMark/>
           </w:tcPr>
           <w:p>
@@ -641,7 +641,7 @@
       <w:tr>
         <w:tc>
           <w:tcPr>
-            <w:tcW w:w="2205" w:type="dxa"/>
+            <w:tcW w:w="2970" w:type="dxa"/>
             <w:hideMark/>
           </w:tcPr>
           <w:p>
@@ -661,7 +661,7 @@
         </w:tc>
         <w:tc>
           <w:tcPr>
-            <w:tcW w:w="7155" w:type="dxa"/>
+            <w:tcW w:w="6750" w:type="dxa"/>
             <w:hideMark/>
           </w:tcPr>
           <w:p>
@@ -793,13 +793,6 @@
     </w:tbl>
     <w:p>
       <w:pPr>
-        <w:rPr>
-          <w:rFonts w:ascii="Verdana" w:hAnsi="Verdana" w:cs="Arial"/>
-        </w:rPr>
-      </w:pPr>
-    </w:p>
-    <w:p>
-      <w:pPr>
         <w:spacing w:line="360" w:lineRule="auto"/>
         <w:rPr>
           <w:rFonts w:ascii="Verdana" w:hAnsi="Verdana" w:cs="Arial"/>
@@ -818,18 +811,18 @@
         <w:t xml:space="preserve"> {{</w:t>
       </w:r>
       <w:proofErr w:type="spellStart"/>
-      <w:r>
-        <w:rPr>
-          <w:rFonts w:ascii="Verdana" w:hAnsi="Verdana" w:cs="Arial"/>
-        </w:rPr>
-        <w:t>trial_</w:t>
-      </w:r>
       <w:proofErr w:type="gramStart"/>
       <w:r>
         <w:rPr>
           <w:rFonts w:ascii="Verdana" w:hAnsi="Verdana" w:cs="Arial"/>
         </w:rPr>
-        <w:t>court.address</w:t>
+        <w:t>decedent</w:t>
+      </w:r>
+      <w:r>
+        <w:rPr>
+          <w:rFonts w:ascii="Verdana" w:hAnsi="Verdana" w:cs="Arial"/>
+        </w:rPr>
+        <w:t>.address</w:t>
       </w:r>
       <w:proofErr w:type="gramEnd"/>
       <w:r>
@@ -1186,13 +1179,18 @@
     <w:p>
       <w:pPr>
         <w:keepNext/>
-        <w:rPr>
-          <w:rFonts w:ascii="Verdana" w:hAnsi="Verdana" w:cs="Arial"/>
-        </w:rPr>
-      </w:pPr>
-      <w:r>
-        <w:rPr>
-          <w:rFonts w:ascii="Verdana" w:hAnsi="Verdana" w:cs="Arial"/>
+        <w:spacing w:line="240" w:lineRule="auto"/>
+        <w:rPr>
+          <w:rFonts w:ascii="Verdana" w:hAnsi="Verdana" w:cs="Arial"/>
+          <w:sz w:val="2"/>
+          <w:szCs w:val="2"/>
+        </w:rPr>
+      </w:pPr>
+      <w:r>
+        <w:rPr>
+          <w:rFonts w:ascii="Verdana" w:hAnsi="Verdana" w:cs="Arial"/>
+          <w:sz w:val="2"/>
+          <w:szCs w:val="2"/>
         </w:rPr>
         <w:t xml:space="preserve">{% for asset in </w:t>
       </w:r>
@@ -1200,6 +1198,8 @@
       <w:r>
         <w:rPr>
           <w:rFonts w:ascii="Verdana" w:hAnsi="Verdana" w:cs="Arial"/>
+          <w:sz w:val="2"/>
+          <w:szCs w:val="2"/>
         </w:rPr>
         <w:t>assets %}</w:t>
       </w:r>
@@ -1236,7 +1236,7 @@
           </w:tcPr>
           <w:p>
             <w:pPr>
-              <w:spacing w:after="160" w:line="278" w:lineRule="auto"/>
+              <w:spacing w:after="160"/>
               <w:rPr>
                 <w:rFonts w:ascii="Verdana" w:hAnsi="Verdana" w:cs="Arial"/>
               </w:rPr>
@@ -1272,7 +1272,7 @@
           </w:tcPr>
           <w:p>
             <w:pPr>
-              <w:spacing w:after="160" w:line="278" w:lineRule="auto"/>
+              <w:spacing w:after="160"/>
               <w:rPr>
                 <w:rFonts w:ascii="Verdana" w:hAnsi="Verdana" w:cs="Arial"/>
               </w:rPr>
@@ -1292,7 +1292,7 @@
           </w:tcPr>
           <w:p>
             <w:pPr>
-              <w:spacing w:after="160" w:line="278" w:lineRule="auto"/>
+              <w:spacing w:after="160"/>
               <w:rPr>
                 <w:rFonts w:ascii="Verdana" w:hAnsi="Verdana" w:cs="Arial"/>
               </w:rPr>
@@ -1713,7 +1713,7 @@
     <w:p>
       <w:pPr>
         <w:keepNext/>
-        <w:spacing w:line="360" w:lineRule="auto"/>
+        <w:spacing w:line="240" w:lineRule="auto"/>
         <w:rPr>
           <w:rFonts w:ascii="Verdana" w:hAnsi="Verdana" w:cs="Arial"/>
           <w:b/>
@@ -1725,70 +1725,68 @@
           <w:b/>
         </w:rPr>
         <w:lastRenderedPageBreak/>
-        <w:t>Class 1 –Funeral and Burial Expenses</w:t>
+        <w:t xml:space="preserve">Class 1 –Funeral and Burial </w:t>
+      </w:r>
+      <w:proofErr w:type="gramStart"/>
+      <w:r>
+        <w:rPr>
+          <w:rFonts w:ascii="Verdana" w:hAnsi="Verdana" w:cs="Arial"/>
+          <w:b/>
+        </w:rPr>
+        <w:t>Expenses</w:t>
+      </w:r>
+      <w:r>
+        <w:rPr>
+          <w:rFonts w:ascii="Verdana" w:hAnsi="Verdana" w:cs="Arial"/>
+        </w:rPr>
+        <w:t>{</w:t>
+      </w:r>
+      <w:proofErr w:type="gramEnd"/>
+      <w:r>
+        <w:rPr>
+          <w:rFonts w:ascii="Verdana" w:hAnsi="Verdana" w:cs="Arial"/>
+        </w:rPr>
+        <w:t xml:space="preserve">% if not </w:t>
+      </w:r>
+      <w:proofErr w:type="spellStart"/>
+      <w:r>
+        <w:rPr>
+          <w:rFonts w:ascii="Verdana" w:hAnsi="Verdana" w:cs="Arial"/>
+        </w:rPr>
+        <w:t>funeral_</w:t>
+      </w:r>
+      <w:proofErr w:type="gramStart"/>
+      <w:r>
+        <w:rPr>
+          <w:rFonts w:ascii="Verdana" w:hAnsi="Verdana" w:cs="Arial"/>
+        </w:rPr>
+        <w:t>debts</w:t>
+      </w:r>
+      <w:r>
+        <w:rPr>
+          <w:rFonts w:ascii="Verdana" w:hAnsi="Verdana" w:cs="Arial"/>
+        </w:rPr>
+        <w:t>.there</w:t>
+      </w:r>
+      <w:proofErr w:type="gramEnd"/>
+      <w:r>
+        <w:rPr>
+          <w:rFonts w:ascii="Verdana" w:hAnsi="Verdana" w:cs="Arial"/>
+        </w:rPr>
+        <w:t>_are_any</w:t>
+      </w:r>
+      <w:proofErr w:type="spellEnd"/>
+      <w:r>
+        <w:rPr>
+          <w:rFonts w:ascii="Verdana" w:hAnsi="Verdana" w:cs="Arial"/>
+        </w:rPr>
+        <w:t xml:space="preserve"> %}</w:t>
       </w:r>
     </w:p>
     <w:p>
       <w:pPr>
         <w:keepNext/>
         <w:spacing w:line="240" w:lineRule="auto"/>
-        <w:rPr>
-          <w:rFonts w:ascii="Verdana" w:hAnsi="Verdana" w:cs="Arial"/>
-        </w:rPr>
-      </w:pPr>
-      <w:r>
-        <w:rPr>
-          <w:rFonts w:ascii="Verdana" w:hAnsi="Verdana" w:cs="Arial"/>
-        </w:rPr>
-        <w:t xml:space="preserve">{% if not </w:t>
-      </w:r>
-      <w:proofErr w:type="spellStart"/>
-      <w:r>
-        <w:rPr>
-          <w:rFonts w:ascii="Verdana" w:hAnsi="Verdana" w:cs="Arial"/>
-        </w:rPr>
-        <w:t>funeral_</w:t>
-      </w:r>
-      <w:proofErr w:type="gramStart"/>
-      <w:r>
-        <w:rPr>
-          <w:rFonts w:ascii="Verdana" w:hAnsi="Verdana" w:cs="Arial"/>
-        </w:rPr>
-        <w:t>debts</w:t>
-      </w:r>
-      <w:r>
-        <w:rPr>
-          <w:rFonts w:ascii="Verdana" w:hAnsi="Verdana" w:cs="Arial"/>
-        </w:rPr>
-        <w:t>.there</w:t>
-      </w:r>
-      <w:proofErr w:type="gramEnd"/>
-      <w:r>
-        <w:rPr>
-          <w:rFonts w:ascii="Verdana" w:hAnsi="Verdana" w:cs="Arial"/>
-        </w:rPr>
-        <w:t>_are_</w:t>
-      </w:r>
-      <w:proofErr w:type="gramStart"/>
-      <w:r>
-        <w:rPr>
-          <w:rFonts w:ascii="Verdana" w:hAnsi="Verdana" w:cs="Arial"/>
-        </w:rPr>
-        <w:t>any</w:t>
-      </w:r>
-      <w:proofErr w:type="spellEnd"/>
-      <w:r>
-        <w:rPr>
-          <w:rFonts w:ascii="Verdana" w:hAnsi="Verdana" w:cs="Arial"/>
-        </w:rPr>
-        <w:t xml:space="preserve"> %}</w:t>
-      </w:r>
-      <w:proofErr w:type="gramEnd"/>
-    </w:p>
-    <w:p>
-      <w:pPr>
-        <w:keepNext/>
-        <w:spacing w:line="360" w:lineRule="auto"/>
         <w:rPr>
           <w:rFonts w:ascii="Verdana" w:hAnsi="Verdana" w:cs="Arial"/>
         </w:rPr>
@@ -1846,7 +1844,7 @@
           <w:p>
             <w:pPr>
               <w:keepNext/>
-              <w:spacing w:after="160" w:line="278" w:lineRule="auto"/>
+              <w:spacing w:after="160"/>
               <w:rPr>
                 <w:rFonts w:ascii="Verdana" w:hAnsi="Verdana" w:cs="Arial"/>
                 <w:b/>
@@ -1868,7 +1866,7 @@
           </w:tcPr>
           <w:p>
             <w:pPr>
-              <w:spacing w:after="160" w:line="278" w:lineRule="auto"/>
+              <w:spacing w:after="160"/>
               <w:rPr>
                 <w:rFonts w:ascii="Verdana" w:hAnsi="Verdana" w:cs="Arial"/>
                 <w:b/>
@@ -1890,7 +1888,7 @@
           </w:tcPr>
           <w:p>
             <w:pPr>
-              <w:spacing w:after="160" w:line="278" w:lineRule="auto"/>
+              <w:spacing w:after="160"/>
               <w:rPr>
                 <w:rFonts w:ascii="Verdana" w:hAnsi="Verdana" w:cs="Arial"/>
                 <w:b/>
@@ -1910,13 +1908,18 @@
     <w:p>
       <w:pPr>
         <w:keepNext/>
-        <w:rPr>
-          <w:rFonts w:ascii="Verdana" w:hAnsi="Verdana" w:cs="Arial"/>
-        </w:rPr>
-      </w:pPr>
-      <w:r>
-        <w:rPr>
-          <w:rFonts w:ascii="Verdana" w:hAnsi="Verdana" w:cs="Arial"/>
+        <w:spacing w:line="240" w:lineRule="auto"/>
+        <w:rPr>
+          <w:rFonts w:ascii="Verdana" w:hAnsi="Verdana" w:cs="Arial"/>
+          <w:sz w:val="2"/>
+          <w:szCs w:val="2"/>
+        </w:rPr>
+      </w:pPr>
+      <w:r>
+        <w:rPr>
+          <w:rFonts w:ascii="Verdana" w:hAnsi="Verdana" w:cs="Arial"/>
+          <w:sz w:val="2"/>
+          <w:szCs w:val="2"/>
         </w:rPr>
         <w:t xml:space="preserve">{% for debt in </w:t>
       </w:r>
@@ -1924,6 +1927,8 @@
       <w:r>
         <w:rPr>
           <w:rFonts w:ascii="Verdana" w:hAnsi="Verdana" w:cs="Arial"/>
+          <w:sz w:val="2"/>
+          <w:szCs w:val="2"/>
         </w:rPr>
         <w:t>funeral_</w:t>
       </w:r>
@@ -1931,6 +1936,8 @@
       <w:r>
         <w:rPr>
           <w:rFonts w:ascii="Verdana" w:hAnsi="Verdana" w:cs="Arial"/>
+          <w:sz w:val="2"/>
+          <w:szCs w:val="2"/>
         </w:rPr>
         <w:t>debts</w:t>
       </w:r>
@@ -1938,6 +1945,8 @@
       <w:r>
         <w:rPr>
           <w:rFonts w:ascii="Verdana" w:hAnsi="Verdana" w:cs="Arial"/>
+          <w:sz w:val="2"/>
+          <w:szCs w:val="2"/>
         </w:rPr>
         <w:t xml:space="preserve"> %}</w:t>
       </w:r>
@@ -1974,7 +1983,7 @@
           </w:tcPr>
           <w:p>
             <w:pPr>
-              <w:spacing w:after="160" w:line="278" w:lineRule="auto"/>
+              <w:spacing w:after="160"/>
               <w:rPr>
                 <w:rFonts w:ascii="Verdana" w:hAnsi="Verdana" w:cs="Arial"/>
               </w:rPr>
@@ -2011,7 +2020,7 @@
           <w:p>
             <w:pPr>
               <w:keepNext/>
-              <w:spacing w:after="160" w:line="278" w:lineRule="auto"/>
+              <w:spacing w:after="160"/>
               <w:rPr>
                 <w:rFonts w:ascii="Verdana" w:hAnsi="Verdana" w:cs="Arial"/>
               </w:rPr>
@@ -2068,7 +2077,7 @@
           <w:p>
             <w:pPr>
               <w:keepNext/>
-              <w:spacing w:after="160" w:line="278" w:lineRule="auto"/>
+              <w:spacing w:after="160"/>
               <w:rPr>
                 <w:rFonts w:ascii="Verdana" w:hAnsi="Verdana" w:cs="Arial"/>
               </w:rPr>
@@ -2101,13 +2110,17 @@
     </w:tbl>
     <w:p>
       <w:pPr>
-        <w:rPr>
-          <w:rFonts w:ascii="Verdana" w:hAnsi="Verdana" w:cs="Arial"/>
-        </w:rPr>
-      </w:pPr>
-      <w:r>
-        <w:rPr>
-          <w:rFonts w:ascii="Verdana" w:hAnsi="Verdana" w:cs="Arial"/>
+        <w:keepNext/>
+        <w:spacing w:line="240" w:lineRule="auto"/>
+        <w:rPr>
+          <w:rFonts w:ascii="Verdana" w:hAnsi="Verdana" w:cs="Arial"/>
+          <w:b/>
+        </w:rPr>
+      </w:pPr>
+      <w:r>
+        <w:rPr>
+          <w:rFonts w:ascii="Verdana" w:hAnsi="Verdana" w:cs="Arial"/>
+          <w:b/>
         </w:rPr>
         <w:t xml:space="preserve">{% </w:t>
       </w:r>
@@ -2115,8 +2128,143 @@
       <w:r>
         <w:rPr>
           <w:rFonts w:ascii="Verdana" w:hAnsi="Verdana" w:cs="Arial"/>
+          <w:b/>
         </w:rPr>
         <w:t>endfor</w:t>
+      </w:r>
+      <w:proofErr w:type="spellEnd"/>
+      <w:r>
+        <w:rPr>
+          <w:rFonts w:ascii="Verdana" w:hAnsi="Verdana" w:cs="Arial"/>
+          <w:b/>
+        </w:rPr>
+        <w:t xml:space="preserve"> </w:t>
+      </w:r>
+      <w:proofErr w:type="gramStart"/>
+      <w:r>
+        <w:rPr>
+          <w:rFonts w:ascii="Verdana" w:hAnsi="Verdana" w:cs="Arial"/>
+          <w:b/>
+        </w:rPr>
+        <w:t>%}</w:t>
+      </w:r>
+      <w:r>
+        <w:rPr>
+          <w:rFonts w:ascii="Verdana" w:hAnsi="Verdana" w:cs="Arial"/>
+          <w:b/>
+        </w:rPr>
+        <w:t>{</w:t>
+      </w:r>
+      <w:proofErr w:type="gramEnd"/>
+      <w:r>
+        <w:rPr>
+          <w:rFonts w:ascii="Verdana" w:hAnsi="Verdana" w:cs="Arial"/>
+          <w:b/>
+        </w:rPr>
+        <w:t xml:space="preserve">% endif </w:t>
+      </w:r>
+      <w:proofErr w:type="gramStart"/>
+      <w:r>
+        <w:rPr>
+          <w:rFonts w:ascii="Verdana" w:hAnsi="Verdana" w:cs="Arial"/>
+          <w:b/>
+        </w:rPr>
+        <w:t>%}</w:t>
+      </w:r>
+      <w:r>
+        <w:rPr>
+          <w:rFonts w:ascii="Verdana" w:hAnsi="Verdana" w:cs="Arial"/>
+          <w:b/>
+        </w:rPr>
+        <w:t>Class</w:t>
+      </w:r>
+      <w:proofErr w:type="gramEnd"/>
+      <w:r>
+        <w:rPr>
+          <w:rFonts w:ascii="Verdana" w:hAnsi="Verdana" w:cs="Arial"/>
+          <w:b/>
+        </w:rPr>
+        <w:t xml:space="preserve"> 2 – Surviving </w:t>
+      </w:r>
+      <w:proofErr w:type="spellStart"/>
+      <w:r>
+        <w:rPr>
+          <w:rFonts w:ascii="Verdana" w:hAnsi="Verdana" w:cs="Arial"/>
+          <w:b/>
+        </w:rPr>
+        <w:t>Spouse's</w:t>
+      </w:r>
+      <w:proofErr w:type="spellEnd"/>
+      <w:r>
+        <w:rPr>
+          <w:rFonts w:ascii="Verdana" w:hAnsi="Verdana" w:cs="Arial"/>
+          <w:b/>
+        </w:rPr>
+        <w:t xml:space="preserve"> or</w:t>
+      </w:r>
+      <w:r>
+        <w:rPr>
+          <w:rFonts w:ascii="Verdana" w:hAnsi="Verdana" w:cs="Arial"/>
+          <w:b/>
+        </w:rPr>
+        <w:t xml:space="preserve"> Children’s</w:t>
+      </w:r>
+      <w:r>
+        <w:rPr>
+          <w:rFonts w:ascii="Verdana" w:hAnsi="Verdana" w:cs="Arial"/>
+          <w:b/>
+        </w:rPr>
+        <w:t xml:space="preserve"> </w:t>
+      </w:r>
+      <w:proofErr w:type="gramStart"/>
+      <w:r>
+        <w:rPr>
+          <w:rFonts w:ascii="Verdana" w:hAnsi="Verdana" w:cs="Arial"/>
+          <w:b/>
+        </w:rPr>
+        <w:t>Award</w:t>
+      </w:r>
+      <w:r>
+        <w:rPr>
+          <w:rFonts w:ascii="Verdana" w:hAnsi="Verdana" w:cs="Arial"/>
+        </w:rPr>
+        <w:t>{</w:t>
+      </w:r>
+      <w:proofErr w:type="gramEnd"/>
+      <w:r>
+        <w:rPr>
+          <w:rFonts w:ascii="Verdana" w:hAnsi="Verdana" w:cs="Arial"/>
+        </w:rPr>
+        <w:t xml:space="preserve">% if not </w:t>
+      </w:r>
+      <w:proofErr w:type="spellStart"/>
+      <w:r>
+        <w:rPr>
+          <w:rFonts w:ascii="Verdana" w:hAnsi="Verdana" w:cs="Arial"/>
+        </w:rPr>
+        <w:t>decedent.was_married</w:t>
+      </w:r>
+      <w:proofErr w:type="spellEnd"/>
+      <w:r>
+        <w:rPr>
+          <w:rFonts w:ascii="Verdana" w:hAnsi="Verdana" w:cs="Arial"/>
+        </w:rPr>
+        <w:t xml:space="preserve"> and not </w:t>
+      </w:r>
+      <w:proofErr w:type="spellStart"/>
+      <w:proofErr w:type="gramStart"/>
+      <w:r>
+        <w:rPr>
+          <w:rFonts w:ascii="Verdana" w:hAnsi="Verdana" w:cs="Arial"/>
+        </w:rPr>
+        <w:t>dependents.there</w:t>
+      </w:r>
+      <w:proofErr w:type="gramEnd"/>
+      <w:r>
+        <w:rPr>
+          <w:rFonts w:ascii="Verdana" w:hAnsi="Verdana" w:cs="Arial"/>
+        </w:rPr>
+        <w:t>_are_any</w:t>
       </w:r>
       <w:proofErr w:type="spellEnd"/>
       <w:r>
@@ -2128,125 +2276,8 @@
     </w:p>
     <w:p>
       <w:pPr>
-        <w:rPr>
-          <w:rFonts w:ascii="Verdana" w:hAnsi="Verdana" w:cs="Arial"/>
-        </w:rPr>
-      </w:pPr>
-      <w:r>
-        <w:rPr>
-          <w:rFonts w:ascii="Verdana" w:hAnsi="Verdana" w:cs="Arial"/>
-        </w:rPr>
-        <w:t>{% endif %}</w:t>
-      </w:r>
-    </w:p>
-    <w:p>
-      <w:pPr>
-        <w:keepNext/>
-        <w:rPr>
-          <w:rFonts w:ascii="Verdana" w:hAnsi="Verdana" w:cs="Arial"/>
-          <w:b/>
-        </w:rPr>
-      </w:pPr>
-      <w:r>
-        <w:rPr>
-          <w:rFonts w:ascii="Verdana" w:hAnsi="Verdana" w:cs="Arial"/>
-          <w:b/>
-        </w:rPr>
-        <w:t xml:space="preserve">Class 2 – Surviving </w:t>
-      </w:r>
-      <w:proofErr w:type="spellStart"/>
-      <w:r>
-        <w:rPr>
-          <w:rFonts w:ascii="Verdana" w:hAnsi="Verdana" w:cs="Arial"/>
-          <w:b/>
-        </w:rPr>
-        <w:t>Spouse's</w:t>
-      </w:r>
-      <w:proofErr w:type="spellEnd"/>
-      <w:r>
-        <w:rPr>
-          <w:rFonts w:ascii="Verdana" w:hAnsi="Verdana" w:cs="Arial"/>
-          <w:b/>
-        </w:rPr>
-        <w:t xml:space="preserve"> or</w:t>
-      </w:r>
-      <w:r>
-        <w:rPr>
-          <w:rFonts w:ascii="Verdana" w:hAnsi="Verdana" w:cs="Arial"/>
-          <w:b/>
-        </w:rPr>
-        <w:t xml:space="preserve"> Children’s</w:t>
-      </w:r>
-      <w:r>
-        <w:rPr>
-          <w:rFonts w:ascii="Verdana" w:hAnsi="Verdana" w:cs="Arial"/>
-          <w:b/>
-        </w:rPr>
-        <w:t xml:space="preserve"> Award</w:t>
-      </w:r>
-    </w:p>
-    <w:p>
-      <w:pPr>
         <w:keepNext/>
         <w:spacing w:line="240" w:lineRule="auto"/>
-        <w:rPr>
-          <w:rFonts w:ascii="Verdana" w:hAnsi="Verdana" w:cs="Arial"/>
-        </w:rPr>
-      </w:pPr>
-      <w:r>
-        <w:rPr>
-          <w:rFonts w:ascii="Verdana" w:hAnsi="Verdana" w:cs="Arial"/>
-        </w:rPr>
-        <w:t xml:space="preserve">{% if not </w:t>
-      </w:r>
-      <w:proofErr w:type="spellStart"/>
-      <w:r>
-        <w:rPr>
-          <w:rFonts w:ascii="Verdana" w:hAnsi="Verdana" w:cs="Arial"/>
-        </w:rPr>
-        <w:t>decedent.was_married</w:t>
-      </w:r>
-      <w:proofErr w:type="spellEnd"/>
-      <w:r>
-        <w:rPr>
-          <w:rFonts w:ascii="Verdana" w:hAnsi="Verdana" w:cs="Arial"/>
-        </w:rPr>
-        <w:t xml:space="preserve"> and not </w:t>
-      </w:r>
-      <w:proofErr w:type="spellStart"/>
-      <w:proofErr w:type="gramStart"/>
-      <w:r>
-        <w:rPr>
-          <w:rFonts w:ascii="Verdana" w:hAnsi="Verdana" w:cs="Arial"/>
-        </w:rPr>
-        <w:t>dependents.there</w:t>
-      </w:r>
-      <w:proofErr w:type="gramEnd"/>
-      <w:r>
-        <w:rPr>
-          <w:rFonts w:ascii="Verdana" w:hAnsi="Verdana" w:cs="Arial"/>
-        </w:rPr>
-        <w:t>_are_</w:t>
-      </w:r>
-      <w:proofErr w:type="gramStart"/>
-      <w:r>
-        <w:rPr>
-          <w:rFonts w:ascii="Verdana" w:hAnsi="Verdana" w:cs="Arial"/>
-        </w:rPr>
-        <w:t>any</w:t>
-      </w:r>
-      <w:proofErr w:type="spellEnd"/>
-      <w:r>
-        <w:rPr>
-          <w:rFonts w:ascii="Verdana" w:hAnsi="Verdana" w:cs="Arial"/>
-        </w:rPr>
-        <w:t xml:space="preserve"> %}</w:t>
-      </w:r>
-      <w:proofErr w:type="gramEnd"/>
-    </w:p>
-    <w:p>
-      <w:pPr>
-        <w:keepNext/>
         <w:rPr>
           <w:rFonts w:ascii="Verdana" w:hAnsi="Verdana" w:cs="Arial"/>
         </w:rPr>
@@ -2304,7 +2335,7 @@
           <w:p>
             <w:pPr>
               <w:keepNext/>
-              <w:spacing w:after="160" w:line="278" w:lineRule="auto"/>
+              <w:spacing w:after="160"/>
               <w:rPr>
                 <w:rFonts w:ascii="Verdana" w:hAnsi="Verdana" w:cs="Arial"/>
                 <w:b/>
@@ -2327,7 +2358,7 @@
           <w:p>
             <w:pPr>
               <w:keepNext/>
-              <w:spacing w:after="160" w:line="278" w:lineRule="auto"/>
+              <w:spacing w:after="160"/>
               <w:rPr>
                 <w:rFonts w:ascii="Verdana" w:hAnsi="Verdana" w:cs="Arial"/>
                 <w:b/>
@@ -2350,7 +2381,7 @@
           <w:p>
             <w:pPr>
               <w:keepNext/>
-              <w:spacing w:after="160" w:line="278" w:lineRule="auto"/>
+              <w:spacing w:after="160"/>
               <w:rPr>
                 <w:rFonts w:ascii="Verdana" w:hAnsi="Verdana" w:cs="Arial"/>
                 <w:b/>
@@ -2370,13 +2401,18 @@
     <w:p>
       <w:pPr>
         <w:keepNext/>
-        <w:rPr>
-          <w:rFonts w:ascii="Verdana" w:hAnsi="Verdana" w:cs="Arial"/>
-        </w:rPr>
-      </w:pPr>
-      <w:r>
-        <w:rPr>
-          <w:rFonts w:ascii="Verdana" w:hAnsi="Verdana" w:cs="Arial"/>
+        <w:spacing w:line="240" w:lineRule="auto"/>
+        <w:rPr>
+          <w:rFonts w:ascii="Verdana" w:hAnsi="Verdana" w:cs="Arial"/>
+          <w:sz w:val="2"/>
+          <w:szCs w:val="2"/>
+        </w:rPr>
+      </w:pPr>
+      <w:r>
+        <w:rPr>
+          <w:rFonts w:ascii="Verdana" w:hAnsi="Verdana" w:cs="Arial"/>
+          <w:sz w:val="2"/>
+          <w:szCs w:val="2"/>
         </w:rPr>
         <w:t xml:space="preserve">{% for recipient in </w:t>
       </w:r>
@@ -2384,6 +2420,8 @@
       <w:r>
         <w:rPr>
           <w:rFonts w:ascii="Verdana" w:hAnsi="Verdana" w:cs="Arial"/>
+          <w:sz w:val="2"/>
+          <w:szCs w:val="2"/>
         </w:rPr>
         <w:t>award_</w:t>
       </w:r>
@@ -2391,6 +2429,8 @@
       <w:r>
         <w:rPr>
           <w:rFonts w:ascii="Verdana" w:hAnsi="Verdana" w:cs="Arial"/>
+          <w:sz w:val="2"/>
+          <w:szCs w:val="2"/>
         </w:rPr>
         <w:t>recipients</w:t>
       </w:r>
@@ -2398,6 +2438,8 @@
       <w:r>
         <w:rPr>
           <w:rFonts w:ascii="Verdana" w:hAnsi="Verdana" w:cs="Arial"/>
+          <w:sz w:val="2"/>
+          <w:szCs w:val="2"/>
         </w:rPr>
         <w:t xml:space="preserve"> %}</w:t>
       </w:r>
@@ -2434,7 +2476,7 @@
           </w:tcPr>
           <w:p>
             <w:pPr>
-              <w:spacing w:after="160" w:line="278" w:lineRule="auto"/>
+              <w:spacing w:after="160"/>
               <w:rPr>
                 <w:rFonts w:ascii="Verdana" w:hAnsi="Verdana" w:cs="Arial"/>
               </w:rPr>
@@ -2673,7 +2715,7 @@
           <w:p>
             <w:pPr>
               <w:keepNext/>
-              <w:spacing w:after="160" w:line="278" w:lineRule="auto"/>
+              <w:spacing w:after="160"/>
               <w:rPr>
                 <w:rFonts w:ascii="Verdana" w:hAnsi="Verdana" w:cs="Arial"/>
               </w:rPr>
@@ -2716,7 +2758,7 @@
           <w:p>
             <w:pPr>
               <w:keepNext/>
-              <w:spacing w:after="160" w:line="278" w:lineRule="auto"/>
+              <w:spacing w:after="160"/>
               <w:rPr>
                 <w:rFonts w:ascii="Verdana" w:hAnsi="Verdana" w:cs="Arial"/>
               </w:rPr>
@@ -2761,13 +2803,17 @@
     </w:tbl>
     <w:p>
       <w:pPr>
-        <w:rPr>
-          <w:rFonts w:ascii="Verdana" w:hAnsi="Verdana" w:cs="Arial"/>
-        </w:rPr>
-      </w:pPr>
-      <w:r>
-        <w:rPr>
-          <w:rFonts w:ascii="Verdana" w:hAnsi="Verdana" w:cs="Arial"/>
+        <w:keepNext/>
+        <w:spacing w:line="240" w:lineRule="auto"/>
+        <w:rPr>
+          <w:rFonts w:ascii="Verdana" w:hAnsi="Verdana" w:cs="Arial"/>
+          <w:b/>
+        </w:rPr>
+      </w:pPr>
+      <w:r>
+        <w:rPr>
+          <w:rFonts w:ascii="Verdana" w:hAnsi="Verdana" w:cs="Arial"/>
+          <w:b/>
         </w:rPr>
         <w:t xml:space="preserve">{% </w:t>
       </w:r>
@@ -2775,8 +2821,111 @@
       <w:r>
         <w:rPr>
           <w:rFonts w:ascii="Verdana" w:hAnsi="Verdana" w:cs="Arial"/>
+          <w:b/>
         </w:rPr>
         <w:t>endfor</w:t>
+      </w:r>
+      <w:proofErr w:type="spellEnd"/>
+      <w:r>
+        <w:rPr>
+          <w:rFonts w:ascii="Verdana" w:hAnsi="Verdana" w:cs="Arial"/>
+          <w:b/>
+        </w:rPr>
+        <w:t xml:space="preserve"> </w:t>
+      </w:r>
+      <w:proofErr w:type="gramStart"/>
+      <w:r>
+        <w:rPr>
+          <w:rFonts w:ascii="Verdana" w:hAnsi="Verdana" w:cs="Arial"/>
+          <w:b/>
+        </w:rPr>
+        <w:t>%}</w:t>
+      </w:r>
+      <w:r>
+        <w:rPr>
+          <w:rFonts w:ascii="Verdana" w:hAnsi="Verdana" w:cs="Arial"/>
+          <w:b/>
+        </w:rPr>
+        <w:t>{</w:t>
+      </w:r>
+      <w:proofErr w:type="gramEnd"/>
+      <w:r>
+        <w:rPr>
+          <w:rFonts w:ascii="Verdana" w:hAnsi="Verdana" w:cs="Arial"/>
+          <w:b/>
+        </w:rPr>
+        <w:t xml:space="preserve">% endif </w:t>
+      </w:r>
+      <w:proofErr w:type="gramStart"/>
+      <w:r>
+        <w:rPr>
+          <w:rFonts w:ascii="Verdana" w:hAnsi="Verdana" w:cs="Arial"/>
+          <w:b/>
+        </w:rPr>
+        <w:t>%}</w:t>
+      </w:r>
+      <w:r>
+        <w:rPr>
+          <w:rFonts w:ascii="Verdana" w:hAnsi="Verdana" w:cs="Arial"/>
+          <w:b/>
+        </w:rPr>
+        <w:t>Class</w:t>
+      </w:r>
+      <w:proofErr w:type="gramEnd"/>
+      <w:r>
+        <w:rPr>
+          <w:rFonts w:ascii="Verdana" w:hAnsi="Verdana" w:cs="Arial"/>
+          <w:b/>
+        </w:rPr>
+        <w:t xml:space="preserve"> 3 – Debts Due the United </w:t>
+      </w:r>
+      <w:proofErr w:type="gramStart"/>
+      <w:r>
+        <w:rPr>
+          <w:rFonts w:ascii="Verdana" w:hAnsi="Verdana" w:cs="Arial"/>
+          <w:b/>
+        </w:rPr>
+        <w:t>States</w:t>
+      </w:r>
+      <w:r>
+        <w:rPr>
+          <w:rFonts w:ascii="Verdana" w:hAnsi="Verdana" w:cs="Arial"/>
+        </w:rPr>
+        <w:t>{</w:t>
+      </w:r>
+      <w:proofErr w:type="gramEnd"/>
+      <w:r>
+        <w:rPr>
+          <w:rFonts w:ascii="Verdana" w:hAnsi="Verdana" w:cs="Arial"/>
+        </w:rPr>
+        <w:t>% if</w:t>
+      </w:r>
+      <w:r>
+        <w:rPr>
+          <w:rFonts w:ascii="Verdana" w:hAnsi="Verdana" w:cs="Arial"/>
+        </w:rPr>
+        <w:t xml:space="preserve"> not </w:t>
+      </w:r>
+      <w:proofErr w:type="spellStart"/>
+      <w:r>
+        <w:rPr>
+          <w:rFonts w:ascii="Verdana" w:hAnsi="Verdana" w:cs="Arial"/>
+        </w:rPr>
+        <w:t>us_</w:t>
+      </w:r>
+      <w:proofErr w:type="gramStart"/>
+      <w:r>
+        <w:rPr>
+          <w:rFonts w:ascii="Verdana" w:hAnsi="Verdana" w:cs="Arial"/>
+        </w:rPr>
+        <w:t>debts.there</w:t>
+      </w:r>
+      <w:proofErr w:type="gramEnd"/>
+      <w:r>
+        <w:rPr>
+          <w:rFonts w:ascii="Verdana" w:hAnsi="Verdana" w:cs="Arial"/>
+        </w:rPr>
+        <w:t>_are_any</w:t>
       </w:r>
       <w:proofErr w:type="spellEnd"/>
       <w:r>
@@ -2788,94 +2937,8 @@
     </w:p>
     <w:p>
       <w:pPr>
-        <w:rPr>
-          <w:rFonts w:ascii="Verdana" w:hAnsi="Verdana" w:cs="Arial"/>
-        </w:rPr>
-      </w:pPr>
-      <w:r>
-        <w:rPr>
-          <w:rFonts w:ascii="Verdana" w:hAnsi="Verdana" w:cs="Arial"/>
-        </w:rPr>
-        <w:t>{% endif %}</w:t>
-      </w:r>
-    </w:p>
-    <w:p>
-      <w:pPr>
-        <w:keepNext/>
-        <w:rPr>
-          <w:rFonts w:ascii="Verdana" w:hAnsi="Verdana" w:cs="Arial"/>
-          <w:b/>
-        </w:rPr>
-      </w:pPr>
-      <w:r>
-        <w:rPr>
-          <w:rFonts w:ascii="Verdana" w:hAnsi="Verdana" w:cs="Arial"/>
-          <w:b/>
-        </w:rPr>
-        <w:lastRenderedPageBreak/>
-        <w:t>Class 3 – Debts Due the United States</w:t>
-      </w:r>
-    </w:p>
-    <w:p>
-      <w:pPr>
         <w:keepNext/>
         <w:spacing w:line="240" w:lineRule="auto"/>
-        <w:rPr>
-          <w:rFonts w:ascii="Verdana" w:hAnsi="Verdana" w:cs="Arial"/>
-        </w:rPr>
-      </w:pPr>
-      <w:r>
-        <w:rPr>
-          <w:rFonts w:ascii="Verdana" w:hAnsi="Verdana" w:cs="Arial"/>
-        </w:rPr>
-        <w:t>{% if</w:t>
-      </w:r>
-      <w:r>
-        <w:rPr>
-          <w:rFonts w:ascii="Verdana" w:hAnsi="Verdana" w:cs="Arial"/>
-        </w:rPr>
-        <w:t xml:space="preserve"> not </w:t>
-      </w:r>
-      <w:proofErr w:type="spellStart"/>
-      <w:r>
-        <w:rPr>
-          <w:rFonts w:ascii="Verdana" w:hAnsi="Verdana" w:cs="Arial"/>
-        </w:rPr>
-        <w:t>us_</w:t>
-      </w:r>
-      <w:proofErr w:type="gramStart"/>
-      <w:r>
-        <w:rPr>
-          <w:rFonts w:ascii="Verdana" w:hAnsi="Verdana" w:cs="Arial"/>
-        </w:rPr>
-        <w:t>debts.there</w:t>
-      </w:r>
-      <w:proofErr w:type="gramEnd"/>
-      <w:r>
-        <w:rPr>
-          <w:rFonts w:ascii="Verdana" w:hAnsi="Verdana" w:cs="Arial"/>
-        </w:rPr>
-        <w:t>_are_</w:t>
-      </w:r>
-      <w:proofErr w:type="gramStart"/>
-      <w:r>
-        <w:rPr>
-          <w:rFonts w:ascii="Verdana" w:hAnsi="Verdana" w:cs="Arial"/>
-        </w:rPr>
-        <w:t>any</w:t>
-      </w:r>
-      <w:proofErr w:type="spellEnd"/>
-      <w:r>
-        <w:rPr>
-          <w:rFonts w:ascii="Verdana" w:hAnsi="Verdana" w:cs="Arial"/>
-        </w:rPr>
-        <w:t xml:space="preserve"> %}</w:t>
-      </w:r>
-      <w:proofErr w:type="gramEnd"/>
-    </w:p>
-    <w:p>
-      <w:pPr>
-        <w:keepNext/>
         <w:rPr>
           <w:rFonts w:ascii="Verdana" w:hAnsi="Verdana" w:cs="Arial"/>
         </w:rPr>
@@ -2933,7 +2996,7 @@
           <w:p>
             <w:pPr>
               <w:keepNext/>
-              <w:spacing w:after="160" w:line="278" w:lineRule="auto"/>
+              <w:spacing w:after="160"/>
               <w:rPr>
                 <w:rFonts w:ascii="Verdana" w:hAnsi="Verdana" w:cs="Arial"/>
                 <w:b/>
@@ -2956,7 +3019,7 @@
           <w:p>
             <w:pPr>
               <w:keepNext/>
-              <w:spacing w:after="160" w:line="278" w:lineRule="auto"/>
+              <w:spacing w:after="160"/>
               <w:rPr>
                 <w:rFonts w:ascii="Verdana" w:hAnsi="Verdana" w:cs="Arial"/>
                 <w:b/>
@@ -2979,7 +3042,7 @@
           <w:p>
             <w:pPr>
               <w:keepNext/>
-              <w:spacing w:after="160" w:line="278" w:lineRule="auto"/>
+              <w:spacing w:after="160"/>
               <w:rPr>
                 <w:rFonts w:ascii="Verdana" w:hAnsi="Verdana" w:cs="Arial"/>
                 <w:b/>
@@ -2999,13 +3062,18 @@
     <w:p>
       <w:pPr>
         <w:keepNext/>
-        <w:rPr>
-          <w:rFonts w:ascii="Verdana" w:hAnsi="Verdana" w:cs="Arial"/>
-        </w:rPr>
-      </w:pPr>
-      <w:r>
-        <w:rPr>
-          <w:rFonts w:ascii="Verdana" w:hAnsi="Verdana" w:cs="Arial"/>
+        <w:spacing w:line="240" w:lineRule="auto"/>
+        <w:rPr>
+          <w:rFonts w:ascii="Verdana" w:hAnsi="Verdana" w:cs="Arial"/>
+          <w:sz w:val="2"/>
+          <w:szCs w:val="2"/>
+        </w:rPr>
+      </w:pPr>
+      <w:r>
+        <w:rPr>
+          <w:rFonts w:ascii="Verdana" w:hAnsi="Verdana" w:cs="Arial"/>
+          <w:sz w:val="2"/>
+          <w:szCs w:val="2"/>
         </w:rPr>
         <w:t xml:space="preserve">{% for debt in </w:t>
       </w:r>
@@ -3013,6 +3081,8 @@
       <w:r>
         <w:rPr>
           <w:rFonts w:ascii="Verdana" w:hAnsi="Verdana" w:cs="Arial"/>
+          <w:sz w:val="2"/>
+          <w:szCs w:val="2"/>
         </w:rPr>
         <w:t>us_</w:t>
       </w:r>
@@ -3020,6 +3090,8 @@
       <w:r>
         <w:rPr>
           <w:rFonts w:ascii="Verdana" w:hAnsi="Verdana" w:cs="Arial"/>
+          <w:sz w:val="2"/>
+          <w:szCs w:val="2"/>
         </w:rPr>
         <w:t>debts</w:t>
       </w:r>
@@ -3027,6 +3099,8 @@
       <w:r>
         <w:rPr>
           <w:rFonts w:ascii="Verdana" w:hAnsi="Verdana" w:cs="Arial"/>
+          <w:sz w:val="2"/>
+          <w:szCs w:val="2"/>
         </w:rPr>
         <w:t xml:space="preserve"> %}</w:t>
       </w:r>
@@ -3063,7 +3137,7 @@
           </w:tcPr>
           <w:p>
             <w:pPr>
-              <w:spacing w:after="160" w:line="278" w:lineRule="auto"/>
+              <w:spacing w:after="160"/>
               <w:rPr>
                 <w:rFonts w:ascii="Verdana" w:hAnsi="Verdana" w:cs="Arial"/>
               </w:rPr>
@@ -3106,7 +3180,7 @@
           <w:p>
             <w:pPr>
               <w:keepNext/>
-              <w:spacing w:after="160" w:line="278" w:lineRule="auto"/>
+              <w:spacing w:after="160"/>
               <w:rPr>
                 <w:rFonts w:ascii="Verdana" w:hAnsi="Verdana" w:cs="Arial"/>
               </w:rPr>
@@ -3163,7 +3237,7 @@
           <w:p>
             <w:pPr>
               <w:keepNext/>
-              <w:spacing w:after="160" w:line="278" w:lineRule="auto"/>
+              <w:spacing w:after="160"/>
               <w:rPr>
                 <w:rFonts w:ascii="Verdana" w:hAnsi="Verdana" w:cs="Arial"/>
               </w:rPr>
@@ -3196,23 +3270,124 @@
     </w:tbl>
     <w:p>
       <w:pPr>
+        <w:keepNext/>
         <w:spacing w:line="240" w:lineRule="auto"/>
         <w:rPr>
           <w:rFonts w:ascii="Verdana" w:hAnsi="Verdana" w:cs="Arial"/>
-        </w:rPr>
-      </w:pPr>
-      <w:r>
-        <w:rPr>
-          <w:rFonts w:ascii="Verdana" w:hAnsi="Verdana" w:cs="Arial"/>
-        </w:rPr>
+          <w:b/>
+        </w:rPr>
+      </w:pPr>
+      <w:r>
+        <w:rPr>
+          <w:rFonts w:ascii="Verdana" w:hAnsi="Verdana" w:cs="Arial"/>
+          <w:b/>
+        </w:rPr>
+        <w:lastRenderedPageBreak/>
         <w:t xml:space="preserve">{% </w:t>
       </w:r>
       <w:proofErr w:type="spellStart"/>
       <w:r>
         <w:rPr>
           <w:rFonts w:ascii="Verdana" w:hAnsi="Verdana" w:cs="Arial"/>
+          <w:b/>
         </w:rPr>
         <w:t>endfor</w:t>
+      </w:r>
+      <w:proofErr w:type="spellEnd"/>
+      <w:r>
+        <w:rPr>
+          <w:rFonts w:ascii="Verdana" w:hAnsi="Verdana" w:cs="Arial"/>
+          <w:b/>
+        </w:rPr>
+        <w:t xml:space="preserve"> </w:t>
+      </w:r>
+      <w:proofErr w:type="gramStart"/>
+      <w:r>
+        <w:rPr>
+          <w:rFonts w:ascii="Verdana" w:hAnsi="Verdana" w:cs="Arial"/>
+          <w:b/>
+        </w:rPr>
+        <w:t>%}</w:t>
+      </w:r>
+      <w:r>
+        <w:rPr>
+          <w:rFonts w:ascii="Verdana" w:hAnsi="Verdana" w:cs="Arial"/>
+          <w:b/>
+        </w:rPr>
+        <w:t>{</w:t>
+      </w:r>
+      <w:proofErr w:type="gramEnd"/>
+      <w:r>
+        <w:rPr>
+          <w:rFonts w:ascii="Verdana" w:hAnsi="Verdana" w:cs="Arial"/>
+          <w:b/>
+        </w:rPr>
+        <w:t xml:space="preserve">% endif </w:t>
+      </w:r>
+      <w:proofErr w:type="gramStart"/>
+      <w:r>
+        <w:rPr>
+          <w:rFonts w:ascii="Verdana" w:hAnsi="Verdana" w:cs="Arial"/>
+          <w:b/>
+        </w:rPr>
+        <w:t>%}</w:t>
+      </w:r>
+      <w:r>
+        <w:rPr>
+          <w:rFonts w:ascii="Verdana" w:hAnsi="Verdana" w:cs="Arial"/>
+          <w:b/>
+        </w:rPr>
+        <w:t>Class</w:t>
+      </w:r>
+      <w:proofErr w:type="gramEnd"/>
+      <w:r>
+        <w:rPr>
+          <w:rFonts w:ascii="Verdana" w:hAnsi="Verdana" w:cs="Arial"/>
+          <w:b/>
+        </w:rPr>
+        <w:t xml:space="preserve"> 4 – Money Due </w:t>
+      </w:r>
+      <w:proofErr w:type="gramStart"/>
+      <w:r>
+        <w:rPr>
+          <w:rFonts w:ascii="Verdana" w:hAnsi="Verdana" w:cs="Arial"/>
+          <w:b/>
+        </w:rPr>
+        <w:t>Employees</w:t>
+      </w:r>
+      <w:r>
+        <w:rPr>
+          <w:rFonts w:ascii="Verdana" w:hAnsi="Verdana" w:cs="Arial"/>
+        </w:rPr>
+        <w:t>{</w:t>
+      </w:r>
+      <w:proofErr w:type="gramEnd"/>
+      <w:r>
+        <w:rPr>
+          <w:rFonts w:ascii="Verdana" w:hAnsi="Verdana" w:cs="Arial"/>
+        </w:rPr>
+        <w:t xml:space="preserve">% if not </w:t>
+      </w:r>
+      <w:proofErr w:type="spellStart"/>
+      <w:r>
+        <w:rPr>
+          <w:rFonts w:ascii="Verdana" w:hAnsi="Verdana" w:cs="Arial"/>
+        </w:rPr>
+        <w:t>employee_</w:t>
+      </w:r>
+      <w:proofErr w:type="gramStart"/>
+      <w:r>
+        <w:rPr>
+          <w:rFonts w:ascii="Verdana" w:hAnsi="Verdana" w:cs="Arial"/>
+        </w:rPr>
+        <w:t>debts.there</w:t>
+      </w:r>
+      <w:proofErr w:type="gramEnd"/>
+      <w:r>
+        <w:rPr>
+          <w:rFonts w:ascii="Verdana" w:hAnsi="Verdana" w:cs="Arial"/>
+        </w:rPr>
+        <w:t>_are_any</w:t>
       </w:r>
       <w:proofErr w:type="spellEnd"/>
       <w:r>
@@ -3224,88 +3399,8 @@
     </w:p>
     <w:p>
       <w:pPr>
-        <w:spacing w:line="240" w:lineRule="auto"/>
-        <w:rPr>
-          <w:rFonts w:ascii="Verdana" w:hAnsi="Verdana" w:cs="Arial"/>
-        </w:rPr>
-      </w:pPr>
-      <w:r>
-        <w:rPr>
-          <w:rFonts w:ascii="Verdana" w:hAnsi="Verdana" w:cs="Arial"/>
-        </w:rPr>
-        <w:t>{% endif %}</w:t>
-      </w:r>
-    </w:p>
-    <w:p>
-      <w:pPr>
-        <w:keepNext/>
-        <w:rPr>
-          <w:rFonts w:ascii="Verdana" w:hAnsi="Verdana" w:cs="Arial"/>
-          <w:b/>
-        </w:rPr>
-      </w:pPr>
-      <w:r>
-        <w:rPr>
-          <w:rFonts w:ascii="Verdana" w:hAnsi="Verdana" w:cs="Arial"/>
-          <w:b/>
-        </w:rPr>
-        <w:t>Class 4 – Money Due Employees</w:t>
-      </w:r>
-    </w:p>
-    <w:p>
-      <w:pPr>
         <w:keepNext/>
         <w:spacing w:line="240" w:lineRule="auto"/>
-        <w:rPr>
-          <w:rFonts w:ascii="Verdana" w:hAnsi="Verdana" w:cs="Arial"/>
-        </w:rPr>
-      </w:pPr>
-      <w:r>
-        <w:rPr>
-          <w:rFonts w:ascii="Verdana" w:hAnsi="Verdana" w:cs="Arial"/>
-        </w:rPr>
-        <w:t xml:space="preserve">{% if not </w:t>
-      </w:r>
-      <w:proofErr w:type="spellStart"/>
-      <w:r>
-        <w:rPr>
-          <w:rFonts w:ascii="Verdana" w:hAnsi="Verdana" w:cs="Arial"/>
-        </w:rPr>
-        <w:t>employee_</w:t>
-      </w:r>
-      <w:proofErr w:type="gramStart"/>
-      <w:r>
-        <w:rPr>
-          <w:rFonts w:ascii="Verdana" w:hAnsi="Verdana" w:cs="Arial"/>
-        </w:rPr>
-        <w:t>debts.there</w:t>
-      </w:r>
-      <w:proofErr w:type="gramEnd"/>
-      <w:r>
-        <w:rPr>
-          <w:rFonts w:ascii="Verdana" w:hAnsi="Verdana" w:cs="Arial"/>
-        </w:rPr>
-        <w:t>_are_</w:t>
-      </w:r>
-      <w:proofErr w:type="gramStart"/>
-      <w:r>
-        <w:rPr>
-          <w:rFonts w:ascii="Verdana" w:hAnsi="Verdana" w:cs="Arial"/>
-        </w:rPr>
-        <w:t>any</w:t>
-      </w:r>
-      <w:proofErr w:type="spellEnd"/>
-      <w:r>
-        <w:rPr>
-          <w:rFonts w:ascii="Verdana" w:hAnsi="Verdana" w:cs="Arial"/>
-        </w:rPr>
-        <w:t xml:space="preserve"> %}</w:t>
-      </w:r>
-      <w:proofErr w:type="gramEnd"/>
-    </w:p>
-    <w:p>
-      <w:pPr>
-        <w:keepNext/>
         <w:rPr>
           <w:rFonts w:ascii="Verdana" w:hAnsi="Verdana" w:cs="Arial"/>
         </w:rPr>
@@ -3363,7 +3458,7 @@
           <w:p>
             <w:pPr>
               <w:keepNext/>
-              <w:spacing w:after="160" w:line="278" w:lineRule="auto"/>
+              <w:spacing w:after="160"/>
               <w:rPr>
                 <w:rFonts w:ascii="Verdana" w:hAnsi="Verdana" w:cs="Arial"/>
                 <w:b/>
@@ -3386,7 +3481,7 @@
           <w:p>
             <w:pPr>
               <w:keepNext/>
-              <w:spacing w:after="160" w:line="278" w:lineRule="auto"/>
+              <w:spacing w:after="160"/>
               <w:rPr>
                 <w:rFonts w:ascii="Verdana" w:hAnsi="Verdana" w:cs="Arial"/>
                 <w:b/>
@@ -3409,7 +3504,7 @@
           <w:p>
             <w:pPr>
               <w:keepNext/>
-              <w:spacing w:after="160" w:line="278" w:lineRule="auto"/>
+              <w:spacing w:after="160"/>
               <w:rPr>
                 <w:rFonts w:ascii="Verdana" w:hAnsi="Verdana" w:cs="Arial"/>
                 <w:b/>
@@ -3429,13 +3524,18 @@
     <w:p>
       <w:pPr>
         <w:keepNext/>
-        <w:rPr>
-          <w:rFonts w:ascii="Verdana" w:hAnsi="Verdana" w:cs="Arial"/>
-        </w:rPr>
-      </w:pPr>
-      <w:r>
-        <w:rPr>
-          <w:rFonts w:ascii="Verdana" w:hAnsi="Verdana" w:cs="Arial"/>
+        <w:spacing w:line="240" w:lineRule="auto"/>
+        <w:rPr>
+          <w:rFonts w:ascii="Verdana" w:hAnsi="Verdana" w:cs="Arial"/>
+          <w:sz w:val="2"/>
+          <w:szCs w:val="2"/>
+        </w:rPr>
+      </w:pPr>
+      <w:r>
+        <w:rPr>
+          <w:rFonts w:ascii="Verdana" w:hAnsi="Verdana" w:cs="Arial"/>
+          <w:sz w:val="2"/>
+          <w:szCs w:val="2"/>
         </w:rPr>
         <w:t xml:space="preserve">{% for debt in </w:t>
       </w:r>
@@ -3443,6 +3543,8 @@
       <w:r>
         <w:rPr>
           <w:rFonts w:ascii="Verdana" w:hAnsi="Verdana" w:cs="Arial"/>
+          <w:sz w:val="2"/>
+          <w:szCs w:val="2"/>
         </w:rPr>
         <w:t>employee_</w:t>
       </w:r>
@@ -3450,6 +3552,8 @@
       <w:r>
         <w:rPr>
           <w:rFonts w:ascii="Verdana" w:hAnsi="Verdana" w:cs="Arial"/>
+          <w:sz w:val="2"/>
+          <w:szCs w:val="2"/>
         </w:rPr>
         <w:t>debts</w:t>
       </w:r>
@@ -3457,6 +3561,8 @@
       <w:r>
         <w:rPr>
           <w:rFonts w:ascii="Verdana" w:hAnsi="Verdana" w:cs="Arial"/>
+          <w:sz w:val="2"/>
+          <w:szCs w:val="2"/>
         </w:rPr>
         <w:t xml:space="preserve"> %}</w:t>
       </w:r>
@@ -3493,7 +3599,7 @@
           </w:tcPr>
           <w:p>
             <w:pPr>
-              <w:spacing w:after="160" w:line="278" w:lineRule="auto"/>
+              <w:spacing w:after="160"/>
               <w:rPr>
                 <w:rFonts w:ascii="Verdana" w:hAnsi="Verdana" w:cs="Arial"/>
               </w:rPr>
@@ -3542,7 +3648,7 @@
           <w:p>
             <w:pPr>
               <w:keepNext/>
-              <w:spacing w:after="160" w:line="278" w:lineRule="auto"/>
+              <w:spacing w:after="160"/>
               <w:rPr>
                 <w:rFonts w:ascii="Verdana" w:hAnsi="Verdana" w:cs="Arial"/>
               </w:rPr>
@@ -3585,7 +3691,7 @@
           <w:p>
             <w:pPr>
               <w:keepNext/>
-              <w:spacing w:after="160" w:line="278" w:lineRule="auto"/>
+              <w:spacing w:after="160"/>
               <w:rPr>
                 <w:rFonts w:ascii="Verdana" w:hAnsi="Verdana" w:cs="Arial"/>
               </w:rPr>
@@ -3624,80 +3730,107 @@
     </w:tbl>
     <w:p>
       <w:pPr>
-        <w:spacing w:line="240" w:lineRule="auto"/>
-        <w:rPr>
-          <w:rFonts w:ascii="Verdana" w:hAnsi="Verdana" w:cs="Arial"/>
-        </w:rPr>
-      </w:pPr>
-      <w:r>
-        <w:rPr>
-          <w:rFonts w:ascii="Verdana" w:hAnsi="Verdana" w:cs="Arial"/>
-        </w:rPr>
-        <w:t xml:space="preserve">{% </w:t>
-      </w:r>
-      <w:proofErr w:type="spellStart"/>
-      <w:r>
-        <w:rPr>
-          <w:rFonts w:ascii="Verdana" w:hAnsi="Verdana" w:cs="Arial"/>
-        </w:rPr>
-        <w:t>endfor</w:t>
-      </w:r>
-      <w:proofErr w:type="spellEnd"/>
-      <w:r>
-        <w:rPr>
-          <w:rFonts w:ascii="Verdana" w:hAnsi="Verdana" w:cs="Arial"/>
-        </w:rPr>
-        <w:t xml:space="preserve"> %}</w:t>
-      </w:r>
-    </w:p>
-    <w:p>
-      <w:pPr>
-        <w:spacing w:line="240" w:lineRule="auto"/>
-        <w:rPr>
-          <w:rFonts w:ascii="Verdana" w:hAnsi="Verdana" w:cs="Arial"/>
-        </w:rPr>
-      </w:pPr>
-      <w:r>
-        <w:rPr>
-          <w:rFonts w:ascii="Verdana" w:hAnsi="Verdana" w:cs="Arial"/>
-        </w:rPr>
-        <w:t>{% endif %}</w:t>
-      </w:r>
-    </w:p>
-    <w:p>
-      <w:pPr>
-        <w:keepNext/>
-        <w:rPr>
-          <w:rFonts w:ascii="Verdana" w:hAnsi="Verdana" w:cs="Arial"/>
-          <w:b/>
-        </w:rPr>
-      </w:pPr>
-      <w:r>
-        <w:rPr>
-          <w:rFonts w:ascii="Verdana" w:hAnsi="Verdana" w:cs="Arial"/>
-          <w:b/>
-        </w:rPr>
-        <w:t>Class 5 – Money or Property Held in Trust</w:t>
-      </w:r>
-    </w:p>
-    <w:p>
-      <w:pPr>
         <w:keepNext/>
         <w:spacing w:line="240" w:lineRule="auto"/>
         <w:rPr>
           <w:rFonts w:ascii="Verdana" w:hAnsi="Verdana" w:cs="Arial"/>
-        </w:rPr>
-      </w:pPr>
-      <w:r>
-        <w:rPr>
-          <w:rFonts w:ascii="Verdana" w:hAnsi="Verdana" w:cs="Arial"/>
-        </w:rPr>
-        <w:t xml:space="preserve">{% if </w:t>
+          <w:b/>
+        </w:rPr>
+      </w:pPr>
+      <w:r>
+        <w:rPr>
+          <w:rFonts w:ascii="Verdana" w:hAnsi="Verdana" w:cs="Arial"/>
+          <w:b/>
+        </w:rPr>
+        <w:t xml:space="preserve">{% </w:t>
       </w:r>
       <w:proofErr w:type="spellStart"/>
       <w:r>
         <w:rPr>
           <w:rFonts w:ascii="Verdana" w:hAnsi="Verdana" w:cs="Arial"/>
+          <w:b/>
+        </w:rPr>
+        <w:t>endfor</w:t>
+      </w:r>
+      <w:proofErr w:type="spellEnd"/>
+      <w:r>
+        <w:rPr>
+          <w:rFonts w:ascii="Verdana" w:hAnsi="Verdana" w:cs="Arial"/>
+          <w:b/>
+        </w:rPr>
+        <w:t xml:space="preserve"> </w:t>
+      </w:r>
+      <w:proofErr w:type="gramStart"/>
+      <w:r>
+        <w:rPr>
+          <w:rFonts w:ascii="Verdana" w:hAnsi="Verdana" w:cs="Arial"/>
+          <w:b/>
+        </w:rPr>
+        <w:t>%}</w:t>
+      </w:r>
+      <w:r>
+        <w:rPr>
+          <w:rFonts w:ascii="Verdana" w:hAnsi="Verdana" w:cs="Arial"/>
+          <w:b/>
+        </w:rPr>
+        <w:t>{</w:t>
+      </w:r>
+      <w:proofErr w:type="gramEnd"/>
+      <w:r>
+        <w:rPr>
+          <w:rFonts w:ascii="Verdana" w:hAnsi="Verdana" w:cs="Arial"/>
+          <w:b/>
+        </w:rPr>
+        <w:t xml:space="preserve">% endif </w:t>
+      </w:r>
+      <w:proofErr w:type="gramStart"/>
+      <w:r>
+        <w:rPr>
+          <w:rFonts w:ascii="Verdana" w:hAnsi="Verdana" w:cs="Arial"/>
+          <w:b/>
+        </w:rPr>
+        <w:t>%}</w:t>
+      </w:r>
+      <w:r>
+        <w:rPr>
+          <w:rFonts w:ascii="Verdana" w:hAnsi="Verdana" w:cs="Arial"/>
+          <w:b/>
+        </w:rPr>
+        <w:t>Class</w:t>
+      </w:r>
+      <w:proofErr w:type="gramEnd"/>
+      <w:r>
+        <w:rPr>
+          <w:rFonts w:ascii="Verdana" w:hAnsi="Verdana" w:cs="Arial"/>
+          <w:b/>
+        </w:rPr>
+        <w:t xml:space="preserve"> 5 – Money or Property Held in </w:t>
+      </w:r>
+      <w:proofErr w:type="gramStart"/>
+      <w:r>
+        <w:rPr>
+          <w:rFonts w:ascii="Verdana" w:hAnsi="Verdana" w:cs="Arial"/>
+          <w:b/>
+        </w:rPr>
+        <w:t>Trust</w:t>
+      </w:r>
+      <w:r>
+        <w:rPr>
+          <w:rFonts w:ascii="Verdana" w:hAnsi="Verdana" w:cs="Arial"/>
+        </w:rPr>
+        <w:t>{</w:t>
+      </w:r>
+      <w:proofErr w:type="gramEnd"/>
+      <w:r>
+        <w:rPr>
+          <w:rFonts w:ascii="Verdana" w:hAnsi="Verdana" w:cs="Arial"/>
+        </w:rPr>
+        <w:t xml:space="preserve">% if </w:t>
+      </w:r>
+      <w:proofErr w:type="spellStart"/>
+      <w:r>
+        <w:rPr>
+          <w:rFonts w:ascii="Verdana" w:hAnsi="Verdana" w:cs="Arial"/>
         </w:rPr>
         <w:t>trust_</w:t>
       </w:r>
@@ -3713,14 +3846,7 @@
         <w:rPr>
           <w:rFonts w:ascii="Verdana" w:hAnsi="Verdana" w:cs="Arial"/>
         </w:rPr>
-        <w:t>_are_</w:t>
-      </w:r>
-      <w:proofErr w:type="gramStart"/>
-      <w:r>
-        <w:rPr>
-          <w:rFonts w:ascii="Verdana" w:hAnsi="Verdana" w:cs="Arial"/>
-        </w:rPr>
-        <w:t>any</w:t>
+        <w:t>_are_any</w:t>
       </w:r>
       <w:proofErr w:type="spellEnd"/>
       <w:r>
@@ -3729,7 +3855,6 @@
         </w:rPr>
         <w:t xml:space="preserve"> %}</w:t>
       </w:r>
-      <w:proofErr w:type="gramEnd"/>
     </w:p>
     <w:tbl>
       <w:tblPr>
@@ -3762,7 +3887,7 @@
           <w:p>
             <w:pPr>
               <w:keepNext/>
-              <w:spacing w:after="160" w:line="278" w:lineRule="auto"/>
+              <w:spacing w:after="160"/>
               <w:rPr>
                 <w:rFonts w:ascii="Verdana" w:hAnsi="Verdana" w:cs="Arial"/>
                 <w:b/>
@@ -3785,7 +3910,7 @@
           <w:p>
             <w:pPr>
               <w:keepNext/>
-              <w:spacing w:after="160" w:line="278" w:lineRule="auto"/>
+              <w:spacing w:after="160"/>
               <w:rPr>
                 <w:rFonts w:ascii="Verdana" w:hAnsi="Verdana" w:cs="Arial"/>
                 <w:b/>
@@ -3808,11 +3933,15 @@
         <w:spacing w:line="240" w:lineRule="auto"/>
         <w:rPr>
           <w:rFonts w:ascii="Verdana" w:hAnsi="Verdana" w:cs="Arial"/>
-        </w:rPr>
-      </w:pPr>
-      <w:r>
-        <w:rPr>
-          <w:rFonts w:ascii="Verdana" w:hAnsi="Verdana" w:cs="Arial"/>
+          <w:sz w:val="2"/>
+          <w:szCs w:val="2"/>
+        </w:rPr>
+      </w:pPr>
+      <w:r>
+        <w:rPr>
+          <w:rFonts w:ascii="Verdana" w:hAnsi="Verdana" w:cs="Arial"/>
+          <w:sz w:val="2"/>
+          <w:szCs w:val="2"/>
         </w:rPr>
         <w:t xml:space="preserve">{% for debt in </w:t>
       </w:r>
@@ -3820,6 +3949,8 @@
       <w:r>
         <w:rPr>
           <w:rFonts w:ascii="Verdana" w:hAnsi="Verdana" w:cs="Arial"/>
+          <w:sz w:val="2"/>
+          <w:szCs w:val="2"/>
         </w:rPr>
         <w:t>trust_</w:t>
       </w:r>
@@ -3827,6 +3958,8 @@
       <w:r>
         <w:rPr>
           <w:rFonts w:ascii="Verdana" w:hAnsi="Verdana" w:cs="Arial"/>
+          <w:sz w:val="2"/>
+          <w:szCs w:val="2"/>
         </w:rPr>
         <w:t>property</w:t>
       </w:r>
@@ -3834,6 +3967,8 @@
       <w:r>
         <w:rPr>
           <w:rFonts w:ascii="Verdana" w:hAnsi="Verdana" w:cs="Arial"/>
+          <w:sz w:val="2"/>
+          <w:szCs w:val="2"/>
         </w:rPr>
         <w:t xml:space="preserve"> %}</w:t>
       </w:r>
@@ -3852,11 +3987,12 @@
           <w:insideH w:val="none" w:sz="0" w:space="0" w:color="auto"/>
           <w:insideV w:val="none" w:sz="0" w:space="0" w:color="auto"/>
         </w:tblBorders>
+        <w:tblLayout w:type="fixed"/>
         <w:tblLook w:val="04A0" w:firstRow="1" w:lastRow="0" w:firstColumn="1" w:lastColumn="0" w:noHBand="0" w:noVBand="1"/>
       </w:tblPr>
       <w:tblGrid>
-        <w:gridCol w:w="5304"/>
-        <w:gridCol w:w="4074"/>
+        <w:gridCol w:w="6750"/>
+        <w:gridCol w:w="2628"/>
       </w:tblGrid>
       <w:tr>
         <w:trPr>
@@ -3869,7 +4005,7 @@
           </w:tcPr>
           <w:p>
             <w:pPr>
-              <w:spacing w:after="160" w:line="278" w:lineRule="auto"/>
+              <w:spacing w:after="160"/>
               <w:rPr>
                 <w:rFonts w:ascii="Verdana" w:hAnsi="Verdana" w:cs="Arial"/>
               </w:rPr>
@@ -3904,7 +4040,7 @@
           <w:p>
             <w:pPr>
               <w:keepNext/>
-              <w:spacing w:after="160" w:line="278" w:lineRule="auto"/>
+              <w:spacing w:after="160"/>
               <w:rPr>
                 <w:rFonts w:ascii="Verdana" w:hAnsi="Verdana" w:cs="Arial"/>
               </w:rPr>
@@ -3941,6 +4077,7 @@
     </w:tbl>
     <w:p>
       <w:pPr>
+        <w:spacing w:line="240" w:lineRule="auto"/>
         <w:rPr>
           <w:rFonts w:ascii="Verdana" w:hAnsi="Verdana" w:cs="Arial"/>
         </w:rPr>
@@ -3963,8 +4100,30 @@
         <w:rPr>
           <w:rFonts w:ascii="Verdana" w:hAnsi="Verdana" w:cs="Arial"/>
         </w:rPr>
-        <w:t xml:space="preserve"> %}</w:t>
-      </w:r>
+        <w:t xml:space="preserve"> </w:t>
+      </w:r>
+      <w:proofErr w:type="gramStart"/>
+      <w:r>
+        <w:rPr>
+          <w:rFonts w:ascii="Verdana" w:hAnsi="Verdana" w:cs="Arial"/>
+        </w:rPr>
+        <w:t>%}{</w:t>
+      </w:r>
+      <w:proofErr w:type="gramEnd"/>
+      <w:r>
+        <w:rPr>
+          <w:rFonts w:ascii="Verdana" w:hAnsi="Verdana" w:cs="Arial"/>
+        </w:rPr>
+        <w:t xml:space="preserve">% </w:t>
+      </w:r>
+      <w:proofErr w:type="gramStart"/>
+      <w:r>
+        <w:rPr>
+          <w:rFonts w:ascii="Verdana" w:hAnsi="Verdana" w:cs="Arial"/>
+        </w:rPr>
+        <w:t>else %}</w:t>
+      </w:r>
+      <w:proofErr w:type="gramEnd"/>
     </w:p>
     <w:p>
       <w:pPr>
@@ -3977,66 +4136,68 @@
         <w:rPr>
           <w:rFonts w:ascii="Verdana" w:hAnsi="Verdana" w:cs="Arial"/>
         </w:rPr>
-        <w:lastRenderedPageBreak/>
-        <w:t>{% else %}</w:t>
+        <w:t>None</w:t>
       </w:r>
     </w:p>
     <w:p>
       <w:pPr>
-        <w:rPr>
-          <w:rFonts w:ascii="Verdana" w:hAnsi="Verdana" w:cs="Arial"/>
-        </w:rPr>
-      </w:pPr>
-      <w:r>
-        <w:rPr>
-          <w:rFonts w:ascii="Verdana" w:hAnsi="Verdana" w:cs="Arial"/>
-        </w:rPr>
-        <w:t>None</w:t>
-      </w:r>
-    </w:p>
-    <w:p>
-      <w:pPr>
-        <w:spacing w:line="240" w:lineRule="auto"/>
-        <w:rPr>
-          <w:rFonts w:ascii="Verdana" w:hAnsi="Verdana" w:cs="Arial"/>
-        </w:rPr>
-      </w:pPr>
-      <w:r>
-        <w:rPr>
-          <w:rFonts w:ascii="Verdana" w:hAnsi="Verdana" w:cs="Arial"/>
-        </w:rPr>
-        <w:t>{% endif %}</w:t>
-      </w:r>
-    </w:p>
-    <w:p>
-      <w:pPr>
-        <w:keepNext/>
-        <w:rPr>
-          <w:rFonts w:ascii="Verdana" w:hAnsi="Verdana" w:cs="Arial"/>
-          <w:b/>
-        </w:rPr>
-      </w:pPr>
-      <w:r>
-        <w:rPr>
-          <w:rFonts w:ascii="Verdana" w:hAnsi="Verdana" w:cs="Arial"/>
-          <w:b/>
-        </w:rPr>
-        <w:t>Class 6 – Debts Due State of Illinois and Others</w:t>
-      </w:r>
-    </w:p>
-    <w:p>
-      <w:pPr>
         <w:keepNext/>
         <w:spacing w:line="240" w:lineRule="auto"/>
         <w:rPr>
           <w:rFonts w:ascii="Verdana" w:hAnsi="Verdana" w:cs="Arial"/>
-        </w:rPr>
-      </w:pPr>
-      <w:r>
-        <w:rPr>
-          <w:rFonts w:ascii="Verdana" w:hAnsi="Verdana" w:cs="Arial"/>
-        </w:rPr>
-        <w:t xml:space="preserve">{% if </w:t>
+          <w:b/>
+        </w:rPr>
+      </w:pPr>
+      <w:r>
+        <w:rPr>
+          <w:rFonts w:ascii="Verdana" w:hAnsi="Verdana" w:cs="Arial"/>
+          <w:b/>
+        </w:rPr>
+        <w:t xml:space="preserve">{% endif </w:t>
+      </w:r>
+      <w:proofErr w:type="gramStart"/>
+      <w:r>
+        <w:rPr>
+          <w:rFonts w:ascii="Verdana" w:hAnsi="Verdana" w:cs="Arial"/>
+          <w:b/>
+        </w:rPr>
+        <w:t>%}</w:t>
+      </w:r>
+      <w:r>
+        <w:rPr>
+          <w:rFonts w:ascii="Verdana" w:hAnsi="Verdana" w:cs="Arial"/>
+          <w:b/>
+        </w:rPr>
+        <w:t>Class</w:t>
+      </w:r>
+      <w:proofErr w:type="gramEnd"/>
+      <w:r>
+        <w:rPr>
+          <w:rFonts w:ascii="Verdana" w:hAnsi="Verdana" w:cs="Arial"/>
+          <w:b/>
+        </w:rPr>
+        <w:t xml:space="preserve"> 6 – Debts Due State of Illinois and </w:t>
+      </w:r>
+      <w:proofErr w:type="gramStart"/>
+      <w:r>
+        <w:rPr>
+          <w:rFonts w:ascii="Verdana" w:hAnsi="Verdana" w:cs="Arial"/>
+          <w:b/>
+        </w:rPr>
+        <w:t>Others</w:t>
+      </w:r>
+      <w:r>
+        <w:rPr>
+          <w:rFonts w:ascii="Verdana" w:hAnsi="Verdana" w:cs="Arial"/>
+        </w:rPr>
+        <w:t>{</w:t>
+      </w:r>
+      <w:proofErr w:type="gramEnd"/>
+      <w:r>
+        <w:rPr>
+          <w:rFonts w:ascii="Verdana" w:hAnsi="Verdana" w:cs="Arial"/>
+        </w:rPr>
+        <w:t xml:space="preserve">% if </w:t>
       </w:r>
       <w:proofErr w:type="spellStart"/>
       <w:r>
@@ -4063,14 +4224,7 @@
         <w:rPr>
           <w:rFonts w:ascii="Verdana" w:hAnsi="Verdana" w:cs="Arial"/>
         </w:rPr>
-        <w:t>_are_</w:t>
-      </w:r>
-      <w:proofErr w:type="gramStart"/>
-      <w:r>
-        <w:rPr>
-          <w:rFonts w:ascii="Verdana" w:hAnsi="Verdana" w:cs="Arial"/>
-        </w:rPr>
-        <w:t>any</w:t>
+        <w:t>_are_any</w:t>
       </w:r>
       <w:proofErr w:type="spellEnd"/>
       <w:r>
@@ -4079,7 +4233,6 @@
         </w:rPr>
         <w:t xml:space="preserve"> %}</w:t>
       </w:r>
-      <w:proofErr w:type="gramEnd"/>
     </w:p>
     <w:tbl>
       <w:tblPr>
@@ -4113,7 +4266,7 @@
           <w:p>
             <w:pPr>
               <w:keepNext/>
-              <w:spacing w:after="160" w:line="278" w:lineRule="auto"/>
+              <w:spacing w:after="160"/>
               <w:rPr>
                 <w:rFonts w:ascii="Verdana" w:hAnsi="Verdana" w:cs="Arial"/>
                 <w:b/>
@@ -4136,7 +4289,7 @@
           <w:p>
             <w:pPr>
               <w:keepNext/>
-              <w:spacing w:after="160" w:line="278" w:lineRule="auto"/>
+              <w:spacing w:after="160"/>
               <w:rPr>
                 <w:rFonts w:ascii="Verdana" w:hAnsi="Verdana" w:cs="Arial"/>
                 <w:b/>
@@ -4159,7 +4312,7 @@
           <w:p>
             <w:pPr>
               <w:keepNext/>
-              <w:spacing w:after="160" w:line="278" w:lineRule="auto"/>
+              <w:spacing w:after="160"/>
               <w:rPr>
                 <w:rFonts w:ascii="Verdana" w:hAnsi="Verdana" w:cs="Arial"/>
                 <w:b/>
@@ -4182,11 +4335,15 @@
         <w:spacing w:line="240" w:lineRule="auto"/>
         <w:rPr>
           <w:rFonts w:ascii="Verdana" w:hAnsi="Verdana" w:cs="Arial"/>
-        </w:rPr>
-      </w:pPr>
-      <w:r>
-        <w:rPr>
-          <w:rFonts w:ascii="Verdana" w:hAnsi="Verdana" w:cs="Arial"/>
+          <w:sz w:val="2"/>
+          <w:szCs w:val="2"/>
+        </w:rPr>
+      </w:pPr>
+      <w:r>
+        <w:rPr>
+          <w:rFonts w:ascii="Verdana" w:hAnsi="Verdana" w:cs="Arial"/>
+          <w:sz w:val="2"/>
+          <w:szCs w:val="2"/>
         </w:rPr>
         <w:t xml:space="preserve">{% for debt in </w:t>
       </w:r>
@@ -4194,12 +4351,16 @@
       <w:r>
         <w:rPr>
           <w:rFonts w:ascii="Verdana" w:hAnsi="Verdana" w:cs="Arial"/>
+          <w:sz w:val="2"/>
+          <w:szCs w:val="2"/>
         </w:rPr>
         <w:t>i</w:t>
       </w:r>
       <w:r>
         <w:rPr>
           <w:rFonts w:ascii="Verdana" w:hAnsi="Verdana" w:cs="Arial"/>
+          <w:sz w:val="2"/>
+          <w:szCs w:val="2"/>
         </w:rPr>
         <w:t>llinois_</w:t>
       </w:r>
@@ -4207,6 +4368,8 @@
       <w:r>
         <w:rPr>
           <w:rFonts w:ascii="Verdana" w:hAnsi="Verdana" w:cs="Arial"/>
+          <w:sz w:val="2"/>
+          <w:szCs w:val="2"/>
         </w:rPr>
         <w:t>debts</w:t>
       </w:r>
@@ -4214,6 +4377,8 @@
       <w:r>
         <w:rPr>
           <w:rFonts w:ascii="Verdana" w:hAnsi="Verdana" w:cs="Arial"/>
+          <w:sz w:val="2"/>
+          <w:szCs w:val="2"/>
         </w:rPr>
         <w:t xml:space="preserve"> %}</w:t>
       </w:r>
@@ -4251,7 +4416,7 @@
           </w:tcPr>
           <w:p>
             <w:pPr>
-              <w:spacing w:after="160" w:line="278" w:lineRule="auto"/>
+              <w:spacing w:after="160"/>
               <w:rPr>
                 <w:rFonts w:ascii="Verdana" w:hAnsi="Verdana" w:cs="Arial"/>
               </w:rPr>
@@ -4299,7 +4464,7 @@
           </w:tcPr>
           <w:p>
             <w:pPr>
-              <w:spacing w:after="160" w:line="278" w:lineRule="auto"/>
+              <w:spacing w:after="160"/>
               <w:rPr>
                 <w:rFonts w:ascii="Verdana" w:hAnsi="Verdana" w:cs="Arial"/>
               </w:rPr>
@@ -4341,7 +4506,7 @@
           </w:tcPr>
           <w:p>
             <w:pPr>
-              <w:spacing w:after="160" w:line="278" w:lineRule="auto"/>
+              <w:spacing w:after="160"/>
               <w:rPr>
                 <w:rFonts w:ascii="Verdana" w:hAnsi="Verdana" w:cs="Arial"/>
               </w:rPr>
@@ -4397,8 +4562,30 @@
         <w:rPr>
           <w:rFonts w:ascii="Verdana" w:hAnsi="Verdana" w:cs="Arial"/>
         </w:rPr>
-        <w:t xml:space="preserve"> %}</w:t>
-      </w:r>
+        <w:t xml:space="preserve"> </w:t>
+      </w:r>
+      <w:proofErr w:type="gramStart"/>
+      <w:r>
+        <w:rPr>
+          <w:rFonts w:ascii="Verdana" w:hAnsi="Verdana" w:cs="Arial"/>
+        </w:rPr>
+        <w:t>%}{</w:t>
+      </w:r>
+      <w:proofErr w:type="gramEnd"/>
+      <w:r>
+        <w:rPr>
+          <w:rFonts w:ascii="Verdana" w:hAnsi="Verdana" w:cs="Arial"/>
+        </w:rPr>
+        <w:t xml:space="preserve">% </w:t>
+      </w:r>
+      <w:proofErr w:type="gramStart"/>
+      <w:r>
+        <w:rPr>
+          <w:rFonts w:ascii="Verdana" w:hAnsi="Verdana" w:cs="Arial"/>
+        </w:rPr>
+        <w:t>else %}</w:t>
+      </w:r>
+      <w:proofErr w:type="gramEnd"/>
     </w:p>
     <w:p>
       <w:pPr>
@@ -4411,65 +4598,68 @@
         <w:rPr>
           <w:rFonts w:ascii="Verdana" w:hAnsi="Verdana" w:cs="Arial"/>
         </w:rPr>
-        <w:t>{% else %}</w:t>
+        <w:t>None</w:t>
       </w:r>
     </w:p>
     <w:p>
       <w:pPr>
-        <w:rPr>
-          <w:rFonts w:ascii="Verdana" w:hAnsi="Verdana" w:cs="Arial"/>
-        </w:rPr>
-      </w:pPr>
-      <w:r>
-        <w:rPr>
-          <w:rFonts w:ascii="Verdana" w:hAnsi="Verdana" w:cs="Arial"/>
-        </w:rPr>
-        <w:t>None</w:t>
-      </w:r>
-    </w:p>
-    <w:p>
-      <w:pPr>
-        <w:spacing w:line="240" w:lineRule="auto"/>
-        <w:rPr>
-          <w:rFonts w:ascii="Verdana" w:hAnsi="Verdana" w:cs="Arial"/>
-        </w:rPr>
-      </w:pPr>
-      <w:r>
-        <w:rPr>
-          <w:rFonts w:ascii="Verdana" w:hAnsi="Verdana" w:cs="Arial"/>
-        </w:rPr>
-        <w:t>{% endif %}</w:t>
-      </w:r>
-    </w:p>
-    <w:p>
-      <w:pPr>
-        <w:keepNext/>
-        <w:rPr>
-          <w:rFonts w:ascii="Verdana" w:hAnsi="Verdana" w:cs="Arial"/>
-          <w:b/>
-        </w:rPr>
-      </w:pPr>
-      <w:r>
-        <w:rPr>
-          <w:rFonts w:ascii="Verdana" w:hAnsi="Verdana" w:cs="Arial"/>
-          <w:b/>
-        </w:rPr>
-        <w:t>Class 7 – All Other Claims</w:t>
-      </w:r>
-    </w:p>
-    <w:p>
-      <w:pPr>
         <w:keepNext/>
         <w:spacing w:line="240" w:lineRule="auto"/>
         <w:rPr>
           <w:rFonts w:ascii="Verdana" w:hAnsi="Verdana" w:cs="Arial"/>
-        </w:rPr>
-      </w:pPr>
-      <w:r>
-        <w:rPr>
-          <w:rFonts w:ascii="Verdana" w:hAnsi="Verdana" w:cs="Arial"/>
-        </w:rPr>
-        <w:t xml:space="preserve">{% </w:t>
+          <w:b/>
+        </w:rPr>
+      </w:pPr>
+      <w:r>
+        <w:rPr>
+          <w:rFonts w:ascii="Verdana" w:hAnsi="Verdana" w:cs="Arial"/>
+          <w:b/>
+        </w:rPr>
+        <w:t xml:space="preserve">{% endif </w:t>
+      </w:r>
+      <w:proofErr w:type="gramStart"/>
+      <w:r>
+        <w:rPr>
+          <w:rFonts w:ascii="Verdana" w:hAnsi="Verdana" w:cs="Arial"/>
+          <w:b/>
+        </w:rPr>
+        <w:t>%}</w:t>
+      </w:r>
+      <w:r>
+        <w:rPr>
+          <w:rFonts w:ascii="Verdana" w:hAnsi="Verdana" w:cs="Arial"/>
+          <w:b/>
+        </w:rPr>
+        <w:t>Class</w:t>
+      </w:r>
+      <w:proofErr w:type="gramEnd"/>
+      <w:r>
+        <w:rPr>
+          <w:rFonts w:ascii="Verdana" w:hAnsi="Verdana" w:cs="Arial"/>
+          <w:b/>
+        </w:rPr>
+        <w:t xml:space="preserve"> 7 – All Other </w:t>
+      </w:r>
+      <w:proofErr w:type="gramStart"/>
+      <w:r>
+        <w:rPr>
+          <w:rFonts w:ascii="Verdana" w:hAnsi="Verdana" w:cs="Arial"/>
+          <w:b/>
+        </w:rPr>
+        <w:t>Claims</w:t>
+      </w:r>
+      <w:r>
+        <w:rPr>
+          <w:rFonts w:ascii="Verdana" w:hAnsi="Verdana" w:cs="Arial"/>
+        </w:rPr>
+        <w:t>{</w:t>
+      </w:r>
+      <w:proofErr w:type="gramEnd"/>
+      <w:r>
+        <w:rPr>
+          <w:rFonts w:ascii="Verdana" w:hAnsi="Verdana" w:cs="Arial"/>
+        </w:rPr>
+        <w:t xml:space="preserve">% </w:t>
       </w:r>
       <w:r>
         <w:rPr>
@@ -4496,14 +4686,7 @@
         <w:rPr>
           <w:rFonts w:ascii="Verdana" w:hAnsi="Verdana" w:cs="Arial"/>
         </w:rPr>
-        <w:t>_are_</w:t>
-      </w:r>
-      <w:proofErr w:type="gramStart"/>
-      <w:r>
-        <w:rPr>
-          <w:rFonts w:ascii="Verdana" w:hAnsi="Verdana" w:cs="Arial"/>
-        </w:rPr>
-        <w:t>any</w:t>
+        <w:t>_are_any</w:t>
       </w:r>
       <w:proofErr w:type="spellEnd"/>
       <w:r>
@@ -4512,7 +4695,6 @@
         </w:rPr>
         <w:t xml:space="preserve"> %}</w:t>
       </w:r>
-      <w:proofErr w:type="gramEnd"/>
     </w:p>
     <w:tbl>
       <w:tblPr>
@@ -4532,8 +4714,8 @@
       <w:tblGrid>
         <w:gridCol w:w="1710"/>
         <w:gridCol w:w="2610"/>
-        <w:gridCol w:w="3150"/>
-        <w:gridCol w:w="1890"/>
+        <w:gridCol w:w="2610"/>
+        <w:gridCol w:w="2430"/>
       </w:tblGrid>
       <w:tr>
         <w:trPr>
@@ -4547,7 +4729,7 @@
           <w:p>
             <w:pPr>
               <w:keepNext/>
-              <w:spacing w:after="160" w:line="278" w:lineRule="auto"/>
+              <w:spacing w:after="160"/>
               <w:rPr>
                 <w:rFonts w:ascii="Verdana" w:hAnsi="Verdana" w:cs="Arial"/>
                 <w:b/>
@@ -4570,7 +4752,7 @@
           <w:p>
             <w:pPr>
               <w:keepNext/>
-              <w:spacing w:after="160" w:line="278" w:lineRule="auto"/>
+              <w:spacing w:after="160"/>
               <w:rPr>
                 <w:rFonts w:ascii="Verdana" w:hAnsi="Verdana" w:cs="Arial"/>
                 <w:b/>
@@ -4587,13 +4769,13 @@
         </w:tc>
         <w:tc>
           <w:tcPr>
-            <w:tcW w:w="3150" w:type="dxa"/>
+            <w:tcW w:w="2610" w:type="dxa"/>
             <w:hideMark/>
           </w:tcPr>
           <w:p>
             <w:pPr>
               <w:keepNext/>
-              <w:spacing w:after="160" w:line="278" w:lineRule="auto"/>
+              <w:spacing w:after="160"/>
               <w:rPr>
                 <w:rFonts w:ascii="Verdana" w:hAnsi="Verdana" w:cs="Arial"/>
                 <w:b/>
@@ -4610,13 +4792,13 @@
         </w:tc>
         <w:tc>
           <w:tcPr>
-            <w:tcW w:w="1890" w:type="dxa"/>
+            <w:tcW w:w="2430" w:type="dxa"/>
             <w:hideMark/>
           </w:tcPr>
           <w:p>
             <w:pPr>
               <w:keepNext/>
-              <w:spacing w:after="160" w:line="278" w:lineRule="auto"/>
+              <w:spacing w:after="160"/>
               <w:rPr>
                 <w:rFonts w:ascii="Verdana" w:hAnsi="Verdana" w:cs="Arial"/>
                 <w:b/>
@@ -4639,11 +4821,15 @@
         <w:spacing w:line="240" w:lineRule="auto"/>
         <w:rPr>
           <w:rFonts w:ascii="Verdana" w:hAnsi="Verdana" w:cs="Arial"/>
-        </w:rPr>
-      </w:pPr>
-      <w:r>
-        <w:rPr>
-          <w:rFonts w:ascii="Verdana" w:hAnsi="Verdana" w:cs="Arial"/>
+          <w:sz w:val="2"/>
+          <w:szCs w:val="2"/>
+        </w:rPr>
+      </w:pPr>
+      <w:r>
+        <w:rPr>
+          <w:rFonts w:ascii="Verdana" w:hAnsi="Verdana" w:cs="Arial"/>
+          <w:sz w:val="2"/>
+          <w:szCs w:val="2"/>
         </w:rPr>
         <w:t xml:space="preserve">{% for debt in </w:t>
       </w:r>
@@ -4651,6 +4837,8 @@
       <w:r>
         <w:rPr>
           <w:rFonts w:ascii="Verdana" w:hAnsi="Verdana" w:cs="Arial"/>
+          <w:sz w:val="2"/>
+          <w:szCs w:val="2"/>
         </w:rPr>
         <w:t>other_</w:t>
       </w:r>
@@ -4658,6 +4846,8 @@
       <w:r>
         <w:rPr>
           <w:rFonts w:ascii="Verdana" w:hAnsi="Verdana" w:cs="Arial"/>
+          <w:sz w:val="2"/>
+          <w:szCs w:val="2"/>
         </w:rPr>
         <w:t>debts</w:t>
       </w:r>
@@ -4665,6 +4855,8 @@
       <w:r>
         <w:rPr>
           <w:rFonts w:ascii="Verdana" w:hAnsi="Verdana" w:cs="Arial"/>
+          <w:sz w:val="2"/>
+          <w:szCs w:val="2"/>
         </w:rPr>
         <w:t xml:space="preserve"> %}</w:t>
       </w:r>
@@ -4689,8 +4881,8 @@
       <w:tblGrid>
         <w:gridCol w:w="1710"/>
         <w:gridCol w:w="2610"/>
-        <w:gridCol w:w="3259"/>
-        <w:gridCol w:w="1691"/>
+        <w:gridCol w:w="2610"/>
+        <w:gridCol w:w="2340"/>
       </w:tblGrid>
       <w:tr>
         <w:trPr>
@@ -4703,7 +4895,7 @@
           </w:tcPr>
           <w:p>
             <w:pPr>
-              <w:spacing w:after="160" w:line="278" w:lineRule="auto"/>
+              <w:spacing w:after="160"/>
               <w:rPr>
                 <w:rFonts w:ascii="Verdana" w:hAnsi="Verdana" w:cs="Arial"/>
               </w:rPr>
@@ -4757,7 +4949,7 @@
           </w:tcPr>
           <w:p>
             <w:pPr>
-              <w:spacing w:after="160" w:line="278" w:lineRule="auto"/>
+              <w:spacing w:after="160"/>
               <w:rPr>
                 <w:rFonts w:ascii="Verdana" w:hAnsi="Verdana" w:cs="Arial"/>
               </w:rPr>
@@ -4794,12 +4986,12 @@
         </w:tc>
         <w:tc>
           <w:tcPr>
-            <w:tcW w:w="3259" w:type="dxa"/>
+            <w:tcW w:w="2610" w:type="dxa"/>
             <w:hideMark/>
           </w:tcPr>
           <w:p>
             <w:pPr>
-              <w:spacing w:after="160" w:line="278" w:lineRule="auto"/>
+              <w:spacing w:after="160"/>
               <w:rPr>
                 <w:rFonts w:ascii="Verdana" w:hAnsi="Verdana" w:cs="Arial"/>
               </w:rPr>
@@ -4830,12 +5022,12 @@
         </w:tc>
         <w:tc>
           <w:tcPr>
-            <w:tcW w:w="1691" w:type="dxa"/>
+            <w:tcW w:w="2340" w:type="dxa"/>
             <w:hideMark/>
           </w:tcPr>
           <w:p>
             <w:pPr>
-              <w:spacing w:after="160" w:line="278" w:lineRule="auto"/>
+              <w:spacing w:after="160"/>
               <w:rPr>
                 <w:rFonts w:ascii="Verdana" w:hAnsi="Verdana" w:cs="Arial"/>
               </w:rPr>
@@ -4891,8 +5083,30 @@
         <w:rPr>
           <w:rFonts w:ascii="Verdana" w:hAnsi="Verdana" w:cs="Arial"/>
         </w:rPr>
-        <w:t xml:space="preserve"> %}</w:t>
-      </w:r>
+        <w:t xml:space="preserve"> </w:t>
+      </w:r>
+      <w:proofErr w:type="gramStart"/>
+      <w:r>
+        <w:rPr>
+          <w:rFonts w:ascii="Verdana" w:hAnsi="Verdana" w:cs="Arial"/>
+        </w:rPr>
+        <w:t>%}{</w:t>
+      </w:r>
+      <w:proofErr w:type="gramEnd"/>
+      <w:r>
+        <w:rPr>
+          <w:rFonts w:ascii="Verdana" w:hAnsi="Verdana" w:cs="Arial"/>
+        </w:rPr>
+        <w:t xml:space="preserve">% </w:t>
+      </w:r>
+      <w:proofErr w:type="gramStart"/>
+      <w:r>
+        <w:rPr>
+          <w:rFonts w:ascii="Verdana" w:hAnsi="Verdana" w:cs="Arial"/>
+        </w:rPr>
+        <w:t>else %}</w:t>
+      </w:r>
+      <w:proofErr w:type="gramEnd"/>
     </w:p>
     <w:p>
       <w:pPr>
@@ -4905,21 +5119,45 @@
         <w:rPr>
           <w:rFonts w:ascii="Verdana" w:hAnsi="Verdana" w:cs="Arial"/>
         </w:rPr>
-        <w:t>{% else %}</w:t>
+        <w:t>None</w:t>
       </w:r>
     </w:p>
     <w:p>
       <w:pPr>
-        <w:rPr>
-          <w:rFonts w:ascii="Verdana" w:hAnsi="Verdana" w:cs="Arial"/>
-        </w:rPr>
-      </w:pPr>
-      <w:r>
-        <w:rPr>
-          <w:rFonts w:ascii="Verdana" w:hAnsi="Verdana" w:cs="Arial"/>
-        </w:rPr>
-        <w:t>None</w:t>
-      </w:r>
+        <w:spacing w:line="240" w:lineRule="auto"/>
+        <w:rPr>
+          <w:rFonts w:ascii="Verdana" w:hAnsi="Verdana" w:cs="Arial"/>
+        </w:rPr>
+      </w:pPr>
+      <w:r>
+        <w:rPr>
+          <w:rFonts w:ascii="Verdana" w:hAnsi="Verdana" w:cs="Arial"/>
+        </w:rPr>
+        <w:lastRenderedPageBreak/>
+        <w:t xml:space="preserve">{% endif </w:t>
+      </w:r>
+      <w:proofErr w:type="gramStart"/>
+      <w:r>
+        <w:rPr>
+          <w:rFonts w:ascii="Verdana" w:hAnsi="Verdana" w:cs="Arial"/>
+        </w:rPr>
+        <w:t>%}{</w:t>
+      </w:r>
+      <w:proofErr w:type="gramEnd"/>
+      <w:r>
+        <w:rPr>
+          <w:rFonts w:ascii="Verdana" w:hAnsi="Verdana" w:cs="Arial"/>
+        </w:rPr>
+        <w:t xml:space="preserve">% </w:t>
+      </w:r>
+      <w:proofErr w:type="gramStart"/>
+      <w:r>
+        <w:rPr>
+          <w:rFonts w:ascii="Verdana" w:hAnsi="Verdana" w:cs="Arial"/>
+        </w:rPr>
+        <w:t>endif %}</w:t>
+      </w:r>
+      <w:proofErr w:type="gramEnd"/>
     </w:p>
     <w:p>
       <w:pPr>
@@ -4932,26 +5170,6 @@
         <w:rPr>
           <w:rFonts w:ascii="Verdana" w:hAnsi="Verdana" w:cs="Arial"/>
         </w:rPr>
-        <w:t xml:space="preserve">{% endif </w:t>
-      </w:r>
-      <w:proofErr w:type="gramStart"/>
-      <w:r>
-        <w:rPr>
-          <w:rFonts w:ascii="Verdana" w:hAnsi="Verdana" w:cs="Arial"/>
-        </w:rPr>
-        <w:t>%}{</w:t>
-      </w:r>
-      <w:proofErr w:type="gramEnd"/>
-      <w:r>
-        <w:rPr>
-          <w:rFonts w:ascii="Verdana" w:hAnsi="Verdana" w:cs="Arial"/>
-        </w:rPr>
-        <w:t>% endif %}</w:t>
-      </w:r>
-      <w:r>
-        <w:rPr>
-          <w:rFonts w:ascii="Verdana" w:hAnsi="Verdana" w:cs="Arial"/>
-        </w:rPr>
         <w:t>7.</w:t>
       </w:r>
       <w:r>
@@ -4976,14 +5194,7 @@
         <w:rPr>
           <w:rFonts w:ascii="Verdana" w:hAnsi="Verdana" w:cs="Arial"/>
         </w:rPr>
-        <w:t xml:space="preserve">understand that all valid claims against the decedent's estate described in paragraph 7 must be paid by me from the decedent's estate before any distribution is made to any heir or legatee. I further understand that the decedent's estate should pay all claims in the </w:t>
-      </w:r>
-      <w:r>
-        <w:rPr>
-          <w:rFonts w:ascii="Verdana" w:hAnsi="Verdana" w:cs="Arial"/>
-        </w:rPr>
-        <w:lastRenderedPageBreak/>
-        <w:t>order set forth above, and if the decedent's estate is insufficient to pay the claims in any one class, the claims in that class shall be paid pro</w:t>
+        <w:t>understand that all valid claims against the decedent's estate described in paragraph 7 must be paid by me from the decedent's estate before any distribution is made to any heir or legatee. I further understand that the decedent's estate should pay all claims in the order set forth above, and if the decedent's estate is insufficient to pay the claims in any one class, the claims in that class shall be paid pro</w:t>
       </w:r>
       <w:r>
         <w:rPr>
@@ -5635,6 +5846,7 @@
         <w:rPr>
           <w:rFonts w:ascii="Verdana" w:hAnsi="Verdana" w:cs="Arial"/>
         </w:rPr>
+        <w:lastRenderedPageBreak/>
         <w:t>{{currency(</w:t>
       </w:r>
       <w:proofErr w:type="spellStart"/>
@@ -5685,14 +5897,7 @@
         <w:rPr>
           <w:rFonts w:ascii="Verdana" w:hAnsi="Verdana" w:cs="Arial"/>
         </w:rPr>
-        <w:t xml:space="preserve">($20,000, plus $10,000 multiplied by the number of minor children and adult dependent children who resided with the surviving spouse at the time of the </w:t>
-      </w:r>
-      <w:r>
-        <w:rPr>
-          <w:rFonts w:ascii="Verdana" w:hAnsi="Verdana" w:cs="Arial"/>
-        </w:rPr>
-        <w:lastRenderedPageBreak/>
-        <w:t>decedent's death. If any such child did not reside with the surviving spouse at the time of the decedent's death, so indicate).</w:t>
+        <w:t>($20,000, plus $10,000 multiplied by the number of minor children and adult dependent children who resided with the surviving spouse at the time of the decedent's death. If any such child did not reside with the surviving spouse at the time of the decedent's death, so indicate).</w:t>
       </w:r>
     </w:p>
     <w:p>
@@ -7226,7 +7431,7 @@
       <w:tr>
         <w:tc>
           <w:tcPr>
-            <w:tcW w:w="3078" w:type="dxa"/>
+            <w:tcW w:w="3020" w:type="dxa"/>
             <w:hideMark/>
           </w:tcPr>
           <w:p>
@@ -7247,9 +7452,18 @@
         </w:tc>
         <w:tc>
           <w:tcPr>
-            <w:tcW w:w="6498" w:type="dxa"/>
+            <w:tcW w:w="6340" w:type="dxa"/>
             <w:hideMark/>
           </w:tcPr>
+          <w:p>
+            <w:pPr>
+              <w:spacing w:after="160" w:line="278" w:lineRule="auto"/>
+              <w:rPr>
+                <w:rFonts w:ascii="Verdana" w:hAnsi="Verdana" w:cs="Arial"/>
+                <w:u w:val="single"/>
+              </w:rPr>
+            </w:pPr>
+          </w:p>
           <w:p>
             <w:pPr>
               <w:spacing w:after="160" w:line="278" w:lineRule="auto"/>
@@ -7308,7 +7522,7 @@
         </w:trPr>
         <w:tc>
           <w:tcPr>
-            <w:tcW w:w="3078" w:type="dxa"/>
+            <w:tcW w:w="3020" w:type="dxa"/>
           </w:tcPr>
           <w:p>
             <w:pPr>
@@ -7321,7 +7535,7 @@
         </w:tc>
         <w:tc>
           <w:tcPr>
-            <w:tcW w:w="6498" w:type="dxa"/>
+            <w:tcW w:w="6340" w:type="dxa"/>
             <w:hideMark/>
           </w:tcPr>
           <w:p>
@@ -7336,6 +7550,171 @@
                 <w:rFonts w:ascii="Verdana" w:hAnsi="Verdana" w:cs="Arial"/>
               </w:rPr>
               <w:t>Date</w:t>
+            </w:r>
+          </w:p>
+        </w:tc>
+      </w:tr>
+      <w:tr>
+        <w:trPr>
+          <w:trHeight w:val="153"/>
+        </w:trPr>
+        <w:tc>
+          <w:tcPr>
+            <w:tcW w:w="3020" w:type="dxa"/>
+          </w:tcPr>
+          <w:p>
+            <w:pPr>
+              <w:rPr>
+                <w:rFonts w:ascii="Verdana" w:hAnsi="Verdana" w:cs="Arial"/>
+              </w:rPr>
+            </w:pPr>
+          </w:p>
+        </w:tc>
+        <w:tc>
+          <w:tcPr>
+            <w:tcW w:w="6340" w:type="dxa"/>
+          </w:tcPr>
+          <w:p>
+            <w:pPr>
+              <w:rPr>
+                <w:rFonts w:ascii="Verdana" w:hAnsi="Verdana" w:cs="Arial"/>
+              </w:rPr>
+            </w:pPr>
+          </w:p>
+        </w:tc>
+      </w:tr>
+      <w:tr>
+        <w:trPr>
+          <w:trHeight w:val="153"/>
+        </w:trPr>
+        <w:tc>
+          <w:tcPr>
+            <w:tcW w:w="3020" w:type="dxa"/>
+          </w:tcPr>
+          <w:p>
+            <w:pPr>
+              <w:rPr>
+                <w:rFonts w:ascii="Verdana" w:hAnsi="Verdana" w:cs="Arial"/>
+              </w:rPr>
+            </w:pPr>
+          </w:p>
+        </w:tc>
+        <w:tc>
+          <w:tcPr>
+            <w:tcW w:w="6340" w:type="dxa"/>
+          </w:tcPr>
+          <w:p>
+            <w:pPr>
+              <w:rPr>
+                <w:rFonts w:ascii="Verdana" w:hAnsi="Verdana" w:cs="Arial"/>
+              </w:rPr>
+            </w:pPr>
+            <w:r>
+              <w:rPr>
+                <w:rFonts w:ascii="Verdana" w:hAnsi="Verdana" w:cs="Arial"/>
+                <w:u w:val="single"/>
+              </w:rPr>
+              <w:tab/>
+            </w:r>
+            <w:r>
+              <w:rPr>
+                <w:rFonts w:ascii="Verdana" w:hAnsi="Verdana" w:cs="Arial"/>
+                <w:u w:val="single"/>
+              </w:rPr>
+              <w:tab/>
+            </w:r>
+            <w:r>
+              <w:rPr>
+                <w:rFonts w:ascii="Verdana" w:hAnsi="Verdana" w:cs="Arial"/>
+                <w:u w:val="single"/>
+              </w:rPr>
+              <w:tab/>
+            </w:r>
+            <w:r>
+              <w:rPr>
+                <w:rFonts w:ascii="Verdana" w:hAnsi="Verdana" w:cs="Arial"/>
+                <w:u w:val="single"/>
+              </w:rPr>
+              <w:tab/>
+            </w:r>
+            <w:r>
+              <w:rPr>
+                <w:rFonts w:ascii="Verdana" w:hAnsi="Verdana" w:cs="Arial"/>
+                <w:u w:val="single"/>
+              </w:rPr>
+              <w:tab/>
+            </w:r>
+            <w:r>
+              <w:rPr>
+                <w:rFonts w:ascii="Verdana" w:hAnsi="Verdana" w:cs="Arial"/>
+                <w:u w:val="single"/>
+              </w:rPr>
+              <w:tab/>
+            </w:r>
+          </w:p>
+        </w:tc>
+      </w:tr>
+      <w:tr>
+        <w:trPr>
+          <w:trHeight w:val="153"/>
+        </w:trPr>
+        <w:tc>
+          <w:tcPr>
+            <w:tcW w:w="3020" w:type="dxa"/>
+          </w:tcPr>
+          <w:p>
+            <w:pPr>
+              <w:rPr>
+                <w:rFonts w:ascii="Verdana" w:hAnsi="Verdana" w:cs="Arial"/>
+              </w:rPr>
+            </w:pPr>
+          </w:p>
+        </w:tc>
+        <w:tc>
+          <w:tcPr>
+            <w:tcW w:w="6340" w:type="dxa"/>
+          </w:tcPr>
+          <w:p>
+            <w:pPr>
+              <w:rPr>
+                <w:rFonts w:ascii="Verdana" w:hAnsi="Verdana" w:cs="Arial"/>
+                <w:u w:val="single"/>
+              </w:rPr>
+            </w:pPr>
+          </w:p>
+        </w:tc>
+      </w:tr>
+      <w:tr>
+        <w:trPr>
+          <w:trHeight w:val="153"/>
+        </w:trPr>
+        <w:tc>
+          <w:tcPr>
+            <w:tcW w:w="3020" w:type="dxa"/>
+          </w:tcPr>
+          <w:p>
+            <w:pPr>
+              <w:rPr>
+                <w:rFonts w:ascii="Verdana" w:hAnsi="Verdana" w:cs="Arial"/>
+              </w:rPr>
+            </w:pPr>
+          </w:p>
+        </w:tc>
+        <w:tc>
+          <w:tcPr>
+            <w:tcW w:w="6340" w:type="dxa"/>
+          </w:tcPr>
+          <w:p>
+            <w:pPr>
+              <w:rPr>
+                <w:rFonts w:ascii="Verdana" w:hAnsi="Verdana" w:cs="Arial"/>
+              </w:rPr>
+            </w:pPr>
+            <w:r>
+              <w:rPr>
+                <w:rFonts w:ascii="Verdana" w:hAnsi="Verdana" w:cs="Arial"/>
+              </w:rPr>
+              <w:t>County and state</w:t>
             </w:r>
           </w:p>
         </w:tc>
@@ -7513,6 +7892,7 @@
       </w:pPr>
     </w:p>
     <w:sectPr>
+      <w:footerReference w:type="default" r:id="rId7"/>
       <w:pgSz w:w="12240" w:h="15840"/>
       <w:pgMar w:top="1440" w:right="1440" w:bottom="1440" w:left="1440" w:header="720" w:footer="720" w:gutter="0"/>
       <w:cols w:space="720"/>
@@ -7520,6 +7900,124 @@
     </w:sectPr>
   </w:body>
 </w:document>
+</file>
+
+<file path=word/endnotes.xml><?xml version="1.0" encoding="utf-8"?>
+<w:endnotes xmlns:wpc="http://schemas.microsoft.com/office/word/2010/wordprocessingCanvas" xmlns:cx="http://schemas.microsoft.com/office/drawing/2014/chartex" xmlns:cx1="http://schemas.microsoft.com/office/drawing/2015/9/8/chartex" xmlns:cx2="http://schemas.microsoft.com/office/drawing/2015/10/21/chartex" xmlns:cx3="http://schemas.microsoft.com/office/drawing/2016/5/9/chartex" xmlns:cx4="http://schemas.microsoft.com/office/drawing/2016/5/10/chartex" xmlns:cx5="http://schemas.microsoft.com/office/drawing/2016/5/11/chartex" xmlns:cx6="http://schemas.microsoft.com/office/drawing/2016/5/12/chartex" xmlns:cx7="http://schemas.microsoft.com/office/drawing/2016/5/13/chartex" xmlns:cx8="http://schemas.microsoft.com/office/drawing/2016/5/14/chartex" xmlns:mc="http://schemas.openxmlformats.org/markup-compatibility/2006" xmlns:aink="http://schemas.microsoft.com/office/drawing/2016/ink" xmlns:am3d="http://schemas.microsoft.com/office/drawing/2017/model3d" xmlns:o="urn:schemas-microsoft-com:office:office" xmlns:oel="http://schemas.microsoft.com/office/2019/extlst" xmlns:r="http://schemas.openxmlformats.org/officeDocument/2006/relationships" xmlns:m="http://schemas.openxmlformats.org/officeDocument/2006/math" xmlns:v="urn:schemas-microsoft-com:vml" xmlns:wp14="http://schemas.microsoft.com/office/word/2010/wordprocessingDrawing" xmlns:wp="http://schemas.openxmlformats.org/drawingml/2006/wordprocessingDrawing" xmlns:w10="urn:schemas-microsoft-com:office:word" xmlns:w="http://schemas.openxmlformats.org/wordprocessingml/2006/main" xmlns:w14="http://schemas.microsoft.com/office/word/2010/wordml" xmlns:w15="http://schemas.microsoft.com/office/word/2012/wordml" xmlns:w16cex="http://schemas.microsoft.com/office/word/2018/wordml/cex" xmlns:w16cid="http://schemas.microsoft.com/office/word/2016/wordml/cid" xmlns:w16="http://schemas.microsoft.com/office/word/2018/wordml" xmlns:w16du="http://schemas.microsoft.com/office/word/2023/wordml/word16du" xmlns:w16sdtdh="http://schemas.microsoft.com/office/word/2020/wordml/sdtdatahash" xmlns:w16sdtfl="http://schemas.microsoft.com/office/word/2024/wordml/sdtformatlock" xmlns:w16se="http://schemas.microsoft.com/office/word/2015/wordml/symex" xmlns:wpg="http://schemas.microsoft.com/office/word/2010/wordprocessingGroup" xmlns:wpi="http://schemas.microsoft.com/office/word/2010/wordprocessingInk" xmlns:wne="http://schemas.microsoft.com/office/word/2006/wordml" xmlns:wps="http://schemas.microsoft.com/office/word/2010/wordprocessingShape" mc:Ignorable="w14 w15 w16se w16cid w16 w16cex w16sdtdh w16sdtfl w16du wp14">
+  <w:endnote w:type="separator" w:id="-1">
+    <w:p>
+      <w:pPr>
+        <w:spacing w:after="0" w:line="240" w:lineRule="auto"/>
+      </w:pPr>
+      <w:r>
+        <w:separator/>
+      </w:r>
+    </w:p>
+  </w:endnote>
+  <w:endnote w:type="continuationSeparator" w:id="0">
+    <w:p>
+      <w:pPr>
+        <w:spacing w:after="0" w:line="240" w:lineRule="auto"/>
+      </w:pPr>
+      <w:r>
+        <w:continuationSeparator/>
+      </w:r>
+    </w:p>
+  </w:endnote>
+</w:endnotes>
+</file>
+
+<file path=word/footer1.xml><?xml version="1.0" encoding="utf-8"?>
+<w:ftr xmlns:wpc="http://schemas.microsoft.com/office/word/2010/wordprocessingCanvas" xmlns:cx="http://schemas.microsoft.com/office/drawing/2014/chartex" xmlns:cx1="http://schemas.microsoft.com/office/drawing/2015/9/8/chartex" xmlns:cx2="http://schemas.microsoft.com/office/drawing/2015/10/21/chartex" xmlns:cx3="http://schemas.microsoft.com/office/drawing/2016/5/9/chartex" xmlns:cx4="http://schemas.microsoft.com/office/drawing/2016/5/10/chartex" xmlns:cx5="http://schemas.microsoft.com/office/drawing/2016/5/11/chartex" xmlns:cx6="http://schemas.microsoft.com/office/drawing/2016/5/12/chartex" xmlns:cx7="http://schemas.microsoft.com/office/drawing/2016/5/13/chartex" xmlns:cx8="http://schemas.microsoft.com/office/drawing/2016/5/14/chartex" xmlns:mc="http://schemas.openxmlformats.org/markup-compatibility/2006" xmlns:aink="http://schemas.microsoft.com/office/drawing/2016/ink" xmlns:am3d="http://schemas.microsoft.com/office/drawing/2017/model3d" xmlns:o="urn:schemas-microsoft-com:office:office" xmlns:oel="http://schemas.microsoft.com/office/2019/extlst" xmlns:r="http://schemas.openxmlformats.org/officeDocument/2006/relationships" xmlns:m="http://schemas.openxmlformats.org/officeDocument/2006/math" xmlns:v="urn:schemas-microsoft-com:vml" xmlns:wp14="http://schemas.microsoft.com/office/word/2010/wordprocessingDrawing" xmlns:wp="http://schemas.openxmlformats.org/drawingml/2006/wordprocessingDrawing" xmlns:w10="urn:schemas-microsoft-com:office:word" xmlns:w="http://schemas.openxmlformats.org/wordprocessingml/2006/main" xmlns:w14="http://schemas.microsoft.com/office/word/2010/wordml" xmlns:w15="http://schemas.microsoft.com/office/word/2012/wordml" xmlns:w16cex="http://schemas.microsoft.com/office/word/2018/wordml/cex" xmlns:w16cid="http://schemas.microsoft.com/office/word/2016/wordml/cid" xmlns:w16="http://schemas.microsoft.com/office/word/2018/wordml" xmlns:w16du="http://schemas.microsoft.com/office/word/2023/wordml/word16du" xmlns:w16sdtdh="http://schemas.microsoft.com/office/word/2020/wordml/sdtdatahash" xmlns:w16sdtfl="http://schemas.microsoft.com/office/word/2024/wordml/sdtformatlock" xmlns:w16se="http://schemas.microsoft.com/office/word/2015/wordml/symex" xmlns:wpg="http://schemas.microsoft.com/office/word/2010/wordprocessingGroup" xmlns:wpi="http://schemas.microsoft.com/office/word/2010/wordprocessingInk" xmlns:wne="http://schemas.microsoft.com/office/word/2006/wordml" xmlns:wps="http://schemas.microsoft.com/office/word/2010/wordprocessingShape" mc:Ignorable="w14 w15 w16se w16cid w16 w16cex w16sdtdh w16sdtfl w16du wp14">
+  <w:sdt>
+    <w:sdtPr>
+      <w:id w:val="175695763"/>
+      <w:docPartObj>
+        <w:docPartGallery w:val="Page Numbers (Bottom of Page)"/>
+        <w:docPartUnique/>
+      </w:docPartObj>
+    </w:sdtPr>
+    <w:sdtEndPr>
+      <w:rPr>
+        <w:noProof/>
+      </w:rPr>
+    </w:sdtEndPr>
+    <w:sdtContent>
+      <w:p>
+        <w:pPr>
+          <w:pStyle w:val="Footer"/>
+          <w:jc w:val="center"/>
+          <w:rPr>
+            <w:noProof/>
+          </w:rPr>
+        </w:pPr>
+        <w:r>
+          <w:fldChar w:fldCharType="begin"/>
+        </w:r>
+        <w:r>
+          <w:instrText xml:space="preserve"> PAGE   \* MERGEFORMAT </w:instrText>
+        </w:r>
+        <w:r>
+          <w:fldChar w:fldCharType="separate"/>
+        </w:r>
+        <w:r>
+          <w:rPr>
+            <w:noProof/>
+          </w:rPr>
+          <w:t>2</w:t>
+        </w:r>
+        <w:r>
+          <w:rPr>
+            <w:noProof/>
+          </w:rPr>
+          <w:fldChar w:fldCharType="end"/>
+        </w:r>
+      </w:p>
+      <w:p>
+        <w:pPr>
+          <w:pStyle w:val="Footer"/>
+          <w:jc w:val="center"/>
+          <w:rPr>
+            <w:rFonts w:ascii="Verdana" w:hAnsi="Verdana"/>
+            <w:bCs/>
+          </w:rPr>
+        </w:pPr>
+        <w:r>
+          <w:rPr>
+            <w:rFonts w:ascii="Verdana" w:hAnsi="Verdana" w:cs="Arial"/>
+            <w:bCs/>
+          </w:rPr>
+          <w:t>Illinois Legal Aid Online – www.illinoislegalaid.org</w:t>
+        </w:r>
+      </w:p>
+    </w:sdtContent>
+  </w:sdt>
+</w:ftr>
+</file>
+
+<file path=word/footnotes.xml><?xml version="1.0" encoding="utf-8"?>
+<w:footnotes xmlns:wpc="http://schemas.microsoft.com/office/word/2010/wordprocessingCanvas" xmlns:cx="http://schemas.microsoft.com/office/drawing/2014/chartex" xmlns:cx1="http://schemas.microsoft.com/office/drawing/2015/9/8/chartex" xmlns:cx2="http://schemas.microsoft.com/office/drawing/2015/10/21/chartex" xmlns:cx3="http://schemas.microsoft.com/office/drawing/2016/5/9/chartex" xmlns:cx4="http://schemas.microsoft.com/office/drawing/2016/5/10/chartex" xmlns:cx5="http://schemas.microsoft.com/office/drawing/2016/5/11/chartex" xmlns:cx6="http://schemas.microsoft.com/office/drawing/2016/5/12/chartex" xmlns:cx7="http://schemas.microsoft.com/office/drawing/2016/5/13/chartex" xmlns:cx8="http://schemas.microsoft.com/office/drawing/2016/5/14/chartex" xmlns:mc="http://schemas.openxmlformats.org/markup-compatibility/2006" xmlns:aink="http://schemas.microsoft.com/office/drawing/2016/ink" xmlns:am3d="http://schemas.microsoft.com/office/drawing/2017/model3d" xmlns:o="urn:schemas-microsoft-com:office:office" xmlns:oel="http://schemas.microsoft.com/office/2019/extlst" xmlns:r="http://schemas.openxmlformats.org/officeDocument/2006/relationships" xmlns:m="http://schemas.openxmlformats.org/officeDocument/2006/math" xmlns:v="urn:schemas-microsoft-com:vml" xmlns:wp14="http://schemas.microsoft.com/office/word/2010/wordprocessingDrawing" xmlns:wp="http://schemas.openxmlformats.org/drawingml/2006/wordprocessingDrawing" xmlns:w10="urn:schemas-microsoft-com:office:word" xmlns:w="http://schemas.openxmlformats.org/wordprocessingml/2006/main" xmlns:w14="http://schemas.microsoft.com/office/word/2010/wordml" xmlns:w15="http://schemas.microsoft.com/office/word/2012/wordml" xmlns:w16cex="http://schemas.microsoft.com/office/word/2018/wordml/cex" xmlns:w16cid="http://schemas.microsoft.com/office/word/2016/wordml/cid" xmlns:w16="http://schemas.microsoft.com/office/word/2018/wordml" xmlns:w16du="http://schemas.microsoft.com/office/word/2023/wordml/word16du" xmlns:w16sdtdh="http://schemas.microsoft.com/office/word/2020/wordml/sdtdatahash" xmlns:w16sdtfl="http://schemas.microsoft.com/office/word/2024/wordml/sdtformatlock" xmlns:w16se="http://schemas.microsoft.com/office/word/2015/wordml/symex" xmlns:wpg="http://schemas.microsoft.com/office/word/2010/wordprocessingGroup" xmlns:wpi="http://schemas.microsoft.com/office/word/2010/wordprocessingInk" xmlns:wne="http://schemas.microsoft.com/office/word/2006/wordml" xmlns:wps="http://schemas.microsoft.com/office/word/2010/wordprocessingShape" mc:Ignorable="w14 w15 w16se w16cid w16 w16cex w16sdtdh w16sdtfl w16du wp14">
+  <w:footnote w:type="separator" w:id="-1">
+    <w:p>
+      <w:pPr>
+        <w:spacing w:after="0" w:line="240" w:lineRule="auto"/>
+      </w:pPr>
+      <w:r>
+        <w:separator/>
+      </w:r>
+    </w:p>
+  </w:footnote>
+  <w:footnote w:type="continuationSeparator" w:id="0">
+    <w:p>
+      <w:pPr>
+        <w:spacing w:after="0" w:line="240" w:lineRule="auto"/>
+      </w:pPr>
+      <w:r>
+        <w:continuationSeparator/>
+      </w:r>
+    </w:p>
+  </w:footnote>
+</w:footnotes>
 </file>
 
 <file path=word/numbering.xml><?xml version="1.0" encoding="utf-8"?>
@@ -9006,6 +9504,50 @@
       <w:shd w:val="clear" w:color="auto" w:fill="E1DFDD"/>
     </w:rPr>
   </w:style>
+  <w:style w:type="paragraph" w:styleId="Header">
+    <w:name w:val="header"/>
+    <w:basedOn w:val="Normal"/>
+    <w:link w:val="HeaderChar"/>
+    <w:uiPriority w:val="99"/>
+    <w:unhideWhenUsed/>
+    <w:rsid w:val="00E10C89"/>
+    <w:pPr>
+      <w:tabs>
+        <w:tab w:val="center" w:pos="4680"/>
+        <w:tab w:val="right" w:pos="9360"/>
+      </w:tabs>
+      <w:spacing w:after="0" w:line="240" w:lineRule="auto"/>
+    </w:pPr>
+  </w:style>
+  <w:style w:type="character" w:customStyle="1" w:styleId="HeaderChar">
+    <w:name w:val="Header Char"/>
+    <w:basedOn w:val="DefaultParagraphFont"/>
+    <w:link w:val="Header"/>
+    <w:uiPriority w:val="99"/>
+    <w:rsid w:val="00E10C89"/>
+  </w:style>
+  <w:style w:type="paragraph" w:styleId="Footer">
+    <w:name w:val="footer"/>
+    <w:basedOn w:val="Normal"/>
+    <w:link w:val="FooterChar"/>
+    <w:uiPriority w:val="99"/>
+    <w:unhideWhenUsed/>
+    <w:rsid w:val="00E10C89"/>
+    <w:pPr>
+      <w:tabs>
+        <w:tab w:val="center" w:pos="4680"/>
+        <w:tab w:val="right" w:pos="9360"/>
+      </w:tabs>
+      <w:spacing w:after="0" w:line="240" w:lineRule="auto"/>
+    </w:pPr>
+  </w:style>
+  <w:style w:type="character" w:customStyle="1" w:styleId="FooterChar">
+    <w:name w:val="Footer Char"/>
+    <w:basedOn w:val="DefaultParagraphFont"/>
+    <w:link w:val="Footer"/>
+    <w:uiPriority w:val="99"/>
+    <w:rsid w:val="00E10C89"/>
+  </w:style>
 </w:styles>
 </file>
 

--- a/docassemble/SmallEstateAffidavit/data/templates/small_estate_affidavit.docx
+++ b/docassemble/SmallEstateAffidavit/data/templates/small_estate_affidavit.docx
@@ -255,6 +255,9 @@
         <w:gridCol w:w="6750"/>
       </w:tblGrid>
       <w:tr>
+        <w:trPr>
+          <w:trHeight w:val="99"/>
+        </w:trPr>
         <w:tc>
           <w:tcPr>
             <w:tcW w:w="2970" w:type="dxa"/>
@@ -1115,7 +1118,8 @@
           <w:p>
             <w:pPr>
               <w:keepNext/>
-              <w:spacing w:after="160" w:line="278" w:lineRule="auto"/>
+              <w:keepLines/>
+              <w:spacing w:line="278" w:lineRule="auto"/>
               <w:rPr>
                 <w:rFonts w:ascii="Verdana" w:hAnsi="Verdana" w:cs="Arial"/>
                 <w:b/>
@@ -1137,7 +1141,8 @@
           </w:tcPr>
           <w:p>
             <w:pPr>
-              <w:spacing w:after="160" w:line="278" w:lineRule="auto"/>
+              <w:keepLines/>
+              <w:spacing w:line="278" w:lineRule="auto"/>
               <w:rPr>
                 <w:rFonts w:ascii="Verdana" w:hAnsi="Verdana" w:cs="Arial"/>
                 <w:b/>
@@ -1159,7 +1164,8 @@
           </w:tcPr>
           <w:p>
             <w:pPr>
-              <w:spacing w:after="160" w:line="278" w:lineRule="auto"/>
+              <w:keepLines/>
+              <w:spacing w:line="278" w:lineRule="auto"/>
               <w:rPr>
                 <w:rFonts w:ascii="Verdana" w:hAnsi="Verdana" w:cs="Arial"/>
                 <w:b/>
@@ -1179,6 +1185,7 @@
     <w:p>
       <w:pPr>
         <w:keepNext/>
+        <w:keepLines/>
         <w:spacing w:line="240" w:lineRule="auto"/>
         <w:rPr>
           <w:rFonts w:ascii="Verdana" w:hAnsi="Verdana" w:cs="Arial"/>
@@ -1236,7 +1243,6 @@
           </w:tcPr>
           <w:p>
             <w:pPr>
-              <w:spacing w:after="160"/>
               <w:rPr>
                 <w:rFonts w:ascii="Verdana" w:hAnsi="Verdana" w:cs="Arial"/>
               </w:rPr>
@@ -1272,7 +1278,6 @@
           </w:tcPr>
           <w:p>
             <w:pPr>
-              <w:spacing w:after="160"/>
               <w:rPr>
                 <w:rFonts w:ascii="Verdana" w:hAnsi="Verdana" w:cs="Arial"/>
               </w:rPr>
@@ -1292,7 +1297,6 @@
           </w:tcPr>
           <w:p>
             <w:pPr>
-              <w:spacing w:after="160"/>
               <w:rPr>
                 <w:rFonts w:ascii="Verdana" w:hAnsi="Verdana" w:cs="Arial"/>
               </w:rPr>
@@ -1801,6 +1805,7 @@
     <w:p>
       <w:pPr>
         <w:keepNext/>
+        <w:keepLines/>
         <w:spacing w:line="240" w:lineRule="auto"/>
         <w:rPr>
           <w:rFonts w:ascii="Verdana" w:hAnsi="Verdana" w:cs="Arial"/>
@@ -1844,7 +1849,7 @@
           <w:p>
             <w:pPr>
               <w:keepNext/>
-              <w:spacing w:after="160"/>
+              <w:keepLines/>
               <w:rPr>
                 <w:rFonts w:ascii="Verdana" w:hAnsi="Verdana" w:cs="Arial"/>
                 <w:b/>
@@ -1866,7 +1871,7 @@
           </w:tcPr>
           <w:p>
             <w:pPr>
-              <w:spacing w:after="160"/>
+              <w:keepLines/>
               <w:rPr>
                 <w:rFonts w:ascii="Verdana" w:hAnsi="Verdana" w:cs="Arial"/>
                 <w:b/>
@@ -1888,7 +1893,7 @@
           </w:tcPr>
           <w:p>
             <w:pPr>
-              <w:spacing w:after="160"/>
+              <w:keepLines/>
               <w:rPr>
                 <w:rFonts w:ascii="Verdana" w:hAnsi="Verdana" w:cs="Arial"/>
                 <w:b/>
@@ -1908,6 +1913,7 @@
     <w:p>
       <w:pPr>
         <w:keepNext/>
+        <w:keepLines/>
         <w:spacing w:line="240" w:lineRule="auto"/>
         <w:rPr>
           <w:rFonts w:ascii="Verdana" w:hAnsi="Verdana" w:cs="Arial"/>
@@ -1983,7 +1989,6 @@
           </w:tcPr>
           <w:p>
             <w:pPr>
-              <w:spacing w:after="160"/>
               <w:rPr>
                 <w:rFonts w:ascii="Verdana" w:hAnsi="Verdana" w:cs="Arial"/>
               </w:rPr>
@@ -2020,7 +2025,6 @@
           <w:p>
             <w:pPr>
               <w:keepNext/>
-              <w:spacing w:after="160"/>
               <w:rPr>
                 <w:rFonts w:ascii="Verdana" w:hAnsi="Verdana" w:cs="Arial"/>
               </w:rPr>
@@ -2077,7 +2081,6 @@
           <w:p>
             <w:pPr>
               <w:keepNext/>
-              <w:spacing w:after="160"/>
               <w:rPr>
                 <w:rFonts w:ascii="Verdana" w:hAnsi="Verdana" w:cs="Arial"/>
               </w:rPr>
@@ -2292,6 +2295,7 @@
     <w:p>
       <w:pPr>
         <w:keepNext/>
+        <w:keepLines/>
         <w:spacing w:line="240" w:lineRule="auto"/>
         <w:rPr>
           <w:rFonts w:ascii="Verdana" w:hAnsi="Verdana" w:cs="Arial"/>
@@ -2335,7 +2339,7 @@
           <w:p>
             <w:pPr>
               <w:keepNext/>
-              <w:spacing w:after="160"/>
+              <w:keepLines/>
               <w:rPr>
                 <w:rFonts w:ascii="Verdana" w:hAnsi="Verdana" w:cs="Arial"/>
                 <w:b/>
@@ -2358,7 +2362,7 @@
           <w:p>
             <w:pPr>
               <w:keepNext/>
-              <w:spacing w:after="160"/>
+              <w:keepLines/>
               <w:rPr>
                 <w:rFonts w:ascii="Verdana" w:hAnsi="Verdana" w:cs="Arial"/>
                 <w:b/>
@@ -2381,7 +2385,7 @@
           <w:p>
             <w:pPr>
               <w:keepNext/>
-              <w:spacing w:after="160"/>
+              <w:keepLines/>
               <w:rPr>
                 <w:rFonts w:ascii="Verdana" w:hAnsi="Verdana" w:cs="Arial"/>
                 <w:b/>
@@ -2401,6 +2405,7 @@
     <w:p>
       <w:pPr>
         <w:keepNext/>
+        <w:keepLines/>
         <w:spacing w:line="240" w:lineRule="auto"/>
         <w:rPr>
           <w:rFonts w:ascii="Verdana" w:hAnsi="Verdana" w:cs="Arial"/>
@@ -2476,7 +2481,6 @@
           </w:tcPr>
           <w:p>
             <w:pPr>
-              <w:spacing w:after="160"/>
               <w:rPr>
                 <w:rFonts w:ascii="Verdana" w:hAnsi="Verdana" w:cs="Arial"/>
               </w:rPr>
@@ -2715,7 +2719,6 @@
           <w:p>
             <w:pPr>
               <w:keepNext/>
-              <w:spacing w:after="160"/>
               <w:rPr>
                 <w:rFonts w:ascii="Verdana" w:hAnsi="Verdana" w:cs="Arial"/>
               </w:rPr>
@@ -2758,7 +2761,6 @@
           <w:p>
             <w:pPr>
               <w:keepNext/>
-              <w:spacing w:after="160"/>
               <w:rPr>
                 <w:rFonts w:ascii="Verdana" w:hAnsi="Verdana" w:cs="Arial"/>
               </w:rPr>
@@ -2996,7 +2998,7 @@
           <w:p>
             <w:pPr>
               <w:keepNext/>
-              <w:spacing w:after="160"/>
+              <w:keepLines/>
               <w:rPr>
                 <w:rFonts w:ascii="Verdana" w:hAnsi="Verdana" w:cs="Arial"/>
                 <w:b/>
@@ -3019,7 +3021,7 @@
           <w:p>
             <w:pPr>
               <w:keepNext/>
-              <w:spacing w:after="160"/>
+              <w:keepLines/>
               <w:rPr>
                 <w:rFonts w:ascii="Verdana" w:hAnsi="Verdana" w:cs="Arial"/>
                 <w:b/>
@@ -3042,7 +3044,7 @@
           <w:p>
             <w:pPr>
               <w:keepNext/>
-              <w:spacing w:after="160"/>
+              <w:keepLines/>
               <w:rPr>
                 <w:rFonts w:ascii="Verdana" w:hAnsi="Verdana" w:cs="Arial"/>
                 <w:b/>
@@ -3062,6 +3064,7 @@
     <w:p>
       <w:pPr>
         <w:keepNext/>
+        <w:keepLines/>
         <w:spacing w:line="240" w:lineRule="auto"/>
         <w:rPr>
           <w:rFonts w:ascii="Verdana" w:hAnsi="Verdana" w:cs="Arial"/>
@@ -3137,7 +3140,6 @@
           </w:tcPr>
           <w:p>
             <w:pPr>
-              <w:spacing w:after="160"/>
               <w:rPr>
                 <w:rFonts w:ascii="Verdana" w:hAnsi="Verdana" w:cs="Arial"/>
               </w:rPr>
@@ -3180,7 +3182,6 @@
           <w:p>
             <w:pPr>
               <w:keepNext/>
-              <w:spacing w:after="160"/>
               <w:rPr>
                 <w:rFonts w:ascii="Verdana" w:hAnsi="Verdana" w:cs="Arial"/>
               </w:rPr>
@@ -3237,7 +3238,6 @@
           <w:p>
             <w:pPr>
               <w:keepNext/>
-              <w:spacing w:after="160"/>
               <w:rPr>
                 <w:rFonts w:ascii="Verdana" w:hAnsi="Verdana" w:cs="Arial"/>
               </w:rPr>
@@ -3458,7 +3458,7 @@
           <w:p>
             <w:pPr>
               <w:keepNext/>
-              <w:spacing w:after="160"/>
+              <w:keepLines/>
               <w:rPr>
                 <w:rFonts w:ascii="Verdana" w:hAnsi="Verdana" w:cs="Arial"/>
                 <w:b/>
@@ -3481,7 +3481,7 @@
           <w:p>
             <w:pPr>
               <w:keepNext/>
-              <w:spacing w:after="160"/>
+              <w:keepLines/>
               <w:rPr>
                 <w:rFonts w:ascii="Verdana" w:hAnsi="Verdana" w:cs="Arial"/>
                 <w:b/>
@@ -3504,7 +3504,7 @@
           <w:p>
             <w:pPr>
               <w:keepNext/>
-              <w:spacing w:after="160"/>
+              <w:keepLines/>
               <w:rPr>
                 <w:rFonts w:ascii="Verdana" w:hAnsi="Verdana" w:cs="Arial"/>
                 <w:b/>
@@ -3524,6 +3524,7 @@
     <w:p>
       <w:pPr>
         <w:keepNext/>
+        <w:keepLines/>
         <w:spacing w:line="240" w:lineRule="auto"/>
         <w:rPr>
           <w:rFonts w:ascii="Verdana" w:hAnsi="Verdana" w:cs="Arial"/>
@@ -3599,7 +3600,6 @@
           </w:tcPr>
           <w:p>
             <w:pPr>
-              <w:spacing w:after="160"/>
               <w:rPr>
                 <w:rFonts w:ascii="Verdana" w:hAnsi="Verdana" w:cs="Arial"/>
               </w:rPr>
@@ -3648,7 +3648,6 @@
           <w:p>
             <w:pPr>
               <w:keepNext/>
-              <w:spacing w:after="160"/>
               <w:rPr>
                 <w:rFonts w:ascii="Verdana" w:hAnsi="Verdana" w:cs="Arial"/>
               </w:rPr>
@@ -3691,7 +3690,6 @@
           <w:p>
             <w:pPr>
               <w:keepNext/>
-              <w:spacing w:after="160"/>
               <w:rPr>
                 <w:rFonts w:ascii="Verdana" w:hAnsi="Verdana" w:cs="Arial"/>
               </w:rPr>
@@ -3701,6 +3699,20 @@
                 <w:rFonts w:ascii="Verdana" w:hAnsi="Verdana" w:cs="Arial"/>
               </w:rPr>
               <w:t>{{currency(</w:t>
+            </w:r>
+            <w:proofErr w:type="spellStart"/>
+            <w:r>
+              <w:rPr>
+                <w:rFonts w:ascii="Verdana" w:hAnsi="Verdana" w:cs="Arial"/>
+              </w:rPr>
+              <w:t>eight_hundred_max</w:t>
+            </w:r>
+            <w:proofErr w:type="spellEnd"/>
+            <w:r>
+              <w:rPr>
+                <w:rFonts w:ascii="Verdana" w:hAnsi="Verdana" w:cs="Arial"/>
+              </w:rPr>
+              <w:t>(</w:t>
             </w:r>
             <w:proofErr w:type="spellStart"/>
             <w:proofErr w:type="gramStart"/>
@@ -3712,6 +3724,12 @@
             </w:r>
             <w:proofErr w:type="spellEnd"/>
             <w:proofErr w:type="gramEnd"/>
+            <w:r>
+              <w:rPr>
+                <w:rFonts w:ascii="Verdana" w:hAnsi="Verdana" w:cs="Arial"/>
+              </w:rPr>
+              <w:t>)</w:t>
+            </w:r>
             <w:r>
               <w:rPr>
                 <w:rFonts w:ascii="Verdana" w:hAnsi="Verdana" w:cs="Arial"/>
@@ -3731,6 +3749,7 @@
     <w:p>
       <w:pPr>
         <w:keepNext/>
+        <w:keepLines/>
         <w:spacing w:line="240" w:lineRule="auto"/>
         <w:rPr>
           <w:rFonts w:ascii="Verdana" w:hAnsi="Verdana" w:cs="Arial"/>
@@ -3887,7 +3906,7 @@
           <w:p>
             <w:pPr>
               <w:keepNext/>
-              <w:spacing w:after="160"/>
+              <w:keepLines/>
               <w:rPr>
                 <w:rFonts w:ascii="Verdana" w:hAnsi="Verdana" w:cs="Arial"/>
                 <w:b/>
@@ -3910,7 +3929,7 @@
           <w:p>
             <w:pPr>
               <w:keepNext/>
-              <w:spacing w:after="160"/>
+              <w:keepLines/>
               <w:rPr>
                 <w:rFonts w:ascii="Verdana" w:hAnsi="Verdana" w:cs="Arial"/>
                 <w:b/>
@@ -3930,6 +3949,7 @@
     <w:p>
       <w:pPr>
         <w:keepNext/>
+        <w:keepLines/>
         <w:spacing w:line="240" w:lineRule="auto"/>
         <w:rPr>
           <w:rFonts w:ascii="Verdana" w:hAnsi="Verdana" w:cs="Arial"/>
@@ -4005,7 +4025,6 @@
           </w:tcPr>
           <w:p>
             <w:pPr>
-              <w:spacing w:after="160"/>
               <w:rPr>
                 <w:rFonts w:ascii="Verdana" w:hAnsi="Verdana" w:cs="Arial"/>
               </w:rPr>
@@ -4040,17 +4059,10 @@
           <w:p>
             <w:pPr>
               <w:keepNext/>
-              <w:spacing w:after="160"/>
               <w:rPr>
                 <w:rFonts w:ascii="Verdana" w:hAnsi="Verdana" w:cs="Arial"/>
               </w:rPr>
             </w:pPr>
-            <w:r>
-              <w:rPr>
-                <w:rFonts w:ascii="Verdana" w:hAnsi="Verdana" w:cs="Arial"/>
-              </w:rPr>
-              <w:tab/>
-            </w:r>
             <w:r>
               <w:rPr>
                 <w:rFonts w:ascii="Verdana" w:hAnsi="Verdana" w:cs="Arial"/>
@@ -4142,6 +4154,7 @@
     <w:p>
       <w:pPr>
         <w:keepNext/>
+        <w:keepLines/>
         <w:spacing w:line="240" w:lineRule="auto"/>
         <w:rPr>
           <w:rFonts w:ascii="Verdana" w:hAnsi="Verdana" w:cs="Arial"/>
@@ -4266,7 +4279,7 @@
           <w:p>
             <w:pPr>
               <w:keepNext/>
-              <w:spacing w:after="160"/>
+              <w:keepLines/>
               <w:rPr>
                 <w:rFonts w:ascii="Verdana" w:hAnsi="Verdana" w:cs="Arial"/>
                 <w:b/>
@@ -4289,7 +4302,7 @@
           <w:p>
             <w:pPr>
               <w:keepNext/>
-              <w:spacing w:after="160"/>
+              <w:keepLines/>
               <w:rPr>
                 <w:rFonts w:ascii="Verdana" w:hAnsi="Verdana" w:cs="Arial"/>
                 <w:b/>
@@ -4312,7 +4325,7 @@
           <w:p>
             <w:pPr>
               <w:keepNext/>
-              <w:spacing w:after="160"/>
+              <w:keepLines/>
               <w:rPr>
                 <w:rFonts w:ascii="Verdana" w:hAnsi="Verdana" w:cs="Arial"/>
                 <w:b/>
@@ -4332,6 +4345,7 @@
     <w:p>
       <w:pPr>
         <w:keepNext/>
+        <w:keepLines/>
         <w:spacing w:line="240" w:lineRule="auto"/>
         <w:rPr>
           <w:rFonts w:ascii="Verdana" w:hAnsi="Verdana" w:cs="Arial"/>
@@ -4416,7 +4430,6 @@
           </w:tcPr>
           <w:p>
             <w:pPr>
-              <w:spacing w:after="160"/>
               <w:rPr>
                 <w:rFonts w:ascii="Verdana" w:hAnsi="Verdana" w:cs="Arial"/>
               </w:rPr>
@@ -4464,7 +4477,6 @@
           </w:tcPr>
           <w:p>
             <w:pPr>
-              <w:spacing w:after="160"/>
               <w:rPr>
                 <w:rFonts w:ascii="Verdana" w:hAnsi="Verdana" w:cs="Arial"/>
               </w:rPr>
@@ -4506,7 +4518,6 @@
           </w:tcPr>
           <w:p>
             <w:pPr>
-              <w:spacing w:after="160"/>
               <w:rPr>
                 <w:rFonts w:ascii="Verdana" w:hAnsi="Verdana" w:cs="Arial"/>
               </w:rPr>
@@ -4604,6 +4615,7 @@
     <w:p>
       <w:pPr>
         <w:keepNext/>
+        <w:keepLines/>
         <w:spacing w:line="240" w:lineRule="auto"/>
         <w:rPr>
           <w:rFonts w:ascii="Verdana" w:hAnsi="Verdana" w:cs="Arial"/>
@@ -4672,28 +4684,20 @@
         <w:rPr>
           <w:rFonts w:ascii="Verdana" w:hAnsi="Verdana" w:cs="Arial"/>
         </w:rPr>
-        <w:t>other_</w:t>
-      </w:r>
-      <w:proofErr w:type="gramStart"/>
-      <w:r>
-        <w:rPr>
-          <w:rFonts w:ascii="Verdana" w:hAnsi="Verdana" w:cs="Arial"/>
-        </w:rPr>
-        <w:t>debts.there</w:t>
-      </w:r>
-      <w:proofErr w:type="gramEnd"/>
-      <w:r>
-        <w:rPr>
-          <w:rFonts w:ascii="Verdana" w:hAnsi="Verdana" w:cs="Arial"/>
-        </w:rPr>
-        <w:t>_are_any</w:t>
+        <w:t>include_other_debts</w:t>
       </w:r>
       <w:proofErr w:type="spellEnd"/>
       <w:r>
         <w:rPr>
           <w:rFonts w:ascii="Verdana" w:hAnsi="Verdana" w:cs="Arial"/>
         </w:rPr>
-        <w:t xml:space="preserve"> %}</w:t>
+        <w:t xml:space="preserve"> </w:t>
+      </w:r>
+      <w:r>
+        <w:rPr>
+          <w:rFonts w:ascii="Verdana" w:hAnsi="Verdana" w:cs="Arial"/>
+        </w:rPr>
+        <w:t>%}</w:t>
       </w:r>
     </w:p>
     <w:tbl>
@@ -4729,7 +4733,7 @@
           <w:p>
             <w:pPr>
               <w:keepNext/>
-              <w:spacing w:after="160"/>
+              <w:keepLines/>
               <w:rPr>
                 <w:rFonts w:ascii="Verdana" w:hAnsi="Verdana" w:cs="Arial"/>
                 <w:b/>
@@ -4752,7 +4756,7 @@
           <w:p>
             <w:pPr>
               <w:keepNext/>
-              <w:spacing w:after="160"/>
+              <w:keepLines/>
               <w:rPr>
                 <w:rFonts w:ascii="Verdana" w:hAnsi="Verdana" w:cs="Arial"/>
                 <w:b/>
@@ -4775,7 +4779,7 @@
           <w:p>
             <w:pPr>
               <w:keepNext/>
-              <w:spacing w:after="160"/>
+              <w:keepLines/>
               <w:rPr>
                 <w:rFonts w:ascii="Verdana" w:hAnsi="Verdana" w:cs="Arial"/>
                 <w:b/>
@@ -4798,7 +4802,7 @@
           <w:p>
             <w:pPr>
               <w:keepNext/>
-              <w:spacing w:after="160"/>
+              <w:keepLines/>
               <w:rPr>
                 <w:rFonts w:ascii="Verdana" w:hAnsi="Verdana" w:cs="Arial"/>
                 <w:b/>
@@ -4818,6 +4822,7 @@
     <w:p>
       <w:pPr>
         <w:keepNext/>
+        <w:keepLines/>
         <w:spacing w:line="240" w:lineRule="auto"/>
         <w:rPr>
           <w:rFonts w:ascii="Verdana" w:hAnsi="Verdana" w:cs="Arial"/>
@@ -4840,7 +4845,7 @@
           <w:sz w:val="2"/>
           <w:szCs w:val="2"/>
         </w:rPr>
-        <w:t>other_</w:t>
+        <w:t>other_and_extra_employee_</w:t>
       </w:r>
       <w:proofErr w:type="gramStart"/>
       <w:r>
@@ -4895,7 +4900,6 @@
           </w:tcPr>
           <w:p>
             <w:pPr>
-              <w:spacing w:after="160"/>
               <w:rPr>
                 <w:rFonts w:ascii="Verdana" w:hAnsi="Verdana" w:cs="Arial"/>
               </w:rPr>
@@ -4949,7 +4953,7 @@
           </w:tcPr>
           <w:p>
             <w:pPr>
-              <w:spacing w:after="160"/>
+              <w:keepLines/>
               <w:rPr>
                 <w:rFonts w:ascii="Verdana" w:hAnsi="Verdana" w:cs="Arial"/>
               </w:rPr>
@@ -4991,7 +4995,7 @@
           </w:tcPr>
           <w:p>
             <w:pPr>
-              <w:spacing w:after="160"/>
+              <w:keepLines/>
               <w:rPr>
                 <w:rFonts w:ascii="Verdana" w:hAnsi="Verdana" w:cs="Arial"/>
               </w:rPr>
@@ -5027,7 +5031,7 @@
           </w:tcPr>
           <w:p>
             <w:pPr>
-              <w:spacing w:after="160"/>
+              <w:keepLines/>
               <w:rPr>
                 <w:rFonts w:ascii="Verdana" w:hAnsi="Verdana" w:cs="Arial"/>
               </w:rPr>
@@ -5036,7 +5040,7 @@
               <w:rPr>
                 <w:rFonts w:ascii="Verdana" w:hAnsi="Verdana" w:cs="Arial"/>
               </w:rPr>
-              <w:t>{{currency(</w:t>
+              <w:t xml:space="preserve">{% if </w:t>
             </w:r>
             <w:proofErr w:type="spellStart"/>
             <w:proofErr w:type="gramStart"/>
@@ -5044,7 +5048,7 @@
               <w:rPr>
                 <w:rFonts w:ascii="Verdana" w:hAnsi="Verdana" w:cs="Arial"/>
               </w:rPr>
-              <w:t>debt.amount</w:t>
+              <w:t>debt.flag</w:t>
             </w:r>
             <w:proofErr w:type="spellEnd"/>
             <w:proofErr w:type="gramEnd"/>
@@ -5052,7 +5056,121 @@
               <w:rPr>
                 <w:rFonts w:ascii="Verdana" w:hAnsi="Verdana" w:cs="Arial"/>
               </w:rPr>
-              <w:t>)}}</w:t>
+              <w:t xml:space="preserve"> == “employee” </w:t>
+            </w:r>
+            <w:proofErr w:type="gramStart"/>
+            <w:r>
+              <w:rPr>
+                <w:rFonts w:ascii="Verdana" w:hAnsi="Verdana" w:cs="Arial"/>
+              </w:rPr>
+              <w:t>%}{</w:t>
+            </w:r>
+            <w:proofErr w:type="gramEnd"/>
+            <w:r>
+              <w:rPr>
+                <w:rFonts w:ascii="Verdana" w:hAnsi="Verdana" w:cs="Arial"/>
+              </w:rPr>
+              <w:t>{currency(</w:t>
+            </w:r>
+            <w:proofErr w:type="spellStart"/>
+            <w:r>
+              <w:rPr>
+                <w:rFonts w:ascii="Verdana" w:hAnsi="Verdana" w:cs="Arial"/>
+              </w:rPr>
+              <w:t>amount_beyond_eight_hundred</w:t>
+            </w:r>
+            <w:proofErr w:type="spellEnd"/>
+            <w:r>
+              <w:rPr>
+                <w:rFonts w:ascii="Verdana" w:hAnsi="Verdana" w:cs="Arial"/>
+              </w:rPr>
+              <w:t>(</w:t>
+            </w:r>
+            <w:proofErr w:type="spellStart"/>
+            <w:proofErr w:type="gramStart"/>
+            <w:r>
+              <w:rPr>
+                <w:rFonts w:ascii="Verdana" w:hAnsi="Verdana" w:cs="Arial"/>
+              </w:rPr>
+              <w:t>debt.amount</w:t>
+            </w:r>
+            <w:proofErr w:type="spellEnd"/>
+            <w:proofErr w:type="gramEnd"/>
+            <w:r>
+              <w:rPr>
+                <w:rFonts w:ascii="Verdana" w:hAnsi="Verdana" w:cs="Arial"/>
+              </w:rPr>
+              <w:t>))</w:t>
+            </w:r>
+            <w:proofErr w:type="gramStart"/>
+            <w:r>
+              <w:rPr>
+                <w:rFonts w:ascii="Verdana" w:hAnsi="Verdana" w:cs="Arial"/>
+              </w:rPr>
+              <w:t>}}{</w:t>
+            </w:r>
+            <w:proofErr w:type="gramEnd"/>
+            <w:r>
+              <w:rPr>
+                <w:rFonts w:ascii="Verdana" w:hAnsi="Verdana" w:cs="Arial"/>
+              </w:rPr>
+              <w:t xml:space="preserve">% else </w:t>
+            </w:r>
+            <w:proofErr w:type="gramStart"/>
+            <w:r>
+              <w:rPr>
+                <w:rFonts w:ascii="Verdana" w:hAnsi="Verdana" w:cs="Arial"/>
+              </w:rPr>
+              <w:t>%}</w:t>
+            </w:r>
+            <w:r>
+              <w:rPr>
+                <w:rFonts w:ascii="Verdana" w:hAnsi="Verdana" w:cs="Arial"/>
+              </w:rPr>
+              <w:t>{</w:t>
+            </w:r>
+            <w:proofErr w:type="gramEnd"/>
+            <w:r>
+              <w:rPr>
+                <w:rFonts w:ascii="Verdana" w:hAnsi="Verdana" w:cs="Arial"/>
+              </w:rPr>
+              <w:t>{currency(</w:t>
+            </w:r>
+            <w:proofErr w:type="spellStart"/>
+            <w:proofErr w:type="gramStart"/>
+            <w:r>
+              <w:rPr>
+                <w:rFonts w:ascii="Verdana" w:hAnsi="Verdana" w:cs="Arial"/>
+              </w:rPr>
+              <w:t>debt.amount</w:t>
+            </w:r>
+            <w:proofErr w:type="spellEnd"/>
+            <w:proofErr w:type="gramEnd"/>
+            <w:r>
+              <w:rPr>
+                <w:rFonts w:ascii="Verdana" w:hAnsi="Verdana" w:cs="Arial"/>
+              </w:rPr>
+              <w:t>)</w:t>
+            </w:r>
+            <w:proofErr w:type="gramStart"/>
+            <w:r>
+              <w:rPr>
+                <w:rFonts w:ascii="Verdana" w:hAnsi="Verdana" w:cs="Arial"/>
+              </w:rPr>
+              <w:t>}}</w:t>
+            </w:r>
+            <w:r>
+              <w:rPr>
+                <w:rFonts w:ascii="Verdana" w:hAnsi="Verdana" w:cs="Arial"/>
+              </w:rPr>
+              <w:t>{</w:t>
+            </w:r>
+            <w:proofErr w:type="gramEnd"/>
+            <w:r>
+              <w:rPr>
+                <w:rFonts w:ascii="Verdana" w:hAnsi="Verdana" w:cs="Arial"/>
+              </w:rPr>
+              <w:t>% endif %}</w:t>
             </w:r>
           </w:p>
         </w:tc>
@@ -5069,6 +5187,7 @@
         <w:rPr>
           <w:rFonts w:ascii="Verdana" w:hAnsi="Verdana" w:cs="Arial"/>
         </w:rPr>
+        <w:lastRenderedPageBreak/>
         <w:t xml:space="preserve">{% </w:t>
       </w:r>
       <w:proofErr w:type="spellStart"/>
@@ -5133,7 +5252,6 @@
         <w:rPr>
           <w:rFonts w:ascii="Verdana" w:hAnsi="Verdana" w:cs="Arial"/>
         </w:rPr>
-        <w:lastRenderedPageBreak/>
         <w:t xml:space="preserve">{% endif </w:t>
       </w:r>
       <w:proofErr w:type="gramStart"/>
@@ -5347,7 +5465,8 @@
           <w:p>
             <w:pPr>
               <w:keepNext/>
-              <w:spacing w:after="160" w:line="278" w:lineRule="auto"/>
+              <w:keepLines/>
+              <w:spacing w:line="278" w:lineRule="auto"/>
               <w:rPr>
                 <w:rFonts w:ascii="Verdana" w:hAnsi="Verdana" w:cs="Arial"/>
                 <w:b/>
@@ -5371,7 +5490,8 @@
           <w:p>
             <w:pPr>
               <w:keepNext/>
-              <w:spacing w:after="160" w:line="278" w:lineRule="auto"/>
+              <w:keepLines/>
+              <w:spacing w:line="278" w:lineRule="auto"/>
               <w:rPr>
                 <w:rFonts w:ascii="Verdana" w:hAnsi="Verdana" w:cs="Arial"/>
                 <w:b/>
@@ -5394,7 +5514,8 @@
           <w:p>
             <w:pPr>
               <w:keepNext/>
-              <w:spacing w:after="160" w:line="278" w:lineRule="auto"/>
+              <w:keepLines/>
+              <w:spacing w:line="278" w:lineRule="auto"/>
               <w:rPr>
                 <w:rFonts w:ascii="Verdana" w:hAnsi="Verdana" w:cs="Arial"/>
                 <w:b/>
@@ -5414,6 +5535,7 @@
     <w:p>
       <w:pPr>
         <w:keepNext/>
+        <w:keepLines/>
         <w:rPr>
           <w:rFonts w:ascii="Verdana" w:hAnsi="Verdana" w:cs="Arial"/>
         </w:rPr>
@@ -5484,7 +5606,7 @@
           </w:tcPr>
           <w:p>
             <w:pPr>
-              <w:spacing w:after="160" w:line="278" w:lineRule="auto"/>
+              <w:spacing w:line="278" w:lineRule="auto"/>
               <w:rPr>
                 <w:rFonts w:ascii="Verdana" w:hAnsi="Verdana" w:cs="Arial"/>
               </w:rPr>
@@ -5560,7 +5682,7 @@
           </w:tcPr>
           <w:p>
             <w:pPr>
-              <w:spacing w:after="160" w:line="278" w:lineRule="auto"/>
+              <w:spacing w:line="278" w:lineRule="auto"/>
               <w:rPr>
                 <w:rFonts w:ascii="Verdana" w:hAnsi="Verdana" w:cs="Arial"/>
               </w:rPr>
@@ -5602,7 +5724,7 @@
           </w:tcPr>
           <w:p>
             <w:pPr>
-              <w:spacing w:after="160" w:line="278" w:lineRule="auto"/>
+              <w:spacing w:line="278" w:lineRule="auto"/>
               <w:rPr>
                 <w:rFonts w:ascii="Verdana" w:hAnsi="Verdana" w:cs="Arial"/>
               </w:rPr>
@@ -5790,6 +5912,7 @@
         <w:rPr>
           <w:rFonts w:ascii="Verdana" w:hAnsi="Verdana" w:cs="Arial"/>
         </w:rPr>
+        <w:lastRenderedPageBreak/>
         <w:t xml:space="preserve">(b) The award allowable to the surviving spouse of a decedent who was an Illinois resident </w:t>
       </w:r>
       <w:proofErr w:type="gramStart"/>
@@ -5846,7 +5969,6 @@
         <w:rPr>
           <w:rFonts w:ascii="Verdana" w:hAnsi="Verdana" w:cs="Arial"/>
         </w:rPr>
-        <w:lastRenderedPageBreak/>
         <w:t>{{currency(</w:t>
       </w:r>
       <w:proofErr w:type="spellStart"/>
@@ -6232,7 +6354,14 @@
         <w:rPr>
           <w:rFonts w:ascii="Verdana" w:hAnsi="Verdana" w:cs="Arial"/>
         </w:rPr>
-        <w:t xml:space="preserve">The decedent left no will. The names, places of residence and relationships of the decedent's heirs, and the portion of the estate to which each heir is entitled under the law where decedent died intestate are as </w:t>
+        <w:t xml:space="preserve">The decedent left no will. The names, places of residence and relationships of the decedent's heirs, and the portion of the estate to which </w:t>
+      </w:r>
+      <w:r>
+        <w:rPr>
+          <w:rFonts w:ascii="Verdana" w:hAnsi="Verdana" w:cs="Arial"/>
+        </w:rPr>
+        <w:lastRenderedPageBreak/>
+        <w:t xml:space="preserve">each heir is entitled under the law where decedent died intestate are as </w:t>
       </w:r>
       <w:proofErr w:type="gramStart"/>
       <w:r>
@@ -6289,7 +6418,8 @@
           <w:p>
             <w:pPr>
               <w:keepNext/>
-              <w:spacing w:after="160" w:line="278" w:lineRule="auto"/>
+              <w:keepLines/>
+              <w:spacing w:line="278" w:lineRule="auto"/>
               <w:rPr>
                 <w:rFonts w:ascii="Verdana" w:hAnsi="Verdana" w:cs="Arial"/>
                 <w:b/>
@@ -6300,7 +6430,6 @@
                 <w:rFonts w:ascii="Verdana" w:hAnsi="Verdana" w:cs="Arial"/>
                 <w:b/>
               </w:rPr>
-              <w:lastRenderedPageBreak/>
               <w:t>Name and Relationship</w:t>
             </w:r>
           </w:p>
@@ -6314,7 +6443,8 @@
           <w:p>
             <w:pPr>
               <w:keepNext/>
-              <w:spacing w:after="160" w:line="278" w:lineRule="auto"/>
+              <w:keepLines/>
+              <w:spacing w:line="278" w:lineRule="auto"/>
               <w:rPr>
                 <w:rFonts w:ascii="Verdana" w:hAnsi="Verdana" w:cs="Arial"/>
                 <w:b/>
@@ -6337,7 +6467,8 @@
           <w:p>
             <w:pPr>
               <w:keepNext/>
-              <w:spacing w:after="160" w:line="278" w:lineRule="auto"/>
+              <w:keepLines/>
+              <w:spacing w:line="278" w:lineRule="auto"/>
               <w:rPr>
                 <w:rFonts w:ascii="Verdana" w:hAnsi="Verdana" w:cs="Arial"/>
                 <w:b/>
@@ -6396,7 +6527,8 @@
           <w:p>
             <w:pPr>
               <w:keepNext/>
-              <w:spacing w:after="160" w:line="278" w:lineRule="auto"/>
+              <w:keepLines/>
+              <w:spacing w:line="278" w:lineRule="auto"/>
               <w:rPr>
                 <w:rFonts w:ascii="Verdana" w:hAnsi="Verdana" w:cs="Arial"/>
                 <w:b/>
@@ -6430,6 +6562,7 @@
     <w:p>
       <w:pPr>
         <w:keepNext/>
+        <w:keepLines/>
         <w:rPr>
           <w:rFonts w:ascii="Verdana" w:hAnsi="Verdana" w:cs="Arial"/>
         </w:rPr>
@@ -6496,7 +6629,7 @@
           </w:tcPr>
           <w:p>
             <w:pPr>
-              <w:spacing w:after="160" w:line="278" w:lineRule="auto"/>
+              <w:spacing w:line="278" w:lineRule="auto"/>
               <w:rPr>
                 <w:rFonts w:ascii="Verdana" w:hAnsi="Verdana" w:cs="Arial"/>
               </w:rPr>
@@ -6572,7 +6705,7 @@
           </w:tcPr>
           <w:p>
             <w:pPr>
-              <w:spacing w:after="160" w:line="278" w:lineRule="auto"/>
+              <w:spacing w:line="278" w:lineRule="auto"/>
               <w:rPr>
                 <w:rFonts w:ascii="Verdana" w:hAnsi="Verdana" w:cs="Arial"/>
               </w:rPr>
@@ -6614,7 +6747,7 @@
           </w:tcPr>
           <w:p>
             <w:pPr>
-              <w:spacing w:after="160" w:line="278" w:lineRule="auto"/>
+              <w:spacing w:line="278" w:lineRule="auto"/>
               <w:rPr>
                 <w:rFonts w:ascii="Verdana" w:hAnsi="Verdana" w:cs="Arial"/>
               </w:rPr>
@@ -6726,7 +6859,7 @@
           </w:tcPr>
           <w:p>
             <w:pPr>
-              <w:spacing w:after="160" w:line="278" w:lineRule="auto"/>
+              <w:spacing w:line="278" w:lineRule="auto"/>
               <w:rPr>
                 <w:rFonts w:ascii="Verdana" w:hAnsi="Verdana" w:cs="Arial"/>
               </w:rPr>
@@ -6887,7 +7020,7 @@
           <w:rFonts w:ascii="Verdana" w:hAnsi="Verdana" w:cs="Arial"/>
           <w:b/>
         </w:rPr>
-        <w:t xml:space="preserve">10.5 I understand that the decedent's estate must be distributed first to satisfy claims against the decedent's estate as set forth in paragraph 7.5 of this affidavit before any distribution is made to any heir or legatee. By signing this affidavit, I agree to indemnify and hold harmless all creditors of the decedent's estate, the decedent's heirs and legatees, and other persons, corporations, or financial institutions relying upon this affidavit who incur any loss because of </w:t>
+        <w:t xml:space="preserve">10.5 I understand that the decedent's estate must be distributed first to satisfy claims against the decedent's estate as set forth in paragraph 7.5 of this affidavit before any distribution is made to any heir or legatee. By signing this affidavit, I agree to indemnify and hold harmless all creditors of the decedent's estate, the decedent's </w:t>
       </w:r>
       <w:r>
         <w:rPr>
@@ -6895,12 +7028,13 @@
           <w:b/>
         </w:rPr>
         <w:lastRenderedPageBreak/>
-        <w:t xml:space="preserve">reliance on this affidavit, up to the amount lost because of any act or omission by me. I further understand that any person, corporation, or financial institution recovering under this indemnification provision shall be entitled to reasonable attorney's fees and the expenses of recovery. </w:t>
+        <w:t xml:space="preserve">heirs and legatees, and other persons, corporations, or financial institutions relying upon this affidavit who incur any loss because of reliance on this affidavit, up to the amount lost because of any act or omission by me. I further understand that any person, corporation, or financial institution recovering under this indemnification provision shall be entitled to reasonable attorney's fees and the expenses of recovery. </w:t>
       </w:r>
     </w:p>
     <w:p>
       <w:pPr>
         <w:keepNext/>
+        <w:keepLines/>
         <w:spacing w:line="360" w:lineRule="auto"/>
         <w:rPr>
           <w:rFonts w:ascii="Verdana" w:hAnsi="Verdana" w:cs="Arial"/>
@@ -6946,7 +7080,8 @@
           <w:p>
             <w:pPr>
               <w:keepNext/>
-              <w:spacing w:after="160" w:line="278" w:lineRule="auto"/>
+              <w:keepLines/>
+              <w:spacing w:line="278" w:lineRule="auto"/>
               <w:rPr>
                 <w:rFonts w:ascii="Verdana" w:hAnsi="Verdana" w:cs="Arial"/>
                 <w:b/>
@@ -6970,7 +7105,8 @@
           <w:p>
             <w:pPr>
               <w:keepNext/>
-              <w:spacing w:after="160" w:line="278" w:lineRule="auto"/>
+              <w:keepLines/>
+              <w:spacing w:line="278" w:lineRule="auto"/>
               <w:rPr>
                 <w:rFonts w:ascii="Verdana" w:hAnsi="Verdana" w:cs="Arial"/>
                 <w:b/>
@@ -6989,6 +7125,7 @@
           <w:p>
             <w:pPr>
               <w:keepNext/>
+              <w:keepLines/>
               <w:spacing w:after="160" w:line="278" w:lineRule="auto"/>
               <w:rPr>
                 <w:rFonts w:ascii="Verdana" w:hAnsi="Verdana" w:cs="Arial"/>
@@ -7015,7 +7152,8 @@
           <w:p>
             <w:pPr>
               <w:keepNext/>
-              <w:spacing w:after="160" w:line="278" w:lineRule="auto"/>
+              <w:keepLines/>
+              <w:spacing w:line="278" w:lineRule="auto"/>
               <w:rPr>
                 <w:rFonts w:ascii="Verdana" w:hAnsi="Verdana" w:cs="Arial"/>
                 <w:b/>
@@ -7036,6 +7174,7 @@
     <w:p>
       <w:pPr>
         <w:keepNext/>
+        <w:keepLines/>
         <w:spacing w:line="240" w:lineRule="auto"/>
         <w:rPr>
           <w:rFonts w:ascii="Verdana" w:hAnsi="Verdana" w:cs="Arial"/>
@@ -7101,7 +7240,7 @@
           </w:tcPr>
           <w:p>
             <w:pPr>
-              <w:spacing w:after="160" w:line="278" w:lineRule="auto"/>
+              <w:spacing w:line="278" w:lineRule="auto"/>
               <w:rPr>
                 <w:rFonts w:ascii="Verdana" w:hAnsi="Verdana" w:cs="Arial"/>
               </w:rPr>
@@ -7160,16 +7299,32 @@
               <w:spacing w:after="160" w:line="278" w:lineRule="auto"/>
               <w:rPr>
                 <w:rFonts w:ascii="Verdana" w:hAnsi="Verdana" w:cs="Arial"/>
+                <w:u w:val="single"/>
               </w:rPr>
             </w:pPr>
+            <w:r>
+              <w:rPr>
+                <w:rFonts w:ascii="Verdana" w:hAnsi="Verdana" w:cs="Arial"/>
+                <w:u w:val="single"/>
+              </w:rPr>
+              <w:t>___________________________</w:t>
+            </w:r>
           </w:p>
           <w:p>
             <w:pPr>
-              <w:spacing w:after="160" w:line="278" w:lineRule="auto"/>
-              <w:rPr>
-                <w:rFonts w:ascii="Verdana" w:hAnsi="Verdana" w:cs="Arial"/>
+              <w:spacing w:line="278" w:lineRule="auto"/>
+              <w:rPr>
+                <w:rFonts w:ascii="Verdana" w:hAnsi="Verdana" w:cs="Arial"/>
+                <w:u w:val="single"/>
               </w:rPr>
             </w:pPr>
+            <w:r>
+              <w:rPr>
+                <w:rFonts w:ascii="Verdana" w:hAnsi="Verdana" w:cs="Arial"/>
+                <w:u w:val="single"/>
+              </w:rPr>
+              <w:t>___________________________</w:t>
+            </w:r>
           </w:p>
           <w:p>
             <w:pPr>
@@ -7187,11 +7342,17 @@
           </w:tcPr>
           <w:p>
             <w:pPr>
-              <w:spacing w:after="160" w:line="278" w:lineRule="auto"/>
+              <w:spacing w:line="278" w:lineRule="auto"/>
               <w:rPr>
                 <w:rFonts w:ascii="Verdana" w:hAnsi="Verdana" w:cs="Arial"/>
               </w:rPr>
             </w:pPr>
+            <w:r>
+              <w:rPr>
+                <w:rFonts w:ascii="Verdana" w:hAnsi="Verdana" w:cs="Arial"/>
+              </w:rPr>
+              <w:t>$</w:t>
+            </w:r>
           </w:p>
         </w:tc>
       </w:tr>
@@ -7432,6 +7593,78 @@
         <w:tc>
           <w:tcPr>
             <w:tcW w:w="3020" w:type="dxa"/>
+          </w:tcPr>
+          <w:p>
+            <w:pPr>
+              <w:rPr>
+                <w:rFonts w:ascii="Verdana" w:hAnsi="Verdana" w:cs="Arial"/>
+              </w:rPr>
+            </w:pPr>
+          </w:p>
+        </w:tc>
+        <w:tc>
+          <w:tcPr>
+            <w:tcW w:w="6340" w:type="dxa"/>
+          </w:tcPr>
+          <w:p>
+            <w:pPr>
+              <w:spacing w:after="20"/>
+              <w:rPr>
+                <w:rFonts w:ascii="Verdana" w:hAnsi="Verdana" w:cs="Arial"/>
+              </w:rPr>
+            </w:pPr>
+            <w:r>
+              <w:rPr>
+                <w:rFonts w:ascii="Verdana" w:hAnsi="Verdana" w:cs="Arial"/>
+              </w:rPr>
+              <w:t>STATE OF ILLINOIS</w:t>
+            </w:r>
+          </w:p>
+        </w:tc>
+      </w:tr>
+      <w:tr>
+        <w:tc>
+          <w:tcPr>
+            <w:tcW w:w="3020" w:type="dxa"/>
+          </w:tcPr>
+          <w:p>
+            <w:pPr>
+              <w:rPr>
+                <w:rFonts w:ascii="Verdana" w:hAnsi="Verdana" w:cs="Arial"/>
+              </w:rPr>
+            </w:pPr>
+          </w:p>
+        </w:tc>
+        <w:tc>
+          <w:tcPr>
+            <w:tcW w:w="6340" w:type="dxa"/>
+          </w:tcPr>
+          <w:p>
+            <w:pPr>
+              <w:rPr>
+                <w:rFonts w:ascii="Verdana" w:hAnsi="Verdana" w:cs="Arial"/>
+              </w:rPr>
+            </w:pPr>
+            <w:r>
+              <w:rPr>
+                <w:rFonts w:ascii="Verdana" w:hAnsi="Verdana" w:cs="Arial"/>
+              </w:rPr>
+              <w:t xml:space="preserve">COUNTY OF </w:t>
+            </w:r>
+            <w:r>
+              <w:rPr>
+                <w:rFonts w:ascii="Verdana" w:hAnsi="Verdana" w:cs="Arial"/>
+                <w:u w:val="single"/>
+              </w:rPr>
+              <w:t>___________________</w:t>
+            </w:r>
+          </w:p>
+        </w:tc>
+      </w:tr>
+      <w:tr>
+        <w:tc>
+          <w:tcPr>
+            <w:tcW w:w="3020" w:type="dxa"/>
             <w:hideMark/>
           </w:tcPr>
           <w:p>
@@ -7550,171 +7783,6 @@
                 <w:rFonts w:ascii="Verdana" w:hAnsi="Verdana" w:cs="Arial"/>
               </w:rPr>
               <w:t>Date</w:t>
-            </w:r>
-          </w:p>
-        </w:tc>
-      </w:tr>
-      <w:tr>
-        <w:trPr>
-          <w:trHeight w:val="153"/>
-        </w:trPr>
-        <w:tc>
-          <w:tcPr>
-            <w:tcW w:w="3020" w:type="dxa"/>
-          </w:tcPr>
-          <w:p>
-            <w:pPr>
-              <w:rPr>
-                <w:rFonts w:ascii="Verdana" w:hAnsi="Verdana" w:cs="Arial"/>
-              </w:rPr>
-            </w:pPr>
-          </w:p>
-        </w:tc>
-        <w:tc>
-          <w:tcPr>
-            <w:tcW w:w="6340" w:type="dxa"/>
-          </w:tcPr>
-          <w:p>
-            <w:pPr>
-              <w:rPr>
-                <w:rFonts w:ascii="Verdana" w:hAnsi="Verdana" w:cs="Arial"/>
-              </w:rPr>
-            </w:pPr>
-          </w:p>
-        </w:tc>
-      </w:tr>
-      <w:tr>
-        <w:trPr>
-          <w:trHeight w:val="153"/>
-        </w:trPr>
-        <w:tc>
-          <w:tcPr>
-            <w:tcW w:w="3020" w:type="dxa"/>
-          </w:tcPr>
-          <w:p>
-            <w:pPr>
-              <w:rPr>
-                <w:rFonts w:ascii="Verdana" w:hAnsi="Verdana" w:cs="Arial"/>
-              </w:rPr>
-            </w:pPr>
-          </w:p>
-        </w:tc>
-        <w:tc>
-          <w:tcPr>
-            <w:tcW w:w="6340" w:type="dxa"/>
-          </w:tcPr>
-          <w:p>
-            <w:pPr>
-              <w:rPr>
-                <w:rFonts w:ascii="Verdana" w:hAnsi="Verdana" w:cs="Arial"/>
-              </w:rPr>
-            </w:pPr>
-            <w:r>
-              <w:rPr>
-                <w:rFonts w:ascii="Verdana" w:hAnsi="Verdana" w:cs="Arial"/>
-                <w:u w:val="single"/>
-              </w:rPr>
-              <w:tab/>
-            </w:r>
-            <w:r>
-              <w:rPr>
-                <w:rFonts w:ascii="Verdana" w:hAnsi="Verdana" w:cs="Arial"/>
-                <w:u w:val="single"/>
-              </w:rPr>
-              <w:tab/>
-            </w:r>
-            <w:r>
-              <w:rPr>
-                <w:rFonts w:ascii="Verdana" w:hAnsi="Verdana" w:cs="Arial"/>
-                <w:u w:val="single"/>
-              </w:rPr>
-              <w:tab/>
-            </w:r>
-            <w:r>
-              <w:rPr>
-                <w:rFonts w:ascii="Verdana" w:hAnsi="Verdana" w:cs="Arial"/>
-                <w:u w:val="single"/>
-              </w:rPr>
-              <w:tab/>
-            </w:r>
-            <w:r>
-              <w:rPr>
-                <w:rFonts w:ascii="Verdana" w:hAnsi="Verdana" w:cs="Arial"/>
-                <w:u w:val="single"/>
-              </w:rPr>
-              <w:tab/>
-            </w:r>
-            <w:r>
-              <w:rPr>
-                <w:rFonts w:ascii="Verdana" w:hAnsi="Verdana" w:cs="Arial"/>
-                <w:u w:val="single"/>
-              </w:rPr>
-              <w:tab/>
-            </w:r>
-          </w:p>
-        </w:tc>
-      </w:tr>
-      <w:tr>
-        <w:trPr>
-          <w:trHeight w:val="153"/>
-        </w:trPr>
-        <w:tc>
-          <w:tcPr>
-            <w:tcW w:w="3020" w:type="dxa"/>
-          </w:tcPr>
-          <w:p>
-            <w:pPr>
-              <w:rPr>
-                <w:rFonts w:ascii="Verdana" w:hAnsi="Verdana" w:cs="Arial"/>
-              </w:rPr>
-            </w:pPr>
-          </w:p>
-        </w:tc>
-        <w:tc>
-          <w:tcPr>
-            <w:tcW w:w="6340" w:type="dxa"/>
-          </w:tcPr>
-          <w:p>
-            <w:pPr>
-              <w:rPr>
-                <w:rFonts w:ascii="Verdana" w:hAnsi="Verdana" w:cs="Arial"/>
-                <w:u w:val="single"/>
-              </w:rPr>
-            </w:pPr>
-          </w:p>
-        </w:tc>
-      </w:tr>
-      <w:tr>
-        <w:trPr>
-          <w:trHeight w:val="153"/>
-        </w:trPr>
-        <w:tc>
-          <w:tcPr>
-            <w:tcW w:w="3020" w:type="dxa"/>
-          </w:tcPr>
-          <w:p>
-            <w:pPr>
-              <w:rPr>
-                <w:rFonts w:ascii="Verdana" w:hAnsi="Verdana" w:cs="Arial"/>
-              </w:rPr>
-            </w:pPr>
-          </w:p>
-        </w:tc>
-        <w:tc>
-          <w:tcPr>
-            <w:tcW w:w="6340" w:type="dxa"/>
-          </w:tcPr>
-          <w:p>
-            <w:pPr>
-              <w:rPr>
-                <w:rFonts w:ascii="Verdana" w:hAnsi="Verdana" w:cs="Arial"/>
-              </w:rPr>
-            </w:pPr>
-            <w:r>
-              <w:rPr>
-                <w:rFonts w:ascii="Verdana" w:hAnsi="Verdana" w:cs="Arial"/>
-              </w:rPr>
-              <w:t>County and state</w:t>
             </w:r>
           </w:p>
         </w:tc>
@@ -7884,13 +7952,6 @@
         <w:t>*(Note: A fraudulent statement made under the penalties of perjury is perjury, as defined in Section 32-2 of the Criminal Code of 2012.)</w:t>
       </w:r>
     </w:p>
-    <w:p>
-      <w:pPr>
-        <w:rPr>
-          <w:rFonts w:ascii="Verdana" w:hAnsi="Verdana" w:cs="Arial"/>
-        </w:rPr>
-      </w:pPr>
-    </w:p>
     <w:sectPr>
       <w:footerReference w:type="default" r:id="rId7"/>
       <w:pgSz w:w="12240" w:h="15840"/>
@@ -7931,67 +7992,232 @@
 <w:ftr xmlns:wpc="http://schemas.microsoft.com/office/word/2010/wordprocessingCanvas" xmlns:cx="http://schemas.microsoft.com/office/drawing/2014/chartex" xmlns:cx1="http://schemas.microsoft.com/office/drawing/2015/9/8/chartex" xmlns:cx2="http://schemas.microsoft.com/office/drawing/2015/10/21/chartex" xmlns:cx3="http://schemas.microsoft.com/office/drawing/2016/5/9/chartex" xmlns:cx4="http://schemas.microsoft.com/office/drawing/2016/5/10/chartex" xmlns:cx5="http://schemas.microsoft.com/office/drawing/2016/5/11/chartex" xmlns:cx6="http://schemas.microsoft.com/office/drawing/2016/5/12/chartex" xmlns:cx7="http://schemas.microsoft.com/office/drawing/2016/5/13/chartex" xmlns:cx8="http://schemas.microsoft.com/office/drawing/2016/5/14/chartex" xmlns:mc="http://schemas.openxmlformats.org/markup-compatibility/2006" xmlns:aink="http://schemas.microsoft.com/office/drawing/2016/ink" xmlns:am3d="http://schemas.microsoft.com/office/drawing/2017/model3d" xmlns:o="urn:schemas-microsoft-com:office:office" xmlns:oel="http://schemas.microsoft.com/office/2019/extlst" xmlns:r="http://schemas.openxmlformats.org/officeDocument/2006/relationships" xmlns:m="http://schemas.openxmlformats.org/officeDocument/2006/math" xmlns:v="urn:schemas-microsoft-com:vml" xmlns:wp14="http://schemas.microsoft.com/office/word/2010/wordprocessingDrawing" xmlns:wp="http://schemas.openxmlformats.org/drawingml/2006/wordprocessingDrawing" xmlns:w10="urn:schemas-microsoft-com:office:word" xmlns:w="http://schemas.openxmlformats.org/wordprocessingml/2006/main" xmlns:w14="http://schemas.microsoft.com/office/word/2010/wordml" xmlns:w15="http://schemas.microsoft.com/office/word/2012/wordml" xmlns:w16cex="http://schemas.microsoft.com/office/word/2018/wordml/cex" xmlns:w16cid="http://schemas.microsoft.com/office/word/2016/wordml/cid" xmlns:w16="http://schemas.microsoft.com/office/word/2018/wordml" xmlns:w16du="http://schemas.microsoft.com/office/word/2023/wordml/word16du" xmlns:w16sdtdh="http://schemas.microsoft.com/office/word/2020/wordml/sdtdatahash" xmlns:w16sdtfl="http://schemas.microsoft.com/office/word/2024/wordml/sdtformatlock" xmlns:w16se="http://schemas.microsoft.com/office/word/2015/wordml/symex" xmlns:wpg="http://schemas.microsoft.com/office/word/2010/wordprocessingGroup" xmlns:wpi="http://schemas.microsoft.com/office/word/2010/wordprocessingInk" xmlns:wne="http://schemas.microsoft.com/office/word/2006/wordml" xmlns:wps="http://schemas.microsoft.com/office/word/2010/wordprocessingShape" mc:Ignorable="w14 w15 w16se w16cid w16 w16cex w16sdtdh w16sdtfl w16du wp14">
   <w:sdt>
     <w:sdtPr>
-      <w:id w:val="175695763"/>
+      <w:id w:val="-70125541"/>
       <w:docPartObj>
         <w:docPartGallery w:val="Page Numbers (Bottom of Page)"/>
         <w:docPartUnique/>
       </w:docPartObj>
     </w:sdtPr>
-    <w:sdtEndPr>
-      <w:rPr>
-        <w:noProof/>
-      </w:rPr>
-    </w:sdtEndPr>
     <w:sdtContent>
       <w:p>
         <w:pPr>
           <w:pStyle w:val="Footer"/>
-          <w:jc w:val="center"/>
           <w:rPr>
-            <w:noProof/>
+            <w:sz w:val="2"/>
+            <w:szCs w:val="2"/>
           </w:rPr>
         </w:pPr>
-        <w:r>
-          <w:fldChar w:fldCharType="begin"/>
-        </w:r>
-        <w:r>
-          <w:instrText xml:space="preserve"> PAGE   \* MERGEFORMAT </w:instrText>
-        </w:r>
-        <w:r>
-          <w:fldChar w:fldCharType="separate"/>
-        </w:r>
-        <w:r>
-          <w:rPr>
-            <w:noProof/>
-          </w:rPr>
-          <w:t>2</w:t>
-        </w:r>
-        <w:r>
-          <w:rPr>
-            <w:noProof/>
-          </w:rPr>
-          <w:fldChar w:fldCharType="end"/>
-        </w:r>
       </w:p>
-      <w:p>
-        <w:pPr>
-          <w:pStyle w:val="Footer"/>
-          <w:jc w:val="center"/>
-          <w:rPr>
-            <w:rFonts w:ascii="Verdana" w:hAnsi="Verdana"/>
-            <w:bCs/>
-          </w:rPr>
-        </w:pPr>
-        <w:r>
-          <w:rPr>
-            <w:rFonts w:ascii="Verdana" w:hAnsi="Verdana" w:cs="Arial"/>
-            <w:bCs/>
-          </w:rPr>
-          <w:t>Illinois Legal Aid Online – www.illinoislegalaid.org</w:t>
-        </w:r>
-      </w:p>
+      <w:tbl>
+        <w:tblPr>
+          <w:tblStyle w:val="TableGrid"/>
+          <w:tblW w:w="0" w:type="auto"/>
+          <w:tblLook w:val="04A0" w:firstRow="1" w:lastRow="0" w:firstColumn="1" w:lastColumn="0" w:noHBand="0" w:noVBand="1"/>
+        </w:tblPr>
+        <w:tblGrid>
+          <w:gridCol w:w="6475"/>
+          <w:gridCol w:w="2875"/>
+        </w:tblGrid>
+        <w:tr>
+          <w:tc>
+            <w:tcPr>
+              <w:tcW w:w="6475" w:type="dxa"/>
+              <w:tcBorders>
+                <w:top w:val="nil"/>
+                <w:left w:val="nil"/>
+                <w:bottom w:val="nil"/>
+                <w:right w:val="nil"/>
+              </w:tcBorders>
+            </w:tcPr>
+            <w:p>
+              <w:pPr>
+                <w:pStyle w:val="Footer"/>
+                <w:rPr>
+                  <w:rFonts w:ascii="Verdana" w:hAnsi="Verdana"/>
+                  <w:sz w:val="18"/>
+                  <w:szCs w:val="18"/>
+                </w:rPr>
+              </w:pPr>
+              <w:r>
+                <w:rPr>
+                  <w:rFonts w:ascii="Verdana" w:hAnsi="Verdana"/>
+                  <w:sz w:val="18"/>
+                  <w:szCs w:val="18"/>
+                </w:rPr>
+                <w:t>Small Estate Affidavit | Rev. 10-2026</w:t>
+              </w:r>
+            </w:p>
+            <w:p>
+              <w:pPr>
+                <w:pStyle w:val="Footer"/>
+                <w:rPr>
+                  <w:rFonts w:ascii="Verdana" w:hAnsi="Verdana"/>
+                  <w:sz w:val="18"/>
+                  <w:szCs w:val="18"/>
+                </w:rPr>
+              </w:pPr>
+              <w:r>
+                <w:rPr>
+                  <w:rFonts w:ascii="Verdana" w:hAnsi="Verdana"/>
+                  <w:sz w:val="18"/>
+                  <w:szCs w:val="18"/>
+                </w:rPr>
+                <w:t xml:space="preserve">Estates &amp; Powers of Attorney | </w:t>
+              </w:r>
+              <w:r>
+                <w:rPr>
+                  <w:rFonts w:ascii="Verdana" w:hAnsi="Verdana"/>
+                  <w:sz w:val="18"/>
+                  <w:szCs w:val="18"/>
+                </w:rPr>
+                <w:t>Divorce | © Illinois Legal Aid Online</w:t>
+              </w:r>
+            </w:p>
+          </w:tc>
+          <w:tc>
+            <w:tcPr>
+              <w:tcW w:w="2875" w:type="dxa"/>
+              <w:tcBorders>
+                <w:top w:val="nil"/>
+                <w:left w:val="nil"/>
+                <w:bottom w:val="nil"/>
+                <w:right w:val="nil"/>
+              </w:tcBorders>
+            </w:tcPr>
+            <w:p>
+              <w:pPr>
+                <w:pStyle w:val="Footer"/>
+                <w:jc w:val="right"/>
+                <w:rPr>
+                  <w:rFonts w:ascii="Verdana" w:hAnsi="Verdana"/>
+                  <w:sz w:val="18"/>
+                  <w:szCs w:val="18"/>
+                </w:rPr>
+              </w:pPr>
+            </w:p>
+            <w:p>
+              <w:pPr>
+                <w:pStyle w:val="Footer"/>
+                <w:jc w:val="right"/>
+                <w:rPr>
+                  <w:rFonts w:ascii="Verdana" w:hAnsi="Verdana"/>
+                  <w:sz w:val="18"/>
+                  <w:szCs w:val="18"/>
+                </w:rPr>
+              </w:pPr>
+              <w:r>
+                <w:rPr>
+                  <w:rFonts w:ascii="Verdana" w:hAnsi="Verdana"/>
+                  <w:sz w:val="18"/>
+                  <w:szCs w:val="18"/>
+                </w:rPr>
+                <w:t xml:space="preserve">Page </w:t>
+              </w:r>
+              <w:r>
+                <w:rPr>
+                  <w:rFonts w:ascii="Verdana" w:hAnsi="Verdana"/>
+                  <w:sz w:val="18"/>
+                  <w:szCs w:val="18"/>
+                </w:rPr>
+                <w:fldChar w:fldCharType="begin"/>
+              </w:r>
+              <w:r>
+                <w:rPr>
+                  <w:rFonts w:ascii="Verdana" w:hAnsi="Verdana"/>
+                  <w:sz w:val="18"/>
+                  <w:szCs w:val="18"/>
+                </w:rPr>
+                <w:instrText xml:space="preserve"> PAGE </w:instrText>
+              </w:r>
+              <w:r>
+                <w:rPr>
+                  <w:rFonts w:ascii="Verdana" w:hAnsi="Verdana"/>
+                  <w:sz w:val="18"/>
+                  <w:szCs w:val="18"/>
+                </w:rPr>
+                <w:fldChar w:fldCharType="separate"/>
+              </w:r>
+              <w:r>
+                <w:rPr>
+                  <w:rFonts w:ascii="Verdana" w:hAnsi="Verdana"/>
+                  <w:sz w:val="18"/>
+                  <w:szCs w:val="18"/>
+                </w:rPr>
+                <w:t>6</w:t>
+              </w:r>
+              <w:r>
+                <w:rPr>
+                  <w:rFonts w:ascii="Verdana" w:hAnsi="Verdana"/>
+                  <w:sz w:val="18"/>
+                  <w:szCs w:val="18"/>
+                </w:rPr>
+                <w:fldChar w:fldCharType="end"/>
+              </w:r>
+              <w:r>
+                <w:rPr>
+                  <w:rFonts w:ascii="Verdana" w:hAnsi="Verdana"/>
+                  <w:sz w:val="18"/>
+                  <w:szCs w:val="18"/>
+                </w:rPr>
+                <w:t xml:space="preserve"> of </w:t>
+              </w:r>
+              <w:r>
+                <w:rPr>
+                  <w:rFonts w:ascii="Verdana" w:hAnsi="Verdana"/>
+                  <w:sz w:val="18"/>
+                  <w:szCs w:val="18"/>
+                </w:rPr>
+                <w:fldChar w:fldCharType="begin"/>
+              </w:r>
+              <w:r>
+                <w:rPr>
+                  <w:rFonts w:ascii="Verdana" w:hAnsi="Verdana"/>
+                  <w:sz w:val="18"/>
+                  <w:szCs w:val="18"/>
+                </w:rPr>
+                <w:instrText xml:space="preserve"> NUMPAGES  </w:instrText>
+              </w:r>
+              <w:r>
+                <w:rPr>
+                  <w:rFonts w:ascii="Verdana" w:hAnsi="Verdana"/>
+                  <w:sz w:val="18"/>
+                  <w:szCs w:val="18"/>
+                </w:rPr>
+                <w:fldChar w:fldCharType="separate"/>
+              </w:r>
+              <w:r>
+                <w:rPr>
+                  <w:rFonts w:ascii="Verdana" w:hAnsi="Verdana"/>
+                  <w:sz w:val="18"/>
+                  <w:szCs w:val="18"/>
+                </w:rPr>
+                <w:t>10</w:t>
+              </w:r>
+              <w:r>
+                <w:rPr>
+                  <w:rFonts w:ascii="Verdana" w:hAnsi="Verdana"/>
+                  <w:sz w:val="18"/>
+                  <w:szCs w:val="18"/>
+                </w:rPr>
+                <w:fldChar w:fldCharType="end"/>
+              </w:r>
+            </w:p>
+          </w:tc>
+        </w:tr>
+      </w:tbl>
     </w:sdtContent>
   </w:sdt>
+  <w:p>
+    <w:pPr>
+      <w:pStyle w:val="Footer"/>
+      <w:rPr>
+        <w:rFonts w:ascii="Verdana" w:hAnsi="Verdana"/>
+        <w:bCs/>
+        <w:sz w:val="2"/>
+        <w:szCs w:val="2"/>
+      </w:rPr>
+    </w:pPr>
+  </w:p>
 </w:ftr>
 </file>
 

--- a/docassemble/SmallEstateAffidavit/data/templates/small_estate_affidavit.docx
+++ b/docassemble/SmallEstateAffidavit/data/templates/small_estate_affidavit.docx
@@ -1790,7 +1790,7 @@
     <w:p>
       <w:pPr>
         <w:keepNext/>
-        <w:spacing w:line="240" w:lineRule="auto"/>
+        <w:spacing w:after="0" w:line="240" w:lineRule="auto"/>
         <w:rPr>
           <w:rFonts w:ascii="Verdana" w:hAnsi="Verdana" w:cs="Arial"/>
         </w:rPr>
@@ -2164,7 +2164,7 @@
           <w:rFonts w:ascii="Verdana" w:hAnsi="Verdana" w:cs="Arial"/>
           <w:b/>
         </w:rPr>
-        <w:t xml:space="preserve">% endif </w:t>
+        <w:t xml:space="preserve">% </w:t>
       </w:r>
       <w:proofErr w:type="gramStart"/>
       <w:r>
@@ -2172,22 +2172,25 @@
           <w:rFonts w:ascii="Verdana" w:hAnsi="Verdana" w:cs="Arial"/>
           <w:b/>
         </w:rPr>
-        <w:t>%}</w:t>
-      </w:r>
-      <w:r>
+        <w:t>endif %}</w:t>
+      </w:r>
+      <w:proofErr w:type="gramEnd"/>
+    </w:p>
+    <w:p>
+      <w:pPr>
+        <w:keepNext/>
+        <w:spacing w:line="240" w:lineRule="auto"/>
         <w:rPr>
           <w:rFonts w:ascii="Verdana" w:hAnsi="Verdana" w:cs="Arial"/>
           <w:b/>
         </w:rPr>
-        <w:t>Class</w:t>
-      </w:r>
-      <w:proofErr w:type="gramEnd"/>
+      </w:pPr>
       <w:r>
         <w:rPr>
           <w:rFonts w:ascii="Verdana" w:hAnsi="Verdana" w:cs="Arial"/>
           <w:b/>
         </w:rPr>
-        <w:t xml:space="preserve"> 2 – Surviving </w:t>
+        <w:t xml:space="preserve">Class 2 – Surviving </w:t>
       </w:r>
       <w:proofErr w:type="spellStart"/>
       <w:r>
@@ -2280,7 +2283,7 @@
     <w:p>
       <w:pPr>
         <w:keepNext/>
-        <w:spacing w:line="240" w:lineRule="auto"/>
+        <w:spacing w:after="0" w:line="240" w:lineRule="auto"/>
         <w:rPr>
           <w:rFonts w:ascii="Verdana" w:hAnsi="Verdana" w:cs="Arial"/>
         </w:rPr>
@@ -2856,7 +2859,7 @@
           <w:rFonts w:ascii="Verdana" w:hAnsi="Verdana" w:cs="Arial"/>
           <w:b/>
         </w:rPr>
-        <w:t xml:space="preserve">% endif </w:t>
+        <w:t xml:space="preserve">% </w:t>
       </w:r>
       <w:proofErr w:type="gramStart"/>
       <w:r>
@@ -2864,83 +2867,86 @@
           <w:rFonts w:ascii="Verdana" w:hAnsi="Verdana" w:cs="Arial"/>
           <w:b/>
         </w:rPr>
-        <w:t>%}</w:t>
-      </w:r>
-      <w:r>
-        <w:rPr>
-          <w:rFonts w:ascii="Verdana" w:hAnsi="Verdana" w:cs="Arial"/>
-          <w:b/>
-        </w:rPr>
-        <w:t>Class</w:t>
+        <w:t>endif %}</w:t>
       </w:r>
       <w:proofErr w:type="gramEnd"/>
-      <w:r>
-        <w:rPr>
-          <w:rFonts w:ascii="Verdana" w:hAnsi="Verdana" w:cs="Arial"/>
-          <w:b/>
-        </w:rPr>
-        <w:t xml:space="preserve"> 3 – Debts Due the United </w:t>
-      </w:r>
-      <w:proofErr w:type="gramStart"/>
-      <w:r>
-        <w:rPr>
-          <w:rFonts w:ascii="Verdana" w:hAnsi="Verdana" w:cs="Arial"/>
-          <w:b/>
-        </w:rPr>
-        <w:t>States</w:t>
-      </w:r>
-      <w:r>
-        <w:rPr>
-          <w:rFonts w:ascii="Verdana" w:hAnsi="Verdana" w:cs="Arial"/>
-        </w:rPr>
-        <w:t>{</w:t>
-      </w:r>
-      <w:proofErr w:type="gramEnd"/>
-      <w:r>
-        <w:rPr>
-          <w:rFonts w:ascii="Verdana" w:hAnsi="Verdana" w:cs="Arial"/>
-        </w:rPr>
-        <w:t>% if</w:t>
-      </w:r>
-      <w:r>
-        <w:rPr>
-          <w:rFonts w:ascii="Verdana" w:hAnsi="Verdana" w:cs="Arial"/>
-        </w:rPr>
-        <w:t xml:space="preserve"> not </w:t>
-      </w:r>
-      <w:proofErr w:type="spellStart"/>
-      <w:r>
-        <w:rPr>
-          <w:rFonts w:ascii="Verdana" w:hAnsi="Verdana" w:cs="Arial"/>
-        </w:rPr>
-        <w:t>us_</w:t>
-      </w:r>
-      <w:proofErr w:type="gramStart"/>
-      <w:r>
-        <w:rPr>
-          <w:rFonts w:ascii="Verdana" w:hAnsi="Verdana" w:cs="Arial"/>
-        </w:rPr>
-        <w:t>debts.there</w:t>
-      </w:r>
-      <w:proofErr w:type="gramEnd"/>
-      <w:r>
-        <w:rPr>
-          <w:rFonts w:ascii="Verdana" w:hAnsi="Verdana" w:cs="Arial"/>
-        </w:rPr>
-        <w:t>_are_any</w:t>
-      </w:r>
-      <w:proofErr w:type="spellEnd"/>
-      <w:r>
-        <w:rPr>
-          <w:rFonts w:ascii="Verdana" w:hAnsi="Verdana" w:cs="Arial"/>
-        </w:rPr>
-        <w:t xml:space="preserve"> %}</w:t>
-      </w:r>
     </w:p>
     <w:p>
       <w:pPr>
         <w:keepNext/>
         <w:spacing w:line="240" w:lineRule="auto"/>
+        <w:rPr>
+          <w:rFonts w:ascii="Verdana" w:hAnsi="Verdana" w:cs="Arial"/>
+          <w:b/>
+        </w:rPr>
+      </w:pPr>
+      <w:r>
+        <w:rPr>
+          <w:rFonts w:ascii="Verdana" w:hAnsi="Verdana" w:cs="Arial"/>
+          <w:b/>
+        </w:rPr>
+        <w:t xml:space="preserve">Class 3 – Debts Due the United </w:t>
+      </w:r>
+      <w:proofErr w:type="gramStart"/>
+      <w:r>
+        <w:rPr>
+          <w:rFonts w:ascii="Verdana" w:hAnsi="Verdana" w:cs="Arial"/>
+          <w:b/>
+        </w:rPr>
+        <w:t>States</w:t>
+      </w:r>
+      <w:r>
+        <w:rPr>
+          <w:rFonts w:ascii="Verdana" w:hAnsi="Verdana" w:cs="Arial"/>
+        </w:rPr>
+        <w:t>{</w:t>
+      </w:r>
+      <w:proofErr w:type="gramEnd"/>
+      <w:r>
+        <w:rPr>
+          <w:rFonts w:ascii="Verdana" w:hAnsi="Verdana" w:cs="Arial"/>
+        </w:rPr>
+        <w:t>% if</w:t>
+      </w:r>
+      <w:r>
+        <w:rPr>
+          <w:rFonts w:ascii="Verdana" w:hAnsi="Verdana" w:cs="Arial"/>
+        </w:rPr>
+        <w:t xml:space="preserve"> not </w:t>
+      </w:r>
+      <w:proofErr w:type="spellStart"/>
+      <w:r>
+        <w:rPr>
+          <w:rFonts w:ascii="Verdana" w:hAnsi="Verdana" w:cs="Arial"/>
+        </w:rPr>
+        <w:t>us_</w:t>
+      </w:r>
+      <w:proofErr w:type="gramStart"/>
+      <w:r>
+        <w:rPr>
+          <w:rFonts w:ascii="Verdana" w:hAnsi="Verdana" w:cs="Arial"/>
+        </w:rPr>
+        <w:t>debts.there</w:t>
+      </w:r>
+      <w:proofErr w:type="gramEnd"/>
+      <w:r>
+        <w:rPr>
+          <w:rFonts w:ascii="Verdana" w:hAnsi="Verdana" w:cs="Arial"/>
+        </w:rPr>
+        <w:t>_are_any</w:t>
+      </w:r>
+      <w:proofErr w:type="spellEnd"/>
+      <w:r>
+        <w:rPr>
+          <w:rFonts w:ascii="Verdana" w:hAnsi="Verdana" w:cs="Arial"/>
+        </w:rPr>
+        <w:t xml:space="preserve"> %}</w:t>
+      </w:r>
+    </w:p>
+    <w:p>
+      <w:pPr>
+        <w:keepNext/>
+        <w:spacing w:after="0" w:line="240" w:lineRule="auto"/>
         <w:rPr>
           <w:rFonts w:ascii="Verdana" w:hAnsi="Verdana" w:cs="Arial"/>
         </w:rPr>
@@ -3322,7 +3328,7 @@
           <w:rFonts w:ascii="Verdana" w:hAnsi="Verdana" w:cs="Arial"/>
           <w:b/>
         </w:rPr>
-        <w:t xml:space="preserve">% endif </w:t>
+        <w:t xml:space="preserve">% </w:t>
       </w:r>
       <w:proofErr w:type="gramStart"/>
       <w:r>
@@ -3330,77 +3336,80 @@
           <w:rFonts w:ascii="Verdana" w:hAnsi="Verdana" w:cs="Arial"/>
           <w:b/>
         </w:rPr>
-        <w:t>%}</w:t>
-      </w:r>
-      <w:r>
-        <w:rPr>
-          <w:rFonts w:ascii="Verdana" w:hAnsi="Verdana" w:cs="Arial"/>
-          <w:b/>
-        </w:rPr>
-        <w:t>Class</w:t>
+        <w:t>endif %}</w:t>
       </w:r>
       <w:proofErr w:type="gramEnd"/>
-      <w:r>
-        <w:rPr>
-          <w:rFonts w:ascii="Verdana" w:hAnsi="Verdana" w:cs="Arial"/>
-          <w:b/>
-        </w:rPr>
-        <w:t xml:space="preserve"> 4 – Money Due </w:t>
-      </w:r>
-      <w:proofErr w:type="gramStart"/>
-      <w:r>
-        <w:rPr>
-          <w:rFonts w:ascii="Verdana" w:hAnsi="Verdana" w:cs="Arial"/>
-          <w:b/>
-        </w:rPr>
-        <w:t>Employees</w:t>
-      </w:r>
-      <w:r>
-        <w:rPr>
-          <w:rFonts w:ascii="Verdana" w:hAnsi="Verdana" w:cs="Arial"/>
-        </w:rPr>
-        <w:t>{</w:t>
-      </w:r>
-      <w:proofErr w:type="gramEnd"/>
-      <w:r>
-        <w:rPr>
-          <w:rFonts w:ascii="Verdana" w:hAnsi="Verdana" w:cs="Arial"/>
-        </w:rPr>
-        <w:t xml:space="preserve">% if not </w:t>
-      </w:r>
-      <w:proofErr w:type="spellStart"/>
-      <w:r>
-        <w:rPr>
-          <w:rFonts w:ascii="Verdana" w:hAnsi="Verdana" w:cs="Arial"/>
-        </w:rPr>
-        <w:t>employee_</w:t>
-      </w:r>
-      <w:proofErr w:type="gramStart"/>
-      <w:r>
-        <w:rPr>
-          <w:rFonts w:ascii="Verdana" w:hAnsi="Verdana" w:cs="Arial"/>
-        </w:rPr>
-        <w:t>debts.there</w:t>
-      </w:r>
-      <w:proofErr w:type="gramEnd"/>
-      <w:r>
-        <w:rPr>
-          <w:rFonts w:ascii="Verdana" w:hAnsi="Verdana" w:cs="Arial"/>
-        </w:rPr>
-        <w:t>_are_any</w:t>
-      </w:r>
-      <w:proofErr w:type="spellEnd"/>
-      <w:r>
-        <w:rPr>
-          <w:rFonts w:ascii="Verdana" w:hAnsi="Verdana" w:cs="Arial"/>
-        </w:rPr>
-        <w:t xml:space="preserve"> %}</w:t>
-      </w:r>
     </w:p>
     <w:p>
       <w:pPr>
         <w:keepNext/>
         <w:spacing w:line="240" w:lineRule="auto"/>
+        <w:rPr>
+          <w:rFonts w:ascii="Verdana" w:hAnsi="Verdana" w:cs="Arial"/>
+          <w:b/>
+        </w:rPr>
+      </w:pPr>
+      <w:r>
+        <w:rPr>
+          <w:rFonts w:ascii="Verdana" w:hAnsi="Verdana" w:cs="Arial"/>
+          <w:b/>
+        </w:rPr>
+        <w:t xml:space="preserve">Class 4 – Money Due </w:t>
+      </w:r>
+      <w:proofErr w:type="gramStart"/>
+      <w:r>
+        <w:rPr>
+          <w:rFonts w:ascii="Verdana" w:hAnsi="Verdana" w:cs="Arial"/>
+          <w:b/>
+        </w:rPr>
+        <w:t>Employees</w:t>
+      </w:r>
+      <w:r>
+        <w:rPr>
+          <w:rFonts w:ascii="Verdana" w:hAnsi="Verdana" w:cs="Arial"/>
+        </w:rPr>
+        <w:t>{</w:t>
+      </w:r>
+      <w:proofErr w:type="gramEnd"/>
+      <w:r>
+        <w:rPr>
+          <w:rFonts w:ascii="Verdana" w:hAnsi="Verdana" w:cs="Arial"/>
+        </w:rPr>
+        <w:t xml:space="preserve">% if not </w:t>
+      </w:r>
+      <w:proofErr w:type="spellStart"/>
+      <w:r>
+        <w:rPr>
+          <w:rFonts w:ascii="Verdana" w:hAnsi="Verdana" w:cs="Arial"/>
+        </w:rPr>
+        <w:t>employee_</w:t>
+      </w:r>
+      <w:proofErr w:type="gramStart"/>
+      <w:r>
+        <w:rPr>
+          <w:rFonts w:ascii="Verdana" w:hAnsi="Verdana" w:cs="Arial"/>
+        </w:rPr>
+        <w:t>debts.there</w:t>
+      </w:r>
+      <w:proofErr w:type="gramEnd"/>
+      <w:r>
+        <w:rPr>
+          <w:rFonts w:ascii="Verdana" w:hAnsi="Verdana" w:cs="Arial"/>
+        </w:rPr>
+        <w:t>_are_any</w:t>
+      </w:r>
+      <w:proofErr w:type="spellEnd"/>
+      <w:r>
+        <w:rPr>
+          <w:rFonts w:ascii="Verdana" w:hAnsi="Verdana" w:cs="Arial"/>
+        </w:rPr>
+        <w:t xml:space="preserve"> %}</w:t>
+      </w:r>
+    </w:p>
+    <w:p>
+      <w:pPr>
+        <w:keepNext/>
+        <w:spacing w:after="0" w:line="240" w:lineRule="auto"/>
         <w:rPr>
           <w:rFonts w:ascii="Verdana" w:hAnsi="Verdana" w:cs="Arial"/>
         </w:rPr>
@@ -3800,7 +3809,7 @@
           <w:rFonts w:ascii="Verdana" w:hAnsi="Verdana" w:cs="Arial"/>
           <w:b/>
         </w:rPr>
-        <w:t xml:space="preserve">% endif </w:t>
+        <w:t xml:space="preserve">% </w:t>
       </w:r>
       <w:proofErr w:type="gramStart"/>
       <w:r>
@@ -3808,22 +3817,26 @@
           <w:rFonts w:ascii="Verdana" w:hAnsi="Verdana" w:cs="Arial"/>
           <w:b/>
         </w:rPr>
-        <w:t>%}</w:t>
-      </w:r>
-      <w:r>
+        <w:t>endif %}</w:t>
+      </w:r>
+      <w:proofErr w:type="gramEnd"/>
+    </w:p>
+    <w:p>
+      <w:pPr>
+        <w:keepNext/>
+        <w:keepLines/>
+        <w:spacing w:line="240" w:lineRule="auto"/>
         <w:rPr>
           <w:rFonts w:ascii="Verdana" w:hAnsi="Verdana" w:cs="Arial"/>
           <w:b/>
         </w:rPr>
-        <w:t>Class</w:t>
-      </w:r>
-      <w:proofErr w:type="gramEnd"/>
+      </w:pPr>
       <w:r>
         <w:rPr>
           <w:rFonts w:ascii="Verdana" w:hAnsi="Verdana" w:cs="Arial"/>
           <w:b/>
         </w:rPr>
-        <w:t xml:space="preserve"> 5 – Money or Property Held in </w:t>
+        <w:t xml:space="preserve">Class 5 – Money or Property Held in </w:t>
       </w:r>
       <w:proofErr w:type="gramStart"/>
       <w:r>
@@ -4139,7 +4152,7 @@
     </w:p>
     <w:p>
       <w:pPr>
-        <w:spacing w:line="240" w:lineRule="auto"/>
+        <w:spacing w:after="0" w:line="240" w:lineRule="auto"/>
         <w:rPr>
           <w:rFonts w:ascii="Verdana" w:hAnsi="Verdana" w:cs="Arial"/>
         </w:rPr>
@@ -4166,30 +4179,25 @@
           <w:rFonts w:ascii="Verdana" w:hAnsi="Verdana" w:cs="Arial"/>
           <w:b/>
         </w:rPr>
-        <w:t xml:space="preserve">{% endif </w:t>
-      </w:r>
-      <w:proofErr w:type="gramStart"/>
-      <w:r>
+        <w:t>{% endif %}</w:t>
+      </w:r>
+    </w:p>
+    <w:p>
+      <w:pPr>
+        <w:keepNext/>
+        <w:keepLines/>
+        <w:spacing w:line="240" w:lineRule="auto"/>
         <w:rPr>
           <w:rFonts w:ascii="Verdana" w:hAnsi="Verdana" w:cs="Arial"/>
           <w:b/>
         </w:rPr>
-        <w:t>%}</w:t>
-      </w:r>
+      </w:pPr>
       <w:r>
         <w:rPr>
           <w:rFonts w:ascii="Verdana" w:hAnsi="Verdana" w:cs="Arial"/>
           <w:b/>
         </w:rPr>
-        <w:t>Class</w:t>
-      </w:r>
-      <w:proofErr w:type="gramEnd"/>
-      <w:r>
-        <w:rPr>
-          <w:rFonts w:ascii="Verdana" w:hAnsi="Verdana" w:cs="Arial"/>
-          <w:b/>
-        </w:rPr>
-        <w:t xml:space="preserve"> 6 – Debts Due State of Illinois and </w:t>
+        <w:t xml:space="preserve">Class 6 – Debts Due State of Illinois and </w:t>
       </w:r>
       <w:proofErr w:type="gramStart"/>
       <w:r>
@@ -4600,7 +4608,7 @@
     </w:p>
     <w:p>
       <w:pPr>
-        <w:spacing w:line="240" w:lineRule="auto"/>
+        <w:spacing w:after="0" w:line="240" w:lineRule="auto"/>
         <w:rPr>
           <w:rFonts w:ascii="Verdana" w:hAnsi="Verdana" w:cs="Arial"/>
         </w:rPr>
@@ -4627,30 +4635,26 @@
           <w:rFonts w:ascii="Verdana" w:hAnsi="Verdana" w:cs="Arial"/>
           <w:b/>
         </w:rPr>
-        <w:t xml:space="preserve">{% endif </w:t>
-      </w:r>
-      <w:proofErr w:type="gramStart"/>
-      <w:r>
+        <w:lastRenderedPageBreak/>
+        <w:t>{% endif %}</w:t>
+      </w:r>
+    </w:p>
+    <w:p>
+      <w:pPr>
+        <w:keepNext/>
+        <w:keepLines/>
+        <w:spacing w:line="240" w:lineRule="auto"/>
         <w:rPr>
           <w:rFonts w:ascii="Verdana" w:hAnsi="Verdana" w:cs="Arial"/>
           <w:b/>
         </w:rPr>
-        <w:t>%}</w:t>
-      </w:r>
+      </w:pPr>
       <w:r>
         <w:rPr>
           <w:rFonts w:ascii="Verdana" w:hAnsi="Verdana" w:cs="Arial"/>
           <w:b/>
         </w:rPr>
-        <w:t>Class</w:t>
-      </w:r>
-      <w:proofErr w:type="gramEnd"/>
-      <w:r>
-        <w:rPr>
-          <w:rFonts w:ascii="Verdana" w:hAnsi="Verdana" w:cs="Arial"/>
-          <w:b/>
-        </w:rPr>
-        <w:t xml:space="preserve"> 7 – All Other </w:t>
+        <w:t xml:space="preserve">Class 7 – All Other </w:t>
       </w:r>
       <w:proofErr w:type="gramStart"/>
       <w:r>
@@ -5187,7 +5191,6 @@
         <w:rPr>
           <w:rFonts w:ascii="Verdana" w:hAnsi="Verdana" w:cs="Arial"/>
         </w:rPr>
-        <w:lastRenderedPageBreak/>
         <w:t xml:space="preserve">{% </w:t>
       </w:r>
       <w:proofErr w:type="spellStart"/>
@@ -5229,7 +5232,7 @@
     </w:p>
     <w:p>
       <w:pPr>
-        <w:spacing w:line="240" w:lineRule="auto"/>
+        <w:spacing w:after="0" w:line="240" w:lineRule="auto"/>
         <w:rPr>
           <w:rFonts w:ascii="Verdana" w:hAnsi="Verdana" w:cs="Arial"/>
         </w:rPr>
@@ -5477,6 +5480,7 @@
                 <w:rFonts w:ascii="Verdana" w:hAnsi="Verdana" w:cs="Arial"/>
                 <w:b/>
               </w:rPr>
+              <w:lastRenderedPageBreak/>
               <w:t>Name and Relationship</w:t>
             </w:r>
           </w:p>
@@ -5912,7 +5916,6 @@
         <w:rPr>
           <w:rFonts w:ascii="Verdana" w:hAnsi="Verdana" w:cs="Arial"/>
         </w:rPr>
-        <w:lastRenderedPageBreak/>
         <w:t xml:space="preserve">(b) The award allowable to the surviving spouse of a decedent who was an Illinois resident </w:t>
       </w:r>
       <w:proofErr w:type="gramStart"/>
@@ -6221,6 +6224,7 @@
         <w:rPr>
           <w:rFonts w:ascii="Verdana" w:hAnsi="Verdana" w:cs="Arial"/>
         </w:rPr>
+        <w:lastRenderedPageBreak/>
         <w:t xml:space="preserve">(c) If there is no surviving spouse, the award allowable to the minor children and adult dependent children of a decedent who was an Illinois resident is: </w:t>
       </w:r>
       <w:r>
@@ -6354,14 +6358,7 @@
         <w:rPr>
           <w:rFonts w:ascii="Verdana" w:hAnsi="Verdana" w:cs="Arial"/>
         </w:rPr>
-        <w:t xml:space="preserve">The decedent left no will. The names, places of residence and relationships of the decedent's heirs, and the portion of the estate to which </w:t>
-      </w:r>
-      <w:r>
-        <w:rPr>
-          <w:rFonts w:ascii="Verdana" w:hAnsi="Verdana" w:cs="Arial"/>
-        </w:rPr>
-        <w:lastRenderedPageBreak/>
-        <w:t xml:space="preserve">each heir is entitled under the law where decedent died intestate are as </w:t>
+        <w:t xml:space="preserve">The decedent left no will. The names, places of residence and relationships of the decedent's heirs, and the portion of the estate to which each heir is entitled under the law where decedent died intestate are as </w:t>
       </w:r>
       <w:proofErr w:type="gramStart"/>
       <w:r>
@@ -6430,6 +6427,7 @@
                 <w:rFonts w:ascii="Verdana" w:hAnsi="Verdana" w:cs="Arial"/>
                 <w:b/>
               </w:rPr>
+              <w:lastRenderedPageBreak/>
               <w:t>Name and Relationship</w:t>
             </w:r>
           </w:p>
@@ -7020,7 +7018,7 @@
           <w:rFonts w:ascii="Verdana" w:hAnsi="Verdana" w:cs="Arial"/>
           <w:b/>
         </w:rPr>
-        <w:t xml:space="preserve">10.5 I understand that the decedent's estate must be distributed first to satisfy claims against the decedent's estate as set forth in paragraph 7.5 of this affidavit before any distribution is made to any heir or legatee. By signing this affidavit, I agree to indemnify and hold harmless all creditors of the decedent's estate, the decedent's </w:t>
+        <w:t xml:space="preserve">10.5 I understand that the decedent's estate must be distributed first to satisfy claims against the decedent's estate as set forth in paragraph 7.5 of this affidavit before any distribution is made to any heir or legatee. By signing this affidavit, I agree to indemnify and hold harmless all creditors of the decedent's estate, the decedent's heirs and legatees, and other persons, corporations, or financial institutions relying upon this affidavit who incur any loss because of reliance on this affidavit, up to the amount lost because of any act or </w:t>
       </w:r>
       <w:r>
         <w:rPr>
@@ -7028,7 +7026,7 @@
           <w:b/>
         </w:rPr>
         <w:lastRenderedPageBreak/>
-        <w:t xml:space="preserve">heirs and legatees, and other persons, corporations, or financial institutions relying upon this affidavit who incur any loss because of reliance on this affidavit, up to the amount lost because of any act or omission by me. I further understand that any person, corporation, or financial institution recovering under this indemnification provision shall be entitled to reasonable attorney's fees and the expenses of recovery. </w:t>
+        <w:t xml:space="preserve">omission by me. I further understand that any person, corporation, or financial institution recovering under this indemnification provision shall be entitled to reasonable attorney's fees and the expenses of recovery. </w:t>
       </w:r>
     </w:p>
     <w:p>
@@ -7353,6 +7351,13 @@
               </w:rPr>
               <w:t>$</w:t>
             </w:r>
+            <w:r>
+              <w:rPr>
+                <w:rFonts w:ascii="Verdana" w:hAnsi="Verdana" w:cs="Arial"/>
+                <w:u w:val="single"/>
+              </w:rPr>
+              <w:t>_________</w:t>
+            </w:r>
           </w:p>
         </w:tc>
       </w:tr>
@@ -7953,7 +7958,7 @@
       </w:r>
     </w:p>
     <w:sectPr>
-      <w:footerReference w:type="default" r:id="rId7"/>
+      <w:footerReference w:type="default" r:id="rId8"/>
       <w:pgSz w:w="12240" w:h="15840"/>
       <w:pgMar w:top="1440" w:right="1440" w:bottom="1440" w:left="1440" w:header="720" w:footer="720" w:gutter="0"/>
       <w:cols w:space="720"/>
@@ -8002,11 +8007,18 @@
       <w:p>
         <w:pPr>
           <w:pStyle w:val="Footer"/>
+          <w:pBdr>
+            <w:top w:val="single" w:sz="4" w:space="1" w:color="auto"/>
+          </w:pBdr>
+          <w:ind w:left="-864" w:right="-864"/>
           <w:rPr>
             <w:sz w:val="2"/>
             <w:szCs w:val="2"/>
           </w:rPr>
         </w:pPr>
+        <w:r>
+          <w:t xml:space="preserve"> </w:t>
+        </w:r>
       </w:p>
       <w:tbl>
         <w:tblPr>
@@ -8062,15 +8074,7 @@
                   <w:sz w:val="18"/>
                   <w:szCs w:val="18"/>
                 </w:rPr>
-                <w:t xml:space="preserve">Estates &amp; Powers of Attorney | </w:t>
-              </w:r>
-              <w:r>
-                <w:rPr>
-                  <w:rFonts w:ascii="Verdana" w:hAnsi="Verdana"/>
-                  <w:sz w:val="18"/>
-                  <w:szCs w:val="18"/>
-                </w:rPr>
-                <w:t>Divorce | © Illinois Legal Aid Online</w:t>
+                <w:t>Estates &amp; Powers of Attorney | © Illinois Legal Aid Online</w:t>
               </w:r>
             </w:p>
           </w:tc>
@@ -10070,4 +10074,16 @@
     </a:ext>
   </a:extLst>
 </a:theme>
+</file>
+
+<file path=customXml/item1.xml><?xml version="1.0" encoding="utf-8"?>
+<b:Sources xmlns:b="http://schemas.openxmlformats.org/officeDocument/2006/bibliography" xmlns="http://schemas.openxmlformats.org/officeDocument/2006/bibliography" SelectedStyle="\APASixthEditionOfficeOnline.xsl" StyleName="APA" Version="6"/>
+</file>
+
+<file path=customXml/itemProps1.xml><?xml version="1.0" encoding="utf-8"?>
+<ds:datastoreItem xmlns:ds="http://schemas.openxmlformats.org/officeDocument/2006/customXml" ds:itemID="{3DFD3037-A61B-416F-A4F9-7040E900F63A}">
+  <ds:schemaRefs>
+    <ds:schemaRef ds:uri="http://schemas.openxmlformats.org/officeDocument/2006/bibliography"/>
+  </ds:schemaRefs>
+</ds:datastoreItem>
 </file>
--- a/docassemble/SmallEstateAffidavit/data/templates/small_estate_affidavit.docx
+++ b/docassemble/SmallEstateAffidavit/data/templates/small_estate_affidavit.docx
@@ -7601,6 +7601,8 @@
           </w:tcPr>
           <w:p>
             <w:pPr>
+              <w:keepNext/>
+              <w:keepLines/>
               <w:rPr>
                 <w:rFonts w:ascii="Verdana" w:hAnsi="Verdana" w:cs="Arial"/>
               </w:rPr>
@@ -7613,6 +7615,8 @@
           </w:tcPr>
           <w:p>
             <w:pPr>
+              <w:keepNext/>
+              <w:keepLines/>
               <w:spacing w:after="20"/>
               <w:rPr>
                 <w:rFonts w:ascii="Verdana" w:hAnsi="Verdana" w:cs="Arial"/>
@@ -7634,6 +7638,8 @@
           </w:tcPr>
           <w:p>
             <w:pPr>
+              <w:keepNext/>
+              <w:keepLines/>
               <w:rPr>
                 <w:rFonts w:ascii="Verdana" w:hAnsi="Verdana" w:cs="Arial"/>
               </w:rPr>
@@ -7646,6 +7652,8 @@
           </w:tcPr>
           <w:p>
             <w:pPr>
+              <w:keepNext/>
+              <w:keepLines/>
               <w:rPr>
                 <w:rFonts w:ascii="Verdana" w:hAnsi="Verdana" w:cs="Arial"/>
               </w:rPr>
@@ -7674,6 +7682,8 @@
           </w:tcPr>
           <w:p>
             <w:pPr>
+              <w:keepNext/>
+              <w:keepLines/>
               <w:spacing w:after="160" w:line="278" w:lineRule="auto"/>
               <w:rPr>
                 <w:rFonts w:ascii="Verdana" w:hAnsi="Verdana" w:cs="Arial"/>
@@ -7695,6 +7705,8 @@
           </w:tcPr>
           <w:p>
             <w:pPr>
+              <w:keepNext/>
+              <w:keepLines/>
               <w:spacing w:after="160" w:line="278" w:lineRule="auto"/>
               <w:rPr>
                 <w:rFonts w:ascii="Verdana" w:hAnsi="Verdana" w:cs="Arial"/>
@@ -7704,6 +7716,8 @@
           </w:p>
           <w:p>
             <w:pPr>
+              <w:keepNext/>
+              <w:keepLines/>
               <w:spacing w:after="160" w:line="278" w:lineRule="auto"/>
               <w:rPr>
                 <w:rFonts w:ascii="Verdana" w:hAnsi="Verdana" w:cs="Arial"/>
@@ -7764,6 +7778,8 @@
           </w:tcPr>
           <w:p>
             <w:pPr>
+              <w:keepNext/>
+              <w:keepLines/>
               <w:spacing w:after="160" w:line="278" w:lineRule="auto"/>
               <w:rPr>
                 <w:rFonts w:ascii="Verdana" w:hAnsi="Verdana" w:cs="Arial"/>
@@ -7778,6 +7794,8 @@
           </w:tcPr>
           <w:p>
             <w:pPr>
+              <w:keepNext/>
+              <w:keepLines/>
               <w:spacing w:after="160" w:line="278" w:lineRule="auto"/>
               <w:rPr>
                 <w:rFonts w:ascii="Verdana" w:hAnsi="Verdana" w:cs="Arial"/>
@@ -7795,6 +7813,8 @@
     </w:tbl>
     <w:p>
       <w:pPr>
+        <w:keepNext/>
+        <w:keepLines/>
         <w:rPr>
           <w:rFonts w:ascii="Verdana" w:hAnsi="Verdana" w:cs="Arial"/>
           <w:b/>
@@ -7827,6 +7847,8 @@
           </w:tcPr>
           <w:p>
             <w:pPr>
+              <w:keepNext/>
+              <w:keepLines/>
               <w:spacing w:after="160" w:line="278" w:lineRule="auto"/>
               <w:rPr>
                 <w:rFonts w:ascii="Verdana" w:hAnsi="Verdana" w:cs="Arial"/>
@@ -7842,6 +7864,8 @@
           </w:tcPr>
           <w:p>
             <w:pPr>
+              <w:keepNext/>
+              <w:keepLines/>
               <w:spacing w:after="160" w:line="278" w:lineRule="auto"/>
               <w:rPr>
                 <w:rFonts w:ascii="Verdana" w:hAnsi="Verdana" w:cs="Arial"/>
@@ -7902,6 +7926,8 @@
           </w:tcPr>
           <w:p>
             <w:pPr>
+              <w:keepNext/>
+              <w:keepLines/>
               <w:spacing w:after="160" w:line="278" w:lineRule="auto"/>
               <w:rPr>
                 <w:rFonts w:ascii="Verdana" w:hAnsi="Verdana" w:cs="Arial"/>
@@ -7916,6 +7942,8 @@
           </w:tcPr>
           <w:p>
             <w:pPr>
+              <w:keepNext/>
+              <w:keepLines/>
               <w:spacing w:after="160" w:line="278" w:lineRule="auto"/>
               <w:rPr>
                 <w:rFonts w:ascii="Verdana" w:hAnsi="Verdana" w:cs="Arial"/>
@@ -7933,6 +7961,8 @@
     </w:tbl>
     <w:p>
       <w:pPr>
+        <w:keepNext/>
+        <w:keepLines/>
         <w:rPr>
           <w:rFonts w:ascii="Verdana" w:hAnsi="Verdana" w:cs="Arial"/>
           <w:b/>
@@ -7942,6 +7972,8 @@
     </w:p>
     <w:p>
       <w:pPr>
+        <w:keepNext/>
+        <w:keepLines/>
         <w:rPr>
           <w:rFonts w:ascii="Verdana" w:hAnsi="Verdana" w:cs="Arial"/>
           <w:b/>

--- a/docassemble/SmallEstateAffidavit/data/templates/small_estate_affidavit.docx
+++ b/docassemble/SmallEstateAffidavit/data/templates/small_estate_affidavit.docx
@@ -7483,8 +7483,6 @@
           </w:tcPr>
           <w:p>
             <w:pPr>
-              <w:keepNext/>
-              <w:spacing w:after="160" w:line="278" w:lineRule="auto"/>
               <w:rPr>
                 <w:rFonts w:ascii="Verdana" w:hAnsi="Verdana" w:cs="Arial"/>
               </w:rPr>
@@ -7493,7 +7491,61 @@
               <w:rPr>
                 <w:rFonts w:ascii="Verdana" w:hAnsi="Verdana" w:cs="Arial"/>
               </w:rPr>
-              <w:t>Signature of Affiant</w:t>
+              <w:t xml:space="preserve">Signature of </w:t>
+            </w:r>
+            <w:proofErr w:type="gramStart"/>
+            <w:r>
+              <w:rPr>
+                <w:rFonts w:ascii="Verdana" w:hAnsi="Verdana" w:cs="Arial"/>
+              </w:rPr>
+              <w:t>Affiant</w:t>
+            </w:r>
+            <w:r>
+              <w:rPr>
+                <w:rFonts w:ascii="Verdana" w:hAnsi="Verdana" w:cs="Arial"/>
+              </w:rPr>
+              <w:t>,</w:t>
+            </w:r>
+            <w:r>
+              <w:rPr>
+                <w:rFonts w:ascii="Verdana" w:hAnsi="Verdana" w:cs="Arial"/>
+              </w:rPr>
+              <w:t xml:space="preserve"> </w:t>
+            </w:r>
+            <w:r>
+              <w:rPr>
+                <w:rFonts w:ascii="Verdana" w:hAnsi="Verdana" w:cs="Arial"/>
+              </w:rPr>
+              <w:t>{{</w:t>
+            </w:r>
+            <w:proofErr w:type="spellStart"/>
+            <w:proofErr w:type="gramEnd"/>
+            <w:r>
+              <w:rPr>
+                <w:rFonts w:ascii="Verdana" w:hAnsi="Verdana" w:cs="Arial"/>
+              </w:rPr>
+              <w:t>return_user_name</w:t>
+            </w:r>
+            <w:proofErr w:type="spellEnd"/>
+            <w:r>
+              <w:rPr>
+                <w:rFonts w:ascii="Verdana" w:hAnsi="Verdana" w:cs="Arial"/>
+              </w:rPr>
+              <w:t>(</w:t>
+            </w:r>
+            <w:proofErr w:type="gramStart"/>
+            <w:r>
+              <w:rPr>
+                <w:rFonts w:ascii="Verdana" w:hAnsi="Verdana" w:cs="Arial"/>
+              </w:rPr>
+              <w:t>users[</w:t>
+            </w:r>
+            <w:proofErr w:type="gramEnd"/>
+            <w:r>
+              <w:rPr>
+                <w:rFonts w:ascii="Verdana" w:hAnsi="Verdana" w:cs="Arial"/>
+              </w:rPr>
+              <w:t>0])}}</w:t>
             </w:r>
           </w:p>
         </w:tc>
@@ -7519,308 +7571,89 @@
           <w:rFonts w:ascii="Verdana" w:hAnsi="Verdana" w:cs="Arial"/>
         </w:rPr>
       </w:pPr>
-      <w:r>
-        <w:rPr>
-          <w:rFonts w:ascii="Verdana" w:hAnsi="Verdana" w:cs="Arial"/>
-        </w:rPr>
-        <w:t>{{</w:t>
-      </w:r>
-      <w:proofErr w:type="spellStart"/>
-      <w:r>
-        <w:rPr>
-          <w:rFonts w:ascii="Verdana" w:hAnsi="Verdana" w:cs="Arial"/>
-        </w:rPr>
-        <w:t>return_user_name</w:t>
-      </w:r>
-      <w:proofErr w:type="spellEnd"/>
-      <w:r>
-        <w:rPr>
-          <w:rFonts w:ascii="Verdana" w:hAnsi="Verdana" w:cs="Arial"/>
-        </w:rPr>
-        <w:t>(</w:t>
-      </w:r>
-      <w:proofErr w:type="gramStart"/>
-      <w:r>
-        <w:rPr>
-          <w:rFonts w:ascii="Verdana" w:hAnsi="Verdana" w:cs="Arial"/>
-        </w:rPr>
-        <w:t>users[</w:t>
-      </w:r>
-      <w:proofErr w:type="gramEnd"/>
-      <w:r>
-        <w:rPr>
-          <w:rFonts w:ascii="Verdana" w:hAnsi="Verdana" w:cs="Arial"/>
-        </w:rPr>
-        <w:t>0</w:t>
-      </w:r>
-      <w:proofErr w:type="gramStart"/>
-      <w:r>
-        <w:rPr>
-          <w:rFonts w:ascii="Verdana" w:hAnsi="Verdana" w:cs="Arial"/>
-        </w:rPr>
-        <w:t>])}}</w:t>
-      </w:r>
-      <w:proofErr w:type="gramEnd"/>
     </w:p>
     <w:p>
       <w:pPr>
-        <w:rPr>
-          <w:rFonts w:ascii="Verdana" w:hAnsi="Verdana" w:cs="Arial"/>
-        </w:rPr>
-      </w:pPr>
-    </w:p>
-    <w:p>
-      <w:pPr>
-        <w:rPr>
-          <w:rFonts w:ascii="Verdana" w:hAnsi="Verdana" w:cs="Arial"/>
-        </w:rPr>
-      </w:pPr>
-    </w:p>
-    <w:tbl>
-      <w:tblPr>
-        <w:tblStyle w:val="TableGrid"/>
-        <w:tblW w:w="0" w:type="auto"/>
-        <w:tblBorders>
-          <w:top w:val="none" w:sz="0" w:space="0" w:color="auto"/>
-          <w:left w:val="none" w:sz="0" w:space="0" w:color="auto"/>
-          <w:bottom w:val="none" w:sz="0" w:space="0" w:color="auto"/>
-          <w:right w:val="none" w:sz="0" w:space="0" w:color="auto"/>
-          <w:insideH w:val="none" w:sz="0" w:space="0" w:color="auto"/>
-          <w:insideV w:val="none" w:sz="0" w:space="0" w:color="auto"/>
-        </w:tblBorders>
-        <w:tblLook w:val="04A0" w:firstRow="1" w:lastRow="0" w:firstColumn="1" w:lastColumn="0" w:noHBand="0" w:noVBand="1"/>
-      </w:tblPr>
-      <w:tblGrid>
-        <w:gridCol w:w="3020"/>
-        <w:gridCol w:w="6340"/>
-      </w:tblGrid>
-      <w:tr>
-        <w:tc>
-          <w:tcPr>
-            <w:tcW w:w="3020" w:type="dxa"/>
-          </w:tcPr>
-          <w:p>
-            <w:pPr>
-              <w:keepNext/>
-              <w:keepLines/>
-              <w:rPr>
-                <w:rFonts w:ascii="Verdana" w:hAnsi="Verdana" w:cs="Arial"/>
-              </w:rPr>
-            </w:pPr>
-          </w:p>
-        </w:tc>
-        <w:tc>
-          <w:tcPr>
-            <w:tcW w:w="6340" w:type="dxa"/>
-          </w:tcPr>
-          <w:p>
-            <w:pPr>
-              <w:keepNext/>
-              <w:keepLines/>
-              <w:spacing w:after="20"/>
-              <w:rPr>
-                <w:rFonts w:ascii="Verdana" w:hAnsi="Verdana" w:cs="Arial"/>
-              </w:rPr>
-            </w:pPr>
-            <w:r>
-              <w:rPr>
-                <w:rFonts w:ascii="Verdana" w:hAnsi="Verdana" w:cs="Arial"/>
-              </w:rPr>
-              <w:t>STATE OF ILLINOIS</w:t>
-            </w:r>
-          </w:p>
-        </w:tc>
-      </w:tr>
-      <w:tr>
-        <w:tc>
-          <w:tcPr>
-            <w:tcW w:w="3020" w:type="dxa"/>
-          </w:tcPr>
-          <w:p>
-            <w:pPr>
-              <w:keepNext/>
-              <w:keepLines/>
-              <w:rPr>
-                <w:rFonts w:ascii="Verdana" w:hAnsi="Verdana" w:cs="Arial"/>
-              </w:rPr>
-            </w:pPr>
-          </w:p>
-        </w:tc>
-        <w:tc>
-          <w:tcPr>
-            <w:tcW w:w="6340" w:type="dxa"/>
-          </w:tcPr>
-          <w:p>
-            <w:pPr>
-              <w:keepNext/>
-              <w:keepLines/>
-              <w:rPr>
-                <w:rFonts w:ascii="Verdana" w:hAnsi="Verdana" w:cs="Arial"/>
-              </w:rPr>
-            </w:pPr>
-            <w:r>
-              <w:rPr>
-                <w:rFonts w:ascii="Verdana" w:hAnsi="Verdana" w:cs="Arial"/>
-              </w:rPr>
-              <w:t xml:space="preserve">COUNTY OF </w:t>
-            </w:r>
-            <w:r>
-              <w:rPr>
-                <w:rFonts w:ascii="Verdana" w:hAnsi="Verdana" w:cs="Arial"/>
-                <w:u w:val="single"/>
-              </w:rPr>
-              <w:t>___________________</w:t>
-            </w:r>
-          </w:p>
-        </w:tc>
-      </w:tr>
-      <w:tr>
-        <w:tc>
-          <w:tcPr>
-            <w:tcW w:w="3020" w:type="dxa"/>
-            <w:hideMark/>
-          </w:tcPr>
-          <w:p>
-            <w:pPr>
-              <w:keepNext/>
-              <w:keepLines/>
-              <w:spacing w:after="160" w:line="278" w:lineRule="auto"/>
-              <w:rPr>
-                <w:rFonts w:ascii="Verdana" w:hAnsi="Verdana" w:cs="Arial"/>
-                <w:u w:val="single"/>
-              </w:rPr>
-            </w:pPr>
-            <w:r>
-              <w:rPr>
-                <w:rFonts w:ascii="Verdana" w:hAnsi="Verdana" w:cs="Arial"/>
-              </w:rPr>
-              <w:t xml:space="preserve">Signed and sworn before me on </w:t>
-            </w:r>
-          </w:p>
-        </w:tc>
-        <w:tc>
-          <w:tcPr>
-            <w:tcW w:w="6340" w:type="dxa"/>
-            <w:hideMark/>
-          </w:tcPr>
-          <w:p>
-            <w:pPr>
-              <w:keepNext/>
-              <w:keepLines/>
-              <w:spacing w:after="160" w:line="278" w:lineRule="auto"/>
-              <w:rPr>
-                <w:rFonts w:ascii="Verdana" w:hAnsi="Verdana" w:cs="Arial"/>
-                <w:u w:val="single"/>
-              </w:rPr>
-            </w:pPr>
-          </w:p>
-          <w:p>
-            <w:pPr>
-              <w:keepNext/>
-              <w:keepLines/>
-              <w:spacing w:after="160" w:line="278" w:lineRule="auto"/>
-              <w:rPr>
-                <w:rFonts w:ascii="Verdana" w:hAnsi="Verdana" w:cs="Arial"/>
-              </w:rPr>
-            </w:pPr>
-            <w:r>
-              <w:rPr>
-                <w:rFonts w:ascii="Verdana" w:hAnsi="Verdana" w:cs="Arial"/>
-                <w:u w:val="single"/>
-              </w:rPr>
-              <w:tab/>
-            </w:r>
-            <w:r>
-              <w:rPr>
-                <w:rFonts w:ascii="Verdana" w:hAnsi="Verdana" w:cs="Arial"/>
-                <w:u w:val="single"/>
-              </w:rPr>
-              <w:tab/>
-            </w:r>
-            <w:r>
-              <w:rPr>
-                <w:rFonts w:ascii="Verdana" w:hAnsi="Verdana" w:cs="Arial"/>
-                <w:u w:val="single"/>
-              </w:rPr>
-              <w:tab/>
-            </w:r>
-            <w:r>
-              <w:rPr>
-                <w:rFonts w:ascii="Verdana" w:hAnsi="Verdana" w:cs="Arial"/>
-                <w:u w:val="single"/>
-              </w:rPr>
-              <w:tab/>
-            </w:r>
-            <w:r>
-              <w:rPr>
-                <w:rFonts w:ascii="Verdana" w:hAnsi="Verdana" w:cs="Arial"/>
-                <w:u w:val="single"/>
-              </w:rPr>
-              <w:tab/>
-            </w:r>
-            <w:r>
-              <w:rPr>
-                <w:rFonts w:ascii="Verdana" w:hAnsi="Verdana" w:cs="Arial"/>
-                <w:u w:val="single"/>
-              </w:rPr>
-              <w:tab/>
-            </w:r>
-          </w:p>
-        </w:tc>
-      </w:tr>
-      <w:tr>
-        <w:trPr>
-          <w:trHeight w:val="153"/>
-        </w:trPr>
-        <w:tc>
-          <w:tcPr>
-            <w:tcW w:w="3020" w:type="dxa"/>
-          </w:tcPr>
-          <w:p>
-            <w:pPr>
-              <w:keepNext/>
-              <w:keepLines/>
-              <w:spacing w:after="160" w:line="278" w:lineRule="auto"/>
-              <w:rPr>
-                <w:rFonts w:ascii="Verdana" w:hAnsi="Verdana" w:cs="Arial"/>
-              </w:rPr>
-            </w:pPr>
-          </w:p>
-        </w:tc>
-        <w:tc>
-          <w:tcPr>
-            <w:tcW w:w="6340" w:type="dxa"/>
-            <w:hideMark/>
-          </w:tcPr>
-          <w:p>
-            <w:pPr>
-              <w:keepNext/>
-              <w:keepLines/>
-              <w:spacing w:after="160" w:line="278" w:lineRule="auto"/>
-              <w:rPr>
-                <w:rFonts w:ascii="Verdana" w:hAnsi="Verdana" w:cs="Arial"/>
-              </w:rPr>
-            </w:pPr>
-            <w:r>
-              <w:rPr>
-                <w:rFonts w:ascii="Verdana" w:hAnsi="Verdana" w:cs="Arial"/>
-              </w:rPr>
-              <w:t>Date</w:t>
-            </w:r>
-          </w:p>
-        </w:tc>
-      </w:tr>
-    </w:tbl>
-    <w:p>
-      <w:pPr>
         <w:keepNext/>
         <w:keepLines/>
-        <w:rPr>
-          <w:rFonts w:ascii="Verdana" w:hAnsi="Verdana" w:cs="Arial"/>
-          <w:b/>
-          <w:bCs/>
-        </w:rPr>
-      </w:pPr>
+        <w:spacing w:line="360" w:lineRule="auto"/>
+        <w:rPr>
+          <w:rFonts w:ascii="Verdana" w:hAnsi="Verdana" w:cs="Arial"/>
+        </w:rPr>
+      </w:pPr>
+      <w:r>
+        <w:rPr>
+          <w:rFonts w:ascii="Verdana" w:hAnsi="Verdana" w:cs="Arial"/>
+        </w:rPr>
+        <w:t xml:space="preserve">Subscribed and </w:t>
+      </w:r>
+      <w:proofErr w:type="gramStart"/>
+      <w:r>
+        <w:rPr>
+          <w:rFonts w:ascii="Verdana" w:hAnsi="Verdana" w:cs="Arial"/>
+        </w:rPr>
+        <w:t>sworn</w:t>
+      </w:r>
+      <w:proofErr w:type="gramEnd"/>
+      <w:r>
+        <w:rPr>
+          <w:rFonts w:ascii="Verdana" w:hAnsi="Verdana" w:cs="Arial"/>
+        </w:rPr>
+        <w:t xml:space="preserve"> </w:t>
+      </w:r>
+      <w:proofErr w:type="gramStart"/>
+      <w:r>
+        <w:rPr>
+          <w:rFonts w:ascii="Verdana" w:hAnsi="Verdana" w:cs="Arial"/>
+        </w:rPr>
+        <w:t>to before</w:t>
+      </w:r>
+      <w:proofErr w:type="gramEnd"/>
+      <w:r>
+        <w:rPr>
+          <w:rFonts w:ascii="Verdana" w:hAnsi="Verdana" w:cs="Arial"/>
+        </w:rPr>
+        <w:t xml:space="preserve"> me this </w:t>
+      </w:r>
+      <w:r>
+        <w:rPr>
+          <w:rFonts w:ascii="Verdana" w:hAnsi="Verdana" w:cs="Arial"/>
+          <w:u w:val="single"/>
+        </w:rPr>
+        <w:t>__________________</w:t>
+      </w:r>
+      <w:r>
+        <w:rPr>
+          <w:rFonts w:ascii="Verdana" w:hAnsi="Verdana" w:cs="Arial"/>
+        </w:rPr>
+        <w:t xml:space="preserve"> day of </w:t>
+      </w:r>
+      <w:r>
+        <w:rPr>
+          <w:rFonts w:ascii="Verdana" w:hAnsi="Verdana" w:cs="Arial"/>
+          <w:u w:val="single"/>
+        </w:rPr>
+        <w:t>____________________</w:t>
+      </w:r>
+      <w:r>
+        <w:rPr>
+          <w:rFonts w:ascii="Verdana" w:hAnsi="Verdana" w:cs="Arial"/>
+        </w:rPr>
+        <w:t>,</w:t>
+      </w:r>
+      <w:r>
+        <w:rPr>
+          <w:rFonts w:ascii="Verdana" w:hAnsi="Verdana" w:cs="Arial"/>
+        </w:rPr>
+        <w:t xml:space="preserve"> </w:t>
+      </w:r>
+      <w:r>
+        <w:rPr>
+          <w:rFonts w:ascii="Verdana" w:hAnsi="Verdana" w:cs="Arial"/>
+          <w:u w:val="single"/>
+        </w:rPr>
+        <w:t>________.</w:t>
+      </w:r>
     </w:p>
     <w:tbl>
       <w:tblPr>

--- a/docassemble/SmallEstateAffidavit/data/templates/small_estate_affidavit.docx
+++ b/docassemble/SmallEstateAffidavit/data/templates/small_estate_affidavit.docx
@@ -39,7 +39,6 @@
           <w:rFonts w:ascii="Verdana" w:hAnsi="Verdana" w:cs="Arial"/>
         </w:rPr>
       </w:pPr>
-      <w:proofErr w:type="gramStart"/>
       <w:r>
         <w:rPr>
           <w:rFonts w:ascii="Verdana" w:hAnsi="Verdana" w:cs="Arial"/>
@@ -52,41 +51,11 @@
         </w:rPr>
         <w:t>{{</w:t>
       </w:r>
-      <w:proofErr w:type="spellStart"/>
-      <w:proofErr w:type="gramEnd"/>
-      <w:r>
-        <w:rPr>
-          <w:rFonts w:ascii="Verdana" w:hAnsi="Verdana" w:cs="Arial"/>
-        </w:rPr>
-        <w:t>return_user_name</w:t>
-      </w:r>
-      <w:proofErr w:type="spellEnd"/>
-      <w:r>
-        <w:rPr>
-          <w:rFonts w:ascii="Verdana" w:hAnsi="Verdana" w:cs="Arial"/>
-        </w:rPr>
-        <w:t>(</w:t>
-      </w:r>
-      <w:proofErr w:type="gramStart"/>
-      <w:r>
-        <w:rPr>
-          <w:rFonts w:ascii="Verdana" w:hAnsi="Verdana" w:cs="Arial"/>
-        </w:rPr>
-        <w:t>users[</w:t>
-      </w:r>
-      <w:proofErr w:type="gramEnd"/>
-      <w:r>
-        <w:rPr>
-          <w:rFonts w:ascii="Verdana" w:hAnsi="Verdana" w:cs="Arial"/>
-        </w:rPr>
-        <w:t>0</w:t>
-      </w:r>
-      <w:proofErr w:type="gramStart"/>
-      <w:r>
-        <w:rPr>
-          <w:rFonts w:ascii="Verdana" w:hAnsi="Verdana" w:cs="Arial"/>
-        </w:rPr>
-        <w:t>])</w:t>
+      <w:r>
+        <w:rPr>
+          <w:rFonts w:ascii="Verdana" w:hAnsi="Verdana" w:cs="Arial"/>
+        </w:rPr>
+        <w:t>return_user_name(users[0])</w:t>
       </w:r>
       <w:r>
         <w:rPr>
@@ -94,7 +63,6 @@
         </w:rPr>
         <w:t>}}</w:t>
       </w:r>
-      <w:proofErr w:type="gramEnd"/>
       <w:r>
         <w:rPr>
           <w:rFonts w:ascii="Verdana" w:hAnsi="Verdana" w:cs="Arial"/>
@@ -117,62 +85,19 @@
         <w:rPr>
           <w:rFonts w:ascii="Verdana" w:hAnsi="Verdana" w:cs="Arial"/>
         </w:rPr>
-        <w:t xml:space="preserve">(a) My address </w:t>
-      </w:r>
-      <w:proofErr w:type="gramStart"/>
-      <w:r>
-        <w:rPr>
-          <w:rFonts w:ascii="Verdana" w:hAnsi="Verdana" w:cs="Arial"/>
-        </w:rPr>
-        <w:t xml:space="preserve">is: </w:t>
-      </w:r>
-      <w:r>
-        <w:rPr>
-          <w:rFonts w:ascii="Verdana" w:hAnsi="Verdana" w:cs="Arial"/>
-        </w:rPr>
-        <w:t>{{</w:t>
-      </w:r>
-      <w:proofErr w:type="gramEnd"/>
-      <w:r>
-        <w:rPr>
-          <w:rFonts w:ascii="Verdana" w:hAnsi="Verdana" w:cs="Arial"/>
-        </w:rPr>
-        <w:t>users[0</w:t>
-      </w:r>
-      <w:proofErr w:type="gramStart"/>
-      <w:r>
-        <w:rPr>
-          <w:rFonts w:ascii="Verdana" w:hAnsi="Verdana" w:cs="Arial"/>
-        </w:rPr>
-        <w:t>].</w:t>
-      </w:r>
-      <w:proofErr w:type="spellStart"/>
-      <w:r>
-        <w:rPr>
-          <w:rFonts w:ascii="Verdana" w:hAnsi="Verdana" w:cs="Arial"/>
-        </w:rPr>
-        <w:t>address</w:t>
-      </w:r>
-      <w:proofErr w:type="gramEnd"/>
-      <w:r>
-        <w:rPr>
-          <w:rFonts w:ascii="Verdana" w:hAnsi="Verdana" w:cs="Arial"/>
-        </w:rPr>
-        <w:t>.on_one_line</w:t>
-      </w:r>
-      <w:proofErr w:type="spellEnd"/>
-      <w:r>
-        <w:rPr>
-          <w:rFonts w:ascii="Verdana" w:hAnsi="Verdana" w:cs="Arial"/>
-        </w:rPr>
-        <w:t>(bare=</w:t>
-      </w:r>
-      <w:proofErr w:type="gramStart"/>
-      <w:r>
-        <w:rPr>
-          <w:rFonts w:ascii="Verdana" w:hAnsi="Verdana" w:cs="Arial"/>
-        </w:rPr>
-        <w:t>True</w:t>
+        <w:t xml:space="preserve">(a) My address is: </w:t>
+      </w:r>
+      <w:r>
+        <w:rPr>
+          <w:rFonts w:ascii="Verdana" w:hAnsi="Verdana" w:cs="Arial"/>
+        </w:rPr>
+        <w:t>{{users[0].address.on_one_line</w:t>
+      </w:r>
+      <w:r>
+        <w:rPr>
+          <w:rFonts w:ascii="Verdana" w:hAnsi="Verdana" w:cs="Arial"/>
+        </w:rPr>
+        <w:t>(bare=True</w:t>
       </w:r>
       <w:r>
         <w:rPr>
@@ -186,7 +111,6 @@
         </w:rPr>
         <w:t>}}</w:t>
       </w:r>
-      <w:proofErr w:type="gramEnd"/>
       <w:r>
         <w:rPr>
           <w:rFonts w:ascii="Verdana" w:hAnsi="Verdana" w:cs="Arial"/>
@@ -217,21 +141,7 @@
         <w:rPr>
           <w:rFonts w:ascii="Verdana" w:hAnsi="Verdana" w:cs="Arial"/>
         </w:rPr>
-        <w:t xml:space="preserve">) I understand that, if I am an out of state resident, I submit myself to the jurisdiction of Illinois courts for all matters related to the preparation and use of this affidavit. My agent for </w:t>
-      </w:r>
-      <w:proofErr w:type="gramStart"/>
-      <w:r>
-        <w:rPr>
-          <w:rFonts w:ascii="Verdana" w:hAnsi="Verdana" w:cs="Arial"/>
-        </w:rPr>
-        <w:t>service of process</w:t>
-      </w:r>
-      <w:proofErr w:type="gramEnd"/>
-      <w:r>
-        <w:rPr>
-          <w:rFonts w:ascii="Verdana" w:hAnsi="Verdana" w:cs="Arial"/>
-        </w:rPr>
-        <w:t xml:space="preserve"> in Illinois is: </w:t>
+        <w:t xml:space="preserve">) I understand that, if I am an out of state resident, I submit myself to the jurisdiction of Illinois courts for all matters related to the preparation and use of this affidavit. My agent for service of process in Illinois is: </w:t>
       </w:r>
     </w:p>
     <w:tbl>
@@ -294,97 +204,13 @@
               <w:rPr>
                 <w:rFonts w:ascii="Verdana" w:hAnsi="Verdana" w:cs="Arial"/>
               </w:rPr>
-              <w:t xml:space="preserve">{% if </w:t>
-            </w:r>
-            <w:proofErr w:type="spellStart"/>
-            <w:r>
-              <w:rPr>
-                <w:rFonts w:ascii="Verdana" w:hAnsi="Verdana" w:cs="Arial"/>
-              </w:rPr>
-              <w:t>agent_needed</w:t>
-            </w:r>
-            <w:proofErr w:type="spellEnd"/>
-            <w:r>
-              <w:rPr>
-                <w:rFonts w:ascii="Verdana" w:hAnsi="Verdana" w:cs="Arial"/>
-              </w:rPr>
-              <w:t>(</w:t>
-            </w:r>
-            <w:proofErr w:type="gramStart"/>
-            <w:r>
-              <w:rPr>
-                <w:rFonts w:ascii="Verdana" w:hAnsi="Verdana" w:cs="Arial"/>
-              </w:rPr>
-              <w:t>users[</w:t>
-            </w:r>
-            <w:proofErr w:type="gramEnd"/>
-            <w:r>
-              <w:rPr>
-                <w:rFonts w:ascii="Verdana" w:hAnsi="Verdana" w:cs="Arial"/>
-              </w:rPr>
-              <w:t xml:space="preserve">0]) </w:t>
-            </w:r>
-            <w:proofErr w:type="gramStart"/>
-            <w:r>
-              <w:rPr>
-                <w:rFonts w:ascii="Verdana" w:hAnsi="Verdana" w:cs="Arial"/>
-              </w:rPr>
-              <w:t>%}{</w:t>
-            </w:r>
-            <w:proofErr w:type="gramEnd"/>
-            <w:r>
-              <w:rPr>
-                <w:rFonts w:ascii="Verdana" w:hAnsi="Verdana" w:cs="Arial"/>
-              </w:rPr>
-              <w:t>{</w:t>
-            </w:r>
-            <w:proofErr w:type="spellStart"/>
-            <w:r>
-              <w:rPr>
-                <w:rFonts w:ascii="Verdana" w:hAnsi="Verdana" w:cs="Arial"/>
-              </w:rPr>
-              <w:t>agent.name_</w:t>
-            </w:r>
-            <w:proofErr w:type="gramStart"/>
-            <w:r>
-              <w:rPr>
-                <w:rFonts w:ascii="Verdana" w:hAnsi="Verdana" w:cs="Arial"/>
-              </w:rPr>
-              <w:t>full</w:t>
-            </w:r>
-            <w:proofErr w:type="spellEnd"/>
-            <w:r>
-              <w:rPr>
-                <w:rFonts w:ascii="Verdana" w:hAnsi="Verdana" w:cs="Arial"/>
-              </w:rPr>
-              <w:t>(</w:t>
-            </w:r>
-            <w:proofErr w:type="gramEnd"/>
-            <w:r>
-              <w:rPr>
-                <w:rFonts w:ascii="Verdana" w:hAnsi="Verdana" w:cs="Arial"/>
-              </w:rPr>
-              <w:t>)</w:t>
-            </w:r>
-            <w:proofErr w:type="gramStart"/>
-            <w:r>
-              <w:rPr>
-                <w:rFonts w:ascii="Verdana" w:hAnsi="Verdana" w:cs="Arial"/>
-              </w:rPr>
-              <w:t>}}</w:t>
-            </w:r>
-            <w:r>
-              <w:rPr>
-                <w:rFonts w:ascii="Verdana" w:hAnsi="Verdana" w:cs="Arial"/>
-              </w:rPr>
-              <w:t>{</w:t>
-            </w:r>
-            <w:proofErr w:type="gramEnd"/>
-            <w:r>
-              <w:rPr>
-                <w:rFonts w:ascii="Verdana" w:hAnsi="Verdana" w:cs="Arial"/>
-              </w:rPr>
-              <w:t>% endif %}</w:t>
+              <w:t>{% if agent_needed(users[0]) %}{{agent.name_full()}}</w:t>
+            </w:r>
+            <w:r>
+              <w:rPr>
+                <w:rFonts w:ascii="Verdana" w:hAnsi="Verdana" w:cs="Arial"/>
+              </w:rPr>
+              <w:t>{% endif %}</w:t>
             </w:r>
           </w:p>
         </w:tc>
@@ -426,91 +252,13 @@
               <w:rPr>
                 <w:rFonts w:ascii="Verdana" w:hAnsi="Verdana" w:cs="Arial"/>
               </w:rPr>
-              <w:t xml:space="preserve">{% if </w:t>
-            </w:r>
-            <w:proofErr w:type="spellStart"/>
-            <w:r>
-              <w:rPr>
-                <w:rFonts w:ascii="Verdana" w:hAnsi="Verdana" w:cs="Arial"/>
-              </w:rPr>
-              <w:t>agent_needed</w:t>
-            </w:r>
-            <w:proofErr w:type="spellEnd"/>
-            <w:r>
-              <w:rPr>
-                <w:rFonts w:ascii="Verdana" w:hAnsi="Verdana" w:cs="Arial"/>
-              </w:rPr>
-              <w:t>(</w:t>
-            </w:r>
-            <w:proofErr w:type="gramStart"/>
-            <w:r>
-              <w:rPr>
-                <w:rFonts w:ascii="Verdana" w:hAnsi="Verdana" w:cs="Arial"/>
-              </w:rPr>
-              <w:t>users[</w:t>
-            </w:r>
-            <w:proofErr w:type="gramEnd"/>
-            <w:r>
-              <w:rPr>
-                <w:rFonts w:ascii="Verdana" w:hAnsi="Verdana" w:cs="Arial"/>
-              </w:rPr>
-              <w:t xml:space="preserve">0]) </w:t>
-            </w:r>
-            <w:proofErr w:type="gramStart"/>
-            <w:r>
-              <w:rPr>
-                <w:rFonts w:ascii="Verdana" w:hAnsi="Verdana" w:cs="Arial"/>
-              </w:rPr>
-              <w:t>%}{</w:t>
-            </w:r>
-            <w:proofErr w:type="gramEnd"/>
-            <w:r>
-              <w:rPr>
-                <w:rFonts w:ascii="Verdana" w:hAnsi="Verdana" w:cs="Arial"/>
-              </w:rPr>
-              <w:t>{</w:t>
-            </w:r>
-            <w:proofErr w:type="spellStart"/>
-            <w:proofErr w:type="gramStart"/>
-            <w:r>
-              <w:rPr>
-                <w:rFonts w:ascii="Verdana" w:hAnsi="Verdana" w:cs="Arial"/>
-              </w:rPr>
-              <w:t>agent.address</w:t>
-            </w:r>
-            <w:proofErr w:type="gramEnd"/>
-            <w:r>
-              <w:rPr>
-                <w:rFonts w:ascii="Verdana" w:hAnsi="Verdana" w:cs="Arial"/>
-              </w:rPr>
-              <w:t>.line_one</w:t>
-            </w:r>
-            <w:proofErr w:type="spellEnd"/>
-            <w:r>
-              <w:rPr>
-                <w:rFonts w:ascii="Verdana" w:hAnsi="Verdana" w:cs="Arial"/>
-              </w:rPr>
-              <w:t>(bare=True)</w:t>
-            </w:r>
-            <w:proofErr w:type="gramStart"/>
-            <w:r>
-              <w:rPr>
-                <w:rFonts w:ascii="Verdana" w:hAnsi="Verdana" w:cs="Arial"/>
-              </w:rPr>
-              <w:t>}}</w:t>
-            </w:r>
-            <w:r>
-              <w:rPr>
-                <w:rFonts w:ascii="Verdana" w:hAnsi="Verdana" w:cs="Arial"/>
-              </w:rPr>
-              <w:t>{</w:t>
-            </w:r>
-            <w:proofErr w:type="gramEnd"/>
-            <w:r>
-              <w:rPr>
-                <w:rFonts w:ascii="Verdana" w:hAnsi="Verdana" w:cs="Arial"/>
-              </w:rPr>
-              <w:t>% endif %}</w:t>
+              <w:t>{% if agent_needed(users[0]) %}{{agent.address.line_one(bare=True)}}</w:t>
+            </w:r>
+            <w:r>
+              <w:rPr>
+                <w:rFonts w:ascii="Verdana" w:hAnsi="Verdana" w:cs="Arial"/>
+              </w:rPr>
+              <w:t>{% endif %}</w:t>
             </w:r>
           </w:p>
         </w:tc>
@@ -552,85 +300,7 @@
               <w:rPr>
                 <w:rFonts w:ascii="Verdana" w:hAnsi="Verdana" w:cs="Arial"/>
               </w:rPr>
-              <w:t xml:space="preserve">{% if </w:t>
-            </w:r>
-            <w:proofErr w:type="spellStart"/>
-            <w:r>
-              <w:rPr>
-                <w:rFonts w:ascii="Verdana" w:hAnsi="Verdana" w:cs="Arial"/>
-              </w:rPr>
-              <w:t>agent_needed</w:t>
-            </w:r>
-            <w:proofErr w:type="spellEnd"/>
-            <w:r>
-              <w:rPr>
-                <w:rFonts w:ascii="Verdana" w:hAnsi="Verdana" w:cs="Arial"/>
-              </w:rPr>
-              <w:t>(</w:t>
-            </w:r>
-            <w:proofErr w:type="gramStart"/>
-            <w:r>
-              <w:rPr>
-                <w:rFonts w:ascii="Verdana" w:hAnsi="Verdana" w:cs="Arial"/>
-              </w:rPr>
-              <w:t>users[</w:t>
-            </w:r>
-            <w:proofErr w:type="gramEnd"/>
-            <w:r>
-              <w:rPr>
-                <w:rFonts w:ascii="Verdana" w:hAnsi="Verdana" w:cs="Arial"/>
-              </w:rPr>
-              <w:t xml:space="preserve">0]) </w:t>
-            </w:r>
-            <w:proofErr w:type="gramStart"/>
-            <w:r>
-              <w:rPr>
-                <w:rFonts w:ascii="Verdana" w:hAnsi="Verdana" w:cs="Arial"/>
-              </w:rPr>
-              <w:t>%}{</w:t>
-            </w:r>
-            <w:proofErr w:type="gramEnd"/>
-            <w:r>
-              <w:rPr>
-                <w:rFonts w:ascii="Verdana" w:hAnsi="Verdana" w:cs="Arial"/>
-              </w:rPr>
-              <w:t>{</w:t>
-            </w:r>
-            <w:proofErr w:type="spellStart"/>
-            <w:proofErr w:type="gramStart"/>
-            <w:r>
-              <w:rPr>
-                <w:rFonts w:ascii="Verdana" w:hAnsi="Verdana" w:cs="Arial"/>
-              </w:rPr>
-              <w:t>agent.address</w:t>
-            </w:r>
-            <w:proofErr w:type="gramEnd"/>
-            <w:r>
-              <w:rPr>
-                <w:rFonts w:ascii="Verdana" w:hAnsi="Verdana" w:cs="Arial"/>
-              </w:rPr>
-              <w:t>.line_</w:t>
-            </w:r>
-            <w:proofErr w:type="gramStart"/>
-            <w:r>
-              <w:rPr>
-                <w:rFonts w:ascii="Verdana" w:hAnsi="Verdana" w:cs="Arial"/>
-              </w:rPr>
-              <w:t>two</w:t>
-            </w:r>
-            <w:proofErr w:type="spellEnd"/>
-            <w:r>
-              <w:rPr>
-                <w:rFonts w:ascii="Verdana" w:hAnsi="Verdana" w:cs="Arial"/>
-              </w:rPr>
-              <w:t>(</w:t>
-            </w:r>
-            <w:proofErr w:type="gramEnd"/>
-            <w:r>
-              <w:rPr>
-                <w:rFonts w:ascii="Verdana" w:hAnsi="Verdana" w:cs="Arial"/>
-              </w:rPr>
-              <w:t>)}}</w:t>
+              <w:t>{% if agent_needed(users[0]) %}{{agent.address.line_two()}}</w:t>
             </w:r>
             <w:r>
               <w:rPr>
@@ -678,35 +348,7 @@
               <w:rPr>
                 <w:rFonts w:ascii="Verdana" w:hAnsi="Verdana" w:cs="Arial"/>
               </w:rPr>
-              <w:t xml:space="preserve">{% if </w:t>
-            </w:r>
-            <w:proofErr w:type="spellStart"/>
-            <w:r>
-              <w:rPr>
-                <w:rFonts w:ascii="Verdana" w:hAnsi="Verdana" w:cs="Arial"/>
-              </w:rPr>
-              <w:t>agent_needed</w:t>
-            </w:r>
-            <w:proofErr w:type="spellEnd"/>
-            <w:r>
-              <w:rPr>
-                <w:rFonts w:ascii="Verdana" w:hAnsi="Verdana" w:cs="Arial"/>
-              </w:rPr>
-              <w:t>(</w:t>
-            </w:r>
-            <w:proofErr w:type="gramStart"/>
-            <w:r>
-              <w:rPr>
-                <w:rFonts w:ascii="Verdana" w:hAnsi="Verdana" w:cs="Arial"/>
-              </w:rPr>
-              <w:t>users[</w:t>
-            </w:r>
-            <w:proofErr w:type="gramEnd"/>
-            <w:r>
-              <w:rPr>
-                <w:rFonts w:ascii="Verdana" w:hAnsi="Verdana" w:cs="Arial"/>
-              </w:rPr>
-              <w:t>0]</w:t>
+              <w:t>{% if agent_needed(users[0]</w:t>
             </w:r>
             <w:r>
               <w:rPr>
@@ -718,77 +360,13 @@
               <w:rPr>
                 <w:rFonts w:ascii="Verdana" w:hAnsi="Verdana" w:cs="Arial"/>
               </w:rPr>
-              <w:t xml:space="preserve"> </w:t>
-            </w:r>
-            <w:proofErr w:type="gramStart"/>
-            <w:r>
-              <w:rPr>
-                <w:rFonts w:ascii="Verdana" w:hAnsi="Verdana" w:cs="Arial"/>
-              </w:rPr>
-              <w:t>%}{</w:t>
-            </w:r>
-            <w:proofErr w:type="gramEnd"/>
-            <w:r>
-              <w:rPr>
-                <w:rFonts w:ascii="Verdana" w:hAnsi="Verdana" w:cs="Arial"/>
-              </w:rPr>
-              <w:t>{</w:t>
-            </w:r>
-            <w:proofErr w:type="spellStart"/>
-            <w:r>
-              <w:rPr>
-                <w:rFonts w:ascii="Verdana" w:hAnsi="Verdana" w:cs="Arial"/>
-              </w:rPr>
-              <w:t>phone_number_formatted</w:t>
-            </w:r>
-            <w:proofErr w:type="spellEnd"/>
-            <w:r>
-              <w:rPr>
-                <w:rFonts w:ascii="Verdana" w:hAnsi="Verdana" w:cs="Arial"/>
-              </w:rPr>
-              <w:t>(</w:t>
-            </w:r>
-            <w:proofErr w:type="spellStart"/>
-            <w:proofErr w:type="gramStart"/>
-            <w:r>
-              <w:rPr>
-                <w:rFonts w:ascii="Verdana" w:hAnsi="Verdana" w:cs="Arial"/>
-              </w:rPr>
-              <w:t>agent.phone</w:t>
-            </w:r>
-            <w:proofErr w:type="gramEnd"/>
-            <w:r>
-              <w:rPr>
-                <w:rFonts w:ascii="Verdana" w:hAnsi="Verdana" w:cs="Arial"/>
-              </w:rPr>
-              <w:t>_number</w:t>
-            </w:r>
-            <w:proofErr w:type="spellEnd"/>
-            <w:r>
-              <w:rPr>
-                <w:rFonts w:ascii="Verdana" w:hAnsi="Verdana" w:cs="Arial"/>
-              </w:rPr>
-              <w:t>)</w:t>
-            </w:r>
-            <w:proofErr w:type="gramStart"/>
-            <w:r>
-              <w:rPr>
-                <w:rFonts w:ascii="Verdana" w:hAnsi="Verdana" w:cs="Arial"/>
-              </w:rPr>
-              <w:t>}}</w:t>
-            </w:r>
-            <w:r>
-              <w:rPr>
-                <w:rFonts w:ascii="Verdana" w:hAnsi="Verdana" w:cs="Arial"/>
-              </w:rPr>
-              <w:t>{</w:t>
-            </w:r>
-            <w:proofErr w:type="gramEnd"/>
-            <w:r>
-              <w:rPr>
-                <w:rFonts w:ascii="Verdana" w:hAnsi="Verdana" w:cs="Arial"/>
-              </w:rPr>
-              <w:t>% endif %}</w:t>
+              <w:t xml:space="preserve"> %}{{phone_number_formatted(agent.phone_number)}}</w:t>
+            </w:r>
+            <w:r>
+              <w:rPr>
+                <w:rFonts w:ascii="Verdana" w:hAnsi="Verdana" w:cs="Arial"/>
+              </w:rPr>
+              <w:t>{% endif %}</w:t>
             </w:r>
           </w:p>
         </w:tc>
@@ -813,8 +391,6 @@
         </w:rPr>
         <w:t xml:space="preserve"> {{</w:t>
       </w:r>
-      <w:proofErr w:type="spellStart"/>
-      <w:proofErr w:type="gramStart"/>
       <w:r>
         <w:rPr>
           <w:rFonts w:ascii="Verdana" w:hAnsi="Verdana" w:cs="Arial"/>
@@ -825,21 +401,7 @@
         <w:rPr>
           <w:rFonts w:ascii="Verdana" w:hAnsi="Verdana" w:cs="Arial"/>
         </w:rPr>
-        <w:t>.address</w:t>
-      </w:r>
-      <w:proofErr w:type="gramEnd"/>
-      <w:r>
-        <w:rPr>
-          <w:rFonts w:ascii="Verdana" w:hAnsi="Verdana" w:cs="Arial"/>
-        </w:rPr>
-        <w:t>.county</w:t>
-      </w:r>
-      <w:proofErr w:type="spellEnd"/>
-      <w:r>
-        <w:rPr>
-          <w:rFonts w:ascii="Verdana" w:hAnsi="Verdana" w:cs="Arial"/>
-        </w:rPr>
-        <w:t>}} County,</w:t>
+        <w:t>.address.county}} County,</w:t>
       </w:r>
       <w:r>
         <w:rPr>
@@ -869,35 +431,7 @@
         <w:rPr>
           <w:rFonts w:ascii="Verdana" w:hAnsi="Verdana" w:cs="Arial"/>
         </w:rPr>
-        <w:t>{{</w:t>
-      </w:r>
-      <w:proofErr w:type="spellStart"/>
-      <w:r>
-        <w:rPr>
-          <w:rFonts w:ascii="Verdana" w:hAnsi="Verdana" w:cs="Arial"/>
-        </w:rPr>
-        <w:t>decedent.name_</w:t>
-      </w:r>
-      <w:proofErr w:type="gramStart"/>
-      <w:r>
-        <w:rPr>
-          <w:rFonts w:ascii="Verdana" w:hAnsi="Verdana" w:cs="Arial"/>
-        </w:rPr>
-        <w:t>full</w:t>
-      </w:r>
-      <w:proofErr w:type="spellEnd"/>
-      <w:r>
-        <w:rPr>
-          <w:rFonts w:ascii="Verdana" w:hAnsi="Verdana" w:cs="Arial"/>
-        </w:rPr>
-        <w:t>(</w:t>
-      </w:r>
-      <w:proofErr w:type="gramEnd"/>
-      <w:r>
-        <w:rPr>
-          <w:rFonts w:ascii="Verdana" w:hAnsi="Verdana" w:cs="Arial"/>
-        </w:rPr>
-        <w:t>)}}</w:t>
+        <w:t>{{decedent.name_full()}}</w:t>
       </w:r>
       <w:r>
         <w:rPr>
@@ -927,21 +461,7 @@
         <w:rPr>
           <w:rFonts w:ascii="Verdana" w:hAnsi="Verdana" w:cs="Arial"/>
         </w:rPr>
-        <w:t>{{</w:t>
-      </w:r>
-      <w:proofErr w:type="spellStart"/>
-      <w:r>
-        <w:rPr>
-          <w:rFonts w:ascii="Verdana" w:hAnsi="Verdana" w:cs="Arial"/>
-        </w:rPr>
-        <w:t>death_date</w:t>
-      </w:r>
-      <w:proofErr w:type="spellEnd"/>
-      <w:r>
-        <w:rPr>
-          <w:rFonts w:ascii="Verdana" w:hAnsi="Verdana" w:cs="Arial"/>
-        </w:rPr>
-        <w:t>}}</w:t>
+        <w:t>{{death_date}}</w:t>
       </w:r>
       <w:r>
         <w:rPr>
@@ -977,29 +497,7 @@
         <w:rPr>
           <w:rFonts w:ascii="Verdana" w:hAnsi="Verdana" w:cs="Arial"/>
         </w:rPr>
-        <w:t>{{</w:t>
-      </w:r>
-      <w:proofErr w:type="spellStart"/>
-      <w:proofErr w:type="gramStart"/>
-      <w:r>
-        <w:rPr>
-          <w:rFonts w:ascii="Verdana" w:hAnsi="Verdana" w:cs="Arial"/>
-        </w:rPr>
-        <w:t>decedent.address</w:t>
-      </w:r>
-      <w:proofErr w:type="gramEnd"/>
-      <w:r>
-        <w:rPr>
-          <w:rFonts w:ascii="Verdana" w:hAnsi="Verdana" w:cs="Arial"/>
-        </w:rPr>
-        <w:t>.on_one_line</w:t>
-      </w:r>
-      <w:proofErr w:type="spellEnd"/>
-      <w:r>
-        <w:rPr>
-          <w:rFonts w:ascii="Verdana" w:hAnsi="Verdana" w:cs="Arial"/>
-        </w:rPr>
-        <w:t>(bare=True)}}</w:t>
+        <w:t>{{decedent.address.on_one_line(bare=True)}}</w:t>
       </w:r>
       <w:r>
         <w:rPr>
@@ -1042,49 +540,7 @@
         <w:rPr>
           <w:rFonts w:ascii="Verdana" w:hAnsi="Verdana" w:cs="Arial"/>
         </w:rPr>
-        <w:t xml:space="preserve">(a) Excluding motor vehicles registered with the Secretary of State, the decedent's entire personal estate passing to any party either by intestacy or under a will, does not exceed $150,000. (Here, </w:t>
-      </w:r>
-      <w:proofErr w:type="gramStart"/>
-      <w:r>
-        <w:rPr>
-          <w:rFonts w:ascii="Verdana" w:hAnsi="Verdana" w:cs="Arial"/>
-        </w:rPr>
-        <w:t>list</w:t>
-      </w:r>
-      <w:proofErr w:type="gramEnd"/>
-      <w:r>
-        <w:rPr>
-          <w:rFonts w:ascii="Verdana" w:hAnsi="Verdana" w:cs="Arial"/>
-        </w:rPr>
-        <w:t xml:space="preserve"> each asset, e.g., cash, stock, and its fair market value.); and</w:t>
-      </w:r>
-    </w:p>
-    <w:p>
-      <w:pPr>
-        <w:spacing w:line="360" w:lineRule="auto"/>
-        <w:rPr>
-          <w:rFonts w:ascii="Verdana" w:hAnsi="Verdana" w:cs="Arial"/>
-        </w:rPr>
-      </w:pPr>
-      <w:r>
-        <w:rPr>
-          <w:rFonts w:ascii="Verdana" w:hAnsi="Verdana" w:cs="Arial"/>
-        </w:rPr>
-        <w:t xml:space="preserve">(b) Any motor vehicles registered with the Secretary of State in the decedent's entire personal estate passing to any party either by intestacy or under a will. (Here, </w:t>
-      </w:r>
-      <w:proofErr w:type="gramStart"/>
-      <w:r>
-        <w:rPr>
-          <w:rFonts w:ascii="Verdana" w:hAnsi="Verdana" w:cs="Arial"/>
-        </w:rPr>
-        <w:t>list</w:t>
-      </w:r>
-      <w:proofErr w:type="gramEnd"/>
-      <w:r>
-        <w:rPr>
-          <w:rFonts w:ascii="Verdana" w:hAnsi="Verdana" w:cs="Arial"/>
-        </w:rPr>
-        <w:t xml:space="preserve"> a description of each motor vehicle by make, body type, year, and vehicle identification number.);</w:t>
+        <w:t>(a) Excluding motor vehicles registered with the Secretary of State, the decedent's entire personal estate passing to any party either by intestacy or under a will, does not exceed $150,000. (Here, list each asset, e.g., cash, stock, and its fair market value.); and</w:t>
       </w:r>
     </w:p>
     <w:tbl>
@@ -1117,9 +573,10 @@
           </w:tcPr>
           <w:p>
             <w:pPr>
+              <w:pStyle w:val="ListParagraph"/>
               <w:keepNext/>
               <w:keepLines/>
-              <w:spacing w:line="278" w:lineRule="auto"/>
+              <w:ind w:left="0"/>
               <w:rPr>
                 <w:rFonts w:ascii="Verdana" w:hAnsi="Verdana" w:cs="Arial"/>
                 <w:b/>
@@ -1199,18 +656,32 @@
           <w:sz w:val="2"/>
           <w:szCs w:val="2"/>
         </w:rPr>
-        <w:t xml:space="preserve">{% for asset in </w:t>
-      </w:r>
-      <w:proofErr w:type="gramStart"/>
+        <w:t>{% for asset in assets %}</w:t>
+      </w:r>
       <w:r>
         <w:rPr>
           <w:rFonts w:ascii="Verdana" w:hAnsi="Verdana" w:cs="Arial"/>
           <w:sz w:val="2"/>
           <w:szCs w:val="2"/>
         </w:rPr>
-        <w:t>assets %}</w:t>
-      </w:r>
-      <w:proofErr w:type="gramEnd"/>
+        <w:t>{% if asset.type != “</w:t>
+      </w:r>
+      <w:r>
+        <w:rPr>
+          <w:rFonts w:ascii="Verdana" w:hAnsi="Verdana" w:cs="Arial"/>
+          <w:sz w:val="2"/>
+          <w:szCs w:val="2"/>
+        </w:rPr>
+        <w:t>Motor vehicle</w:t>
+      </w:r>
+      <w:r>
+        <w:rPr>
+          <w:rFonts w:ascii="Verdana" w:hAnsi="Verdana" w:cs="Arial"/>
+          <w:sz w:val="2"/>
+          <w:szCs w:val="2"/>
+        </w:rPr>
+        <w:t>” %}</w:t>
+      </w:r>
     </w:p>
     <w:tbl>
       <w:tblPr>
@@ -1251,23 +722,7 @@
               <w:rPr>
                 <w:rFonts w:ascii="Verdana" w:hAnsi="Verdana" w:cs="Arial"/>
               </w:rPr>
-              <w:t>{{</w:t>
-            </w:r>
-            <w:proofErr w:type="spellStart"/>
-            <w:proofErr w:type="gramStart"/>
-            <w:r>
-              <w:rPr>
-                <w:rFonts w:ascii="Verdana" w:hAnsi="Verdana" w:cs="Arial"/>
-              </w:rPr>
-              <w:t>asset.type</w:t>
-            </w:r>
-            <w:proofErr w:type="spellEnd"/>
-            <w:proofErr w:type="gramEnd"/>
-            <w:r>
-              <w:rPr>
-                <w:rFonts w:ascii="Verdana" w:hAnsi="Verdana" w:cs="Arial"/>
-              </w:rPr>
-              <w:t>}}</w:t>
+              <w:t>{{asset.type}}</w:t>
             </w:r>
           </w:p>
         </w:tc>
@@ -1305,21 +760,7 @@
               <w:rPr>
                 <w:rFonts w:ascii="Verdana" w:hAnsi="Verdana" w:cs="Arial"/>
               </w:rPr>
-              <w:t>{{currency(</w:t>
-            </w:r>
-            <w:proofErr w:type="spellStart"/>
-            <w:r>
-              <w:rPr>
-                <w:rFonts w:ascii="Verdana" w:hAnsi="Verdana" w:cs="Arial"/>
-              </w:rPr>
-              <w:t>asset.value</w:t>
-            </w:r>
-            <w:proofErr w:type="spellEnd"/>
-            <w:r>
-              <w:rPr>
-                <w:rFonts w:ascii="Verdana" w:hAnsi="Verdana" w:cs="Arial"/>
-              </w:rPr>
-              <w:t>)}}</w:t>
+              <w:t>{{currency(asset.value)}}</w:t>
             </w:r>
           </w:p>
         </w:tc>
@@ -1327,66 +768,348 @@
     </w:tbl>
     <w:p>
       <w:pPr>
-        <w:rPr>
-          <w:rFonts w:ascii="Verdana" w:hAnsi="Verdana" w:cs="Arial"/>
-        </w:rPr>
-      </w:pPr>
-      <w:r>
-        <w:rPr>
-          <w:rFonts w:ascii="Verdana" w:hAnsi="Verdana" w:cs="Arial"/>
-        </w:rPr>
-        <w:t xml:space="preserve">{% </w:t>
-      </w:r>
-      <w:proofErr w:type="spellStart"/>
-      <w:r>
-        <w:rPr>
-          <w:rFonts w:ascii="Verdana" w:hAnsi="Verdana" w:cs="Arial"/>
-        </w:rPr>
-        <w:t>endfor</w:t>
-      </w:r>
-      <w:proofErr w:type="spellEnd"/>
+        <w:spacing w:line="360" w:lineRule="auto"/>
+        <w:rPr>
+          <w:rFonts w:ascii="Verdana" w:hAnsi="Verdana" w:cs="Arial"/>
+        </w:rPr>
+      </w:pPr>
+      <w:r>
+        <w:rPr>
+          <w:rFonts w:ascii="Verdana" w:hAnsi="Verdana" w:cs="Arial"/>
+        </w:rPr>
+        <w:t>{% endif %}</w:t>
+      </w:r>
+      <w:r>
+        <w:rPr>
+          <w:rFonts w:ascii="Verdana" w:hAnsi="Verdana" w:cs="Arial"/>
+        </w:rPr>
+        <w:t>{% endfor</w:t>
+      </w:r>
+      <w:r>
+        <w:rPr>
+          <w:rFonts w:ascii="Verdana" w:hAnsi="Verdana" w:cs="Arial"/>
+        </w:rPr>
+        <w:t xml:space="preserve"> %}</w:t>
+      </w:r>
+    </w:p>
+    <w:p>
+      <w:pPr>
+        <w:spacing w:line="360" w:lineRule="auto"/>
+        <w:rPr>
+          <w:rFonts w:ascii="Verdana" w:hAnsi="Verdana" w:cs="Arial"/>
+        </w:rPr>
+      </w:pPr>
+      <w:r>
+        <w:rPr>
+          <w:rFonts w:ascii="Verdana" w:hAnsi="Verdana" w:cs="Arial"/>
+        </w:rPr>
+        <w:t>(b) Any motor vehicles registered with the Secretary of State in the decedent's entire personal estate passing to any party either by intestacy or under a will. (Here, list a description of each motor vehicle by make, body type, year, and vehicle identification number.);</w:t>
+      </w:r>
+    </w:p>
+    <w:tbl>
+      <w:tblPr>
+        <w:tblStyle w:val="TableGrid"/>
+        <w:tblW w:w="0" w:type="auto"/>
+        <w:tblBorders>
+          <w:top w:val="none" w:sz="0" w:space="0" w:color="auto"/>
+          <w:left w:val="none" w:sz="0" w:space="0" w:color="auto"/>
+          <w:bottom w:val="none" w:sz="0" w:space="0" w:color="auto"/>
+          <w:right w:val="none" w:sz="0" w:space="0" w:color="auto"/>
+          <w:insideH w:val="none" w:sz="0" w:space="0" w:color="auto"/>
+          <w:insideV w:val="none" w:sz="0" w:space="0" w:color="auto"/>
+        </w:tblBorders>
+        <w:tblLook w:val="04A0" w:firstRow="1" w:lastRow="0" w:firstColumn="1" w:lastColumn="0" w:noHBand="0" w:noVBand="1"/>
+      </w:tblPr>
+      <w:tblGrid>
+        <w:gridCol w:w="3330"/>
+        <w:gridCol w:w="3870"/>
+        <w:gridCol w:w="2088"/>
+      </w:tblGrid>
+      <w:tr>
+        <w:trPr>
+          <w:cantSplit/>
+        </w:trPr>
+        <w:tc>
+          <w:tcPr>
+            <w:tcW w:w="3330" w:type="dxa"/>
+            <w:hideMark/>
+          </w:tcPr>
+          <w:p>
+            <w:pPr>
+              <w:keepNext/>
+              <w:keepLines/>
+              <w:spacing w:line="278" w:lineRule="auto"/>
+              <w:rPr>
+                <w:rFonts w:ascii="Verdana" w:hAnsi="Verdana" w:cs="Arial"/>
+                <w:b/>
+              </w:rPr>
+            </w:pPr>
+            <w:r>
+              <w:rPr>
+                <w:rFonts w:ascii="Verdana" w:hAnsi="Verdana" w:cs="Arial"/>
+                <w:b/>
+              </w:rPr>
+              <w:t>Asset</w:t>
+            </w:r>
+          </w:p>
+        </w:tc>
+        <w:tc>
+          <w:tcPr>
+            <w:tcW w:w="3870" w:type="dxa"/>
+            <w:hideMark/>
+          </w:tcPr>
+          <w:p>
+            <w:pPr>
+              <w:keepLines/>
+              <w:spacing w:line="278" w:lineRule="auto"/>
+              <w:rPr>
+                <w:rFonts w:ascii="Verdana" w:hAnsi="Verdana" w:cs="Arial"/>
+                <w:b/>
+              </w:rPr>
+            </w:pPr>
+            <w:r>
+              <w:rPr>
+                <w:rFonts w:ascii="Verdana" w:hAnsi="Verdana" w:cs="Arial"/>
+                <w:b/>
+              </w:rPr>
+              <w:t>Description</w:t>
+            </w:r>
+          </w:p>
+        </w:tc>
+        <w:tc>
+          <w:tcPr>
+            <w:tcW w:w="2088" w:type="dxa"/>
+            <w:hideMark/>
+          </w:tcPr>
+          <w:p>
+            <w:pPr>
+              <w:keepLines/>
+              <w:spacing w:line="278" w:lineRule="auto"/>
+              <w:rPr>
+                <w:rFonts w:ascii="Verdana" w:hAnsi="Verdana" w:cs="Arial"/>
+                <w:b/>
+              </w:rPr>
+            </w:pPr>
+            <w:r>
+              <w:rPr>
+                <w:rFonts w:ascii="Verdana" w:hAnsi="Verdana" w:cs="Arial"/>
+                <w:b/>
+              </w:rPr>
+              <w:t>Value</w:t>
+            </w:r>
+          </w:p>
+        </w:tc>
+      </w:tr>
+    </w:tbl>
+    <w:p>
+      <w:pPr>
+        <w:keepNext/>
+        <w:keepLines/>
+        <w:spacing w:line="240" w:lineRule="auto"/>
+        <w:rPr>
+          <w:rFonts w:ascii="Verdana" w:hAnsi="Verdana" w:cs="Arial"/>
+          <w:sz w:val="2"/>
+          <w:szCs w:val="2"/>
+        </w:rPr>
+      </w:pPr>
+      <w:r>
+        <w:rPr>
+          <w:rFonts w:ascii="Verdana" w:hAnsi="Verdana" w:cs="Arial"/>
+          <w:sz w:val="2"/>
+          <w:szCs w:val="2"/>
+        </w:rPr>
+        <w:t>{% for asset in assets %}</w:t>
+      </w:r>
+      <w:r>
+        <w:rPr>
+          <w:rFonts w:ascii="Verdana" w:hAnsi="Verdana" w:cs="Arial"/>
+          <w:sz w:val="2"/>
+          <w:szCs w:val="2"/>
+        </w:rPr>
+        <w:t>{% if asset.type == “</w:t>
+      </w:r>
+      <w:r>
+        <w:rPr>
+          <w:rFonts w:ascii="Verdana" w:hAnsi="Verdana" w:cs="Arial"/>
+          <w:sz w:val="2"/>
+          <w:szCs w:val="2"/>
+        </w:rPr>
+        <w:t>Motor vehicle</w:t>
+      </w:r>
+      <w:r>
+        <w:rPr>
+          <w:rFonts w:ascii="Verdana" w:hAnsi="Verdana" w:cs="Arial"/>
+          <w:sz w:val="2"/>
+          <w:szCs w:val="2"/>
+        </w:rPr>
+        <w:t>” %}</w:t>
+      </w:r>
+    </w:p>
+    <w:tbl>
+      <w:tblPr>
+        <w:tblStyle w:val="TableGrid"/>
+        <w:tblW w:w="0" w:type="auto"/>
+        <w:tblBorders>
+          <w:top w:val="none" w:sz="0" w:space="0" w:color="auto"/>
+          <w:left w:val="none" w:sz="0" w:space="0" w:color="auto"/>
+          <w:bottom w:val="none" w:sz="0" w:space="0" w:color="auto"/>
+          <w:right w:val="none" w:sz="0" w:space="0" w:color="auto"/>
+          <w:insideH w:val="none" w:sz="0" w:space="0" w:color="auto"/>
+          <w:insideV w:val="none" w:sz="0" w:space="0" w:color="auto"/>
+        </w:tblBorders>
+        <w:tblLayout w:type="fixed"/>
+        <w:tblLook w:val="04A0" w:firstRow="1" w:lastRow="0" w:firstColumn="1" w:lastColumn="0" w:noHBand="0" w:noVBand="1"/>
+      </w:tblPr>
+      <w:tblGrid>
+        <w:gridCol w:w="3353"/>
+        <w:gridCol w:w="3847"/>
+        <w:gridCol w:w="2160"/>
+      </w:tblGrid>
+      <w:tr>
+        <w:trPr>
+          <w:cantSplit/>
+        </w:trPr>
+        <w:tc>
+          <w:tcPr>
+            <w:tcW w:w="3353" w:type="dxa"/>
+            <w:hideMark/>
+          </w:tcPr>
+          <w:p>
+            <w:pPr>
+              <w:rPr>
+                <w:rFonts w:ascii="Verdana" w:hAnsi="Verdana" w:cs="Arial"/>
+              </w:rPr>
+            </w:pPr>
+            <w:r>
+              <w:rPr>
+                <w:rFonts w:ascii="Verdana" w:hAnsi="Verdana" w:cs="Arial"/>
+              </w:rPr>
+              <w:t>{{asset.type}}</w:t>
+            </w:r>
+          </w:p>
+        </w:tc>
+        <w:tc>
+          <w:tcPr>
+            <w:tcW w:w="3847" w:type="dxa"/>
+            <w:hideMark/>
+          </w:tcPr>
+          <w:p>
+            <w:pPr>
+              <w:rPr>
+                <w:rFonts w:ascii="Verdana" w:hAnsi="Verdana" w:cs="Arial"/>
+              </w:rPr>
+            </w:pPr>
+            <w:r>
+              <w:rPr>
+                <w:rFonts w:ascii="Verdana" w:hAnsi="Verdana" w:cs="Arial"/>
+              </w:rPr>
+              <w:t>{{asset.name}}</w:t>
+            </w:r>
+          </w:p>
+        </w:tc>
+        <w:tc>
+          <w:tcPr>
+            <w:tcW w:w="2160" w:type="dxa"/>
+            <w:hideMark/>
+          </w:tcPr>
+          <w:p>
+            <w:pPr>
+              <w:rPr>
+                <w:rFonts w:ascii="Verdana" w:hAnsi="Verdana" w:cs="Arial"/>
+              </w:rPr>
+            </w:pPr>
+            <w:r>
+              <w:rPr>
+                <w:rFonts w:ascii="Verdana" w:hAnsi="Verdana" w:cs="Arial"/>
+              </w:rPr>
+              <w:t>{{currency(asset.value)}}</w:t>
+            </w:r>
+          </w:p>
+        </w:tc>
+      </w:tr>
+    </w:tbl>
+    <w:p>
+      <w:pPr>
+        <w:rPr>
+          <w:rFonts w:ascii="Verdana" w:hAnsi="Verdana" w:cs="Arial"/>
+        </w:rPr>
+      </w:pPr>
+      <w:r>
+        <w:rPr>
+          <w:rFonts w:ascii="Verdana" w:hAnsi="Verdana" w:cs="Arial"/>
+        </w:rPr>
+        <w:t>{% endif %}</w:t>
+      </w:r>
+      <w:r>
+        <w:rPr>
+          <w:rFonts w:ascii="Verdana" w:hAnsi="Verdana" w:cs="Arial"/>
+        </w:rPr>
+        <w:t>{% endfor %}{% if unclaimed_property %}</w:t>
+      </w:r>
+    </w:p>
+    <w:p>
+      <w:pPr>
+        <w:spacing w:line="360" w:lineRule="auto"/>
+        <w:rPr>
+          <w:rFonts w:ascii="Verdana" w:hAnsi="Verdana" w:cs="Arial"/>
+        </w:rPr>
+      </w:pPr>
+      <w:r>
+        <w:rPr>
+          <w:rFonts w:ascii="Verdana" w:hAnsi="Verdana" w:cs="Arial"/>
+        </w:rPr>
+        <w:t>Funds and/or assets held with the Illinois Treasurer’s Office</w:t>
+      </w:r>
+    </w:p>
+    <w:p>
+      <w:pPr>
+        <w:spacing w:line="240" w:lineRule="auto"/>
+        <w:rPr>
+          <w:rFonts w:ascii="Verdana" w:hAnsi="Verdana" w:cs="Arial"/>
+        </w:rPr>
+      </w:pPr>
+      <w:r>
+        <w:rPr>
+          <w:rFonts w:ascii="Verdana" w:hAnsi="Verdana" w:cs="Arial"/>
+        </w:rPr>
+        <w:t xml:space="preserve">{% endif %}{% if not </w:t>
+      </w:r>
+      <w:r>
+        <w:rPr>
+          <w:rFonts w:ascii="Verdana" w:hAnsi="Verdana" w:cs="Arial"/>
+        </w:rPr>
+        <w:t>funeral_debts.there_are_any and not decedent.was_married and not de</w:t>
+      </w:r>
+      <w:r>
+        <w:rPr>
+          <w:rFonts w:ascii="Verdana" w:hAnsi="Verdana" w:cs="Arial"/>
+        </w:rPr>
+        <w:t>pend</w:t>
+      </w:r>
+      <w:r>
+        <w:rPr>
+          <w:rFonts w:ascii="Verdana" w:hAnsi="Verdana" w:cs="Arial"/>
+        </w:rPr>
+        <w:t>ents.there_are_any and not trust_property.there_are_any and not us_debts.there_are_any and not employee_debts.there_are_any and not illinois_debts.there_are_any</w:t>
+      </w:r>
       <w:r>
         <w:rPr>
           <w:rFonts w:ascii="Verdana" w:hAnsi="Verdana" w:cs="Arial"/>
         </w:rPr>
         <w:t xml:space="preserve"> </w:t>
       </w:r>
-      <w:proofErr w:type="gramStart"/>
-      <w:r>
-        <w:rPr>
-          <w:rFonts w:ascii="Verdana" w:hAnsi="Verdana" w:cs="Arial"/>
-        </w:rPr>
-        <w:t>%}{</w:t>
-      </w:r>
-      <w:proofErr w:type="gramEnd"/>
-      <w:r>
-        <w:rPr>
-          <w:rFonts w:ascii="Verdana" w:hAnsi="Verdana" w:cs="Arial"/>
-        </w:rPr>
-        <w:t xml:space="preserve">% if </w:t>
-      </w:r>
-      <w:proofErr w:type="spellStart"/>
-      <w:r>
-        <w:rPr>
-          <w:rFonts w:ascii="Verdana" w:hAnsi="Verdana" w:cs="Arial"/>
-        </w:rPr>
-        <w:t>unclaimed_</w:t>
-      </w:r>
-      <w:proofErr w:type="gramStart"/>
-      <w:r>
-        <w:rPr>
-          <w:rFonts w:ascii="Verdana" w:hAnsi="Verdana" w:cs="Arial"/>
-        </w:rPr>
-        <w:t>property</w:t>
-      </w:r>
-      <w:proofErr w:type="spellEnd"/>
-      <w:r>
-        <w:rPr>
-          <w:rFonts w:ascii="Verdana" w:hAnsi="Verdana" w:cs="Arial"/>
-        </w:rPr>
-        <w:t xml:space="preserve"> %}</w:t>
-      </w:r>
-      <w:proofErr w:type="gramEnd"/>
+      <w:r>
+        <w:rPr>
+          <w:rFonts w:ascii="Verdana" w:hAnsi="Verdana" w:cs="Arial"/>
+        </w:rPr>
+        <w:t xml:space="preserve">and not other_debts.there_are_any </w:t>
+      </w:r>
+      <w:r>
+        <w:rPr>
+          <w:rFonts w:ascii="Verdana" w:hAnsi="Verdana" w:cs="Arial"/>
+        </w:rPr>
+        <w:t>%}</w:t>
+      </w:r>
     </w:p>
     <w:p>
       <w:pPr>
@@ -1399,291 +1122,7 @@
         <w:rPr>
           <w:rFonts w:ascii="Verdana" w:hAnsi="Verdana" w:cs="Arial"/>
         </w:rPr>
-        <w:t>Funds and/or assets held with the Illinois Treasurer’s Office</w:t>
-      </w:r>
-    </w:p>
-    <w:p>
-      <w:pPr>
-        <w:spacing w:line="240" w:lineRule="auto"/>
-        <w:rPr>
-          <w:rFonts w:ascii="Verdana" w:hAnsi="Verdana" w:cs="Arial"/>
-        </w:rPr>
-      </w:pPr>
-      <w:r>
-        <w:rPr>
-          <w:rFonts w:ascii="Verdana" w:hAnsi="Verdana" w:cs="Arial"/>
-        </w:rPr>
-        <w:t xml:space="preserve">{% endif </w:t>
-      </w:r>
-      <w:proofErr w:type="gramStart"/>
-      <w:r>
-        <w:rPr>
-          <w:rFonts w:ascii="Verdana" w:hAnsi="Verdana" w:cs="Arial"/>
-        </w:rPr>
-        <w:t>%}{</w:t>
-      </w:r>
-      <w:proofErr w:type="gramEnd"/>
-      <w:r>
-        <w:rPr>
-          <w:rFonts w:ascii="Verdana" w:hAnsi="Verdana" w:cs="Arial"/>
-        </w:rPr>
-        <w:t xml:space="preserve">% if not </w:t>
-      </w:r>
-      <w:proofErr w:type="spellStart"/>
-      <w:r>
-        <w:rPr>
-          <w:rFonts w:ascii="Verdana" w:hAnsi="Verdana" w:cs="Arial"/>
-        </w:rPr>
-        <w:t>funeral_</w:t>
-      </w:r>
-      <w:proofErr w:type="gramStart"/>
-      <w:r>
-        <w:rPr>
-          <w:rFonts w:ascii="Verdana" w:hAnsi="Verdana" w:cs="Arial"/>
-        </w:rPr>
-        <w:t>debts.there</w:t>
-      </w:r>
-      <w:proofErr w:type="gramEnd"/>
-      <w:r>
-        <w:rPr>
-          <w:rFonts w:ascii="Verdana" w:hAnsi="Verdana" w:cs="Arial"/>
-        </w:rPr>
-        <w:t>_are_any</w:t>
-      </w:r>
-      <w:proofErr w:type="spellEnd"/>
-      <w:r>
-        <w:rPr>
-          <w:rFonts w:ascii="Verdana" w:hAnsi="Verdana" w:cs="Arial"/>
-        </w:rPr>
-        <w:t xml:space="preserve"> and not </w:t>
-      </w:r>
-      <w:proofErr w:type="spellStart"/>
-      <w:r>
-        <w:rPr>
-          <w:rFonts w:ascii="Verdana" w:hAnsi="Verdana" w:cs="Arial"/>
-        </w:rPr>
-        <w:t>decedent.was_married</w:t>
-      </w:r>
-      <w:proofErr w:type="spellEnd"/>
-      <w:r>
-        <w:rPr>
-          <w:rFonts w:ascii="Verdana" w:hAnsi="Verdana" w:cs="Arial"/>
-        </w:rPr>
-        <w:t xml:space="preserve"> and not </w:t>
-      </w:r>
-      <w:proofErr w:type="spellStart"/>
-      <w:proofErr w:type="gramStart"/>
-      <w:r>
-        <w:rPr>
-          <w:rFonts w:ascii="Verdana" w:hAnsi="Verdana" w:cs="Arial"/>
-        </w:rPr>
-        <w:t>de</w:t>
-      </w:r>
-      <w:r>
-        <w:rPr>
-          <w:rFonts w:ascii="Verdana" w:hAnsi="Verdana" w:cs="Arial"/>
-        </w:rPr>
-        <w:t>pend</w:t>
-      </w:r>
-      <w:r>
-        <w:rPr>
-          <w:rFonts w:ascii="Verdana" w:hAnsi="Verdana" w:cs="Arial"/>
-        </w:rPr>
-        <w:t>ents.there</w:t>
-      </w:r>
-      <w:proofErr w:type="gramEnd"/>
-      <w:r>
-        <w:rPr>
-          <w:rFonts w:ascii="Verdana" w:hAnsi="Verdana" w:cs="Arial"/>
-        </w:rPr>
-        <w:t>_are_any</w:t>
-      </w:r>
-      <w:proofErr w:type="spellEnd"/>
-      <w:r>
-        <w:rPr>
-          <w:rFonts w:ascii="Verdana" w:hAnsi="Verdana" w:cs="Arial"/>
-        </w:rPr>
-        <w:t xml:space="preserve"> and not </w:t>
-      </w:r>
-      <w:proofErr w:type="spellStart"/>
-      <w:r>
-        <w:rPr>
-          <w:rFonts w:ascii="Verdana" w:hAnsi="Verdana" w:cs="Arial"/>
-        </w:rPr>
-        <w:t>trust_</w:t>
-      </w:r>
-      <w:proofErr w:type="gramStart"/>
-      <w:r>
-        <w:rPr>
-          <w:rFonts w:ascii="Verdana" w:hAnsi="Verdana" w:cs="Arial"/>
-        </w:rPr>
-        <w:t>property.there</w:t>
-      </w:r>
-      <w:proofErr w:type="gramEnd"/>
-      <w:r>
-        <w:rPr>
-          <w:rFonts w:ascii="Verdana" w:hAnsi="Verdana" w:cs="Arial"/>
-        </w:rPr>
-        <w:t>_are_any</w:t>
-      </w:r>
-      <w:proofErr w:type="spellEnd"/>
-      <w:r>
-        <w:rPr>
-          <w:rFonts w:ascii="Verdana" w:hAnsi="Verdana" w:cs="Arial"/>
-        </w:rPr>
-        <w:t xml:space="preserve"> and not </w:t>
-      </w:r>
-      <w:proofErr w:type="spellStart"/>
-      <w:r>
-        <w:rPr>
-          <w:rFonts w:ascii="Verdana" w:hAnsi="Verdana" w:cs="Arial"/>
-        </w:rPr>
-        <w:t>us_</w:t>
-      </w:r>
-      <w:proofErr w:type="gramStart"/>
-      <w:r>
-        <w:rPr>
-          <w:rFonts w:ascii="Verdana" w:hAnsi="Verdana" w:cs="Arial"/>
-        </w:rPr>
-        <w:t>debts.there</w:t>
-      </w:r>
-      <w:proofErr w:type="gramEnd"/>
-      <w:r>
-        <w:rPr>
-          <w:rFonts w:ascii="Verdana" w:hAnsi="Verdana" w:cs="Arial"/>
-        </w:rPr>
-        <w:t>_are_any</w:t>
-      </w:r>
-      <w:proofErr w:type="spellEnd"/>
-      <w:r>
-        <w:rPr>
-          <w:rFonts w:ascii="Verdana" w:hAnsi="Verdana" w:cs="Arial"/>
-        </w:rPr>
-        <w:t xml:space="preserve"> and not </w:t>
-      </w:r>
-      <w:proofErr w:type="spellStart"/>
-      <w:r>
-        <w:rPr>
-          <w:rFonts w:ascii="Verdana" w:hAnsi="Verdana" w:cs="Arial"/>
-        </w:rPr>
-        <w:t>employee_</w:t>
-      </w:r>
-      <w:proofErr w:type="gramStart"/>
-      <w:r>
-        <w:rPr>
-          <w:rFonts w:ascii="Verdana" w:hAnsi="Verdana" w:cs="Arial"/>
-        </w:rPr>
-        <w:t>debts.there</w:t>
-      </w:r>
-      <w:proofErr w:type="gramEnd"/>
-      <w:r>
-        <w:rPr>
-          <w:rFonts w:ascii="Verdana" w:hAnsi="Verdana" w:cs="Arial"/>
-        </w:rPr>
-        <w:t>_are_any</w:t>
-      </w:r>
-      <w:proofErr w:type="spellEnd"/>
-      <w:r>
-        <w:rPr>
-          <w:rFonts w:ascii="Verdana" w:hAnsi="Verdana" w:cs="Arial"/>
-        </w:rPr>
-        <w:t xml:space="preserve"> and not </w:t>
-      </w:r>
-      <w:proofErr w:type="spellStart"/>
-      <w:r>
-        <w:rPr>
-          <w:rFonts w:ascii="Verdana" w:hAnsi="Verdana" w:cs="Arial"/>
-        </w:rPr>
-        <w:t>illinois_</w:t>
-      </w:r>
-      <w:proofErr w:type="gramStart"/>
-      <w:r>
-        <w:rPr>
-          <w:rFonts w:ascii="Verdana" w:hAnsi="Verdana" w:cs="Arial"/>
-        </w:rPr>
-        <w:t>debts.there</w:t>
-      </w:r>
-      <w:proofErr w:type="gramEnd"/>
-      <w:r>
-        <w:rPr>
-          <w:rFonts w:ascii="Verdana" w:hAnsi="Verdana" w:cs="Arial"/>
-        </w:rPr>
-        <w:t>_are_any</w:t>
-      </w:r>
-      <w:proofErr w:type="spellEnd"/>
-      <w:r>
-        <w:rPr>
-          <w:rFonts w:ascii="Verdana" w:hAnsi="Verdana" w:cs="Arial"/>
-        </w:rPr>
-        <w:t xml:space="preserve"> </w:t>
-      </w:r>
-      <w:r>
-        <w:rPr>
-          <w:rFonts w:ascii="Verdana" w:hAnsi="Verdana" w:cs="Arial"/>
-        </w:rPr>
-        <w:t xml:space="preserve">and not </w:t>
-      </w:r>
-      <w:proofErr w:type="spellStart"/>
-      <w:r>
-        <w:rPr>
-          <w:rFonts w:ascii="Verdana" w:hAnsi="Verdana" w:cs="Arial"/>
-        </w:rPr>
-        <w:t>other_</w:t>
-      </w:r>
-      <w:proofErr w:type="gramStart"/>
-      <w:r>
-        <w:rPr>
-          <w:rFonts w:ascii="Verdana" w:hAnsi="Verdana" w:cs="Arial"/>
-        </w:rPr>
-        <w:t>debts.there</w:t>
-      </w:r>
-      <w:proofErr w:type="gramEnd"/>
-      <w:r>
-        <w:rPr>
-          <w:rFonts w:ascii="Verdana" w:hAnsi="Verdana" w:cs="Arial"/>
-        </w:rPr>
-        <w:t>_are_any</w:t>
-      </w:r>
-      <w:proofErr w:type="spellEnd"/>
-      <w:r>
-        <w:rPr>
-          <w:rFonts w:ascii="Verdana" w:hAnsi="Verdana" w:cs="Arial"/>
-        </w:rPr>
-        <w:t xml:space="preserve"> </w:t>
-      </w:r>
-      <w:r>
-        <w:rPr>
-          <w:rFonts w:ascii="Verdana" w:hAnsi="Verdana" w:cs="Arial"/>
-        </w:rPr>
-        <w:t>%}</w:t>
-      </w:r>
-    </w:p>
-    <w:p>
-      <w:pPr>
-        <w:spacing w:line="360" w:lineRule="auto"/>
-        <w:rPr>
-          <w:rFonts w:ascii="Verdana" w:hAnsi="Verdana" w:cs="Arial"/>
-        </w:rPr>
-      </w:pPr>
-      <w:r>
-        <w:rPr>
-          <w:rFonts w:ascii="Verdana" w:hAnsi="Verdana" w:cs="Arial"/>
-        </w:rPr>
-        <w:t xml:space="preserve">7. </w:t>
-      </w:r>
-      <w:proofErr w:type="gramStart"/>
-      <w:r>
-        <w:rPr>
-          <w:rFonts w:ascii="Verdana" w:hAnsi="Verdana" w:cs="Arial"/>
-        </w:rPr>
-        <w:t>All of</w:t>
-      </w:r>
-      <w:proofErr w:type="gramEnd"/>
-      <w:r>
-        <w:rPr>
-          <w:rFonts w:ascii="Verdana" w:hAnsi="Verdana" w:cs="Arial"/>
-        </w:rPr>
-        <w:t xml:space="preserve"> the decedent’s funeral expenses and other debts have been paid.</w:t>
+        <w:t>7. All of the decedent’s funeral expenses and other debts have been paid.</w:t>
       </w:r>
     </w:p>
     <w:p>
@@ -1729,57 +1168,20 @@
           <w:b/>
         </w:rPr>
         <w:lastRenderedPageBreak/>
-        <w:t xml:space="preserve">Class 1 –Funeral and Burial </w:t>
-      </w:r>
-      <w:proofErr w:type="gramStart"/>
-      <w:r>
-        <w:rPr>
-          <w:rFonts w:ascii="Verdana" w:hAnsi="Verdana" w:cs="Arial"/>
-          <w:b/>
-        </w:rPr>
-        <w:t>Expenses</w:t>
-      </w:r>
-      <w:r>
-        <w:rPr>
-          <w:rFonts w:ascii="Verdana" w:hAnsi="Verdana" w:cs="Arial"/>
-        </w:rPr>
-        <w:t>{</w:t>
-      </w:r>
-      <w:proofErr w:type="gramEnd"/>
-      <w:r>
-        <w:rPr>
-          <w:rFonts w:ascii="Verdana" w:hAnsi="Verdana" w:cs="Arial"/>
-        </w:rPr>
-        <w:t xml:space="preserve">% if not </w:t>
-      </w:r>
-      <w:proofErr w:type="spellStart"/>
-      <w:r>
-        <w:rPr>
-          <w:rFonts w:ascii="Verdana" w:hAnsi="Verdana" w:cs="Arial"/>
-        </w:rPr>
-        <w:t>funeral_</w:t>
-      </w:r>
-      <w:proofErr w:type="gramStart"/>
-      <w:r>
-        <w:rPr>
-          <w:rFonts w:ascii="Verdana" w:hAnsi="Verdana" w:cs="Arial"/>
-        </w:rPr>
-        <w:t>debts</w:t>
-      </w:r>
-      <w:r>
-        <w:rPr>
-          <w:rFonts w:ascii="Verdana" w:hAnsi="Verdana" w:cs="Arial"/>
-        </w:rPr>
-        <w:t>.there</w:t>
-      </w:r>
-      <w:proofErr w:type="gramEnd"/>
-      <w:r>
-        <w:rPr>
-          <w:rFonts w:ascii="Verdana" w:hAnsi="Verdana" w:cs="Arial"/>
-        </w:rPr>
-        <w:t>_are_any</w:t>
-      </w:r>
-      <w:proofErr w:type="spellEnd"/>
+        <w:t>Class 1 –Funeral and Burial Expenses</w:t>
+      </w:r>
+      <w:r>
+        <w:rPr>
+          <w:rFonts w:ascii="Verdana" w:hAnsi="Verdana" w:cs="Arial"/>
+        </w:rPr>
+        <w:t>{% if not funeral_debts</w:t>
+      </w:r>
+      <w:r>
+        <w:rPr>
+          <w:rFonts w:ascii="Verdana" w:hAnsi="Verdana" w:cs="Arial"/>
+        </w:rPr>
+        <w:t>.there_are_any</w:t>
+      </w:r>
       <w:r>
         <w:rPr>
           <w:rFonts w:ascii="Verdana" w:hAnsi="Verdana" w:cs="Arial"/>
@@ -1927,36 +1329,8 @@
           <w:sz w:val="2"/>
           <w:szCs w:val="2"/>
         </w:rPr>
-        <w:t xml:space="preserve">{% for debt in </w:t>
-      </w:r>
-      <w:proofErr w:type="spellStart"/>
-      <w:r>
-        <w:rPr>
-          <w:rFonts w:ascii="Verdana" w:hAnsi="Verdana" w:cs="Arial"/>
-          <w:sz w:val="2"/>
-          <w:szCs w:val="2"/>
-        </w:rPr>
-        <w:t>funeral_</w:t>
-      </w:r>
-      <w:proofErr w:type="gramStart"/>
-      <w:r>
-        <w:rPr>
-          <w:rFonts w:ascii="Verdana" w:hAnsi="Verdana" w:cs="Arial"/>
-          <w:sz w:val="2"/>
-          <w:szCs w:val="2"/>
-        </w:rPr>
-        <w:t>debts</w:t>
-      </w:r>
-      <w:proofErr w:type="spellEnd"/>
-      <w:r>
-        <w:rPr>
-          <w:rFonts w:ascii="Verdana" w:hAnsi="Verdana" w:cs="Arial"/>
-          <w:sz w:val="2"/>
-          <w:szCs w:val="2"/>
-        </w:rPr>
-        <w:t xml:space="preserve"> %}</w:t>
-      </w:r>
-      <w:proofErr w:type="gramEnd"/>
+        <w:t>{% for debt in funeral_debts %}</w:t>
+      </w:r>
     </w:p>
     <w:tbl>
       <w:tblPr>
@@ -1997,23 +1371,7 @@
               <w:rPr>
                 <w:rFonts w:ascii="Verdana" w:hAnsi="Verdana" w:cs="Arial"/>
               </w:rPr>
-              <w:t>{{</w:t>
-            </w:r>
-            <w:proofErr w:type="spellStart"/>
-            <w:proofErr w:type="gramStart"/>
-            <w:r>
-              <w:rPr>
-                <w:rFonts w:ascii="Verdana" w:hAnsi="Verdana" w:cs="Arial"/>
-              </w:rPr>
-              <w:t>debt.name.first</w:t>
-            </w:r>
-            <w:proofErr w:type="spellEnd"/>
-            <w:proofErr w:type="gramEnd"/>
-            <w:r>
-              <w:rPr>
-                <w:rFonts w:ascii="Verdana" w:hAnsi="Verdana" w:cs="Arial"/>
-              </w:rPr>
-              <w:t>}}</w:t>
+              <w:t>{{debt.name.first}}</w:t>
             </w:r>
           </w:p>
         </w:tc>
@@ -2029,47 +1387,11 @@
                 <w:rFonts w:ascii="Verdana" w:hAnsi="Verdana" w:cs="Arial"/>
               </w:rPr>
             </w:pPr>
-            <w:proofErr w:type="gramStart"/>
-            <w:r>
-              <w:rPr>
-                <w:rFonts w:ascii="Verdana" w:hAnsi="Verdana" w:cs="Arial"/>
-              </w:rPr>
-              <w:t xml:space="preserve">{{ </w:t>
-            </w:r>
-            <w:proofErr w:type="spellStart"/>
-            <w:r>
-              <w:rPr>
-                <w:rFonts w:ascii="Verdana" w:hAnsi="Verdana" w:cs="Arial"/>
-              </w:rPr>
-              <w:t>debt</w:t>
-            </w:r>
-            <w:proofErr w:type="gramEnd"/>
-            <w:r>
-              <w:rPr>
-                <w:rFonts w:ascii="Verdana" w:hAnsi="Verdana" w:cs="Arial"/>
-              </w:rPr>
-              <w:t>.</w:t>
-            </w:r>
-            <w:proofErr w:type="gramStart"/>
-            <w:r>
-              <w:rPr>
-                <w:rFonts w:ascii="Verdana" w:hAnsi="Verdana" w:cs="Arial"/>
-              </w:rPr>
-              <w:t>address.on</w:t>
-            </w:r>
-            <w:proofErr w:type="gramEnd"/>
-            <w:r>
-              <w:rPr>
-                <w:rFonts w:ascii="Verdana" w:hAnsi="Verdana" w:cs="Arial"/>
-              </w:rPr>
-              <w:t>_one_line</w:t>
-            </w:r>
-            <w:proofErr w:type="spellEnd"/>
-            <w:r>
-              <w:rPr>
-                <w:rFonts w:ascii="Verdana" w:hAnsi="Verdana" w:cs="Arial"/>
-              </w:rPr>
-              <w:t>(bare=True)}}</w:t>
+            <w:r>
+              <w:rPr>
+                <w:rFonts w:ascii="Verdana" w:hAnsi="Verdana" w:cs="Arial"/>
+              </w:rPr>
+              <w:t>{{ debt.address.on_one_line(bare=True)}}</w:t>
             </w:r>
           </w:p>
         </w:tc>
@@ -2089,23 +1411,7 @@
               <w:rPr>
                 <w:rFonts w:ascii="Verdana" w:hAnsi="Verdana" w:cs="Arial"/>
               </w:rPr>
-              <w:t>{{currency(</w:t>
-            </w:r>
-            <w:proofErr w:type="spellStart"/>
-            <w:proofErr w:type="gramStart"/>
-            <w:r>
-              <w:rPr>
-                <w:rFonts w:ascii="Verdana" w:hAnsi="Verdana" w:cs="Arial"/>
-              </w:rPr>
-              <w:t>debt.amount</w:t>
-            </w:r>
-            <w:proofErr w:type="spellEnd"/>
-            <w:proofErr w:type="gramEnd"/>
-            <w:r>
-              <w:rPr>
-                <w:rFonts w:ascii="Verdana" w:hAnsi="Verdana" w:cs="Arial"/>
-              </w:rPr>
-              <w:t>)}}</w:t>
+              <w:t>{{currency(debt.amount)}}</w:t>
             </w:r>
           </w:p>
         </w:tc>
@@ -2125,56 +1431,15 @@
           <w:rFonts w:ascii="Verdana" w:hAnsi="Verdana" w:cs="Arial"/>
           <w:b/>
         </w:rPr>
-        <w:t xml:space="preserve">{% </w:t>
-      </w:r>
-      <w:proofErr w:type="spellStart"/>
+        <w:t>{% endfor %}</w:t>
+      </w:r>
       <w:r>
         <w:rPr>
           <w:rFonts w:ascii="Verdana" w:hAnsi="Verdana" w:cs="Arial"/>
           <w:b/>
         </w:rPr>
-        <w:t>endfor</w:t>
-      </w:r>
-      <w:proofErr w:type="spellEnd"/>
-      <w:r>
-        <w:rPr>
-          <w:rFonts w:ascii="Verdana" w:hAnsi="Verdana" w:cs="Arial"/>
-          <w:b/>
-        </w:rPr>
-        <w:t xml:space="preserve"> </w:t>
-      </w:r>
-      <w:proofErr w:type="gramStart"/>
-      <w:r>
-        <w:rPr>
-          <w:rFonts w:ascii="Verdana" w:hAnsi="Verdana" w:cs="Arial"/>
-          <w:b/>
-        </w:rPr>
-        <w:t>%}</w:t>
-      </w:r>
-      <w:r>
-        <w:rPr>
-          <w:rFonts w:ascii="Verdana" w:hAnsi="Verdana" w:cs="Arial"/>
-          <w:b/>
-        </w:rPr>
-        <w:t>{</w:t>
-      </w:r>
-      <w:proofErr w:type="gramEnd"/>
-      <w:r>
-        <w:rPr>
-          <w:rFonts w:ascii="Verdana" w:hAnsi="Verdana" w:cs="Arial"/>
-          <w:b/>
-        </w:rPr>
-        <w:t xml:space="preserve">% </w:t>
-      </w:r>
-      <w:proofErr w:type="gramStart"/>
-      <w:r>
-        <w:rPr>
-          <w:rFonts w:ascii="Verdana" w:hAnsi="Verdana" w:cs="Arial"/>
-          <w:b/>
-        </w:rPr>
-        <w:t>endif %}</w:t>
-      </w:r>
-      <w:proofErr w:type="gramEnd"/>
+        <w:t>{% endif %}</w:t>
+      </w:r>
     </w:p>
     <w:p>
       <w:pPr>
@@ -2190,89 +1455,34 @@
           <w:rFonts w:ascii="Verdana" w:hAnsi="Verdana" w:cs="Arial"/>
           <w:b/>
         </w:rPr>
-        <w:t xml:space="preserve">Class 2 – Surviving </w:t>
-      </w:r>
-      <w:proofErr w:type="spellStart"/>
+        <w:t>Class 2 – Surviving Spouse's or</w:t>
+      </w:r>
       <w:r>
         <w:rPr>
           <w:rFonts w:ascii="Verdana" w:hAnsi="Verdana" w:cs="Arial"/>
           <w:b/>
         </w:rPr>
-        <w:t>Spouse's</w:t>
-      </w:r>
-      <w:proofErr w:type="spellEnd"/>
+        <w:t xml:space="preserve"> Children’s</w:t>
+      </w:r>
       <w:r>
         <w:rPr>
           <w:rFonts w:ascii="Verdana" w:hAnsi="Verdana" w:cs="Arial"/>
           <w:b/>
         </w:rPr>
-        <w:t xml:space="preserve"> or</w:t>
-      </w:r>
-      <w:r>
-        <w:rPr>
-          <w:rFonts w:ascii="Verdana" w:hAnsi="Verdana" w:cs="Arial"/>
-          <w:b/>
-        </w:rPr>
-        <w:t xml:space="preserve"> Children’s</w:t>
-      </w:r>
-      <w:r>
-        <w:rPr>
-          <w:rFonts w:ascii="Verdana" w:hAnsi="Verdana" w:cs="Arial"/>
-          <w:b/>
-        </w:rPr>
-        <w:t xml:space="preserve"> </w:t>
-      </w:r>
-      <w:proofErr w:type="gramStart"/>
-      <w:r>
-        <w:rPr>
-          <w:rFonts w:ascii="Verdana" w:hAnsi="Verdana" w:cs="Arial"/>
-          <w:b/>
-        </w:rPr>
-        <w:t>Award</w:t>
-      </w:r>
-      <w:r>
-        <w:rPr>
-          <w:rFonts w:ascii="Verdana" w:hAnsi="Verdana" w:cs="Arial"/>
-        </w:rPr>
-        <w:t>{</w:t>
-      </w:r>
-      <w:proofErr w:type="gramEnd"/>
-      <w:r>
-        <w:rPr>
-          <w:rFonts w:ascii="Verdana" w:hAnsi="Verdana" w:cs="Arial"/>
-        </w:rPr>
-        <w:t xml:space="preserve">% if not </w:t>
-      </w:r>
-      <w:proofErr w:type="spellStart"/>
-      <w:r>
-        <w:rPr>
-          <w:rFonts w:ascii="Verdana" w:hAnsi="Verdana" w:cs="Arial"/>
-        </w:rPr>
-        <w:t>decedent.was_married</w:t>
-      </w:r>
-      <w:proofErr w:type="spellEnd"/>
-      <w:r>
-        <w:rPr>
-          <w:rFonts w:ascii="Verdana" w:hAnsi="Verdana" w:cs="Arial"/>
-        </w:rPr>
-        <w:t xml:space="preserve"> and not </w:t>
-      </w:r>
-      <w:proofErr w:type="spellStart"/>
-      <w:proofErr w:type="gramStart"/>
-      <w:r>
-        <w:rPr>
-          <w:rFonts w:ascii="Verdana" w:hAnsi="Verdana" w:cs="Arial"/>
-        </w:rPr>
-        <w:t>dependents.there</w:t>
-      </w:r>
-      <w:proofErr w:type="gramEnd"/>
-      <w:r>
-        <w:rPr>
-          <w:rFonts w:ascii="Verdana" w:hAnsi="Verdana" w:cs="Arial"/>
-        </w:rPr>
-        <w:t>_are_any</w:t>
-      </w:r>
-      <w:proofErr w:type="spellEnd"/>
+        <w:t xml:space="preserve"> Award</w:t>
+      </w:r>
+      <w:r>
+        <w:rPr>
+          <w:rFonts w:ascii="Verdana" w:hAnsi="Verdana" w:cs="Arial"/>
+        </w:rPr>
+        <w:t xml:space="preserve">{% if not decedent.was_married and not </w:t>
+      </w:r>
+      <w:r>
+        <w:rPr>
+          <w:rFonts w:ascii="Verdana" w:hAnsi="Verdana" w:cs="Arial"/>
+        </w:rPr>
+        <w:t>dependents.there_are_any</w:t>
+      </w:r>
       <w:r>
         <w:rPr>
           <w:rFonts w:ascii="Verdana" w:hAnsi="Verdana" w:cs="Arial"/>
@@ -2422,36 +1632,8 @@
           <w:sz w:val="2"/>
           <w:szCs w:val="2"/>
         </w:rPr>
-        <w:t xml:space="preserve">{% for recipient in </w:t>
-      </w:r>
-      <w:proofErr w:type="spellStart"/>
-      <w:r>
-        <w:rPr>
-          <w:rFonts w:ascii="Verdana" w:hAnsi="Verdana" w:cs="Arial"/>
-          <w:sz w:val="2"/>
-          <w:szCs w:val="2"/>
-        </w:rPr>
-        <w:t>award_</w:t>
-      </w:r>
-      <w:proofErr w:type="gramStart"/>
-      <w:r>
-        <w:rPr>
-          <w:rFonts w:ascii="Verdana" w:hAnsi="Verdana" w:cs="Arial"/>
-          <w:sz w:val="2"/>
-          <w:szCs w:val="2"/>
-        </w:rPr>
-        <w:t>recipients</w:t>
-      </w:r>
-      <w:proofErr w:type="spellEnd"/>
-      <w:r>
-        <w:rPr>
-          <w:rFonts w:ascii="Verdana" w:hAnsi="Verdana" w:cs="Arial"/>
-          <w:sz w:val="2"/>
-          <w:szCs w:val="2"/>
-        </w:rPr>
-        <w:t xml:space="preserve"> %}</w:t>
-      </w:r>
-      <w:proofErr w:type="gramEnd"/>
+        <w:t>{% for recipient in award_recipients %}</w:t>
+      </w:r>
     </w:p>
     <w:tbl>
       <w:tblPr>
@@ -2492,304 +1674,126 @@
               <w:rPr>
                 <w:rFonts w:ascii="Verdana" w:hAnsi="Verdana" w:cs="Arial"/>
               </w:rPr>
+              <w:t>{{recipient.name_full</w:t>
+            </w:r>
+            <w:r>
+              <w:rPr>
+                <w:rFonts w:ascii="Verdana" w:hAnsi="Verdana" w:cs="Arial"/>
+              </w:rPr>
+              <w:t>()</w:t>
+            </w:r>
+            <w:r>
+              <w:rPr>
+                <w:rFonts w:ascii="Verdana" w:hAnsi="Verdana" w:cs="Arial"/>
+              </w:rPr>
+              <w:t>}}</w:t>
+            </w:r>
+            <w:r>
+              <w:rPr>
+                <w:rFonts w:ascii="Verdana" w:hAnsi="Verdana" w:cs="Arial"/>
+              </w:rPr>
+              <w:t>,</w:t>
+            </w:r>
+            <w:r>
+              <w:rPr>
+                <w:rFonts w:ascii="Verdana" w:hAnsi="Verdana" w:cs="Arial"/>
+              </w:rPr>
+              <w:t xml:space="preserve"> </w:t>
+            </w:r>
+            <w:r>
+              <w:rPr>
+                <w:rFonts w:ascii="Verdana" w:hAnsi="Verdana" w:cs="Arial"/>
+              </w:rPr>
+              <w:t>{% if recipient.</w:t>
+            </w:r>
+            <w:r>
+              <w:rPr>
+                <w:rFonts w:ascii="Verdana" w:hAnsi="Verdana" w:cs="Arial"/>
+              </w:rPr>
+              <w:t>relationship == “Spouse”</w:t>
+            </w:r>
+            <w:r>
+              <w:rPr>
+                <w:rFonts w:ascii="Verdana" w:hAnsi="Verdana" w:cs="Arial"/>
+              </w:rPr>
+              <w:t xml:space="preserve"> %}spouse {</w:t>
+            </w:r>
+            <w:r>
+              <w:rPr>
+                <w:rFonts w:ascii="Verdana" w:hAnsi="Verdana" w:cs="Arial"/>
+              </w:rPr>
+              <w:t xml:space="preserve">% </w:t>
+            </w:r>
+            <w:r>
+              <w:rPr>
+                <w:rFonts w:ascii="Verdana" w:hAnsi="Verdana" w:cs="Arial"/>
+              </w:rPr>
+              <w:t xml:space="preserve">elif </w:t>
+            </w:r>
+            <w:r>
+              <w:rPr>
+                <w:rFonts w:ascii="Verdana" w:hAnsi="Verdana" w:cs="Arial"/>
+              </w:rPr>
+              <w:t>was_a_minor(dependent, death_date)</w:t>
+            </w:r>
+            <w:r>
+              <w:rPr>
+                <w:rFonts w:ascii="Verdana" w:hAnsi="Verdana" w:cs="Arial"/>
+              </w:rPr>
+              <w:t xml:space="preserve"> %}minor child{%else %}dependent adult child{% endif %}</w:t>
+            </w:r>
+          </w:p>
+        </w:tc>
+        <w:tc>
+          <w:tcPr>
+            <w:tcW w:w="4500" w:type="dxa"/>
+            <w:hideMark/>
+          </w:tcPr>
+          <w:p>
+            <w:pPr>
+              <w:keepNext/>
+              <w:rPr>
+                <w:rFonts w:ascii="Verdana" w:hAnsi="Verdana" w:cs="Arial"/>
+              </w:rPr>
+            </w:pPr>
+            <w:r>
+              <w:rPr>
+                <w:rFonts w:ascii="Verdana" w:hAnsi="Verdana" w:cs="Arial"/>
+              </w:rPr>
+              <w:t>{{recipient.address.on_one_line(bare=True)}}</w:t>
+            </w:r>
+          </w:p>
+        </w:tc>
+        <w:tc>
+          <w:tcPr>
+            <w:tcW w:w="2160" w:type="dxa"/>
+            <w:hideMark/>
+          </w:tcPr>
+          <w:p>
+            <w:pPr>
+              <w:keepNext/>
+              <w:rPr>
+                <w:rFonts w:ascii="Verdana" w:hAnsi="Verdana" w:cs="Arial"/>
+              </w:rPr>
+            </w:pPr>
+            <w:r>
+              <w:rPr>
+                <w:rFonts w:ascii="Verdana" w:hAnsi="Verdana" w:cs="Arial"/>
+              </w:rPr>
               <w:t>{{</w:t>
             </w:r>
-            <w:proofErr w:type="spellStart"/>
-            <w:r>
-              <w:rPr>
-                <w:rFonts w:ascii="Verdana" w:hAnsi="Verdana" w:cs="Arial"/>
-              </w:rPr>
-              <w:t>recipient.name_</w:t>
-            </w:r>
-            <w:proofErr w:type="gramStart"/>
-            <w:r>
-              <w:rPr>
-                <w:rFonts w:ascii="Verdana" w:hAnsi="Verdana" w:cs="Arial"/>
-              </w:rPr>
-              <w:t>full</w:t>
-            </w:r>
-            <w:proofErr w:type="spellEnd"/>
-            <w:r>
-              <w:rPr>
-                <w:rFonts w:ascii="Verdana" w:hAnsi="Verdana" w:cs="Arial"/>
-              </w:rPr>
-              <w:t>(</w:t>
-            </w:r>
-            <w:proofErr w:type="gramEnd"/>
-            <w:r>
-              <w:rPr>
-                <w:rFonts w:ascii="Verdana" w:hAnsi="Verdana" w:cs="Arial"/>
-              </w:rPr>
-              <w:t>)</w:t>
-            </w:r>
-            <w:r>
-              <w:rPr>
-                <w:rFonts w:ascii="Verdana" w:hAnsi="Verdana" w:cs="Arial"/>
-              </w:rPr>
-              <w:t>}}</w:t>
-            </w:r>
-            <w:r>
-              <w:rPr>
-                <w:rFonts w:ascii="Verdana" w:hAnsi="Verdana" w:cs="Arial"/>
-              </w:rPr>
-              <w:t>,</w:t>
-            </w:r>
-            <w:r>
-              <w:rPr>
-                <w:rFonts w:ascii="Verdana" w:hAnsi="Verdana" w:cs="Arial"/>
-              </w:rPr>
-              <w:t xml:space="preserve"> </w:t>
-            </w:r>
-            <w:r>
-              <w:rPr>
-                <w:rFonts w:ascii="Verdana" w:hAnsi="Verdana" w:cs="Arial"/>
-              </w:rPr>
-              <w:t xml:space="preserve">{% if </w:t>
-            </w:r>
-            <w:proofErr w:type="spellStart"/>
-            <w:proofErr w:type="gramStart"/>
-            <w:r>
-              <w:rPr>
-                <w:rFonts w:ascii="Verdana" w:hAnsi="Verdana" w:cs="Arial"/>
-              </w:rPr>
-              <w:t>recipient.</w:t>
-            </w:r>
-            <w:r>
-              <w:rPr>
-                <w:rFonts w:ascii="Verdana" w:hAnsi="Verdana" w:cs="Arial"/>
-              </w:rPr>
-              <w:t>relationship</w:t>
-            </w:r>
-            <w:proofErr w:type="spellEnd"/>
-            <w:proofErr w:type="gramEnd"/>
-            <w:r>
-              <w:rPr>
-                <w:rFonts w:ascii="Verdana" w:hAnsi="Verdana" w:cs="Arial"/>
-              </w:rPr>
-              <w:t xml:space="preserve"> == “Spouse”</w:t>
-            </w:r>
-            <w:r>
-              <w:rPr>
-                <w:rFonts w:ascii="Verdana" w:hAnsi="Verdana" w:cs="Arial"/>
-              </w:rPr>
-              <w:t xml:space="preserve"> </w:t>
-            </w:r>
-            <w:proofErr w:type="gramStart"/>
-            <w:r>
-              <w:rPr>
-                <w:rFonts w:ascii="Verdana" w:hAnsi="Verdana" w:cs="Arial"/>
-              </w:rPr>
-              <w:t>%}spouse</w:t>
-            </w:r>
-            <w:proofErr w:type="gramEnd"/>
-            <w:r>
-              <w:rPr>
-                <w:rFonts w:ascii="Verdana" w:hAnsi="Verdana" w:cs="Arial"/>
-              </w:rPr>
-              <w:t xml:space="preserve"> {</w:t>
-            </w:r>
-            <w:r>
-              <w:rPr>
-                <w:rFonts w:ascii="Verdana" w:hAnsi="Verdana" w:cs="Arial"/>
-              </w:rPr>
-              <w:t xml:space="preserve">% </w:t>
-            </w:r>
-            <w:proofErr w:type="spellStart"/>
-            <w:r>
-              <w:rPr>
-                <w:rFonts w:ascii="Verdana" w:hAnsi="Verdana" w:cs="Arial"/>
-              </w:rPr>
-              <w:t>elif</w:t>
-            </w:r>
-            <w:proofErr w:type="spellEnd"/>
-            <w:r>
-              <w:rPr>
-                <w:rFonts w:ascii="Verdana" w:hAnsi="Verdana" w:cs="Arial"/>
-              </w:rPr>
-              <w:t xml:space="preserve"> </w:t>
-            </w:r>
-            <w:proofErr w:type="spellStart"/>
-            <w:r>
-              <w:rPr>
-                <w:rFonts w:ascii="Verdana" w:hAnsi="Verdana" w:cs="Arial"/>
-              </w:rPr>
-              <w:t>was_a_</w:t>
-            </w:r>
-            <w:proofErr w:type="gramStart"/>
-            <w:r>
-              <w:rPr>
-                <w:rFonts w:ascii="Verdana" w:hAnsi="Verdana" w:cs="Arial"/>
-              </w:rPr>
-              <w:t>minor</w:t>
-            </w:r>
-            <w:proofErr w:type="spellEnd"/>
-            <w:r>
-              <w:rPr>
-                <w:rFonts w:ascii="Verdana" w:hAnsi="Verdana" w:cs="Arial"/>
-              </w:rPr>
-              <w:t>(</w:t>
-            </w:r>
-            <w:proofErr w:type="gramEnd"/>
-            <w:r>
-              <w:rPr>
-                <w:rFonts w:ascii="Verdana" w:hAnsi="Verdana" w:cs="Arial"/>
-              </w:rPr>
-              <w:t xml:space="preserve">dependent, </w:t>
-            </w:r>
-            <w:proofErr w:type="spellStart"/>
-            <w:r>
-              <w:rPr>
-                <w:rFonts w:ascii="Verdana" w:hAnsi="Verdana" w:cs="Arial"/>
-              </w:rPr>
-              <w:t>death_date</w:t>
-            </w:r>
-            <w:proofErr w:type="spellEnd"/>
-            <w:r>
-              <w:rPr>
-                <w:rFonts w:ascii="Verdana" w:hAnsi="Verdana" w:cs="Arial"/>
-              </w:rPr>
-              <w:t>)</w:t>
-            </w:r>
-            <w:r>
-              <w:rPr>
-                <w:rFonts w:ascii="Verdana" w:hAnsi="Verdana" w:cs="Arial"/>
-              </w:rPr>
-              <w:t xml:space="preserve"> </w:t>
-            </w:r>
-            <w:proofErr w:type="gramStart"/>
-            <w:r>
-              <w:rPr>
-                <w:rFonts w:ascii="Verdana" w:hAnsi="Verdana" w:cs="Arial"/>
-              </w:rPr>
-              <w:t>%}minor</w:t>
-            </w:r>
-            <w:proofErr w:type="gramEnd"/>
-            <w:r>
-              <w:rPr>
-                <w:rFonts w:ascii="Verdana" w:hAnsi="Verdana" w:cs="Arial"/>
-              </w:rPr>
-              <w:t xml:space="preserve"> </w:t>
-            </w:r>
-            <w:proofErr w:type="gramStart"/>
-            <w:r>
-              <w:rPr>
-                <w:rFonts w:ascii="Verdana" w:hAnsi="Verdana" w:cs="Arial"/>
-              </w:rPr>
-              <w:t>child{</w:t>
-            </w:r>
-            <w:proofErr w:type="gramEnd"/>
-            <w:r>
-              <w:rPr>
-                <w:rFonts w:ascii="Verdana" w:hAnsi="Verdana" w:cs="Arial"/>
-              </w:rPr>
-              <w:t xml:space="preserve">%else </w:t>
-            </w:r>
-            <w:proofErr w:type="gramStart"/>
-            <w:r>
-              <w:rPr>
-                <w:rFonts w:ascii="Verdana" w:hAnsi="Verdana" w:cs="Arial"/>
-              </w:rPr>
-              <w:t>%}dependent</w:t>
-            </w:r>
-            <w:proofErr w:type="gramEnd"/>
-            <w:r>
-              <w:rPr>
-                <w:rFonts w:ascii="Verdana" w:hAnsi="Verdana" w:cs="Arial"/>
-              </w:rPr>
-              <w:t xml:space="preserve"> adult </w:t>
-            </w:r>
-            <w:proofErr w:type="gramStart"/>
-            <w:r>
-              <w:rPr>
-                <w:rFonts w:ascii="Verdana" w:hAnsi="Verdana" w:cs="Arial"/>
-              </w:rPr>
-              <w:t>child{</w:t>
-            </w:r>
-            <w:proofErr w:type="gramEnd"/>
-            <w:r>
-              <w:rPr>
-                <w:rFonts w:ascii="Verdana" w:hAnsi="Verdana" w:cs="Arial"/>
-              </w:rPr>
-              <w:t>% endif %}</w:t>
-            </w:r>
-          </w:p>
-        </w:tc>
-        <w:tc>
-          <w:tcPr>
-            <w:tcW w:w="4500" w:type="dxa"/>
-            <w:hideMark/>
-          </w:tcPr>
-          <w:p>
-            <w:pPr>
-              <w:keepNext/>
-              <w:rPr>
-                <w:rFonts w:ascii="Verdana" w:hAnsi="Verdana" w:cs="Arial"/>
-              </w:rPr>
-            </w:pPr>
-            <w:r>
-              <w:rPr>
-                <w:rFonts w:ascii="Verdana" w:hAnsi="Verdana" w:cs="Arial"/>
-              </w:rPr>
-              <w:t>{{</w:t>
-            </w:r>
-            <w:proofErr w:type="spellStart"/>
-            <w:proofErr w:type="gramStart"/>
-            <w:r>
-              <w:rPr>
-                <w:rFonts w:ascii="Verdana" w:hAnsi="Verdana" w:cs="Arial"/>
-              </w:rPr>
-              <w:t>recipient.address</w:t>
-            </w:r>
-            <w:proofErr w:type="gramEnd"/>
-            <w:r>
-              <w:rPr>
-                <w:rFonts w:ascii="Verdana" w:hAnsi="Verdana" w:cs="Arial"/>
-              </w:rPr>
-              <w:t>.on_one_line</w:t>
-            </w:r>
-            <w:proofErr w:type="spellEnd"/>
-            <w:r>
-              <w:rPr>
-                <w:rFonts w:ascii="Verdana" w:hAnsi="Verdana" w:cs="Arial"/>
-              </w:rPr>
-              <w:t>(bare=True)}}</w:t>
-            </w:r>
-          </w:p>
-        </w:tc>
-        <w:tc>
-          <w:tcPr>
-            <w:tcW w:w="2160" w:type="dxa"/>
-            <w:hideMark/>
-          </w:tcPr>
-          <w:p>
-            <w:pPr>
-              <w:keepNext/>
-              <w:rPr>
-                <w:rFonts w:ascii="Verdana" w:hAnsi="Verdana" w:cs="Arial"/>
-              </w:rPr>
-            </w:pPr>
-            <w:r>
-              <w:rPr>
-                <w:rFonts w:ascii="Verdana" w:hAnsi="Verdana" w:cs="Arial"/>
-              </w:rPr>
-              <w:t>{{</w:t>
-            </w:r>
             <w:r>
               <w:rPr>
                 <w:rFonts w:ascii="Verdana" w:hAnsi="Verdana" w:cs="Arial"/>
               </w:rPr>
               <w:t>currency(</w:t>
             </w:r>
-            <w:proofErr w:type="spellStart"/>
-            <w:proofErr w:type="gramStart"/>
             <w:r>
               <w:rPr>
                 <w:rFonts w:ascii="Verdana" w:hAnsi="Verdana" w:cs="Arial"/>
               </w:rPr>
               <w:t>recipient.award</w:t>
             </w:r>
-            <w:proofErr w:type="spellEnd"/>
-            <w:proofErr w:type="gramEnd"/>
             <w:r>
               <w:rPr>
                 <w:rFonts w:ascii="Verdana" w:hAnsi="Verdana" w:cs="Arial"/>
@@ -2820,56 +1824,15 @@
           <w:rFonts w:ascii="Verdana" w:hAnsi="Verdana" w:cs="Arial"/>
           <w:b/>
         </w:rPr>
-        <w:t xml:space="preserve">{% </w:t>
-      </w:r>
-      <w:proofErr w:type="spellStart"/>
+        <w:t>{% endfor %}</w:t>
+      </w:r>
       <w:r>
         <w:rPr>
           <w:rFonts w:ascii="Verdana" w:hAnsi="Verdana" w:cs="Arial"/>
           <w:b/>
         </w:rPr>
-        <w:t>endfor</w:t>
-      </w:r>
-      <w:proofErr w:type="spellEnd"/>
-      <w:r>
-        <w:rPr>
-          <w:rFonts w:ascii="Verdana" w:hAnsi="Verdana" w:cs="Arial"/>
-          <w:b/>
-        </w:rPr>
-        <w:t xml:space="preserve"> </w:t>
-      </w:r>
-      <w:proofErr w:type="gramStart"/>
-      <w:r>
-        <w:rPr>
-          <w:rFonts w:ascii="Verdana" w:hAnsi="Verdana" w:cs="Arial"/>
-          <w:b/>
-        </w:rPr>
-        <w:t>%}</w:t>
-      </w:r>
-      <w:r>
-        <w:rPr>
-          <w:rFonts w:ascii="Verdana" w:hAnsi="Verdana" w:cs="Arial"/>
-          <w:b/>
-        </w:rPr>
-        <w:t>{</w:t>
-      </w:r>
-      <w:proofErr w:type="gramEnd"/>
-      <w:r>
-        <w:rPr>
-          <w:rFonts w:ascii="Verdana" w:hAnsi="Verdana" w:cs="Arial"/>
-          <w:b/>
-        </w:rPr>
-        <w:t xml:space="preserve">% </w:t>
-      </w:r>
-      <w:proofErr w:type="gramStart"/>
-      <w:r>
-        <w:rPr>
-          <w:rFonts w:ascii="Verdana" w:hAnsi="Verdana" w:cs="Arial"/>
-          <w:b/>
-        </w:rPr>
-        <w:t>endif %}</w:t>
-      </w:r>
-      <w:proofErr w:type="gramEnd"/>
+        <w:t>{% endif %}</w:t>
+      </w:r>
     </w:p>
     <w:p>
       <w:pPr>
@@ -2885,57 +1848,20 @@
           <w:rFonts w:ascii="Verdana" w:hAnsi="Verdana" w:cs="Arial"/>
           <w:b/>
         </w:rPr>
-        <w:t xml:space="preserve">Class 3 – Debts Due the United </w:t>
-      </w:r>
-      <w:proofErr w:type="gramStart"/>
-      <w:r>
-        <w:rPr>
-          <w:rFonts w:ascii="Verdana" w:hAnsi="Verdana" w:cs="Arial"/>
-          <w:b/>
-        </w:rPr>
-        <w:t>States</w:t>
-      </w:r>
-      <w:r>
-        <w:rPr>
-          <w:rFonts w:ascii="Verdana" w:hAnsi="Verdana" w:cs="Arial"/>
-        </w:rPr>
-        <w:t>{</w:t>
-      </w:r>
-      <w:proofErr w:type="gramEnd"/>
-      <w:r>
-        <w:rPr>
-          <w:rFonts w:ascii="Verdana" w:hAnsi="Verdana" w:cs="Arial"/>
-        </w:rPr>
-        <w:t>% if</w:t>
-      </w:r>
-      <w:r>
-        <w:rPr>
-          <w:rFonts w:ascii="Verdana" w:hAnsi="Verdana" w:cs="Arial"/>
-        </w:rPr>
-        <w:t xml:space="preserve"> not </w:t>
-      </w:r>
-      <w:proofErr w:type="spellStart"/>
-      <w:r>
-        <w:rPr>
-          <w:rFonts w:ascii="Verdana" w:hAnsi="Verdana" w:cs="Arial"/>
-        </w:rPr>
-        <w:t>us_</w:t>
-      </w:r>
-      <w:proofErr w:type="gramStart"/>
-      <w:r>
-        <w:rPr>
-          <w:rFonts w:ascii="Verdana" w:hAnsi="Verdana" w:cs="Arial"/>
-        </w:rPr>
-        <w:t>debts.there</w:t>
-      </w:r>
-      <w:proofErr w:type="gramEnd"/>
-      <w:r>
-        <w:rPr>
-          <w:rFonts w:ascii="Verdana" w:hAnsi="Verdana" w:cs="Arial"/>
-        </w:rPr>
-        <w:t>_are_any</w:t>
-      </w:r>
-      <w:proofErr w:type="spellEnd"/>
+        <w:t>Class 3 – Debts Due the United States</w:t>
+      </w:r>
+      <w:r>
+        <w:rPr>
+          <w:rFonts w:ascii="Verdana" w:hAnsi="Verdana" w:cs="Arial"/>
+        </w:rPr>
+        <w:t>{% if</w:t>
+      </w:r>
+      <w:r>
+        <w:rPr>
+          <w:rFonts w:ascii="Verdana" w:hAnsi="Verdana" w:cs="Arial"/>
+        </w:rPr>
+        <w:t xml:space="preserve"> not us_debts.there_are_any</w:t>
+      </w:r>
       <w:r>
         <w:rPr>
           <w:rFonts w:ascii="Verdana" w:hAnsi="Verdana" w:cs="Arial"/>
@@ -3084,36 +2010,8 @@
           <w:sz w:val="2"/>
           <w:szCs w:val="2"/>
         </w:rPr>
-        <w:t xml:space="preserve">{% for debt in </w:t>
-      </w:r>
-      <w:proofErr w:type="spellStart"/>
-      <w:r>
-        <w:rPr>
-          <w:rFonts w:ascii="Verdana" w:hAnsi="Verdana" w:cs="Arial"/>
-          <w:sz w:val="2"/>
-          <w:szCs w:val="2"/>
-        </w:rPr>
-        <w:t>us_</w:t>
-      </w:r>
-      <w:proofErr w:type="gramStart"/>
-      <w:r>
-        <w:rPr>
-          <w:rFonts w:ascii="Verdana" w:hAnsi="Verdana" w:cs="Arial"/>
-          <w:sz w:val="2"/>
-          <w:szCs w:val="2"/>
-        </w:rPr>
-        <w:t>debts</w:t>
-      </w:r>
-      <w:proofErr w:type="spellEnd"/>
-      <w:r>
-        <w:rPr>
-          <w:rFonts w:ascii="Verdana" w:hAnsi="Verdana" w:cs="Arial"/>
-          <w:sz w:val="2"/>
-          <w:szCs w:val="2"/>
-        </w:rPr>
-        <w:t xml:space="preserve"> %}</w:t>
-      </w:r>
-      <w:proofErr w:type="gramEnd"/>
+        <w:t>{% for debt in us_debts %}</w:t>
+      </w:r>
     </w:p>
     <w:tbl>
       <w:tblPr>
@@ -3150,33 +2048,11 @@
                 <w:rFonts w:ascii="Verdana" w:hAnsi="Verdana" w:cs="Arial"/>
               </w:rPr>
             </w:pPr>
-            <w:proofErr w:type="gramStart"/>
-            <w:r>
-              <w:rPr>
-                <w:rFonts w:ascii="Verdana" w:hAnsi="Verdana" w:cs="Arial"/>
-              </w:rPr>
-              <w:t xml:space="preserve">{{ </w:t>
-            </w:r>
-            <w:proofErr w:type="spellStart"/>
-            <w:r>
-              <w:rPr>
-                <w:rFonts w:ascii="Verdana" w:hAnsi="Verdana" w:cs="Arial"/>
-              </w:rPr>
-              <w:t>debt.name</w:t>
-            </w:r>
-            <w:proofErr w:type="gramEnd"/>
-            <w:r>
-              <w:rPr>
-                <w:rFonts w:ascii="Verdana" w:hAnsi="Verdana" w:cs="Arial"/>
-              </w:rPr>
-              <w:t>.first</w:t>
-            </w:r>
-            <w:proofErr w:type="spellEnd"/>
-            <w:r>
-              <w:rPr>
-                <w:rFonts w:ascii="Verdana" w:hAnsi="Verdana" w:cs="Arial"/>
-              </w:rPr>
-              <w:t xml:space="preserve"> }}</w:t>
+            <w:r>
+              <w:rPr>
+                <w:rFonts w:ascii="Verdana" w:hAnsi="Verdana" w:cs="Arial"/>
+              </w:rPr>
+              <w:t>{{ debt.name.first }}</w:t>
             </w:r>
           </w:p>
         </w:tc>
@@ -3192,47 +2068,11 @@
                 <w:rFonts w:ascii="Verdana" w:hAnsi="Verdana" w:cs="Arial"/>
               </w:rPr>
             </w:pPr>
-            <w:proofErr w:type="gramStart"/>
-            <w:r>
-              <w:rPr>
-                <w:rFonts w:ascii="Verdana" w:hAnsi="Verdana" w:cs="Arial"/>
-              </w:rPr>
-              <w:t xml:space="preserve">{{ </w:t>
-            </w:r>
-            <w:proofErr w:type="spellStart"/>
-            <w:r>
-              <w:rPr>
-                <w:rFonts w:ascii="Verdana" w:hAnsi="Verdana" w:cs="Arial"/>
-              </w:rPr>
-              <w:t>debt</w:t>
-            </w:r>
-            <w:proofErr w:type="gramEnd"/>
-            <w:r>
-              <w:rPr>
-                <w:rFonts w:ascii="Verdana" w:hAnsi="Verdana" w:cs="Arial"/>
-              </w:rPr>
-              <w:t>.</w:t>
-            </w:r>
-            <w:proofErr w:type="gramStart"/>
-            <w:r>
-              <w:rPr>
-                <w:rFonts w:ascii="Verdana" w:hAnsi="Verdana" w:cs="Arial"/>
-              </w:rPr>
-              <w:t>address.on</w:t>
-            </w:r>
-            <w:proofErr w:type="gramEnd"/>
-            <w:r>
-              <w:rPr>
-                <w:rFonts w:ascii="Verdana" w:hAnsi="Verdana" w:cs="Arial"/>
-              </w:rPr>
-              <w:t>_one_line</w:t>
-            </w:r>
-            <w:proofErr w:type="spellEnd"/>
-            <w:r>
-              <w:rPr>
-                <w:rFonts w:ascii="Verdana" w:hAnsi="Verdana" w:cs="Arial"/>
-              </w:rPr>
-              <w:t>(bare=True)}}</w:t>
+            <w:r>
+              <w:rPr>
+                <w:rFonts w:ascii="Verdana" w:hAnsi="Verdana" w:cs="Arial"/>
+              </w:rPr>
+              <w:t>{{ debt.address.on_one_line(bare=True)}}</w:t>
             </w:r>
           </w:p>
         </w:tc>
@@ -3252,23 +2092,7 @@
               <w:rPr>
                 <w:rFonts w:ascii="Verdana" w:hAnsi="Verdana" w:cs="Arial"/>
               </w:rPr>
-              <w:t>{{currency(</w:t>
-            </w:r>
-            <w:proofErr w:type="spellStart"/>
-            <w:proofErr w:type="gramStart"/>
-            <w:r>
-              <w:rPr>
-                <w:rFonts w:ascii="Verdana" w:hAnsi="Verdana" w:cs="Arial"/>
-              </w:rPr>
-              <w:t>debt.amount</w:t>
-            </w:r>
-            <w:proofErr w:type="spellEnd"/>
-            <w:proofErr w:type="gramEnd"/>
-            <w:r>
-              <w:rPr>
-                <w:rFonts w:ascii="Verdana" w:hAnsi="Verdana" w:cs="Arial"/>
-              </w:rPr>
-              <w:t>)}}</w:t>
+              <w:t>{{currency(debt.amount)}}</w:t>
             </w:r>
           </w:p>
         </w:tc>
@@ -3289,56 +2113,15 @@
           <w:b/>
         </w:rPr>
         <w:lastRenderedPageBreak/>
-        <w:t xml:space="preserve">{% </w:t>
-      </w:r>
-      <w:proofErr w:type="spellStart"/>
+        <w:t>{% endfor %}</w:t>
+      </w:r>
       <w:r>
         <w:rPr>
           <w:rFonts w:ascii="Verdana" w:hAnsi="Verdana" w:cs="Arial"/>
           <w:b/>
         </w:rPr>
-        <w:t>endfor</w:t>
-      </w:r>
-      <w:proofErr w:type="spellEnd"/>
-      <w:r>
-        <w:rPr>
-          <w:rFonts w:ascii="Verdana" w:hAnsi="Verdana" w:cs="Arial"/>
-          <w:b/>
-        </w:rPr>
-        <w:t xml:space="preserve"> </w:t>
-      </w:r>
-      <w:proofErr w:type="gramStart"/>
-      <w:r>
-        <w:rPr>
-          <w:rFonts w:ascii="Verdana" w:hAnsi="Verdana" w:cs="Arial"/>
-          <w:b/>
-        </w:rPr>
-        <w:t>%}</w:t>
-      </w:r>
-      <w:r>
-        <w:rPr>
-          <w:rFonts w:ascii="Verdana" w:hAnsi="Verdana" w:cs="Arial"/>
-          <w:b/>
-        </w:rPr>
-        <w:t>{</w:t>
-      </w:r>
-      <w:proofErr w:type="gramEnd"/>
-      <w:r>
-        <w:rPr>
-          <w:rFonts w:ascii="Verdana" w:hAnsi="Verdana" w:cs="Arial"/>
-          <w:b/>
-        </w:rPr>
-        <w:t xml:space="preserve">% </w:t>
-      </w:r>
-      <w:proofErr w:type="gramStart"/>
-      <w:r>
-        <w:rPr>
-          <w:rFonts w:ascii="Verdana" w:hAnsi="Verdana" w:cs="Arial"/>
-          <w:b/>
-        </w:rPr>
-        <w:t>endif %}</w:t>
-      </w:r>
-      <w:proofErr w:type="gramEnd"/>
+        <w:t>{% endif %}</w:t>
+      </w:r>
     </w:p>
     <w:p>
       <w:pPr>
@@ -3354,56 +2137,13 @@
           <w:rFonts w:ascii="Verdana" w:hAnsi="Verdana" w:cs="Arial"/>
           <w:b/>
         </w:rPr>
-        <w:t xml:space="preserve">Class 4 – Money Due </w:t>
-      </w:r>
-      <w:proofErr w:type="gramStart"/>
-      <w:r>
-        <w:rPr>
-          <w:rFonts w:ascii="Verdana" w:hAnsi="Verdana" w:cs="Arial"/>
-          <w:b/>
-        </w:rPr>
-        <w:t>Employees</w:t>
-      </w:r>
-      <w:r>
-        <w:rPr>
-          <w:rFonts w:ascii="Verdana" w:hAnsi="Verdana" w:cs="Arial"/>
-        </w:rPr>
-        <w:t>{</w:t>
-      </w:r>
-      <w:proofErr w:type="gramEnd"/>
-      <w:r>
-        <w:rPr>
-          <w:rFonts w:ascii="Verdana" w:hAnsi="Verdana" w:cs="Arial"/>
-        </w:rPr>
-        <w:t xml:space="preserve">% if not </w:t>
-      </w:r>
-      <w:proofErr w:type="spellStart"/>
-      <w:r>
-        <w:rPr>
-          <w:rFonts w:ascii="Verdana" w:hAnsi="Verdana" w:cs="Arial"/>
-        </w:rPr>
-        <w:t>employee_</w:t>
-      </w:r>
-      <w:proofErr w:type="gramStart"/>
-      <w:r>
-        <w:rPr>
-          <w:rFonts w:ascii="Verdana" w:hAnsi="Verdana" w:cs="Arial"/>
-        </w:rPr>
-        <w:t>debts.there</w:t>
-      </w:r>
-      <w:proofErr w:type="gramEnd"/>
-      <w:r>
-        <w:rPr>
-          <w:rFonts w:ascii="Verdana" w:hAnsi="Verdana" w:cs="Arial"/>
-        </w:rPr>
-        <w:t>_are_any</w:t>
-      </w:r>
-      <w:proofErr w:type="spellEnd"/>
-      <w:r>
-        <w:rPr>
-          <w:rFonts w:ascii="Verdana" w:hAnsi="Verdana" w:cs="Arial"/>
-        </w:rPr>
-        <w:t xml:space="preserve"> %}</w:t>
+        <w:t>Class 4 – Money Due Employees</w:t>
+      </w:r>
+      <w:r>
+        <w:rPr>
+          <w:rFonts w:ascii="Verdana" w:hAnsi="Verdana" w:cs="Arial"/>
+        </w:rPr>
+        <w:t>{% if not employee_debts.there_are_any %}</w:t>
       </w:r>
     </w:p>
     <w:p>
@@ -3547,36 +2287,8 @@
           <w:sz w:val="2"/>
           <w:szCs w:val="2"/>
         </w:rPr>
-        <w:t xml:space="preserve">{% for debt in </w:t>
-      </w:r>
-      <w:proofErr w:type="spellStart"/>
-      <w:r>
-        <w:rPr>
-          <w:rFonts w:ascii="Verdana" w:hAnsi="Verdana" w:cs="Arial"/>
-          <w:sz w:val="2"/>
-          <w:szCs w:val="2"/>
-        </w:rPr>
-        <w:t>employee_</w:t>
-      </w:r>
-      <w:proofErr w:type="gramStart"/>
-      <w:r>
-        <w:rPr>
-          <w:rFonts w:ascii="Verdana" w:hAnsi="Verdana" w:cs="Arial"/>
-          <w:sz w:val="2"/>
-          <w:szCs w:val="2"/>
-        </w:rPr>
-        <w:t>debts</w:t>
-      </w:r>
-      <w:proofErr w:type="spellEnd"/>
-      <w:r>
-        <w:rPr>
-          <w:rFonts w:ascii="Verdana" w:hAnsi="Verdana" w:cs="Arial"/>
-          <w:sz w:val="2"/>
-          <w:szCs w:val="2"/>
-        </w:rPr>
-        <w:t xml:space="preserve"> %}</w:t>
-      </w:r>
-      <w:proofErr w:type="gramEnd"/>
+        <w:t>{% for debt in employee_debts %}</w:t>
+      </w:r>
     </w:p>
     <w:tbl>
       <w:tblPr>
@@ -3617,35 +2329,7 @@
               <w:rPr>
                 <w:rFonts w:ascii="Verdana" w:hAnsi="Verdana" w:cs="Arial"/>
               </w:rPr>
-              <w:t>{{</w:t>
-            </w:r>
-            <w:proofErr w:type="spellStart"/>
-            <w:r>
-              <w:rPr>
-                <w:rFonts w:ascii="Verdana" w:hAnsi="Verdana" w:cs="Arial"/>
-              </w:rPr>
-              <w:t>debt.name_</w:t>
-            </w:r>
-            <w:proofErr w:type="gramStart"/>
-            <w:r>
-              <w:rPr>
-                <w:rFonts w:ascii="Verdana" w:hAnsi="Verdana" w:cs="Arial"/>
-              </w:rPr>
-              <w:t>full</w:t>
-            </w:r>
-            <w:proofErr w:type="spellEnd"/>
-            <w:r>
-              <w:rPr>
-                <w:rFonts w:ascii="Verdana" w:hAnsi="Verdana" w:cs="Arial"/>
-              </w:rPr>
-              <w:t>(</w:t>
-            </w:r>
-            <w:proofErr w:type="gramEnd"/>
-            <w:r>
-              <w:rPr>
-                <w:rFonts w:ascii="Verdana" w:hAnsi="Verdana" w:cs="Arial"/>
-              </w:rPr>
-              <w:t>)}}</w:t>
+              <w:t>{{debt.name_full()}}</w:t>
             </w:r>
           </w:p>
         </w:tc>
@@ -3665,29 +2349,7 @@
               <w:rPr>
                 <w:rFonts w:ascii="Verdana" w:hAnsi="Verdana" w:cs="Arial"/>
               </w:rPr>
-              <w:t>{{</w:t>
-            </w:r>
-            <w:proofErr w:type="spellStart"/>
-            <w:proofErr w:type="gramStart"/>
-            <w:r>
-              <w:rPr>
-                <w:rFonts w:ascii="Verdana" w:hAnsi="Verdana" w:cs="Arial"/>
-              </w:rPr>
-              <w:t>debt.address</w:t>
-            </w:r>
-            <w:proofErr w:type="gramEnd"/>
-            <w:r>
-              <w:rPr>
-                <w:rFonts w:ascii="Verdana" w:hAnsi="Verdana" w:cs="Arial"/>
-              </w:rPr>
-              <w:t>.on_one_line</w:t>
-            </w:r>
-            <w:proofErr w:type="spellEnd"/>
-            <w:r>
-              <w:rPr>
-                <w:rFonts w:ascii="Verdana" w:hAnsi="Verdana" w:cs="Arial"/>
-              </w:rPr>
-              <w:t>(bare=True)}}</w:t>
+              <w:t>{{debt.address.on_one_line(bare=True)}}</w:t>
             </w:r>
           </w:p>
         </w:tc>
@@ -3709,30 +2371,18 @@
               </w:rPr>
               <w:t>{{currency(</w:t>
             </w:r>
-            <w:proofErr w:type="spellStart"/>
-            <w:r>
-              <w:rPr>
-                <w:rFonts w:ascii="Verdana" w:hAnsi="Verdana" w:cs="Arial"/>
-              </w:rPr>
-              <w:t>eight_hundred_max</w:t>
-            </w:r>
-            <w:proofErr w:type="spellEnd"/>
-            <w:r>
-              <w:rPr>
-                <w:rFonts w:ascii="Verdana" w:hAnsi="Verdana" w:cs="Arial"/>
-              </w:rPr>
-              <w:t>(</w:t>
-            </w:r>
-            <w:proofErr w:type="spellStart"/>
-            <w:proofErr w:type="gramStart"/>
+            <w:r>
+              <w:rPr>
+                <w:rFonts w:ascii="Verdana" w:hAnsi="Verdana" w:cs="Arial"/>
+              </w:rPr>
+              <w:t>eight_hundred_max(</w:t>
+            </w:r>
             <w:r>
               <w:rPr>
                 <w:rFonts w:ascii="Verdana" w:hAnsi="Verdana" w:cs="Arial"/>
               </w:rPr>
               <w:t>debt.amount</w:t>
             </w:r>
-            <w:proofErr w:type="spellEnd"/>
-            <w:proofErr w:type="gramEnd"/>
             <w:r>
               <w:rPr>
                 <w:rFonts w:ascii="Verdana" w:hAnsi="Verdana" w:cs="Arial"/>
@@ -3770,56 +2420,15 @@
           <w:rFonts w:ascii="Verdana" w:hAnsi="Verdana" w:cs="Arial"/>
           <w:b/>
         </w:rPr>
-        <w:t xml:space="preserve">{% </w:t>
-      </w:r>
-      <w:proofErr w:type="spellStart"/>
+        <w:t>{% endfor %}</w:t>
+      </w:r>
       <w:r>
         <w:rPr>
           <w:rFonts w:ascii="Verdana" w:hAnsi="Verdana" w:cs="Arial"/>
           <w:b/>
         </w:rPr>
-        <w:t>endfor</w:t>
-      </w:r>
-      <w:proofErr w:type="spellEnd"/>
-      <w:r>
-        <w:rPr>
-          <w:rFonts w:ascii="Verdana" w:hAnsi="Verdana" w:cs="Arial"/>
-          <w:b/>
-        </w:rPr>
-        <w:t xml:space="preserve"> </w:t>
-      </w:r>
-      <w:proofErr w:type="gramStart"/>
-      <w:r>
-        <w:rPr>
-          <w:rFonts w:ascii="Verdana" w:hAnsi="Verdana" w:cs="Arial"/>
-          <w:b/>
-        </w:rPr>
-        <w:t>%}</w:t>
-      </w:r>
-      <w:r>
-        <w:rPr>
-          <w:rFonts w:ascii="Verdana" w:hAnsi="Verdana" w:cs="Arial"/>
-          <w:b/>
-        </w:rPr>
-        <w:t>{</w:t>
-      </w:r>
-      <w:proofErr w:type="gramEnd"/>
-      <w:r>
-        <w:rPr>
-          <w:rFonts w:ascii="Verdana" w:hAnsi="Verdana" w:cs="Arial"/>
-          <w:b/>
-        </w:rPr>
-        <w:t xml:space="preserve">% </w:t>
-      </w:r>
-      <w:proofErr w:type="gramStart"/>
-      <w:r>
-        <w:rPr>
-          <w:rFonts w:ascii="Verdana" w:hAnsi="Verdana" w:cs="Arial"/>
-          <w:b/>
-        </w:rPr>
-        <w:t>endif %}</w:t>
-      </w:r>
-      <w:proofErr w:type="gramEnd"/>
+        <w:t>{% endif %}</w:t>
+      </w:r>
     </w:p>
     <w:p>
       <w:pPr>
@@ -3836,56 +2445,13 @@
           <w:rFonts w:ascii="Verdana" w:hAnsi="Verdana" w:cs="Arial"/>
           <w:b/>
         </w:rPr>
-        <w:t xml:space="preserve">Class 5 – Money or Property Held in </w:t>
-      </w:r>
-      <w:proofErr w:type="gramStart"/>
-      <w:r>
-        <w:rPr>
-          <w:rFonts w:ascii="Verdana" w:hAnsi="Verdana" w:cs="Arial"/>
-          <w:b/>
-        </w:rPr>
-        <w:t>Trust</w:t>
-      </w:r>
-      <w:r>
-        <w:rPr>
-          <w:rFonts w:ascii="Verdana" w:hAnsi="Verdana" w:cs="Arial"/>
-        </w:rPr>
-        <w:t>{</w:t>
-      </w:r>
-      <w:proofErr w:type="gramEnd"/>
-      <w:r>
-        <w:rPr>
-          <w:rFonts w:ascii="Verdana" w:hAnsi="Verdana" w:cs="Arial"/>
-        </w:rPr>
-        <w:t xml:space="preserve">% if </w:t>
-      </w:r>
-      <w:proofErr w:type="spellStart"/>
-      <w:r>
-        <w:rPr>
-          <w:rFonts w:ascii="Verdana" w:hAnsi="Verdana" w:cs="Arial"/>
-        </w:rPr>
-        <w:t>trust_</w:t>
-      </w:r>
-      <w:proofErr w:type="gramStart"/>
-      <w:r>
-        <w:rPr>
-          <w:rFonts w:ascii="Verdana" w:hAnsi="Verdana" w:cs="Arial"/>
-        </w:rPr>
-        <w:t>property.there</w:t>
-      </w:r>
-      <w:proofErr w:type="gramEnd"/>
-      <w:r>
-        <w:rPr>
-          <w:rFonts w:ascii="Verdana" w:hAnsi="Verdana" w:cs="Arial"/>
-        </w:rPr>
-        <w:t>_are_any</w:t>
-      </w:r>
-      <w:proofErr w:type="spellEnd"/>
-      <w:r>
-        <w:rPr>
-          <w:rFonts w:ascii="Verdana" w:hAnsi="Verdana" w:cs="Arial"/>
-        </w:rPr>
-        <w:t xml:space="preserve"> %}</w:t>
+        <w:t>Class 5 – Money or Property Held in Trust</w:t>
+      </w:r>
+      <w:r>
+        <w:rPr>
+          <w:rFonts w:ascii="Verdana" w:hAnsi="Verdana" w:cs="Arial"/>
+        </w:rPr>
+        <w:t>{% if trust_property.there_are_any %}</w:t>
       </w:r>
     </w:p>
     <w:tbl>
@@ -3976,36 +2542,8 @@
           <w:sz w:val="2"/>
           <w:szCs w:val="2"/>
         </w:rPr>
-        <w:t xml:space="preserve">{% for debt in </w:t>
-      </w:r>
-      <w:proofErr w:type="spellStart"/>
-      <w:r>
-        <w:rPr>
-          <w:rFonts w:ascii="Verdana" w:hAnsi="Verdana" w:cs="Arial"/>
-          <w:sz w:val="2"/>
-          <w:szCs w:val="2"/>
-        </w:rPr>
-        <w:t>trust_</w:t>
-      </w:r>
-      <w:proofErr w:type="gramStart"/>
-      <w:r>
-        <w:rPr>
-          <w:rFonts w:ascii="Verdana" w:hAnsi="Verdana" w:cs="Arial"/>
-          <w:sz w:val="2"/>
-          <w:szCs w:val="2"/>
-        </w:rPr>
-        <w:t>property</w:t>
-      </w:r>
-      <w:proofErr w:type="spellEnd"/>
-      <w:r>
-        <w:rPr>
-          <w:rFonts w:ascii="Verdana" w:hAnsi="Verdana" w:cs="Arial"/>
-          <w:sz w:val="2"/>
-          <w:szCs w:val="2"/>
-        </w:rPr>
-        <w:t xml:space="preserve"> %}</w:t>
-      </w:r>
-      <w:proofErr w:type="gramEnd"/>
+        <w:t>{% for debt in trust_property %}</w:t>
+      </w:r>
     </w:p>
     <w:tbl>
       <w:tblPr>
@@ -4046,16 +2584,8 @@
               <w:rPr>
                 <w:rFonts w:ascii="Verdana" w:hAnsi="Verdana" w:cs="Arial"/>
               </w:rPr>
-              <w:t>{{</w:t>
-            </w:r>
-            <w:proofErr w:type="spellStart"/>
-            <w:r>
-              <w:rPr>
-                <w:rFonts w:ascii="Verdana" w:hAnsi="Verdana" w:cs="Arial"/>
-              </w:rPr>
-              <w:t>debt.name.text</w:t>
-            </w:r>
-            <w:proofErr w:type="spellEnd"/>
+              <w:t>{{debt.name.text</w:t>
+            </w:r>
             <w:r>
               <w:rPr>
                 <w:rFonts w:ascii="Verdana" w:hAnsi="Verdana" w:cs="Arial"/>
@@ -4080,21 +2610,7 @@
               <w:rPr>
                 <w:rFonts w:ascii="Verdana" w:hAnsi="Verdana" w:cs="Arial"/>
               </w:rPr>
-              <w:t>{{currency(</w:t>
-            </w:r>
-            <w:proofErr w:type="spellStart"/>
-            <w:r>
-              <w:rPr>
-                <w:rFonts w:ascii="Verdana" w:hAnsi="Verdana" w:cs="Arial"/>
-              </w:rPr>
-              <w:t>debt.value</w:t>
-            </w:r>
-            <w:proofErr w:type="spellEnd"/>
-            <w:r>
-              <w:rPr>
-                <w:rFonts w:ascii="Verdana" w:hAnsi="Verdana" w:cs="Arial"/>
-              </w:rPr>
-              <w:t>)}}</w:t>
+              <w:t>{{currency(debt.value)}}</w:t>
             </w:r>
           </w:p>
         </w:tc>
@@ -4111,44 +2627,8 @@
         <w:rPr>
           <w:rFonts w:ascii="Verdana" w:hAnsi="Verdana" w:cs="Arial"/>
         </w:rPr>
-        <w:t xml:space="preserve">{% </w:t>
-      </w:r>
-      <w:proofErr w:type="spellStart"/>
-      <w:r>
-        <w:rPr>
-          <w:rFonts w:ascii="Verdana" w:hAnsi="Verdana" w:cs="Arial"/>
-        </w:rPr>
-        <w:t>endfor</w:t>
-      </w:r>
-      <w:proofErr w:type="spellEnd"/>
-      <w:r>
-        <w:rPr>
-          <w:rFonts w:ascii="Verdana" w:hAnsi="Verdana" w:cs="Arial"/>
-        </w:rPr>
-        <w:t xml:space="preserve"> </w:t>
-      </w:r>
-      <w:proofErr w:type="gramStart"/>
-      <w:r>
-        <w:rPr>
-          <w:rFonts w:ascii="Verdana" w:hAnsi="Verdana" w:cs="Arial"/>
-        </w:rPr>
-        <w:t>%}{</w:t>
-      </w:r>
-      <w:proofErr w:type="gramEnd"/>
-      <w:r>
-        <w:rPr>
-          <w:rFonts w:ascii="Verdana" w:hAnsi="Verdana" w:cs="Arial"/>
-        </w:rPr>
-        <w:t xml:space="preserve">% </w:t>
-      </w:r>
-      <w:proofErr w:type="gramStart"/>
-      <w:r>
-        <w:rPr>
-          <w:rFonts w:ascii="Verdana" w:hAnsi="Verdana" w:cs="Arial"/>
-        </w:rPr>
-        <w:t>else %}</w:t>
-      </w:r>
-      <w:proofErr w:type="gramEnd"/>
+        <w:t>{% endfor %}{% else %}</w:t>
+      </w:r>
     </w:p>
     <w:p>
       <w:pPr>
@@ -4197,30 +2677,14 @@
           <w:rFonts w:ascii="Verdana" w:hAnsi="Verdana" w:cs="Arial"/>
           <w:b/>
         </w:rPr>
-        <w:t xml:space="preserve">Class 6 – Debts Due State of Illinois and </w:t>
-      </w:r>
-      <w:proofErr w:type="gramStart"/>
-      <w:r>
-        <w:rPr>
-          <w:rFonts w:ascii="Verdana" w:hAnsi="Verdana" w:cs="Arial"/>
-          <w:b/>
-        </w:rPr>
-        <w:t>Others</w:t>
-      </w:r>
-      <w:r>
-        <w:rPr>
-          <w:rFonts w:ascii="Verdana" w:hAnsi="Verdana" w:cs="Arial"/>
-        </w:rPr>
-        <w:t>{</w:t>
-      </w:r>
-      <w:proofErr w:type="gramEnd"/>
-      <w:r>
-        <w:rPr>
-          <w:rFonts w:ascii="Verdana" w:hAnsi="Verdana" w:cs="Arial"/>
-        </w:rPr>
-        <w:t xml:space="preserve">% if </w:t>
-      </w:r>
-      <w:proofErr w:type="spellStart"/>
+        <w:t>Class 6 – Debts Due State of Illinois and Others</w:t>
+      </w:r>
+      <w:r>
+        <w:rPr>
+          <w:rFonts w:ascii="Verdana" w:hAnsi="Verdana" w:cs="Arial"/>
+        </w:rPr>
+        <w:t xml:space="preserve">{% if </w:t>
+      </w:r>
       <w:r>
         <w:rPr>
           <w:rFonts w:ascii="Verdana" w:hAnsi="Verdana" w:cs="Arial"/>
@@ -4231,28 +2695,7 @@
         <w:rPr>
           <w:rFonts w:ascii="Verdana" w:hAnsi="Verdana" w:cs="Arial"/>
         </w:rPr>
-        <w:t>llinois_</w:t>
-      </w:r>
-      <w:proofErr w:type="gramStart"/>
-      <w:r>
-        <w:rPr>
-          <w:rFonts w:ascii="Verdana" w:hAnsi="Verdana" w:cs="Arial"/>
-        </w:rPr>
-        <w:t>debts.there</w:t>
-      </w:r>
-      <w:proofErr w:type="gramEnd"/>
-      <w:r>
-        <w:rPr>
-          <w:rFonts w:ascii="Verdana" w:hAnsi="Verdana" w:cs="Arial"/>
-        </w:rPr>
-        <w:t>_are_any</w:t>
-      </w:r>
-      <w:proofErr w:type="spellEnd"/>
-      <w:r>
-        <w:rPr>
-          <w:rFonts w:ascii="Verdana" w:hAnsi="Verdana" w:cs="Arial"/>
-        </w:rPr>
-        <w:t xml:space="preserve"> %}</w:t>
+        <w:t>llinois_debts.there_are_any %}</w:t>
       </w:r>
     </w:p>
     <w:tbl>
@@ -4369,7 +2812,6 @@
         </w:rPr>
         <w:t xml:space="preserve">{% for debt in </w:t>
       </w:r>
-      <w:proofErr w:type="spellStart"/>
       <w:r>
         <w:rPr>
           <w:rFonts w:ascii="Verdana" w:hAnsi="Verdana" w:cs="Arial"/>
@@ -4384,27 +2826,8 @@
           <w:sz w:val="2"/>
           <w:szCs w:val="2"/>
         </w:rPr>
-        <w:t>llinois_</w:t>
-      </w:r>
-      <w:proofErr w:type="gramStart"/>
-      <w:r>
-        <w:rPr>
-          <w:rFonts w:ascii="Verdana" w:hAnsi="Verdana" w:cs="Arial"/>
-          <w:sz w:val="2"/>
-          <w:szCs w:val="2"/>
-        </w:rPr>
-        <w:t>debts</w:t>
-      </w:r>
-      <w:proofErr w:type="spellEnd"/>
-      <w:r>
-        <w:rPr>
-          <w:rFonts w:ascii="Verdana" w:hAnsi="Verdana" w:cs="Arial"/>
-          <w:sz w:val="2"/>
-          <w:szCs w:val="2"/>
-        </w:rPr>
-        <w:t xml:space="preserve"> %}</w:t>
-      </w:r>
-      <w:proofErr w:type="gramEnd"/>
+        <w:t>llinois_debts %}</w:t>
+      </w:r>
     </w:p>
     <w:tbl>
       <w:tblPr>
@@ -4446,35 +2869,7 @@
               <w:rPr>
                 <w:rFonts w:ascii="Verdana" w:hAnsi="Verdana" w:cs="Arial"/>
               </w:rPr>
-              <w:t>{{</w:t>
-            </w:r>
-            <w:proofErr w:type="spellStart"/>
-            <w:r>
-              <w:rPr>
-                <w:rFonts w:ascii="Verdana" w:hAnsi="Verdana" w:cs="Arial"/>
-              </w:rPr>
-              <w:t>debt.name_</w:t>
-            </w:r>
-            <w:proofErr w:type="gramStart"/>
-            <w:r>
-              <w:rPr>
-                <w:rFonts w:ascii="Verdana" w:hAnsi="Verdana" w:cs="Arial"/>
-              </w:rPr>
-              <w:t>full</w:t>
-            </w:r>
-            <w:proofErr w:type="spellEnd"/>
-            <w:r>
-              <w:rPr>
-                <w:rFonts w:ascii="Verdana" w:hAnsi="Verdana" w:cs="Arial"/>
-              </w:rPr>
-              <w:t>(</w:t>
-            </w:r>
-            <w:proofErr w:type="gramEnd"/>
-            <w:r>
-              <w:rPr>
-                <w:rFonts w:ascii="Verdana" w:hAnsi="Verdana" w:cs="Arial"/>
-              </w:rPr>
-              <w:t>)}}</w:t>
+              <w:t>{{debt.name_full()}}</w:t>
             </w:r>
           </w:p>
         </w:tc>
@@ -4493,29 +2888,7 @@
               <w:rPr>
                 <w:rFonts w:ascii="Verdana" w:hAnsi="Verdana" w:cs="Arial"/>
               </w:rPr>
-              <w:t>{{</w:t>
-            </w:r>
-            <w:proofErr w:type="spellStart"/>
-            <w:proofErr w:type="gramStart"/>
-            <w:r>
-              <w:rPr>
-                <w:rFonts w:ascii="Verdana" w:hAnsi="Verdana" w:cs="Arial"/>
-              </w:rPr>
-              <w:t>debt.address</w:t>
-            </w:r>
-            <w:proofErr w:type="gramEnd"/>
-            <w:r>
-              <w:rPr>
-                <w:rFonts w:ascii="Verdana" w:hAnsi="Verdana" w:cs="Arial"/>
-              </w:rPr>
-              <w:t>.on_one_line</w:t>
-            </w:r>
-            <w:proofErr w:type="spellEnd"/>
-            <w:r>
-              <w:rPr>
-                <w:rFonts w:ascii="Verdana" w:hAnsi="Verdana" w:cs="Arial"/>
-              </w:rPr>
-              <w:t>(bare=True)}}</w:t>
+              <w:t>{{debt.address.on_one_line(bare=True)}}</w:t>
             </w:r>
           </w:p>
         </w:tc>
@@ -4534,23 +2907,7 @@
               <w:rPr>
                 <w:rFonts w:ascii="Verdana" w:hAnsi="Verdana" w:cs="Arial"/>
               </w:rPr>
-              <w:t>{{currency(</w:t>
-            </w:r>
-            <w:proofErr w:type="spellStart"/>
-            <w:proofErr w:type="gramStart"/>
-            <w:r>
-              <w:rPr>
-                <w:rFonts w:ascii="Verdana" w:hAnsi="Verdana" w:cs="Arial"/>
-              </w:rPr>
-              <w:t>debt.amount</w:t>
-            </w:r>
-            <w:proofErr w:type="spellEnd"/>
-            <w:proofErr w:type="gramEnd"/>
-            <w:r>
-              <w:rPr>
-                <w:rFonts w:ascii="Verdana" w:hAnsi="Verdana" w:cs="Arial"/>
-              </w:rPr>
-              <w:t>)}}</w:t>
+              <w:t>{{currency(debt.amount)}}</w:t>
             </w:r>
           </w:p>
         </w:tc>
@@ -4567,44 +2924,8 @@
         <w:rPr>
           <w:rFonts w:ascii="Verdana" w:hAnsi="Verdana" w:cs="Arial"/>
         </w:rPr>
-        <w:t xml:space="preserve">{% </w:t>
-      </w:r>
-      <w:proofErr w:type="spellStart"/>
-      <w:r>
-        <w:rPr>
-          <w:rFonts w:ascii="Verdana" w:hAnsi="Verdana" w:cs="Arial"/>
-        </w:rPr>
-        <w:t>endfor</w:t>
-      </w:r>
-      <w:proofErr w:type="spellEnd"/>
-      <w:r>
-        <w:rPr>
-          <w:rFonts w:ascii="Verdana" w:hAnsi="Verdana" w:cs="Arial"/>
-        </w:rPr>
-        <w:t xml:space="preserve"> </w:t>
-      </w:r>
-      <w:proofErr w:type="gramStart"/>
-      <w:r>
-        <w:rPr>
-          <w:rFonts w:ascii="Verdana" w:hAnsi="Verdana" w:cs="Arial"/>
-        </w:rPr>
-        <w:t>%}{</w:t>
-      </w:r>
-      <w:proofErr w:type="gramEnd"/>
-      <w:r>
-        <w:rPr>
-          <w:rFonts w:ascii="Verdana" w:hAnsi="Verdana" w:cs="Arial"/>
-        </w:rPr>
-        <w:t xml:space="preserve">% </w:t>
-      </w:r>
-      <w:proofErr w:type="gramStart"/>
-      <w:r>
-        <w:rPr>
-          <w:rFonts w:ascii="Verdana" w:hAnsi="Verdana" w:cs="Arial"/>
-        </w:rPr>
-        <w:t>else %}</w:t>
-      </w:r>
-      <w:proofErr w:type="gramEnd"/>
+        <w:t>{% endfor %}{% else %}</w:t>
+      </w:r>
     </w:p>
     <w:p>
       <w:pPr>
@@ -4654,28 +2975,13 @@
           <w:rFonts w:ascii="Verdana" w:hAnsi="Verdana" w:cs="Arial"/>
           <w:b/>
         </w:rPr>
-        <w:t xml:space="preserve">Class 7 – All Other </w:t>
-      </w:r>
-      <w:proofErr w:type="gramStart"/>
-      <w:r>
-        <w:rPr>
-          <w:rFonts w:ascii="Verdana" w:hAnsi="Verdana" w:cs="Arial"/>
-          <w:b/>
-        </w:rPr>
-        <w:t>Claims</w:t>
-      </w:r>
-      <w:r>
-        <w:rPr>
-          <w:rFonts w:ascii="Verdana" w:hAnsi="Verdana" w:cs="Arial"/>
-        </w:rPr>
-        <w:t>{</w:t>
-      </w:r>
-      <w:proofErr w:type="gramEnd"/>
-      <w:r>
-        <w:rPr>
-          <w:rFonts w:ascii="Verdana" w:hAnsi="Verdana" w:cs="Arial"/>
-        </w:rPr>
-        <w:t xml:space="preserve">% </w:t>
+        <w:t>Class 7 – All Other Claims</w:t>
+      </w:r>
+      <w:r>
+        <w:rPr>
+          <w:rFonts w:ascii="Verdana" w:hAnsi="Verdana" w:cs="Arial"/>
+        </w:rPr>
+        <w:t xml:space="preserve">{% </w:t>
       </w:r>
       <w:r>
         <w:rPr>
@@ -4683,14 +2989,12 @@
         </w:rPr>
         <w:t xml:space="preserve">if </w:t>
       </w:r>
-      <w:proofErr w:type="spellStart"/>
       <w:r>
         <w:rPr>
           <w:rFonts w:ascii="Verdana" w:hAnsi="Verdana" w:cs="Arial"/>
         </w:rPr>
         <w:t>include_other_debts</w:t>
       </w:r>
-      <w:proofErr w:type="spellEnd"/>
       <w:r>
         <w:rPr>
           <w:rFonts w:ascii="Verdana" w:hAnsi="Verdana" w:cs="Arial"/>
@@ -4842,34 +3146,22 @@
         </w:rPr>
         <w:t xml:space="preserve">{% for debt in </w:t>
       </w:r>
-      <w:proofErr w:type="spellStart"/>
       <w:r>
         <w:rPr>
           <w:rFonts w:ascii="Verdana" w:hAnsi="Verdana" w:cs="Arial"/>
           <w:sz w:val="2"/>
           <w:szCs w:val="2"/>
         </w:rPr>
-        <w:t>other_and_extra_employee_</w:t>
-      </w:r>
-      <w:proofErr w:type="gramStart"/>
+        <w:t>other_and_extra_employee_debts</w:t>
+      </w:r>
       <w:r>
         <w:rPr>
           <w:rFonts w:ascii="Verdana" w:hAnsi="Verdana" w:cs="Arial"/>
           <w:sz w:val="2"/>
           <w:szCs w:val="2"/>
         </w:rPr>
-        <w:t>debts</w:t>
-      </w:r>
-      <w:proofErr w:type="spellEnd"/>
-      <w:r>
-        <w:rPr>
-          <w:rFonts w:ascii="Verdana" w:hAnsi="Verdana" w:cs="Arial"/>
-          <w:sz w:val="2"/>
-          <w:szCs w:val="2"/>
-        </w:rPr>
         <w:t xml:space="preserve"> %}</w:t>
       </w:r>
-      <w:proofErr w:type="gramEnd"/>
     </w:p>
     <w:tbl>
       <w:tblPr>
@@ -4912,35 +3204,7 @@
               <w:rPr>
                 <w:rFonts w:ascii="Verdana" w:hAnsi="Verdana" w:cs="Arial"/>
               </w:rPr>
-              <w:t>{{</w:t>
-            </w:r>
-            <w:proofErr w:type="spellStart"/>
-            <w:r>
-              <w:rPr>
-                <w:rFonts w:ascii="Verdana" w:hAnsi="Verdana" w:cs="Arial"/>
-              </w:rPr>
-              <w:t>debt.name_</w:t>
-            </w:r>
-            <w:proofErr w:type="gramStart"/>
-            <w:r>
-              <w:rPr>
-                <w:rFonts w:ascii="Verdana" w:hAnsi="Verdana" w:cs="Arial"/>
-              </w:rPr>
-              <w:t>full</w:t>
-            </w:r>
-            <w:proofErr w:type="spellEnd"/>
-            <w:r>
-              <w:rPr>
-                <w:rFonts w:ascii="Verdana" w:hAnsi="Verdana" w:cs="Arial"/>
-              </w:rPr>
-              <w:t>(</w:t>
-            </w:r>
-            <w:proofErr w:type="gramEnd"/>
-            <w:r>
-              <w:rPr>
-                <w:rFonts w:ascii="Verdana" w:hAnsi="Verdana" w:cs="Arial"/>
-              </w:rPr>
-              <w:t>)}</w:t>
+              <w:t>{{debt.name_full()}</w:t>
             </w:r>
             <w:r>
               <w:rPr>
@@ -4966,29 +3230,7 @@
               <w:rPr>
                 <w:rFonts w:ascii="Verdana" w:hAnsi="Verdana" w:cs="Arial"/>
               </w:rPr>
-              <w:t>{{</w:t>
-            </w:r>
-            <w:proofErr w:type="spellStart"/>
-            <w:proofErr w:type="gramStart"/>
-            <w:r>
-              <w:rPr>
-                <w:rFonts w:ascii="Verdana" w:hAnsi="Verdana" w:cs="Arial"/>
-              </w:rPr>
-              <w:t>debt.address</w:t>
-            </w:r>
-            <w:proofErr w:type="gramEnd"/>
-            <w:r>
-              <w:rPr>
-                <w:rFonts w:ascii="Verdana" w:hAnsi="Verdana" w:cs="Arial"/>
-              </w:rPr>
-              <w:t>.on_one_line</w:t>
-            </w:r>
-            <w:proofErr w:type="spellEnd"/>
-            <w:r>
-              <w:rPr>
-                <w:rFonts w:ascii="Verdana" w:hAnsi="Verdana" w:cs="Arial"/>
-              </w:rPr>
-              <w:t>(bare=True)}}</w:t>
+              <w:t>{{debt.address.on_one_line(bare=True)}}</w:t>
             </w:r>
           </w:p>
         </w:tc>
@@ -5008,23 +3250,7 @@
               <w:rPr>
                 <w:rFonts w:ascii="Verdana" w:hAnsi="Verdana" w:cs="Arial"/>
               </w:rPr>
-              <w:t>{{</w:t>
-            </w:r>
-            <w:proofErr w:type="spellStart"/>
-            <w:proofErr w:type="gramStart"/>
-            <w:r>
-              <w:rPr>
-                <w:rFonts w:ascii="Verdana" w:hAnsi="Verdana" w:cs="Arial"/>
-              </w:rPr>
-              <w:t>debt.description</w:t>
-            </w:r>
-            <w:proofErr w:type="spellEnd"/>
-            <w:proofErr w:type="gramEnd"/>
-            <w:r>
-              <w:rPr>
-                <w:rFonts w:ascii="Verdana" w:hAnsi="Verdana" w:cs="Arial"/>
-              </w:rPr>
-              <w:t>}}</w:t>
+              <w:t>{{debt.description}}</w:t>
             </w:r>
           </w:p>
         </w:tc>
@@ -5044,137 +3270,19 @@
               <w:rPr>
                 <w:rFonts w:ascii="Verdana" w:hAnsi="Verdana" w:cs="Arial"/>
               </w:rPr>
-              <w:t xml:space="preserve">{% if </w:t>
-            </w:r>
-            <w:proofErr w:type="spellStart"/>
-            <w:proofErr w:type="gramStart"/>
-            <w:r>
-              <w:rPr>
-                <w:rFonts w:ascii="Verdana" w:hAnsi="Verdana" w:cs="Arial"/>
-              </w:rPr>
-              <w:t>debt.flag</w:t>
-            </w:r>
-            <w:proofErr w:type="spellEnd"/>
-            <w:proofErr w:type="gramEnd"/>
-            <w:r>
-              <w:rPr>
-                <w:rFonts w:ascii="Verdana" w:hAnsi="Verdana" w:cs="Arial"/>
-              </w:rPr>
-              <w:t xml:space="preserve"> == “employee” </w:t>
-            </w:r>
-            <w:proofErr w:type="gramStart"/>
-            <w:r>
-              <w:rPr>
-                <w:rFonts w:ascii="Verdana" w:hAnsi="Verdana" w:cs="Arial"/>
-              </w:rPr>
-              <w:t>%}{</w:t>
-            </w:r>
-            <w:proofErr w:type="gramEnd"/>
-            <w:r>
-              <w:rPr>
-                <w:rFonts w:ascii="Verdana" w:hAnsi="Verdana" w:cs="Arial"/>
-              </w:rPr>
-              <w:t>{currency(</w:t>
-            </w:r>
-            <w:proofErr w:type="spellStart"/>
-            <w:r>
-              <w:rPr>
-                <w:rFonts w:ascii="Verdana" w:hAnsi="Verdana" w:cs="Arial"/>
-              </w:rPr>
-              <w:t>amount_beyond_eight_hundred</w:t>
-            </w:r>
-            <w:proofErr w:type="spellEnd"/>
-            <w:r>
-              <w:rPr>
-                <w:rFonts w:ascii="Verdana" w:hAnsi="Verdana" w:cs="Arial"/>
-              </w:rPr>
-              <w:t>(</w:t>
-            </w:r>
-            <w:proofErr w:type="spellStart"/>
-            <w:proofErr w:type="gramStart"/>
-            <w:r>
-              <w:rPr>
-                <w:rFonts w:ascii="Verdana" w:hAnsi="Verdana" w:cs="Arial"/>
-              </w:rPr>
-              <w:t>debt.amount</w:t>
-            </w:r>
-            <w:proofErr w:type="spellEnd"/>
-            <w:proofErr w:type="gramEnd"/>
-            <w:r>
-              <w:rPr>
-                <w:rFonts w:ascii="Verdana" w:hAnsi="Verdana" w:cs="Arial"/>
-              </w:rPr>
-              <w:t>))</w:t>
-            </w:r>
-            <w:proofErr w:type="gramStart"/>
-            <w:r>
-              <w:rPr>
-                <w:rFonts w:ascii="Verdana" w:hAnsi="Verdana" w:cs="Arial"/>
-              </w:rPr>
-              <w:t>}}{</w:t>
-            </w:r>
-            <w:proofErr w:type="gramEnd"/>
-            <w:r>
-              <w:rPr>
-                <w:rFonts w:ascii="Verdana" w:hAnsi="Verdana" w:cs="Arial"/>
-              </w:rPr>
-              <w:t xml:space="preserve">% else </w:t>
-            </w:r>
-            <w:proofErr w:type="gramStart"/>
-            <w:r>
-              <w:rPr>
-                <w:rFonts w:ascii="Verdana" w:hAnsi="Verdana" w:cs="Arial"/>
-              </w:rPr>
-              <w:t>%}</w:t>
-            </w:r>
-            <w:r>
-              <w:rPr>
-                <w:rFonts w:ascii="Verdana" w:hAnsi="Verdana" w:cs="Arial"/>
-              </w:rPr>
-              <w:t>{</w:t>
-            </w:r>
-            <w:proofErr w:type="gramEnd"/>
-            <w:r>
-              <w:rPr>
-                <w:rFonts w:ascii="Verdana" w:hAnsi="Verdana" w:cs="Arial"/>
-              </w:rPr>
-              <w:t>{currency(</w:t>
-            </w:r>
-            <w:proofErr w:type="spellStart"/>
-            <w:proofErr w:type="gramStart"/>
-            <w:r>
-              <w:rPr>
-                <w:rFonts w:ascii="Verdana" w:hAnsi="Verdana" w:cs="Arial"/>
-              </w:rPr>
-              <w:t>debt.amount</w:t>
-            </w:r>
-            <w:proofErr w:type="spellEnd"/>
-            <w:proofErr w:type="gramEnd"/>
-            <w:r>
-              <w:rPr>
-                <w:rFonts w:ascii="Verdana" w:hAnsi="Verdana" w:cs="Arial"/>
-              </w:rPr>
-              <w:t>)</w:t>
-            </w:r>
-            <w:proofErr w:type="gramStart"/>
-            <w:r>
-              <w:rPr>
-                <w:rFonts w:ascii="Verdana" w:hAnsi="Verdana" w:cs="Arial"/>
-              </w:rPr>
-              <w:t>}}</w:t>
-            </w:r>
-            <w:r>
-              <w:rPr>
-                <w:rFonts w:ascii="Verdana" w:hAnsi="Verdana" w:cs="Arial"/>
-              </w:rPr>
-              <w:t>{</w:t>
-            </w:r>
-            <w:proofErr w:type="gramEnd"/>
-            <w:r>
-              <w:rPr>
-                <w:rFonts w:ascii="Verdana" w:hAnsi="Verdana" w:cs="Arial"/>
-              </w:rPr>
-              <w:t>% endif %}</w:t>
+              <w:t>{% if debt.flag == “employee” %}{{currency(amount_beyond_eight_hundred(debt.amount))}}{% else %}</w:t>
+            </w:r>
+            <w:r>
+              <w:rPr>
+                <w:rFonts w:ascii="Verdana" w:hAnsi="Verdana" w:cs="Arial"/>
+              </w:rPr>
+              <w:t>{{currency(debt.amount)}}</w:t>
+            </w:r>
+            <w:r>
+              <w:rPr>
+                <w:rFonts w:ascii="Verdana" w:hAnsi="Verdana" w:cs="Arial"/>
+              </w:rPr>
+              <w:t>{% endif %}</w:t>
             </w:r>
           </w:p>
         </w:tc>
@@ -5191,44 +3299,8 @@
         <w:rPr>
           <w:rFonts w:ascii="Verdana" w:hAnsi="Verdana" w:cs="Arial"/>
         </w:rPr>
-        <w:t xml:space="preserve">{% </w:t>
-      </w:r>
-      <w:proofErr w:type="spellStart"/>
-      <w:r>
-        <w:rPr>
-          <w:rFonts w:ascii="Verdana" w:hAnsi="Verdana" w:cs="Arial"/>
-        </w:rPr>
-        <w:t>endfor</w:t>
-      </w:r>
-      <w:proofErr w:type="spellEnd"/>
-      <w:r>
-        <w:rPr>
-          <w:rFonts w:ascii="Verdana" w:hAnsi="Verdana" w:cs="Arial"/>
-        </w:rPr>
-        <w:t xml:space="preserve"> </w:t>
-      </w:r>
-      <w:proofErr w:type="gramStart"/>
-      <w:r>
-        <w:rPr>
-          <w:rFonts w:ascii="Verdana" w:hAnsi="Verdana" w:cs="Arial"/>
-        </w:rPr>
-        <w:t>%}{</w:t>
-      </w:r>
-      <w:proofErr w:type="gramEnd"/>
-      <w:r>
-        <w:rPr>
-          <w:rFonts w:ascii="Verdana" w:hAnsi="Verdana" w:cs="Arial"/>
-        </w:rPr>
-        <w:t xml:space="preserve">% </w:t>
-      </w:r>
-      <w:proofErr w:type="gramStart"/>
-      <w:r>
-        <w:rPr>
-          <w:rFonts w:ascii="Verdana" w:hAnsi="Verdana" w:cs="Arial"/>
-        </w:rPr>
-        <w:t>else %}</w:t>
-      </w:r>
-      <w:proofErr w:type="gramEnd"/>
+        <w:t>{% endfor %}{% else %}</w:t>
+      </w:r>
     </w:p>
     <w:p>
       <w:pPr>
@@ -5255,30 +3327,8 @@
         <w:rPr>
           <w:rFonts w:ascii="Verdana" w:hAnsi="Verdana" w:cs="Arial"/>
         </w:rPr>
-        <w:t xml:space="preserve">{% endif </w:t>
-      </w:r>
-      <w:proofErr w:type="gramStart"/>
-      <w:r>
-        <w:rPr>
-          <w:rFonts w:ascii="Verdana" w:hAnsi="Verdana" w:cs="Arial"/>
-        </w:rPr>
-        <w:t>%}{</w:t>
-      </w:r>
-      <w:proofErr w:type="gramEnd"/>
-      <w:r>
-        <w:rPr>
-          <w:rFonts w:ascii="Verdana" w:hAnsi="Verdana" w:cs="Arial"/>
-        </w:rPr>
-        <w:t xml:space="preserve">% </w:t>
-      </w:r>
-      <w:proofErr w:type="gramStart"/>
-      <w:r>
-        <w:rPr>
-          <w:rFonts w:ascii="Verdana" w:hAnsi="Verdana" w:cs="Arial"/>
-        </w:rPr>
-        <w:t>endif %}</w:t>
-      </w:r>
-      <w:proofErr w:type="gramEnd"/>
+        <w:t>{% endif %}{% endif %}</w:t>
+      </w:r>
     </w:p>
     <w:p>
       <w:pPr>
@@ -5369,72 +3419,14 @@
         <w:rPr>
           <w:rFonts w:ascii="Verdana" w:hAnsi="Verdana" w:cs="Arial"/>
         </w:rPr>
-        <w:t xml:space="preserve"> children of the decedent are as </w:t>
-      </w:r>
-      <w:proofErr w:type="gramStart"/>
-      <w:r>
-        <w:rPr>
-          <w:rFonts w:ascii="Verdana" w:hAnsi="Verdana" w:cs="Arial"/>
-        </w:rPr>
-        <w:t>follows:</w:t>
-      </w:r>
-      <w:r>
-        <w:rPr>
-          <w:rFonts w:ascii="Verdana" w:hAnsi="Verdana" w:cs="Arial"/>
-        </w:rPr>
-        <w:t>{</w:t>
-      </w:r>
-      <w:proofErr w:type="gramEnd"/>
-      <w:r>
-        <w:rPr>
-          <w:rFonts w:ascii="Verdana" w:hAnsi="Verdana" w:cs="Arial"/>
-        </w:rPr>
-        <w:t xml:space="preserve">% if </w:t>
-      </w:r>
-      <w:proofErr w:type="spellStart"/>
-      <w:r>
-        <w:rPr>
-          <w:rFonts w:ascii="Verdana" w:hAnsi="Verdana" w:cs="Arial"/>
-        </w:rPr>
-        <w:t>decedent.was_married</w:t>
-      </w:r>
-      <w:proofErr w:type="spellEnd"/>
-      <w:r>
-        <w:rPr>
-          <w:rFonts w:ascii="Verdana" w:hAnsi="Verdana" w:cs="Arial"/>
-        </w:rPr>
-        <w:t xml:space="preserve"> or </w:t>
-      </w:r>
-      <w:proofErr w:type="spellStart"/>
-      <w:proofErr w:type="gramStart"/>
-      <w:r>
-        <w:rPr>
-          <w:rFonts w:ascii="Verdana" w:hAnsi="Verdana" w:cs="Arial"/>
-        </w:rPr>
-        <w:t>dependents.there</w:t>
-      </w:r>
-      <w:proofErr w:type="gramEnd"/>
-      <w:r>
-        <w:rPr>
-          <w:rFonts w:ascii="Verdana" w:hAnsi="Verdana" w:cs="Arial"/>
-        </w:rPr>
-        <w:t>_are_</w:t>
-      </w:r>
-      <w:proofErr w:type="gramStart"/>
-      <w:r>
-        <w:rPr>
-          <w:rFonts w:ascii="Verdana" w:hAnsi="Verdana" w:cs="Arial"/>
-        </w:rPr>
-        <w:t>any</w:t>
-      </w:r>
-      <w:proofErr w:type="spellEnd"/>
-      <w:r>
-        <w:rPr>
-          <w:rFonts w:ascii="Verdana" w:hAnsi="Verdana" w:cs="Arial"/>
-        </w:rPr>
-        <w:t xml:space="preserve"> %}</w:t>
-      </w:r>
-      <w:proofErr w:type="gramEnd"/>
+        <w:t xml:space="preserve"> children of the decedent are as follows:</w:t>
+      </w:r>
+      <w:r>
+        <w:rPr>
+          <w:rFonts w:ascii="Verdana" w:hAnsi="Verdana" w:cs="Arial"/>
+        </w:rPr>
+        <w:t>{% if decedent.was_married or dependents.there_are_any %}</w:t>
+      </w:r>
     </w:p>
     <w:tbl>
       <w:tblPr>
@@ -5550,7 +3542,6 @@
         </w:rPr>
         <w:t xml:space="preserve">{% for person in </w:t>
       </w:r>
-      <w:proofErr w:type="spellStart"/>
       <w:r>
         <w:rPr>
           <w:rFonts w:ascii="Verdana" w:hAnsi="Verdana" w:cs="Arial"/>
@@ -5561,23 +3552,14 @@
         <w:rPr>
           <w:rFonts w:ascii="Verdana" w:hAnsi="Verdana" w:cs="Arial"/>
         </w:rPr>
-        <w:t>and_</w:t>
-      </w:r>
-      <w:proofErr w:type="gramStart"/>
-      <w:r>
-        <w:rPr>
-          <w:rFonts w:ascii="Verdana" w:hAnsi="Verdana" w:cs="Arial"/>
-        </w:rPr>
-        <w:t>dependents</w:t>
-      </w:r>
-      <w:proofErr w:type="spellEnd"/>
+        <w:t>and_dependents</w:t>
+      </w:r>
       <w:r>
         <w:rPr>
           <w:rFonts w:ascii="Verdana" w:hAnsi="Verdana" w:cs="Arial"/>
         </w:rPr>
         <w:t xml:space="preserve"> %}</w:t>
       </w:r>
-      <w:proofErr w:type="gramEnd"/>
     </w:p>
     <w:tbl>
       <w:tblPr>
@@ -5619,35 +3601,7 @@
               <w:rPr>
                 <w:rFonts w:ascii="Verdana" w:hAnsi="Verdana" w:cs="Arial"/>
               </w:rPr>
-              <w:t>{{</w:t>
-            </w:r>
-            <w:proofErr w:type="spellStart"/>
-            <w:r>
-              <w:rPr>
-                <w:rFonts w:ascii="Verdana" w:hAnsi="Verdana" w:cs="Arial"/>
-              </w:rPr>
-              <w:t>person.name_</w:t>
-            </w:r>
-            <w:proofErr w:type="gramStart"/>
-            <w:r>
-              <w:rPr>
-                <w:rFonts w:ascii="Verdana" w:hAnsi="Verdana" w:cs="Arial"/>
-              </w:rPr>
-              <w:t>full</w:t>
-            </w:r>
-            <w:proofErr w:type="spellEnd"/>
-            <w:r>
-              <w:rPr>
-                <w:rFonts w:ascii="Verdana" w:hAnsi="Verdana" w:cs="Arial"/>
-              </w:rPr>
-              <w:t>(</w:t>
-            </w:r>
-            <w:proofErr w:type="gramEnd"/>
-            <w:r>
-              <w:rPr>
-                <w:rFonts w:ascii="Verdana" w:hAnsi="Verdana" w:cs="Arial"/>
-              </w:rPr>
-              <w:t xml:space="preserve">)}}, </w:t>
+              <w:t xml:space="preserve">{{person.name_full()}}, </w:t>
             </w:r>
             <w:r>
               <w:rPr>
@@ -5659,23 +3613,7 @@
               <w:rPr>
                 <w:rFonts w:ascii="Verdana" w:hAnsi="Verdana" w:cs="Arial"/>
               </w:rPr>
-              <w:t>{</w:t>
-            </w:r>
-            <w:proofErr w:type="spellStart"/>
-            <w:proofErr w:type="gramStart"/>
-            <w:r>
-              <w:rPr>
-                <w:rFonts w:ascii="Verdana" w:hAnsi="Verdana" w:cs="Arial"/>
-              </w:rPr>
-              <w:t>person.relationship</w:t>
-            </w:r>
-            <w:proofErr w:type="spellEnd"/>
-            <w:proofErr w:type="gramEnd"/>
-            <w:r>
-              <w:rPr>
-                <w:rFonts w:ascii="Verdana" w:hAnsi="Verdana" w:cs="Arial"/>
-              </w:rPr>
-              <w:t>}}</w:t>
+              <w:t>{person.relationship}}</w:t>
             </w:r>
           </w:p>
         </w:tc>
@@ -5695,29 +3633,7 @@
               <w:rPr>
                 <w:rFonts w:ascii="Verdana" w:hAnsi="Verdana" w:cs="Arial"/>
               </w:rPr>
-              <w:t>{{</w:t>
-            </w:r>
-            <w:proofErr w:type="spellStart"/>
-            <w:proofErr w:type="gramStart"/>
-            <w:r>
-              <w:rPr>
-                <w:rFonts w:ascii="Verdana" w:hAnsi="Verdana" w:cs="Arial"/>
-              </w:rPr>
-              <w:t>person.address</w:t>
-            </w:r>
-            <w:proofErr w:type="gramEnd"/>
-            <w:r>
-              <w:rPr>
-                <w:rFonts w:ascii="Verdana" w:hAnsi="Verdana" w:cs="Arial"/>
-              </w:rPr>
-              <w:t>.on_one_line</w:t>
-            </w:r>
-            <w:proofErr w:type="spellEnd"/>
-            <w:r>
-              <w:rPr>
-                <w:rFonts w:ascii="Verdana" w:hAnsi="Verdana" w:cs="Arial"/>
-              </w:rPr>
-              <w:t>(bare=True)}}</w:t>
+              <w:t>{{person.address.on_one_line(bare=True)}}</w:t>
             </w:r>
           </w:p>
         </w:tc>
@@ -5737,65 +3653,19 @@
               <w:rPr>
                 <w:rFonts w:ascii="Verdana" w:hAnsi="Verdana" w:cs="Arial"/>
               </w:rPr>
-              <w:t xml:space="preserve">{% if </w:t>
-            </w:r>
-            <w:proofErr w:type="spellStart"/>
-            <w:proofErr w:type="gramStart"/>
-            <w:r>
-              <w:rPr>
-                <w:rFonts w:ascii="Verdana" w:hAnsi="Verdana" w:cs="Arial"/>
-              </w:rPr>
-              <w:t>person</w:t>
-            </w:r>
-            <w:r>
-              <w:rPr>
-                <w:rFonts w:ascii="Verdana" w:hAnsi="Verdana" w:cs="Arial"/>
-              </w:rPr>
-              <w:t>.relationship</w:t>
-            </w:r>
-            <w:proofErr w:type="spellEnd"/>
-            <w:proofErr w:type="gramEnd"/>
-            <w:r>
-              <w:rPr>
-                <w:rFonts w:ascii="Verdana" w:hAnsi="Verdana" w:cs="Arial"/>
-              </w:rPr>
-              <w:t xml:space="preserve"> == “Child” </w:t>
-            </w:r>
-            <w:proofErr w:type="gramStart"/>
-            <w:r>
-              <w:rPr>
-                <w:rFonts w:ascii="Verdana" w:hAnsi="Verdana" w:cs="Arial"/>
-              </w:rPr>
-              <w:t>%}{</w:t>
-            </w:r>
-            <w:proofErr w:type="gramEnd"/>
-            <w:r>
-              <w:rPr>
-                <w:rFonts w:ascii="Verdana" w:hAnsi="Verdana" w:cs="Arial"/>
-              </w:rPr>
-              <w:t>{</w:t>
-            </w:r>
-            <w:proofErr w:type="spellStart"/>
-            <w:proofErr w:type="gramStart"/>
-            <w:r>
-              <w:rPr>
-                <w:rFonts w:ascii="Verdana" w:hAnsi="Verdana" w:cs="Arial"/>
-              </w:rPr>
-              <w:t>person.birthdate</w:t>
-            </w:r>
-            <w:proofErr w:type="spellEnd"/>
-            <w:r>
-              <w:rPr>
-                <w:rFonts w:ascii="Verdana" w:hAnsi="Verdana" w:cs="Arial"/>
-              </w:rPr>
-              <w:t>}}{</w:t>
-            </w:r>
-            <w:proofErr w:type="gramEnd"/>
-            <w:r>
-              <w:rPr>
-                <w:rFonts w:ascii="Verdana" w:hAnsi="Verdana" w:cs="Arial"/>
-              </w:rPr>
-              <w:t>% endif %}</w:t>
+              <w:t>{% if person</w:t>
+            </w:r>
+            <w:r>
+              <w:rPr>
+                <w:rFonts w:ascii="Verdana" w:hAnsi="Verdana" w:cs="Arial"/>
+              </w:rPr>
+              <w:t xml:space="preserve">.relationship == “Child” </w:t>
+            </w:r>
+            <w:r>
+              <w:rPr>
+                <w:rFonts w:ascii="Verdana" w:hAnsi="Verdana" w:cs="Arial"/>
+              </w:rPr>
+              <w:t>%}{{person.birthdate}}{% endif %}</w:t>
             </w:r>
           </w:p>
         </w:tc>
@@ -5811,85 +3681,27 @@
         <w:rPr>
           <w:rFonts w:ascii="Verdana" w:hAnsi="Verdana" w:cs="Arial"/>
         </w:rPr>
-        <w:t xml:space="preserve">{% </w:t>
-      </w:r>
-      <w:proofErr w:type="spellStart"/>
-      <w:r>
-        <w:rPr>
-          <w:rFonts w:ascii="Verdana" w:hAnsi="Verdana" w:cs="Arial"/>
-        </w:rPr>
-        <w:t>endfor</w:t>
-      </w:r>
-      <w:proofErr w:type="spellEnd"/>
-      <w:r>
-        <w:rPr>
-          <w:rFonts w:ascii="Verdana" w:hAnsi="Verdana" w:cs="Arial"/>
-        </w:rPr>
-        <w:t xml:space="preserve"> </w:t>
-      </w:r>
-      <w:proofErr w:type="gramStart"/>
-      <w:r>
-        <w:rPr>
-          <w:rFonts w:ascii="Verdana" w:hAnsi="Verdana" w:cs="Arial"/>
-        </w:rPr>
-        <w:t>%}{</w:t>
-      </w:r>
-      <w:proofErr w:type="gramEnd"/>
-      <w:r>
-        <w:rPr>
-          <w:rFonts w:ascii="Verdana" w:hAnsi="Verdana" w:cs="Arial"/>
-        </w:rPr>
-        <w:t xml:space="preserve">% </w:t>
-      </w:r>
-      <w:proofErr w:type="gramStart"/>
-      <w:r>
-        <w:rPr>
-          <w:rFonts w:ascii="Verdana" w:hAnsi="Verdana" w:cs="Arial"/>
-        </w:rPr>
-        <w:t>else %}</w:t>
-      </w:r>
-      <w:proofErr w:type="gramEnd"/>
-    </w:p>
-    <w:p>
-      <w:pPr>
-        <w:rPr>
-          <w:rFonts w:ascii="Verdana" w:hAnsi="Verdana" w:cs="Arial"/>
-        </w:rPr>
-      </w:pPr>
-      <w:r>
-        <w:rPr>
-          <w:rFonts w:ascii="Verdana" w:hAnsi="Verdana" w:cs="Arial"/>
-        </w:rPr>
-        <w:t xml:space="preserve">Not </w:t>
-      </w:r>
-      <w:proofErr w:type="gramStart"/>
-      <w:r>
-        <w:rPr>
-          <w:rFonts w:ascii="Verdana" w:hAnsi="Verdana" w:cs="Arial"/>
-        </w:rPr>
-        <w:t>applicable</w:t>
-      </w:r>
-      <w:r>
-        <w:rPr>
-          <w:rFonts w:ascii="Verdana" w:hAnsi="Verdana" w:cs="Arial"/>
-        </w:rPr>
-        <w:t>{</w:t>
-      </w:r>
-      <w:proofErr w:type="gramEnd"/>
-      <w:r>
-        <w:rPr>
-          <w:rFonts w:ascii="Verdana" w:hAnsi="Verdana" w:cs="Arial"/>
-        </w:rPr>
-        <w:t xml:space="preserve">% </w:t>
-      </w:r>
-      <w:proofErr w:type="gramStart"/>
-      <w:r>
-        <w:rPr>
-          <w:rFonts w:ascii="Verdana" w:hAnsi="Verdana" w:cs="Arial"/>
-        </w:rPr>
-        <w:t>endif %}</w:t>
-      </w:r>
-      <w:proofErr w:type="gramEnd"/>
+        <w:t>{% endfor %}{% else %}</w:t>
+      </w:r>
+    </w:p>
+    <w:p>
+      <w:pPr>
+        <w:rPr>
+          <w:rFonts w:ascii="Verdana" w:hAnsi="Verdana" w:cs="Arial"/>
+        </w:rPr>
+      </w:pPr>
+      <w:r>
+        <w:rPr>
+          <w:rFonts w:ascii="Verdana" w:hAnsi="Verdana" w:cs="Arial"/>
+        </w:rPr>
+        <w:t>Not applicable</w:t>
+      </w:r>
+      <w:r>
+        <w:rPr>
+          <w:rFonts w:ascii="Verdana" w:hAnsi="Verdana" w:cs="Arial"/>
+        </w:rPr>
+        <w:t>{% endif %}</w:t>
+      </w:r>
     </w:p>
     <w:p>
       <w:pPr>
@@ -5916,50 +3728,14 @@
         <w:rPr>
           <w:rFonts w:ascii="Verdana" w:hAnsi="Verdana" w:cs="Arial"/>
         </w:rPr>
-        <w:t xml:space="preserve">(b) The award allowable to the surviving spouse of a decedent who was an Illinois resident </w:t>
-      </w:r>
-      <w:proofErr w:type="gramStart"/>
-      <w:r>
-        <w:rPr>
-          <w:rFonts w:ascii="Verdana" w:hAnsi="Verdana" w:cs="Arial"/>
-        </w:rPr>
-        <w:t>is:</w:t>
-      </w:r>
-      <w:r>
-        <w:rPr>
-          <w:rFonts w:ascii="Verdana" w:hAnsi="Verdana" w:cs="Arial"/>
-        </w:rPr>
-        <w:t>{</w:t>
-      </w:r>
-      <w:proofErr w:type="gramEnd"/>
-      <w:r>
-        <w:rPr>
-          <w:rFonts w:ascii="Verdana" w:hAnsi="Verdana" w:cs="Arial"/>
-        </w:rPr>
-        <w:t xml:space="preserve">% if </w:t>
-      </w:r>
-      <w:proofErr w:type="spellStart"/>
-      <w:r>
-        <w:rPr>
-          <w:rFonts w:ascii="Verdana" w:hAnsi="Verdana" w:cs="Arial"/>
-        </w:rPr>
-        <w:t>decedent.was_</w:t>
-      </w:r>
-      <w:proofErr w:type="gramStart"/>
-      <w:r>
-        <w:rPr>
-          <w:rFonts w:ascii="Verdana" w:hAnsi="Verdana" w:cs="Arial"/>
-        </w:rPr>
-        <w:t>married</w:t>
-      </w:r>
-      <w:proofErr w:type="spellEnd"/>
-      <w:r>
-        <w:rPr>
-          <w:rFonts w:ascii="Verdana" w:hAnsi="Verdana" w:cs="Arial"/>
-        </w:rPr>
-        <w:t xml:space="preserve"> %}</w:t>
-      </w:r>
-      <w:proofErr w:type="gramEnd"/>
+        <w:t>(b) The award allowable to the surviving spouse of a decedent who was an Illinois resident is:</w:t>
+      </w:r>
+      <w:r>
+        <w:rPr>
+          <w:rFonts w:ascii="Verdana" w:hAnsi="Verdana" w:cs="Arial"/>
+        </w:rPr>
+        <w:t>{% if decedent.was_married %}</w:t>
+      </w:r>
     </w:p>
     <w:p>
       <w:pPr>
@@ -5972,44 +3748,8 @@
         <w:rPr>
           <w:rFonts w:ascii="Verdana" w:hAnsi="Verdana" w:cs="Arial"/>
         </w:rPr>
-        <w:t>{{currency(</w:t>
-      </w:r>
-      <w:proofErr w:type="spellStart"/>
-      <w:r>
-        <w:rPr>
-          <w:rFonts w:ascii="Verdana" w:hAnsi="Verdana" w:cs="Arial"/>
-        </w:rPr>
-        <w:t>spouse_min_award</w:t>
-      </w:r>
-      <w:proofErr w:type="spellEnd"/>
-      <w:r>
-        <w:rPr>
-          <w:rFonts w:ascii="Verdana" w:hAnsi="Verdana" w:cs="Arial"/>
-        </w:rPr>
-        <w:t>)</w:t>
-      </w:r>
-      <w:proofErr w:type="gramStart"/>
-      <w:r>
-        <w:rPr>
-          <w:rFonts w:ascii="Verdana" w:hAnsi="Verdana" w:cs="Arial"/>
-        </w:rPr>
-        <w:t>}}{</w:t>
-      </w:r>
-      <w:proofErr w:type="gramEnd"/>
-      <w:r>
-        <w:rPr>
-          <w:rFonts w:ascii="Verdana" w:hAnsi="Verdana" w:cs="Arial"/>
-        </w:rPr>
-        <w:t xml:space="preserve">% </w:t>
-      </w:r>
-      <w:proofErr w:type="gramStart"/>
-      <w:r>
-        <w:rPr>
-          <w:rFonts w:ascii="Verdana" w:hAnsi="Verdana" w:cs="Arial"/>
-        </w:rPr>
-        <w:t>endif %}</w:t>
-      </w:r>
-      <w:proofErr w:type="gramEnd"/>
+        <w:t>{{currency(spouse_min_award)}}{% endif %}</w:t>
+      </w:r>
     </w:p>
     <w:p>
       <w:pPr>
@@ -6036,94 +3776,8 @@
         <w:rPr>
           <w:rFonts w:ascii="Verdana" w:hAnsi="Verdana" w:cs="Arial"/>
         </w:rPr>
-        <w:t xml:space="preserve">{% if </w:t>
-      </w:r>
-      <w:proofErr w:type="spellStart"/>
-      <w:r>
-        <w:rPr>
-          <w:rFonts w:ascii="Verdana" w:hAnsi="Verdana" w:cs="Arial"/>
-        </w:rPr>
-        <w:t>decedent.was_married</w:t>
-      </w:r>
-      <w:proofErr w:type="spellEnd"/>
-      <w:r>
-        <w:rPr>
-          <w:rFonts w:ascii="Verdana" w:hAnsi="Verdana" w:cs="Arial"/>
-        </w:rPr>
-        <w:t xml:space="preserve"> and </w:t>
-      </w:r>
-      <w:proofErr w:type="spellStart"/>
-      <w:proofErr w:type="gramStart"/>
-      <w:r>
-        <w:rPr>
-          <w:rFonts w:ascii="Verdana" w:hAnsi="Verdana" w:cs="Arial"/>
-        </w:rPr>
-        <w:t>dependents.there</w:t>
-      </w:r>
-      <w:proofErr w:type="gramEnd"/>
-      <w:r>
-        <w:rPr>
-          <w:rFonts w:ascii="Verdana" w:hAnsi="Verdana" w:cs="Arial"/>
-        </w:rPr>
-        <w:t>_are_any</w:t>
-      </w:r>
-      <w:proofErr w:type="spellEnd"/>
-      <w:r>
-        <w:rPr>
-          <w:rFonts w:ascii="Verdana" w:hAnsi="Verdana" w:cs="Arial"/>
-        </w:rPr>
-        <w:t xml:space="preserve"> and </w:t>
-      </w:r>
-      <w:proofErr w:type="spellStart"/>
-      <w:r>
-        <w:rPr>
-          <w:rFonts w:ascii="Verdana" w:hAnsi="Verdana" w:cs="Arial"/>
-        </w:rPr>
-        <w:t>elsewhere_</w:t>
-      </w:r>
-      <w:proofErr w:type="gramStart"/>
-      <w:r>
-        <w:rPr>
-          <w:rFonts w:ascii="Verdana" w:hAnsi="Verdana" w:cs="Arial"/>
-        </w:rPr>
-        <w:t>dependents.number</w:t>
-      </w:r>
-      <w:proofErr w:type="gramEnd"/>
-      <w:r>
-        <w:rPr>
-          <w:rFonts w:ascii="Verdana" w:hAnsi="Verdana" w:cs="Arial"/>
-        </w:rPr>
-        <w:t>_</w:t>
-      </w:r>
-      <w:proofErr w:type="gramStart"/>
-      <w:r>
-        <w:rPr>
-          <w:rFonts w:ascii="Verdana" w:hAnsi="Verdana" w:cs="Arial"/>
-        </w:rPr>
-        <w:t>gathered</w:t>
-      </w:r>
-      <w:proofErr w:type="spellEnd"/>
-      <w:r>
-        <w:rPr>
-          <w:rFonts w:ascii="Verdana" w:hAnsi="Verdana" w:cs="Arial"/>
-        </w:rPr>
-        <w:t>(</w:t>
-      </w:r>
-      <w:proofErr w:type="gramEnd"/>
-      <w:r>
-        <w:rPr>
-          <w:rFonts w:ascii="Verdana" w:hAnsi="Verdana" w:cs="Arial"/>
-        </w:rPr>
-        <w:t xml:space="preserve">) &gt; </w:t>
-      </w:r>
-      <w:proofErr w:type="gramStart"/>
-      <w:r>
-        <w:rPr>
-          <w:rFonts w:ascii="Verdana" w:hAnsi="Verdana" w:cs="Arial"/>
-        </w:rPr>
-        <w:t>0 %}</w:t>
-      </w:r>
-      <w:proofErr w:type="gramEnd"/>
+        <w:t>{% if decedent.was_married and dependents.there_are_any and elsewhere_dependents.number_gathered() &gt; 0 %}</w:t>
+      </w:r>
     </w:p>
     <w:p>
       <w:pPr>
@@ -6142,21 +3796,7 @@
         <w:rPr>
           <w:rFonts w:ascii="Verdana" w:hAnsi="Verdana" w:cs="Arial"/>
         </w:rPr>
-        <w:t>{{</w:t>
-      </w:r>
-      <w:proofErr w:type="spellStart"/>
-      <w:r>
-        <w:rPr>
-          <w:rFonts w:ascii="Verdana" w:hAnsi="Verdana" w:cs="Arial"/>
-        </w:rPr>
-        <w:t>elsewhere_</w:t>
-      </w:r>
-      <w:proofErr w:type="gramStart"/>
-      <w:r>
-        <w:rPr>
-          <w:rFonts w:ascii="Verdana" w:hAnsi="Verdana" w:cs="Arial"/>
-        </w:rPr>
-        <w:t>dependents</w:t>
+        <w:t>{{elsewhere_dependents</w:t>
       </w:r>
       <w:r>
         <w:rPr>
@@ -6168,35 +3808,7 @@
         <w:rPr>
           <w:rFonts w:ascii="Verdana" w:hAnsi="Verdana" w:cs="Arial"/>
         </w:rPr>
-        <w:t>full</w:t>
-      </w:r>
-      <w:proofErr w:type="gramEnd"/>
-      <w:r>
-        <w:rPr>
-          <w:rFonts w:ascii="Verdana" w:hAnsi="Verdana" w:cs="Arial"/>
-        </w:rPr>
-        <w:t>_</w:t>
-      </w:r>
-      <w:proofErr w:type="gramStart"/>
-      <w:r>
-        <w:rPr>
-          <w:rFonts w:ascii="Verdana" w:hAnsi="Verdana" w:cs="Arial"/>
-        </w:rPr>
-        <w:t>names</w:t>
-      </w:r>
-      <w:proofErr w:type="spellEnd"/>
-      <w:r>
-        <w:rPr>
-          <w:rFonts w:ascii="Verdana" w:hAnsi="Verdana" w:cs="Arial"/>
-        </w:rPr>
-        <w:t>(</w:t>
-      </w:r>
-      <w:proofErr w:type="gramEnd"/>
-      <w:r>
-        <w:rPr>
-          <w:rFonts w:ascii="Verdana" w:hAnsi="Verdana" w:cs="Arial"/>
-        </w:rPr>
-        <w:t>)}}</w:t>
+        <w:t>full_names()}}</w:t>
       </w:r>
     </w:p>
     <w:p>
@@ -6231,30 +3843,8 @@
         <w:rPr>
           <w:rFonts w:ascii="Verdana" w:hAnsi="Verdana" w:cs="Arial"/>
         </w:rPr>
-        <w:t>{{currency(</w:t>
-      </w:r>
-      <w:proofErr w:type="spellStart"/>
-      <w:r>
-        <w:rPr>
-          <w:rFonts w:ascii="Verdana" w:hAnsi="Verdana" w:cs="Arial"/>
-        </w:rPr>
-        <w:t>minor_child_default_award</w:t>
-      </w:r>
-      <w:proofErr w:type="spellEnd"/>
-      <w:r>
-        <w:rPr>
-          <w:rFonts w:ascii="Verdana" w:hAnsi="Verdana" w:cs="Arial"/>
-        </w:rPr>
-        <w:t>)}} for each minor child and {{currency(</w:t>
-      </w:r>
-      <w:proofErr w:type="spellStart"/>
-      <w:r>
-        <w:rPr>
-          <w:rFonts w:ascii="Verdana" w:hAnsi="Verdana" w:cs="Arial"/>
-        </w:rPr>
-        <w:t>adult_child_default_award</w:t>
-      </w:r>
-      <w:proofErr w:type="spellEnd"/>
+        <w:t>{{currency(minor_child_default_award)}} for each minor child and {{currency(adult_child_default_award</w:t>
+      </w:r>
       <w:r>
         <w:rPr>
           <w:rFonts w:ascii="Verdana" w:hAnsi="Verdana" w:cs="Arial"/>
@@ -6265,35 +3855,7 @@
         <w:rPr>
           <w:rFonts w:ascii="Verdana" w:hAnsi="Verdana" w:cs="Arial"/>
         </w:rPr>
-        <w:t xml:space="preserve">}} for each adult dependent </w:t>
-      </w:r>
-      <w:proofErr w:type="gramStart"/>
-      <w:r>
-        <w:rPr>
-          <w:rFonts w:ascii="Verdana" w:hAnsi="Verdana" w:cs="Arial"/>
-        </w:rPr>
-        <w:t>child.{</w:t>
-      </w:r>
-      <w:proofErr w:type="gramEnd"/>
-      <w:r>
-        <w:rPr>
-          <w:rFonts w:ascii="Verdana" w:hAnsi="Verdana" w:cs="Arial"/>
-        </w:rPr>
-        <w:t xml:space="preserve">% if </w:t>
-      </w:r>
-      <w:proofErr w:type="spellStart"/>
-      <w:r>
-        <w:rPr>
-          <w:rFonts w:ascii="Verdana" w:hAnsi="Verdana" w:cs="Arial"/>
-        </w:rPr>
-        <w:t>have_a_will</w:t>
-      </w:r>
-      <w:proofErr w:type="spellEnd"/>
-      <w:r>
-        <w:rPr>
-          <w:rFonts w:ascii="Verdana" w:hAnsi="Verdana" w:cs="Arial"/>
-        </w:rPr>
-        <w:t xml:space="preserve"> %}</w:t>
+        <w:t>}} for each adult dependent child.{% if have_a_will %}</w:t>
       </w:r>
     </w:p>
     <w:p>
@@ -6312,36 +3874,14 @@
         <w:rPr>
           <w:rFonts w:ascii="Verdana" w:hAnsi="Verdana" w:cs="Arial"/>
         </w:rPr>
-        <w:t xml:space="preserve">The decedent left a will, which has been filed with the clerk of an appropriate court. A certified copy of the will on file is attached. To the best of my knowledge and belief the will on file is the decedent's last will and was signed by the decedent and the attesting witnesses as required by law and would be admittable to probate. The names and places of residence of the legatees and the portion of the estate, if any, to which each legatee is entitled are as </w:t>
-      </w:r>
-      <w:proofErr w:type="gramStart"/>
-      <w:r>
-        <w:rPr>
-          <w:rFonts w:ascii="Verdana" w:hAnsi="Verdana" w:cs="Arial"/>
-        </w:rPr>
-        <w:t>follows:</w:t>
-      </w:r>
-      <w:r>
-        <w:rPr>
-          <w:rFonts w:ascii="Verdana" w:hAnsi="Verdana" w:cs="Arial"/>
-        </w:rPr>
-        <w:t>{</w:t>
-      </w:r>
-      <w:proofErr w:type="gramEnd"/>
-      <w:r>
-        <w:rPr>
-          <w:rFonts w:ascii="Verdana" w:hAnsi="Verdana" w:cs="Arial"/>
-        </w:rPr>
-        <w:t xml:space="preserve">% </w:t>
-      </w:r>
-      <w:proofErr w:type="gramStart"/>
-      <w:r>
-        <w:rPr>
-          <w:rFonts w:ascii="Verdana" w:hAnsi="Verdana" w:cs="Arial"/>
-        </w:rPr>
-        <w:t>else %}</w:t>
-      </w:r>
-      <w:proofErr w:type="gramEnd"/>
+        <w:t>The decedent left a will, which has been filed with the clerk of an appropriate court. A certified copy of the will on file is attached. To the best of my knowledge and belief the will on file is the decedent's last will and was signed by the decedent and the attesting witnesses as required by law and would be admittable to probate. The names and places of residence of the legatees and the portion of the estate, if any, to which each legatee is entitled are as follows:</w:t>
+      </w:r>
+      <w:r>
+        <w:rPr>
+          <w:rFonts w:ascii="Verdana" w:hAnsi="Verdana" w:cs="Arial"/>
+        </w:rPr>
+        <w:t>{% else %}</w:t>
+      </w:r>
     </w:p>
     <w:p>
       <w:pPr>
@@ -6358,27 +3898,13 @@
         <w:rPr>
           <w:rFonts w:ascii="Verdana" w:hAnsi="Verdana" w:cs="Arial"/>
         </w:rPr>
-        <w:t xml:space="preserve">The decedent left no will. The names, places of residence and relationships of the decedent's heirs, and the portion of the estate to which each heir is entitled under the law where decedent died intestate are as </w:t>
-      </w:r>
-      <w:proofErr w:type="gramStart"/>
-      <w:r>
-        <w:rPr>
-          <w:rFonts w:ascii="Verdana" w:hAnsi="Verdana" w:cs="Arial"/>
-        </w:rPr>
-        <w:t>follows:</w:t>
-      </w:r>
-      <w:r>
-        <w:rPr>
-          <w:rFonts w:ascii="Verdana" w:hAnsi="Verdana" w:cs="Arial"/>
-        </w:rPr>
-        <w:t>{</w:t>
-      </w:r>
-      <w:proofErr w:type="gramEnd"/>
-      <w:r>
-        <w:rPr>
-          <w:rFonts w:ascii="Verdana" w:hAnsi="Verdana" w:cs="Arial"/>
-        </w:rPr>
-        <w:t>% endif %}</w:t>
+        <w:t>The decedent left no will. The names, places of residence and relationships of the decedent's heirs, and the portion of the estate to which each heir is entitled under the law where decedent died intestate are as follows:</w:t>
+      </w:r>
+      <w:r>
+        <w:rPr>
+          <w:rFonts w:ascii="Verdana" w:hAnsi="Verdana" w:cs="Arial"/>
+        </w:rPr>
+        <w:t>{% endif %}</w:t>
       </w:r>
     </w:p>
     <w:tbl>
@@ -6569,30 +4095,8 @@
         <w:rPr>
           <w:rFonts w:ascii="Verdana" w:hAnsi="Verdana" w:cs="Arial"/>
         </w:rPr>
-        <w:t xml:space="preserve">{% for heir in </w:t>
-      </w:r>
-      <w:proofErr w:type="spellStart"/>
-      <w:r>
-        <w:rPr>
-          <w:rFonts w:ascii="Verdana" w:hAnsi="Verdana" w:cs="Arial"/>
-        </w:rPr>
-        <w:t>collected_</w:t>
-      </w:r>
-      <w:proofErr w:type="gramStart"/>
-      <w:r>
-        <w:rPr>
-          <w:rFonts w:ascii="Verdana" w:hAnsi="Verdana" w:cs="Arial"/>
-        </w:rPr>
-        <w:t>heirs</w:t>
-      </w:r>
-      <w:proofErr w:type="spellEnd"/>
-      <w:r>
-        <w:rPr>
-          <w:rFonts w:ascii="Verdana" w:hAnsi="Verdana" w:cs="Arial"/>
-        </w:rPr>
-        <w:t xml:space="preserve"> %}</w:t>
-      </w:r>
-      <w:proofErr w:type="gramEnd"/>
+        <w:t>{% for heir in collected_heirs %}</w:t>
+      </w:r>
     </w:p>
     <w:tbl>
       <w:tblPr>
@@ -6636,35 +4140,7 @@
               <w:rPr>
                 <w:rFonts w:ascii="Verdana" w:hAnsi="Verdana" w:cs="Arial"/>
               </w:rPr>
-              <w:t>{{</w:t>
-            </w:r>
-            <w:proofErr w:type="spellStart"/>
-            <w:r>
-              <w:rPr>
-                <w:rFonts w:ascii="Verdana" w:hAnsi="Verdana" w:cs="Arial"/>
-              </w:rPr>
-              <w:t>heir.name_</w:t>
-            </w:r>
-            <w:proofErr w:type="gramStart"/>
-            <w:r>
-              <w:rPr>
-                <w:rFonts w:ascii="Verdana" w:hAnsi="Verdana" w:cs="Arial"/>
-              </w:rPr>
-              <w:t>full</w:t>
-            </w:r>
-            <w:proofErr w:type="spellEnd"/>
-            <w:r>
-              <w:rPr>
-                <w:rFonts w:ascii="Verdana" w:hAnsi="Verdana" w:cs="Arial"/>
-              </w:rPr>
-              <w:t>(</w:t>
-            </w:r>
-            <w:proofErr w:type="gramEnd"/>
-            <w:r>
-              <w:rPr>
-                <w:rFonts w:ascii="Verdana" w:hAnsi="Verdana" w:cs="Arial"/>
-              </w:rPr>
-              <w:t>)}}</w:t>
+              <w:t>{{heir.name_full()}}</w:t>
             </w:r>
             <w:r>
               <w:rPr>
@@ -6676,23 +4152,7 @@
               <w:rPr>
                 <w:rFonts w:ascii="Verdana" w:hAnsi="Verdana" w:cs="Arial"/>
               </w:rPr>
-              <w:t>{{</w:t>
-            </w:r>
-            <w:proofErr w:type="spellStart"/>
-            <w:proofErr w:type="gramStart"/>
-            <w:r>
-              <w:rPr>
-                <w:rFonts w:ascii="Verdana" w:hAnsi="Verdana" w:cs="Arial"/>
-              </w:rPr>
-              <w:t>heir.relationship</w:t>
-            </w:r>
-            <w:proofErr w:type="spellEnd"/>
-            <w:proofErr w:type="gramEnd"/>
-            <w:r>
-              <w:rPr>
-                <w:rFonts w:ascii="Verdana" w:hAnsi="Verdana" w:cs="Arial"/>
-              </w:rPr>
-              <w:t>}}</w:t>
+              <w:t>{{heir.relationship}}</w:t>
             </w:r>
           </w:p>
         </w:tc>
@@ -6712,29 +4172,7 @@
               <w:rPr>
                 <w:rFonts w:ascii="Verdana" w:hAnsi="Verdana" w:cs="Arial"/>
               </w:rPr>
-              <w:t>{{</w:t>
-            </w:r>
-            <w:proofErr w:type="spellStart"/>
-            <w:proofErr w:type="gramStart"/>
-            <w:r>
-              <w:rPr>
-                <w:rFonts w:ascii="Verdana" w:hAnsi="Verdana" w:cs="Arial"/>
-              </w:rPr>
-              <w:t>heir.address</w:t>
-            </w:r>
-            <w:proofErr w:type="gramEnd"/>
-            <w:r>
-              <w:rPr>
-                <w:rFonts w:ascii="Verdana" w:hAnsi="Verdana" w:cs="Arial"/>
-              </w:rPr>
-              <w:t>.on_one_line</w:t>
-            </w:r>
-            <w:proofErr w:type="spellEnd"/>
-            <w:r>
-              <w:rPr>
-                <w:rFonts w:ascii="Verdana" w:hAnsi="Verdana" w:cs="Arial"/>
-              </w:rPr>
-              <w:t>(bare=True)}}</w:t>
+              <w:t>{{heir.address.on_one_line(bare=True)}}</w:t>
             </w:r>
           </w:p>
         </w:tc>
@@ -6756,8 +4194,6 @@
               </w:rPr>
               <w:t xml:space="preserve">{% if </w:t>
             </w:r>
-            <w:proofErr w:type="spellStart"/>
-            <w:proofErr w:type="gramStart"/>
             <w:r>
               <w:rPr>
                 <w:rFonts w:ascii="Verdana" w:hAnsi="Verdana" w:cs="Arial"/>
@@ -6768,85 +4204,19 @@
               <w:rPr>
                 <w:rFonts w:ascii="Verdana" w:hAnsi="Verdana" w:cs="Arial"/>
               </w:rPr>
-              <w:t>flag</w:t>
-            </w:r>
-            <w:proofErr w:type="spellEnd"/>
-            <w:proofErr w:type="gramEnd"/>
-            <w:r>
-              <w:rPr>
-                <w:rFonts w:ascii="Verdana" w:hAnsi="Verdana" w:cs="Arial"/>
-              </w:rPr>
-              <w:t xml:space="preserve"> == “dependent” and </w:t>
-            </w:r>
-            <w:proofErr w:type="spellStart"/>
-            <w:r>
-              <w:rPr>
-                <w:rFonts w:ascii="Verdana" w:hAnsi="Verdana" w:cs="Arial"/>
-              </w:rPr>
-              <w:t>heir.age_in_</w:t>
-            </w:r>
-            <w:proofErr w:type="gramStart"/>
-            <w:r>
-              <w:rPr>
-                <w:rFonts w:ascii="Verdana" w:hAnsi="Verdana" w:cs="Arial"/>
-              </w:rPr>
-              <w:t>years</w:t>
-            </w:r>
-            <w:proofErr w:type="spellEnd"/>
-            <w:r>
-              <w:rPr>
-                <w:rFonts w:ascii="Verdana" w:hAnsi="Verdana" w:cs="Arial"/>
-              </w:rPr>
-              <w:t>(</w:t>
-            </w:r>
-            <w:proofErr w:type="gramEnd"/>
-            <w:r>
-              <w:rPr>
-                <w:rFonts w:ascii="Verdana" w:hAnsi="Verdana" w:cs="Arial"/>
-              </w:rPr>
-              <w:t xml:space="preserve">) &lt; 18 </w:t>
-            </w:r>
-            <w:proofErr w:type="gramStart"/>
-            <w:r>
-              <w:rPr>
-                <w:rFonts w:ascii="Verdana" w:hAnsi="Verdana" w:cs="Arial"/>
-              </w:rPr>
-              <w:t>%}{</w:t>
-            </w:r>
-            <w:proofErr w:type="gramEnd"/>
-            <w:r>
-              <w:rPr>
-                <w:rFonts w:ascii="Verdana" w:hAnsi="Verdana" w:cs="Arial"/>
-              </w:rPr>
-              <w:t>{</w:t>
-            </w:r>
-            <w:proofErr w:type="spellStart"/>
-            <w:proofErr w:type="gramStart"/>
-            <w:r>
-              <w:rPr>
-                <w:rFonts w:ascii="Verdana" w:hAnsi="Verdana" w:cs="Arial"/>
-              </w:rPr>
-              <w:t>heir.birthdate</w:t>
-            </w:r>
-            <w:proofErr w:type="spellEnd"/>
-            <w:r>
-              <w:rPr>
-                <w:rFonts w:ascii="Verdana" w:hAnsi="Verdana" w:cs="Arial"/>
-              </w:rPr>
-              <w:t>}}</w:t>
-            </w:r>
-            <w:r>
-              <w:rPr>
-                <w:rFonts w:ascii="Verdana" w:hAnsi="Verdana" w:cs="Arial"/>
-              </w:rPr>
-              <w:t>{</w:t>
-            </w:r>
-            <w:proofErr w:type="gramEnd"/>
-            <w:r>
-              <w:rPr>
-                <w:rFonts w:ascii="Verdana" w:hAnsi="Verdana" w:cs="Arial"/>
-              </w:rPr>
-              <w:t>% endif %}</w:t>
+              <w:t>flag == “dependent” and heir.age_in_years() &lt; 18 %}{{</w:t>
+            </w:r>
+            <w:r>
+              <w:rPr>
+                <w:rFonts w:ascii="Verdana" w:hAnsi="Verdana" w:cs="Arial"/>
+              </w:rPr>
+              <w:t>heir.birthdate}}</w:t>
+            </w:r>
+            <w:r>
+              <w:rPr>
+                <w:rFonts w:ascii="Verdana" w:hAnsi="Verdana" w:cs="Arial"/>
+              </w:rPr>
+              <w:t>{% endif %}</w:t>
             </w:r>
           </w:p>
         </w:tc>
@@ -6866,21 +4236,7 @@
               <w:rPr>
                 <w:rFonts w:ascii="Verdana" w:hAnsi="Verdana" w:cs="Arial"/>
               </w:rPr>
-              <w:t>{{</w:t>
-            </w:r>
-            <w:proofErr w:type="spellStart"/>
-            <w:r>
-              <w:rPr>
-                <w:rFonts w:ascii="Verdana" w:hAnsi="Verdana" w:cs="Arial"/>
-              </w:rPr>
-              <w:t>share_value</w:t>
-            </w:r>
-            <w:proofErr w:type="spellEnd"/>
-            <w:r>
-              <w:rPr>
-                <w:rFonts w:ascii="Verdana" w:hAnsi="Verdana" w:cs="Arial"/>
-              </w:rPr>
-              <w:t>(heir)}}</w:t>
+              <w:t>{{share_value(heir)}}</w:t>
             </w:r>
           </w:p>
         </w:tc>
@@ -6896,21 +4252,7 @@
         <w:rPr>
           <w:rFonts w:ascii="Verdana" w:hAnsi="Verdana" w:cs="Arial"/>
         </w:rPr>
-        <w:t xml:space="preserve">{% </w:t>
-      </w:r>
-      <w:proofErr w:type="spellStart"/>
-      <w:r>
-        <w:rPr>
-          <w:rFonts w:ascii="Verdana" w:hAnsi="Verdana" w:cs="Arial"/>
-        </w:rPr>
-        <w:t>endfor</w:t>
-      </w:r>
-      <w:proofErr w:type="spellEnd"/>
-      <w:r>
-        <w:rPr>
-          <w:rFonts w:ascii="Verdana" w:hAnsi="Verdana" w:cs="Arial"/>
-        </w:rPr>
-        <w:t xml:space="preserve"> %}</w:t>
+        <w:t>{% endfor %}</w:t>
       </w:r>
     </w:p>
     <w:p>
@@ -6938,66 +4280,8 @@
         <w:rPr>
           <w:rFonts w:ascii="Verdana" w:hAnsi="Verdana" w:cs="Arial"/>
         </w:rPr>
-        <w:t xml:space="preserve">10.3 My relationship </w:t>
-      </w:r>
-      <w:proofErr w:type="gramStart"/>
-      <w:r>
-        <w:rPr>
-          <w:rFonts w:ascii="Verdana" w:hAnsi="Verdana" w:cs="Arial"/>
-        </w:rPr>
-        <w:t>to</w:t>
-      </w:r>
-      <w:proofErr w:type="gramEnd"/>
-      <w:r>
-        <w:rPr>
-          <w:rFonts w:ascii="Verdana" w:hAnsi="Verdana" w:cs="Arial"/>
-        </w:rPr>
-        <w:t xml:space="preserve"> the decedent or the decedent's estate is as </w:t>
-      </w:r>
-      <w:proofErr w:type="gramStart"/>
-      <w:r>
-        <w:rPr>
-          <w:rFonts w:ascii="Verdana" w:hAnsi="Verdana" w:cs="Arial"/>
-        </w:rPr>
-        <w:t>follows: {{</w:t>
-      </w:r>
-      <w:proofErr w:type="spellStart"/>
-      <w:proofErr w:type="gramEnd"/>
-      <w:r>
-        <w:rPr>
-          <w:rFonts w:ascii="Verdana" w:hAnsi="Verdana" w:cs="Arial"/>
-        </w:rPr>
-        <w:t>return_user_relationship</w:t>
-      </w:r>
-      <w:proofErr w:type="spellEnd"/>
-      <w:r>
-        <w:rPr>
-          <w:rFonts w:ascii="Verdana" w:hAnsi="Verdana" w:cs="Arial"/>
-        </w:rPr>
-        <w:t>(</w:t>
-      </w:r>
-      <w:proofErr w:type="gramStart"/>
-      <w:r>
-        <w:rPr>
-          <w:rFonts w:ascii="Verdana" w:hAnsi="Verdana" w:cs="Arial"/>
-        </w:rPr>
-        <w:t>users[</w:t>
-      </w:r>
-      <w:proofErr w:type="gramEnd"/>
-      <w:r>
-        <w:rPr>
-          <w:rFonts w:ascii="Verdana" w:hAnsi="Verdana" w:cs="Arial"/>
-        </w:rPr>
-        <w:t>0</w:t>
-      </w:r>
-      <w:proofErr w:type="gramStart"/>
-      <w:r>
-        <w:rPr>
-          <w:rFonts w:ascii="Verdana" w:hAnsi="Verdana" w:cs="Arial"/>
-        </w:rPr>
-        <w:t>])}}</w:t>
-      </w:r>
-      <w:proofErr w:type="gramEnd"/>
+        <w:t>10.3 My relationship to the decedent or the decedent's estate is as follows: {{return_user_relationship(users[0])}}</w:t>
+      </w:r>
       <w:r>
         <w:rPr>
           <w:rFonts w:ascii="Verdana" w:hAnsi="Verdana" w:cs="Arial"/>
@@ -7182,30 +4466,8 @@
         <w:rPr>
           <w:rFonts w:ascii="Verdana" w:hAnsi="Verdana" w:cs="Arial"/>
         </w:rPr>
-        <w:t xml:space="preserve">{% for heir in </w:t>
-      </w:r>
-      <w:proofErr w:type="spellStart"/>
-      <w:r>
-        <w:rPr>
-          <w:rFonts w:ascii="Verdana" w:hAnsi="Verdana" w:cs="Arial"/>
-        </w:rPr>
-        <w:t>collected_</w:t>
-      </w:r>
-      <w:proofErr w:type="gramStart"/>
-      <w:r>
-        <w:rPr>
-          <w:rFonts w:ascii="Verdana" w:hAnsi="Verdana" w:cs="Arial"/>
-        </w:rPr>
-        <w:t>heirs</w:t>
-      </w:r>
-      <w:proofErr w:type="spellEnd"/>
-      <w:r>
-        <w:rPr>
-          <w:rFonts w:ascii="Verdana" w:hAnsi="Verdana" w:cs="Arial"/>
-        </w:rPr>
-        <w:t xml:space="preserve"> %}</w:t>
-      </w:r>
-      <w:proofErr w:type="gramEnd"/>
+        <w:t>{% for heir in collected_heirs %}</w:t>
+      </w:r>
     </w:p>
     <w:tbl>
       <w:tblPr>
@@ -7243,47 +4505,11 @@
                 <w:rFonts w:ascii="Verdana" w:hAnsi="Verdana" w:cs="Arial"/>
               </w:rPr>
             </w:pPr>
-            <w:proofErr w:type="gramStart"/>
-            <w:r>
-              <w:rPr>
-                <w:rFonts w:ascii="Verdana" w:hAnsi="Verdana" w:cs="Arial"/>
-              </w:rPr>
-              <w:t xml:space="preserve">{{ </w:t>
-            </w:r>
-            <w:proofErr w:type="spellStart"/>
-            <w:r>
-              <w:rPr>
-                <w:rFonts w:ascii="Verdana" w:hAnsi="Verdana" w:cs="Arial"/>
-              </w:rPr>
-              <w:t>heir.name</w:t>
-            </w:r>
-            <w:proofErr w:type="gramEnd"/>
-            <w:r>
-              <w:rPr>
-                <w:rFonts w:ascii="Verdana" w:hAnsi="Verdana" w:cs="Arial"/>
-              </w:rPr>
-              <w:t>_</w:t>
-            </w:r>
-            <w:proofErr w:type="gramStart"/>
-            <w:r>
-              <w:rPr>
-                <w:rFonts w:ascii="Verdana" w:hAnsi="Verdana" w:cs="Arial"/>
-              </w:rPr>
-              <w:t>full</w:t>
-            </w:r>
-            <w:proofErr w:type="spellEnd"/>
-            <w:r>
-              <w:rPr>
-                <w:rFonts w:ascii="Verdana" w:hAnsi="Verdana" w:cs="Arial"/>
-              </w:rPr>
-              <w:t>(</w:t>
-            </w:r>
-            <w:proofErr w:type="gramEnd"/>
-            <w:r>
-              <w:rPr>
-                <w:rFonts w:ascii="Verdana" w:hAnsi="Verdana" w:cs="Arial"/>
-              </w:rPr>
-              <w:t>)}}</w:t>
+            <w:r>
+              <w:rPr>
+                <w:rFonts w:ascii="Verdana" w:hAnsi="Verdana" w:cs="Arial"/>
+              </w:rPr>
+              <w:t>{{ heir.name_full()}}</w:t>
             </w:r>
           </w:p>
         </w:tc>
@@ -7373,16 +4599,8 @@
         <w:rPr>
           <w:rFonts w:ascii="Verdana" w:hAnsi="Verdana" w:cs="Arial"/>
         </w:rPr>
-        <w:t xml:space="preserve">{% </w:t>
-      </w:r>
-      <w:proofErr w:type="spellStart"/>
-      <w:r>
-        <w:rPr>
-          <w:rFonts w:ascii="Verdana" w:hAnsi="Verdana" w:cs="Arial"/>
-        </w:rPr>
-        <w:t>endfor</w:t>
-      </w:r>
-      <w:proofErr w:type="spellEnd"/>
+        <w:t>{% endfor</w:t>
+      </w:r>
       <w:r>
         <w:rPr>
           <w:rFonts w:ascii="Verdana" w:hAnsi="Verdana" w:cs="Arial"/>
@@ -7491,14 +4709,7 @@
               <w:rPr>
                 <w:rFonts w:ascii="Verdana" w:hAnsi="Verdana" w:cs="Arial"/>
               </w:rPr>
-              <w:t xml:space="preserve">Signature of </w:t>
-            </w:r>
-            <w:proofErr w:type="gramStart"/>
-            <w:r>
-              <w:rPr>
-                <w:rFonts w:ascii="Verdana" w:hAnsi="Verdana" w:cs="Arial"/>
-              </w:rPr>
-              <w:t>Affiant</w:t>
+              <w:t>Signature of Affiant</w:t>
             </w:r>
             <w:r>
               <w:rPr>
@@ -7510,42 +4721,7 @@
               <w:rPr>
                 <w:rFonts w:ascii="Verdana" w:hAnsi="Verdana" w:cs="Arial"/>
               </w:rPr>
-              <w:t xml:space="preserve"> </w:t>
-            </w:r>
-            <w:r>
-              <w:rPr>
-                <w:rFonts w:ascii="Verdana" w:hAnsi="Verdana" w:cs="Arial"/>
-              </w:rPr>
-              <w:t>{{</w:t>
-            </w:r>
-            <w:proofErr w:type="spellStart"/>
-            <w:proofErr w:type="gramEnd"/>
-            <w:r>
-              <w:rPr>
-                <w:rFonts w:ascii="Verdana" w:hAnsi="Verdana" w:cs="Arial"/>
-              </w:rPr>
-              <w:t>return_user_name</w:t>
-            </w:r>
-            <w:proofErr w:type="spellEnd"/>
-            <w:r>
-              <w:rPr>
-                <w:rFonts w:ascii="Verdana" w:hAnsi="Verdana" w:cs="Arial"/>
-              </w:rPr>
-              <w:t>(</w:t>
-            </w:r>
-            <w:proofErr w:type="gramStart"/>
-            <w:r>
-              <w:rPr>
-                <w:rFonts w:ascii="Verdana" w:hAnsi="Verdana" w:cs="Arial"/>
-              </w:rPr>
-              <w:t>users[</w:t>
-            </w:r>
-            <w:proofErr w:type="gramEnd"/>
-            <w:r>
-              <w:rPr>
-                <w:rFonts w:ascii="Verdana" w:hAnsi="Verdana" w:cs="Arial"/>
-              </w:rPr>
-              <w:t>0])}}</w:t>
+              <w:t xml:space="preserve"> {{return_user_name(users[0])}}</w:t>
             </w:r>
           </w:p>
         </w:tc>
@@ -7585,35 +4761,7 @@
         <w:rPr>
           <w:rFonts w:ascii="Verdana" w:hAnsi="Verdana" w:cs="Arial"/>
         </w:rPr>
-        <w:t xml:space="preserve">Subscribed and </w:t>
-      </w:r>
-      <w:proofErr w:type="gramStart"/>
-      <w:r>
-        <w:rPr>
-          <w:rFonts w:ascii="Verdana" w:hAnsi="Verdana" w:cs="Arial"/>
-        </w:rPr>
-        <w:t>sworn</w:t>
-      </w:r>
-      <w:proofErr w:type="gramEnd"/>
-      <w:r>
-        <w:rPr>
-          <w:rFonts w:ascii="Verdana" w:hAnsi="Verdana" w:cs="Arial"/>
-        </w:rPr>
-        <w:t xml:space="preserve"> </w:t>
-      </w:r>
-      <w:proofErr w:type="gramStart"/>
-      <w:r>
-        <w:rPr>
-          <w:rFonts w:ascii="Verdana" w:hAnsi="Verdana" w:cs="Arial"/>
-        </w:rPr>
-        <w:t>to before</w:t>
-      </w:r>
-      <w:proofErr w:type="gramEnd"/>
-      <w:r>
-        <w:rPr>
-          <w:rFonts w:ascii="Verdana" w:hAnsi="Verdana" w:cs="Arial"/>
-        </w:rPr>
-        <w:t xml:space="preserve"> me this </w:t>
+        <w:t xml:space="preserve">Subscribed and sworn to before me this </w:t>
       </w:r>
       <w:r>
         <w:rPr>
@@ -9040,6 +6188,7 @@
   <w:style w:type="paragraph" w:default="1" w:styleId="Normal">
     <w:name w:val="Normal"/>
     <w:qFormat/>
+    <w:rsid w:val="008A091E"/>
   </w:style>
   <w:style w:type="paragraph" w:styleId="Heading1">
     <w:name w:val="heading 1"/>
